--- a/SPRINTS.docx
+++ b/SPRINTS.docx
@@ -1,6 +1,6 @@
 
 <file path=word/document.xml><?xml version="1.0" encoding="utf-8"?>
-<w:document xmlns:wpc="http://schemas.microsoft.com/office/word/2010/wordprocessingCanvas" xmlns:cx="http://schemas.microsoft.com/office/drawing/2014/chartex" xmlns:cx1="http://schemas.microsoft.com/office/drawing/2015/9/8/chartex" xmlns:mc="http://schemas.openxmlformats.org/markup-compatibility/2006" xmlns:o="urn:schemas-microsoft-com:office:office" xmlns:r="http://schemas.openxmlformats.org/officeDocument/2006/relationships" xmlns:m="http://schemas.openxmlformats.org/officeDocument/2006/math" xmlns:v="urn:schemas-microsoft-com:vml" xmlns:wp14="http://schemas.microsoft.com/office/word/2010/wordprocessingDrawing" xmlns:wp="http://schemas.openxmlformats.org/drawingml/2006/wordprocessingDrawing" xmlns:w10="urn:schemas-microsoft-com:office:word" xmlns:w="http://schemas.openxmlformats.org/wordprocessingml/2006/main" xmlns:w14="http://schemas.microsoft.com/office/word/2010/wordml" xmlns:w15="http://schemas.microsoft.com/office/word/2012/wordml" xmlns:w16se="http://schemas.microsoft.com/office/word/2015/wordml/symex" xmlns:wpg="http://schemas.microsoft.com/office/word/2010/wordprocessingGroup" xmlns:wpi="http://schemas.microsoft.com/office/word/2010/wordprocessingInk" xmlns:wne="http://schemas.microsoft.com/office/word/2006/wordml" xmlns:wps="http://schemas.microsoft.com/office/word/2010/wordprocessingShape" mc:Ignorable="w14 w15 w16se wp14">
+<w:document xmlns:wpc="http://schemas.microsoft.com/office/word/2010/wordprocessingCanvas" xmlns:cx="http://schemas.microsoft.com/office/drawing/2014/chartex" xmlns:mc="http://schemas.openxmlformats.org/markup-compatibility/2006" xmlns:o="urn:schemas-microsoft-com:office:office" xmlns:r="http://schemas.openxmlformats.org/officeDocument/2006/relationships" xmlns:m="http://schemas.openxmlformats.org/officeDocument/2006/math" xmlns:v="urn:schemas-microsoft-com:vml" xmlns:wp14="http://schemas.microsoft.com/office/word/2010/wordprocessingDrawing" xmlns:wp="http://schemas.openxmlformats.org/drawingml/2006/wordprocessingDrawing" xmlns:w10="urn:schemas-microsoft-com:office:word" xmlns:w="http://schemas.openxmlformats.org/wordprocessingml/2006/main" xmlns:w14="http://schemas.microsoft.com/office/word/2010/wordml" xmlns:w15="http://schemas.microsoft.com/office/word/2012/wordml" xmlns:w16se="http://schemas.microsoft.com/office/word/2015/wordml/symex" xmlns:wpg="http://schemas.microsoft.com/office/word/2010/wordprocessingGroup" xmlns:wpi="http://schemas.microsoft.com/office/word/2010/wordprocessingInk" xmlns:wne="http://schemas.microsoft.com/office/word/2006/wordml" xmlns:wps="http://schemas.microsoft.com/office/word/2010/wordprocessingShape" mc:Ignorable="w14 w15 w16se wp14">
   <w:body>
     <w:p>
       <w:pPr>
@@ -8,16 +8,17 @@
         <w:jc w:val="left"/>
         <w:outlineLvl w:val="0"/>
         <w:rPr>
-          <w:rFonts w:ascii="Times New Roman" w:eastAsia="Times New Roman" w:hAnsi="Times New Roman" w:cs="Times New Roman"/>
+          <w:rFonts w:eastAsia="Times New Roman" w:cstheme="minorHAnsi"/>
           <w:b/>
           <w:bCs/>
           <w:kern w:val="36"/>
           <w:szCs w:val="28"/>
-        </w:rPr>
-      </w:pPr>
-      <w:r>
-        <w:rPr>
-          <w:rFonts w:ascii="Calibri Light" w:eastAsia="Times New Roman" w:hAnsi="Calibri Light" w:cs="Calibri Light"/>
+          <w:lang w:val="es-MX"/>
+        </w:rPr>
+      </w:pPr>
+      <w:r>
+        <w:rPr>
+          <w:rFonts w:ascii="Calibri" w:eastAsia="Times New Roman" w:hAnsi="Calibri" w:cs="Calibri"/>
           <w:b/>
           <w:bCs/>
           <w:kern w:val="36"/>
@@ -27,95 +28,56 @@
       </w:r>
       <w:r>
         <w:rPr>
-          <w:rFonts w:ascii="Times New Roman" w:eastAsia="Times New Roman" w:hAnsi="Times New Roman" w:cs="Times New Roman"/>
+          <w:rFonts w:eastAsia="Times New Roman" w:cstheme="minorHAnsi"/>
           <w:b/>
           <w:bCs/>
           <w:kern w:val="36"/>
           <w:szCs w:val="28"/>
-        </w:rPr>
-        <w:t xml:space="preserve"> ROADMAP </w:t>
-      </w:r>
-      <w:proofErr w:type="spellStart"/>
-      <w:r>
-        <w:rPr>
-          <w:rFonts w:ascii="Times New Roman" w:eastAsia="Times New Roman" w:hAnsi="Times New Roman" w:cs="Times New Roman"/>
+          <w:lang w:val="es-MX"/>
+        </w:rPr>
+        <w:t xml:space="preserve"> </w:t>
+      </w:r>
+      <w:bookmarkStart w:id="0" w:name="_GoBack"/>
+      <w:bookmarkEnd w:id="0"/>
+      <w:r>
+        <w:rPr>
+          <w:rFonts w:eastAsia="Times New Roman" w:cstheme="minorHAnsi"/>
           <w:b/>
           <w:bCs/>
           <w:kern w:val="36"/>
           <w:szCs w:val="28"/>
-        </w:rPr>
-        <w:t>PROFESIONAL</w:t>
-      </w:r>
-      <w:proofErr w:type="spellEnd"/>
-      <w:r>
-        <w:rPr>
-          <w:rFonts w:ascii="Times New Roman" w:eastAsia="Times New Roman" w:hAnsi="Times New Roman" w:cs="Times New Roman"/>
+          <w:lang w:val="es-MX"/>
+        </w:rPr>
+        <w:t>ROADMAP PROFESIONAL VETAPP</w:t>
+      </w:r>
+    </w:p>
+    <w:p>
+      <w:pPr>
+        <w:spacing w:before="100" w:beforeAutospacing="1" w:after="100" w:afterAutospacing="1" w:line="240" w:lineRule="auto"/>
+        <w:jc w:val="left"/>
+        <w:outlineLvl w:val="0"/>
+        <w:rPr>
+          <w:rFonts w:eastAsia="Times New Roman" w:cstheme="minorHAnsi"/>
           <w:b/>
           <w:bCs/>
           <w:kern w:val="36"/>
           <w:szCs w:val="28"/>
-        </w:rPr>
-        <w:t xml:space="preserve"> </w:t>
-      </w:r>
-      <w:proofErr w:type="spellStart"/>
-      <w:r>
-        <w:rPr>
-          <w:rFonts w:ascii="Times New Roman" w:eastAsia="Times New Roman" w:hAnsi="Times New Roman" w:cs="Times New Roman"/>
+          <w:lang w:val="es-EC"/>
+        </w:rPr>
+      </w:pPr>
+      <w:r>
+        <w:rPr>
+          <w:rFonts w:ascii="Segoe UI Symbol" w:eastAsia="Times New Roman" w:hAnsi="Segoe UI Symbol" w:cs="Segoe UI Symbol"/>
           <w:b/>
           <w:bCs/>
           <w:kern w:val="36"/>
           <w:szCs w:val="28"/>
         </w:rPr>
-        <w:t>VETAPP</w:t>
-      </w:r>
-      <w:proofErr w:type="spellEnd"/>
-    </w:p>
-    <w:p>
-      <w:pPr>
-        <w:spacing w:after="0" w:line="240" w:lineRule="auto"/>
-        <w:jc w:val="left"/>
-        <w:rPr>
-          <w:rFonts w:ascii="Times New Roman" w:eastAsia="Times New Roman" w:hAnsi="Times New Roman" w:cs="Times New Roman"/>
-          <w:szCs w:val="28"/>
-        </w:rPr>
-      </w:pPr>
-      <w:r>
-        <w:rPr>
-          <w:rFonts w:ascii="Times New Roman" w:eastAsia="Times New Roman" w:hAnsi="Times New Roman" w:cs="Times New Roman"/>
-          <w:szCs w:val="28"/>
-        </w:rPr>
-        <w:pict>
-          <v:rect id="_x0000_i1025" style="width:0;height:1.5pt" o:hralign="center" o:hrstd="t" o:hr="t" fillcolor="#a0a0a0" stroked="f"/>
-        </w:pict>
-      </w:r>
-    </w:p>
-    <w:p>
-      <w:pPr>
-        <w:spacing w:before="100" w:beforeAutospacing="1" w:after="100" w:afterAutospacing="1" w:line="240" w:lineRule="auto"/>
-        <w:jc w:val="left"/>
-        <w:outlineLvl w:val="0"/>
-        <w:rPr>
-          <w:rFonts w:ascii="Times New Roman" w:eastAsia="Times New Roman" w:hAnsi="Times New Roman" w:cs="Times New Roman"/>
-          <w:b/>
-          <w:bCs/>
-          <w:kern w:val="36"/>
-          <w:szCs w:val="28"/>
-          <w:lang w:val="es-EC"/>
-        </w:rPr>
-      </w:pPr>
-      <w:r>
-        <w:rPr>
-          <w:rFonts w:ascii="Segoe UI Symbol" w:eastAsia="Times New Roman" w:hAnsi="Segoe UI Symbol" w:cs="Segoe UI Symbol"/>
-          <w:b/>
-          <w:bCs/>
-          <w:kern w:val="36"/>
-          <w:szCs w:val="28"/>
-        </w:rPr>
         <w:t>🔵</w:t>
       </w:r>
       <w:r>
         <w:rPr>
-          <w:rFonts w:ascii="Times New Roman" w:eastAsia="Times New Roman" w:hAnsi="Times New Roman" w:cs="Times New Roman"/>
+          <w:rFonts w:eastAsia="Times New Roman" w:cstheme="minorHAnsi"/>
           <w:b/>
           <w:bCs/>
           <w:kern w:val="36"/>
@@ -139,7 +101,7 @@
         <w:jc w:val="left"/>
         <w:outlineLvl w:val="2"/>
         <w:rPr>
-          <w:rFonts w:ascii="Times New Roman" w:eastAsia="Times New Roman" w:hAnsi="Times New Roman" w:cs="Times New Roman"/>
+          <w:rFonts w:eastAsia="Times New Roman" w:cstheme="minorHAnsi"/>
           <w:b/>
           <w:bCs/>
           <w:szCs w:val="28"/>
@@ -156,24 +118,31 @@
       </w:r>
       <w:r>
         <w:rPr>
-          <w:rFonts w:ascii="Times New Roman" w:eastAsia="Times New Roman" w:hAnsi="Times New Roman" w:cs="Times New Roman"/>
+          <w:rFonts w:eastAsia="Times New Roman" w:cstheme="minorHAnsi"/>
           <w:b/>
           <w:bCs/>
           <w:szCs w:val="28"/>
         </w:rPr>
         <w:t xml:space="preserve"> Login </w:t>
       </w:r>
-      <w:proofErr w:type="spellStart"/>
-      <w:r>
-        <w:rPr>
-          <w:rFonts w:ascii="Times New Roman" w:eastAsia="Times New Roman" w:hAnsi="Times New Roman" w:cs="Times New Roman"/>
-          <w:b/>
-          <w:bCs/>
-          <w:szCs w:val="28"/>
-        </w:rPr>
-        <w:t>funcional</w:t>
-      </w:r>
-      <w:proofErr w:type="spellEnd"/>
+      <w:r>
+        <w:rPr>
+          <w:rFonts w:eastAsia="Times New Roman" w:cstheme="minorHAnsi"/>
+          <w:b/>
+          <w:bCs/>
+          <w:szCs w:val="28"/>
+        </w:rPr>
+        <w:t xml:space="preserve">functional </w:t>
+      </w:r>
+      <w:r>
+        <w:rPr>
+          <w:rFonts w:eastAsia="Times New Roman" w:cstheme="minorHAnsi"/>
+          <w:b/>
+          <w:bCs/>
+          <w:szCs w:val="28"/>
+        </w:rPr>
+        <w:t>- TERMINADO</w:t>
+      </w:r>
     </w:p>
     <w:p>
       <w:pPr>
@@ -189,7 +158,7 @@
         <w:jc w:val="left"/>
         <w:outlineLvl w:val="2"/>
         <w:rPr>
-          <w:rFonts w:ascii="Times New Roman" w:eastAsia="Times New Roman" w:hAnsi="Times New Roman" w:cs="Times New Roman"/>
+          <w:rFonts w:eastAsia="Times New Roman" w:cstheme="minorHAnsi"/>
           <w:b/>
           <w:bCs/>
           <w:szCs w:val="28"/>
@@ -206,24 +175,31 @@
       </w:r>
       <w:r>
         <w:rPr>
-          <w:rFonts w:ascii="Times New Roman" w:eastAsia="Times New Roman" w:hAnsi="Times New Roman" w:cs="Times New Roman"/>
+          <w:rFonts w:eastAsia="Times New Roman" w:cstheme="minorHAnsi"/>
           <w:b/>
           <w:bCs/>
           <w:szCs w:val="28"/>
         </w:rPr>
         <w:t xml:space="preserve"> Logout </w:t>
       </w:r>
-      <w:proofErr w:type="spellStart"/>
-      <w:r>
-        <w:rPr>
-          <w:rFonts w:ascii="Times New Roman" w:eastAsia="Times New Roman" w:hAnsi="Times New Roman" w:cs="Times New Roman"/>
-          <w:b/>
-          <w:bCs/>
-          <w:szCs w:val="28"/>
-        </w:rPr>
-        <w:t>funcional</w:t>
-      </w:r>
-      <w:proofErr w:type="spellEnd"/>
+      <w:r>
+        <w:rPr>
+          <w:rFonts w:eastAsia="Times New Roman" w:cstheme="minorHAnsi"/>
+          <w:b/>
+          <w:bCs/>
+          <w:szCs w:val="28"/>
+        </w:rPr>
+        <w:t xml:space="preserve">functional </w:t>
+      </w:r>
+      <w:r>
+        <w:rPr>
+          <w:rFonts w:eastAsia="Times New Roman" w:cstheme="minorHAnsi"/>
+          <w:b/>
+          <w:bCs/>
+          <w:szCs w:val="28"/>
+        </w:rPr>
+        <w:t>- TERMINADO</w:t>
+      </w:r>
     </w:p>
     <w:p>
       <w:pPr>
@@ -239,7 +215,7 @@
         <w:jc w:val="left"/>
         <w:outlineLvl w:val="2"/>
         <w:rPr>
-          <w:rFonts w:ascii="Times New Roman" w:eastAsia="Times New Roman" w:hAnsi="Times New Roman" w:cs="Times New Roman"/>
+          <w:rFonts w:eastAsia="Times New Roman" w:cstheme="minorHAnsi"/>
           <w:b/>
           <w:bCs/>
           <w:szCs w:val="28"/>
@@ -256,7 +232,7 @@
       </w:r>
       <w:r>
         <w:rPr>
-          <w:rFonts w:ascii="Times New Roman" w:eastAsia="Times New Roman" w:hAnsi="Times New Roman" w:cs="Times New Roman"/>
+          <w:rFonts w:eastAsia="Times New Roman" w:cstheme="minorHAnsi"/>
           <w:b/>
           <w:bCs/>
           <w:szCs w:val="28"/>
@@ -266,16 +242,32 @@
       <w:proofErr w:type="spellStart"/>
       <w:r>
         <w:rPr>
-          <w:rFonts w:ascii="Times New Roman" w:eastAsia="Times New Roman" w:hAnsi="Times New Roman" w:cs="Times New Roman"/>
+          <w:rFonts w:eastAsia="Times New Roman" w:cstheme="minorHAnsi"/>
           <w:b/>
           <w:bCs/>
           <w:szCs w:val="28"/>
         </w:rPr>
         <w:t>funcionando</w:t>
       </w:r>
-      <w:bookmarkStart w:id="0" w:name="_GoBack"/>
-      <w:bookmarkEnd w:id="0"/>
       <w:proofErr w:type="spellEnd"/>
+      <w:r>
+        <w:rPr>
+          <w:rFonts w:eastAsia="Times New Roman" w:cstheme="minorHAnsi"/>
+          <w:b/>
+          <w:bCs/>
+          <w:szCs w:val="28"/>
+        </w:rPr>
+        <w:t xml:space="preserve"> </w:t>
+      </w:r>
+      <w:r>
+        <w:rPr>
+          <w:rFonts w:eastAsia="Times New Roman" w:cstheme="minorHAnsi"/>
+          <w:b/>
+          <w:bCs/>
+          <w:szCs w:val="28"/>
+        </w:rPr>
+        <w:t>- TERMINADO</w:t>
+      </w:r>
     </w:p>
     <w:p>
       <w:pPr>
@@ -291,10 +283,11 @@
         <w:jc w:val="left"/>
         <w:outlineLvl w:val="2"/>
         <w:rPr>
-          <w:rFonts w:ascii="Times New Roman" w:eastAsia="Times New Roman" w:hAnsi="Times New Roman" w:cs="Times New Roman"/>
-          <w:b/>
-          <w:bCs/>
-          <w:szCs w:val="28"/>
+          <w:rFonts w:eastAsia="Times New Roman" w:cstheme="minorHAnsi"/>
+          <w:b/>
+          <w:bCs/>
+          <w:szCs w:val="28"/>
+          <w:lang w:val="es-MX"/>
         </w:rPr>
       </w:pPr>
       <w:r>
@@ -303,69 +296,62 @@
           <w:b/>
           <w:bCs/>
           <w:szCs w:val="28"/>
+          <w:lang w:val="es-MX"/>
         </w:rPr>
         <w:t>✔</w:t>
       </w:r>
       <w:r>
         <w:rPr>
-          <w:rFonts w:ascii="Times New Roman" w:eastAsia="Times New Roman" w:hAnsi="Times New Roman" w:cs="Times New Roman"/>
-          <w:b/>
-          <w:bCs/>
-          <w:szCs w:val="28"/>
-        </w:rPr>
-        <w:t xml:space="preserve"> Dashboard </w:t>
+          <w:rFonts w:eastAsia="Times New Roman" w:cstheme="minorHAnsi"/>
+          <w:b/>
+          <w:bCs/>
+          <w:szCs w:val="28"/>
+          <w:lang w:val="es-MX"/>
+        </w:rPr>
+        <w:t xml:space="preserve"> </w:t>
       </w:r>
       <w:proofErr w:type="spellStart"/>
       <w:r>
         <w:rPr>
-          <w:rFonts w:ascii="Times New Roman" w:eastAsia="Times New Roman" w:hAnsi="Times New Roman" w:cs="Times New Roman"/>
-          <w:b/>
-          <w:bCs/>
-          <w:szCs w:val="28"/>
-        </w:rPr>
-        <w:t>dinámico</w:t>
+          <w:rFonts w:eastAsia="Times New Roman" w:cstheme="minorHAnsi"/>
+          <w:b/>
+          <w:bCs/>
+          <w:szCs w:val="28"/>
+          <w:lang w:val="es-MX"/>
+        </w:rPr>
+        <w:t>Dashboard</w:t>
       </w:r>
       <w:proofErr w:type="spellEnd"/>
       <w:r>
         <w:rPr>
-          <w:rFonts w:ascii="Times New Roman" w:eastAsia="Times New Roman" w:hAnsi="Times New Roman" w:cs="Times New Roman"/>
-          <w:b/>
-          <w:bCs/>
-          <w:szCs w:val="28"/>
+          <w:rFonts w:eastAsia="Times New Roman" w:cstheme="minorHAnsi"/>
+          <w:b/>
+          <w:bCs/>
+          <w:szCs w:val="28"/>
+          <w:lang w:val="es-MX"/>
+        </w:rPr>
+        <w:t xml:space="preserve"> dinámico por rol</w:t>
+      </w:r>
+      <w:r>
+        <w:rPr>
+          <w:rFonts w:eastAsia="Times New Roman" w:cstheme="minorHAnsi"/>
+          <w:b/>
+          <w:bCs/>
+          <w:szCs w:val="28"/>
+          <w:lang w:val="es-MX"/>
         </w:rPr>
         <w:t xml:space="preserve"> </w:t>
       </w:r>
-      <w:proofErr w:type="spellStart"/>
-      <w:r>
-        <w:rPr>
-          <w:rFonts w:ascii="Times New Roman" w:eastAsia="Times New Roman" w:hAnsi="Times New Roman" w:cs="Times New Roman"/>
-          <w:b/>
-          <w:bCs/>
-          <w:szCs w:val="28"/>
-        </w:rPr>
-        <w:t>por</w:t>
-      </w:r>
-      <w:proofErr w:type="spellEnd"/>
-      <w:r>
-        <w:rPr>
-          <w:rFonts w:ascii="Times New Roman" w:eastAsia="Times New Roman" w:hAnsi="Times New Roman" w:cs="Times New Roman"/>
-          <w:b/>
-          <w:bCs/>
-          <w:szCs w:val="28"/>
-        </w:rPr>
-        <w:t xml:space="preserve"> </w:t>
-      </w:r>
-      <w:proofErr w:type="spellStart"/>
-      <w:r>
-        <w:rPr>
-          <w:rFonts w:ascii="Times New Roman" w:eastAsia="Times New Roman" w:hAnsi="Times New Roman" w:cs="Times New Roman"/>
-          <w:b/>
-          <w:bCs/>
-          <w:szCs w:val="28"/>
-        </w:rPr>
-        <w:t>rol</w:t>
-      </w:r>
-      <w:proofErr w:type="spellEnd"/>
+      <w:r>
+        <w:rPr>
+          <w:rFonts w:eastAsia="Times New Roman" w:cstheme="minorHAnsi"/>
+          <w:b/>
+          <w:bCs/>
+          <w:szCs w:val="28"/>
+          <w:lang w:val="es-MX"/>
+        </w:rPr>
+        <w:t>- TERMINADO</w:t>
+      </w:r>
     </w:p>
     <w:p>
       <w:pPr>
@@ -381,7 +367,7 @@
         <w:jc w:val="left"/>
         <w:outlineLvl w:val="2"/>
         <w:rPr>
-          <w:rFonts w:ascii="Times New Roman" w:eastAsia="Times New Roman" w:hAnsi="Times New Roman" w:cs="Times New Roman"/>
+          <w:rFonts w:eastAsia="Times New Roman" w:cstheme="minorHAnsi"/>
           <w:b/>
           <w:bCs/>
           <w:szCs w:val="28"/>
@@ -398,7 +384,7 @@
       </w:r>
       <w:r>
         <w:rPr>
-          <w:rFonts w:ascii="Times New Roman" w:eastAsia="Times New Roman" w:hAnsi="Times New Roman" w:cs="Times New Roman"/>
+          <w:rFonts w:eastAsia="Times New Roman" w:cstheme="minorHAnsi"/>
           <w:b/>
           <w:bCs/>
           <w:szCs w:val="28"/>
@@ -408,7 +394,7 @@
       <w:proofErr w:type="spellStart"/>
       <w:r>
         <w:rPr>
-          <w:rFonts w:ascii="Times New Roman" w:eastAsia="Times New Roman" w:hAnsi="Times New Roman" w:cs="Times New Roman"/>
+          <w:rFonts w:eastAsia="Times New Roman" w:cstheme="minorHAnsi"/>
           <w:b/>
           <w:bCs/>
           <w:szCs w:val="28"/>
@@ -418,7 +404,7 @@
       <w:proofErr w:type="spellEnd"/>
       <w:r>
         <w:rPr>
-          <w:rFonts w:ascii="Times New Roman" w:eastAsia="Times New Roman" w:hAnsi="Times New Roman" w:cs="Times New Roman"/>
+          <w:rFonts w:eastAsia="Times New Roman" w:cstheme="minorHAnsi"/>
           <w:b/>
           <w:bCs/>
           <w:szCs w:val="28"/>
@@ -428,7 +414,7 @@
       <w:proofErr w:type="spellStart"/>
       <w:r>
         <w:rPr>
-          <w:rFonts w:ascii="Times New Roman" w:eastAsia="Times New Roman" w:hAnsi="Times New Roman" w:cs="Times New Roman"/>
+          <w:rFonts w:eastAsia="Times New Roman" w:cstheme="minorHAnsi"/>
           <w:b/>
           <w:bCs/>
           <w:szCs w:val="28"/>
@@ -436,6 +422,24 @@
         <w:t>dinámico</w:t>
       </w:r>
       <w:proofErr w:type="spellEnd"/>
+      <w:r>
+        <w:rPr>
+          <w:rFonts w:eastAsia="Times New Roman" w:cstheme="minorHAnsi"/>
+          <w:b/>
+          <w:bCs/>
+          <w:szCs w:val="28"/>
+        </w:rPr>
+        <w:t xml:space="preserve"> </w:t>
+      </w:r>
+      <w:r>
+        <w:rPr>
+          <w:rFonts w:eastAsia="Times New Roman" w:cstheme="minorHAnsi"/>
+          <w:b/>
+          <w:bCs/>
+          <w:szCs w:val="28"/>
+        </w:rPr>
+        <w:t>- TERMINADO</w:t>
+      </w:r>
     </w:p>
     <w:p>
       <w:pPr>
@@ -451,10 +455,11 @@
         <w:jc w:val="left"/>
         <w:outlineLvl w:val="2"/>
         <w:rPr>
-          <w:rFonts w:ascii="Times New Roman" w:eastAsia="Times New Roman" w:hAnsi="Times New Roman" w:cs="Times New Roman"/>
-          <w:b/>
-          <w:bCs/>
-          <w:szCs w:val="28"/>
+          <w:rFonts w:eastAsia="Times New Roman" w:cstheme="minorHAnsi"/>
+          <w:b/>
+          <w:bCs/>
+          <w:szCs w:val="28"/>
+          <w:lang w:val="es-MX"/>
         </w:rPr>
       </w:pPr>
       <w:r>
@@ -463,57 +468,51 @@
           <w:b/>
           <w:bCs/>
           <w:szCs w:val="28"/>
+          <w:lang w:val="es-MX"/>
         </w:rPr>
         <w:t>✔</w:t>
       </w:r>
       <w:r>
         <w:rPr>
-          <w:rFonts w:ascii="Times New Roman" w:eastAsia="Times New Roman" w:hAnsi="Times New Roman" w:cs="Times New Roman"/>
-          <w:b/>
-          <w:bCs/>
-          <w:szCs w:val="28"/>
-        </w:rPr>
-        <w:t xml:space="preserve"> Primer </w:t>
+          <w:rFonts w:eastAsia="Times New Roman" w:cstheme="minorHAnsi"/>
+          <w:b/>
+          <w:bCs/>
+          <w:szCs w:val="28"/>
+          <w:lang w:val="es-MX"/>
+        </w:rPr>
+        <w:t xml:space="preserve"> Primer módulo MVC (</w:t>
       </w:r>
       <w:proofErr w:type="spellStart"/>
       <w:r>
         <w:rPr>
-          <w:rFonts w:ascii="Times New Roman" w:eastAsia="Times New Roman" w:hAnsi="Times New Roman" w:cs="Times New Roman"/>
-          <w:b/>
-          <w:bCs/>
-          <w:szCs w:val="28"/>
-        </w:rPr>
-        <w:t>módulo</w:t>
+          <w:rFonts w:eastAsia="Times New Roman" w:cstheme="minorHAnsi"/>
+          <w:b/>
+          <w:bCs/>
+          <w:szCs w:val="28"/>
+          <w:lang w:val="es-MX"/>
+        </w:rPr>
+        <w:t>Users</w:t>
       </w:r>
       <w:proofErr w:type="spellEnd"/>
       <w:r>
         <w:rPr>
-          <w:rFonts w:ascii="Times New Roman" w:eastAsia="Times New Roman" w:hAnsi="Times New Roman" w:cs="Times New Roman"/>
-          <w:b/>
-          <w:bCs/>
-          <w:szCs w:val="28"/>
-        </w:rPr>
-        <w:t xml:space="preserve"> </w:t>
-      </w:r>
-      <w:proofErr w:type="spellStart"/>
-      <w:r>
-        <w:rPr>
-          <w:rFonts w:ascii="Times New Roman" w:eastAsia="Times New Roman" w:hAnsi="Times New Roman" w:cs="Times New Roman"/>
-          <w:b/>
-          <w:bCs/>
-          <w:szCs w:val="28"/>
-        </w:rPr>
-        <w:t>MVC</w:t>
-      </w:r>
-      <w:proofErr w:type="spellEnd"/>
-      <w:r>
-        <w:rPr>
-          <w:rFonts w:ascii="Times New Roman" w:eastAsia="Times New Roman" w:hAnsi="Times New Roman" w:cs="Times New Roman"/>
-          <w:b/>
-          <w:bCs/>
-          <w:szCs w:val="28"/>
-        </w:rPr>
-        <w:t xml:space="preserve"> (Users)</w:t>
+          <w:rFonts w:eastAsia="Times New Roman" w:cstheme="minorHAnsi"/>
+          <w:b/>
+          <w:bCs/>
+          <w:szCs w:val="28"/>
+          <w:lang w:val="es-MX"/>
+        </w:rPr>
+        <w:t>)</w:t>
+      </w:r>
+      <w:r>
+        <w:rPr>
+          <w:rFonts w:eastAsia="Times New Roman" w:cstheme="minorHAnsi"/>
+          <w:b/>
+          <w:bCs/>
+          <w:szCs w:val="28"/>
+          <w:lang w:val="es-MX"/>
+        </w:rPr>
+        <w:t xml:space="preserve"> – SIN CRUD - TERMINADO</w:t>
       </w:r>
     </w:p>
     <w:p>
@@ -521,7 +520,7 @@
         <w:spacing w:before="100" w:beforeAutospacing="1" w:after="100" w:afterAutospacing="1" w:line="240" w:lineRule="auto"/>
         <w:jc w:val="left"/>
         <w:rPr>
-          <w:rFonts w:ascii="Times New Roman" w:eastAsia="Times New Roman" w:hAnsi="Times New Roman" w:cs="Times New Roman"/>
+          <w:rFonts w:eastAsia="Times New Roman" w:cstheme="minorHAnsi"/>
           <w:szCs w:val="28"/>
           <w:lang w:val="es-EC"/>
         </w:rPr>
@@ -535,25 +534,15 @@
       </w:r>
       <w:r>
         <w:rPr>
-          <w:rFonts w:ascii="Times New Roman" w:eastAsia="Times New Roman" w:hAnsi="Times New Roman" w:cs="Times New Roman"/>
-          <w:szCs w:val="28"/>
-          <w:lang w:val="es-EC"/>
-        </w:rPr>
-        <w:t xml:space="preserve"> Objetivo del Sprint</w:t>
-      </w:r>
-      <w:proofErr w:type="gramStart"/>
-      <w:r>
-        <w:rPr>
-          <w:rFonts w:ascii="Times New Roman" w:eastAsia="Times New Roman" w:hAnsi="Times New Roman" w:cs="Times New Roman"/>
-          <w:szCs w:val="28"/>
-          <w:lang w:val="es-EC"/>
-        </w:rPr>
-        <w:t>:</w:t>
-      </w:r>
-      <w:proofErr w:type="gramEnd"/>
-      <w:r>
-        <w:rPr>
-          <w:rFonts w:ascii="Times New Roman" w:eastAsia="Times New Roman" w:hAnsi="Times New Roman" w:cs="Times New Roman"/>
+          <w:rFonts w:eastAsia="Times New Roman" w:cstheme="minorHAnsi"/>
+          <w:szCs w:val="28"/>
+          <w:lang w:val="es-EC"/>
+        </w:rPr>
+        <w:t xml:space="preserve"> Objetivo del Sprint:</w:t>
+      </w:r>
+      <w:r>
+        <w:rPr>
+          <w:rFonts w:eastAsia="Times New Roman" w:cstheme="minorHAnsi"/>
           <w:szCs w:val="28"/>
           <w:lang w:val="es-EC"/>
         </w:rPr>
@@ -563,30 +552,11 @@
     </w:p>
     <w:p>
       <w:pPr>
-        <w:spacing w:after="0" w:line="240" w:lineRule="auto"/>
-        <w:jc w:val="left"/>
-        <w:rPr>
-          <w:rFonts w:ascii="Times New Roman" w:eastAsia="Times New Roman" w:hAnsi="Times New Roman" w:cs="Times New Roman"/>
-          <w:szCs w:val="28"/>
-        </w:rPr>
-      </w:pPr>
-      <w:r>
-        <w:rPr>
-          <w:rFonts w:ascii="Times New Roman" w:eastAsia="Times New Roman" w:hAnsi="Times New Roman" w:cs="Times New Roman"/>
-          <w:szCs w:val="28"/>
-        </w:rPr>
-        <w:pict>
-          <v:rect id="_x0000_i1026" style="width:0;height:1.5pt" o:hralign="center" o:hrstd="t" o:hr="t" fillcolor="#a0a0a0" stroked="f"/>
-        </w:pict>
-      </w:r>
-    </w:p>
-    <w:p>
-      <w:pPr>
         <w:spacing w:before="100" w:beforeAutospacing="1" w:after="100" w:afterAutospacing="1" w:line="240" w:lineRule="auto"/>
         <w:jc w:val="left"/>
         <w:outlineLvl w:val="0"/>
         <w:rPr>
-          <w:rFonts w:ascii="Times New Roman" w:eastAsia="Times New Roman" w:hAnsi="Times New Roman" w:cs="Times New Roman"/>
+          <w:rFonts w:eastAsia="Times New Roman" w:cstheme="minorHAnsi"/>
           <w:b/>
           <w:bCs/>
           <w:kern w:val="36"/>
@@ -606,7 +576,7 @@
       </w:r>
       <w:r>
         <w:rPr>
-          <w:rFonts w:ascii="Times New Roman" w:eastAsia="Times New Roman" w:hAnsi="Times New Roman" w:cs="Times New Roman"/>
+          <w:rFonts w:eastAsia="Times New Roman" w:cstheme="minorHAnsi"/>
           <w:b/>
           <w:bCs/>
           <w:kern w:val="36"/>
@@ -622,7 +592,7 @@
         <w:jc w:val="left"/>
         <w:outlineLvl w:val="1"/>
         <w:rPr>
-          <w:rFonts w:ascii="Times New Roman" w:eastAsia="Times New Roman" w:hAnsi="Times New Roman" w:cs="Times New Roman"/>
+          <w:rFonts w:eastAsia="Times New Roman" w:cstheme="minorHAnsi"/>
           <w:b/>
           <w:bCs/>
           <w:szCs w:val="28"/>
@@ -639,7 +609,7 @@
       </w:r>
       <w:r>
         <w:rPr>
-          <w:rFonts w:ascii="Times New Roman" w:eastAsia="Times New Roman" w:hAnsi="Times New Roman" w:cs="Times New Roman"/>
+          <w:rFonts w:eastAsia="Times New Roman" w:cstheme="minorHAnsi"/>
           <w:b/>
           <w:bCs/>
           <w:szCs w:val="28"/>
@@ -649,7 +619,7 @@
       <w:proofErr w:type="spellStart"/>
       <w:r>
         <w:rPr>
-          <w:rFonts w:ascii="Times New Roman" w:eastAsia="Times New Roman" w:hAnsi="Times New Roman" w:cs="Times New Roman"/>
+          <w:rFonts w:eastAsia="Times New Roman" w:cstheme="minorHAnsi"/>
           <w:b/>
           <w:bCs/>
           <w:szCs w:val="28"/>
@@ -659,7 +629,7 @@
       <w:proofErr w:type="spellEnd"/>
       <w:r>
         <w:rPr>
-          <w:rFonts w:ascii="Times New Roman" w:eastAsia="Times New Roman" w:hAnsi="Times New Roman" w:cs="Times New Roman"/>
+          <w:rFonts w:eastAsia="Times New Roman" w:cstheme="minorHAnsi"/>
           <w:b/>
           <w:bCs/>
           <w:szCs w:val="28"/>
@@ -676,14 +646,14 @@
         <w:spacing w:before="100" w:beforeAutospacing="1" w:after="100" w:afterAutospacing="1" w:line="240" w:lineRule="auto"/>
         <w:jc w:val="left"/>
         <w:rPr>
-          <w:rFonts w:ascii="Times New Roman" w:eastAsia="Times New Roman" w:hAnsi="Times New Roman" w:cs="Times New Roman"/>
+          <w:rFonts w:eastAsia="Times New Roman" w:cstheme="minorHAnsi"/>
           <w:szCs w:val="28"/>
         </w:rPr>
       </w:pPr>
       <w:proofErr w:type="spellStart"/>
       <w:r>
         <w:rPr>
-          <w:rFonts w:ascii="Times New Roman" w:eastAsia="Times New Roman" w:hAnsi="Times New Roman" w:cs="Times New Roman"/>
+          <w:rFonts w:eastAsia="Times New Roman" w:cstheme="minorHAnsi"/>
           <w:szCs w:val="28"/>
         </w:rPr>
         <w:t>Crear</w:t>
@@ -691,7 +661,7 @@
       <w:proofErr w:type="spellEnd"/>
       <w:r>
         <w:rPr>
-          <w:rFonts w:ascii="Times New Roman" w:eastAsia="Times New Roman" w:hAnsi="Times New Roman" w:cs="Times New Roman"/>
+          <w:rFonts w:eastAsia="Times New Roman" w:cstheme="minorHAnsi"/>
           <w:szCs w:val="28"/>
         </w:rPr>
         <w:t xml:space="preserve"> </w:t>
@@ -699,7 +669,7 @@
       <w:proofErr w:type="spellStart"/>
       <w:r>
         <w:rPr>
-          <w:rFonts w:ascii="Courier New" w:eastAsia="Times New Roman" w:hAnsi="Courier New" w:cs="Courier New"/>
+          <w:rFonts w:eastAsia="Times New Roman" w:cstheme="minorHAnsi"/>
           <w:szCs w:val="28"/>
         </w:rPr>
         <w:t>RoleMiddleware.php</w:t>
@@ -715,14 +685,14 @@
         <w:spacing w:before="100" w:beforeAutospacing="1" w:after="100" w:afterAutospacing="1" w:line="240" w:lineRule="auto"/>
         <w:jc w:val="left"/>
         <w:rPr>
-          <w:rFonts w:ascii="Times New Roman" w:eastAsia="Times New Roman" w:hAnsi="Times New Roman" w:cs="Times New Roman"/>
+          <w:rFonts w:eastAsia="Times New Roman" w:cstheme="minorHAnsi"/>
           <w:szCs w:val="28"/>
         </w:rPr>
       </w:pPr>
       <w:proofErr w:type="spellStart"/>
       <w:r>
         <w:rPr>
-          <w:rFonts w:ascii="Times New Roman" w:eastAsia="Times New Roman" w:hAnsi="Times New Roman" w:cs="Times New Roman"/>
+          <w:rFonts w:eastAsia="Times New Roman" w:cstheme="minorHAnsi"/>
           <w:szCs w:val="28"/>
         </w:rPr>
         <w:t>Quitar</w:t>
@@ -730,7 +700,7 @@
       <w:proofErr w:type="spellEnd"/>
       <w:r>
         <w:rPr>
-          <w:rFonts w:ascii="Times New Roman" w:eastAsia="Times New Roman" w:hAnsi="Times New Roman" w:cs="Times New Roman"/>
+          <w:rFonts w:eastAsia="Times New Roman" w:cstheme="minorHAnsi"/>
           <w:szCs w:val="28"/>
         </w:rPr>
         <w:t xml:space="preserve"> </w:t>
@@ -738,7 +708,7 @@
       <w:proofErr w:type="spellStart"/>
       <w:r>
         <w:rPr>
-          <w:rFonts w:ascii="Times New Roman" w:eastAsia="Times New Roman" w:hAnsi="Times New Roman" w:cs="Times New Roman"/>
+          <w:rFonts w:eastAsia="Times New Roman" w:cstheme="minorHAnsi"/>
           <w:szCs w:val="28"/>
         </w:rPr>
         <w:t>validaciones</w:t>
@@ -746,7 +716,7 @@
       <w:proofErr w:type="spellEnd"/>
       <w:r>
         <w:rPr>
-          <w:rFonts w:ascii="Times New Roman" w:eastAsia="Times New Roman" w:hAnsi="Times New Roman" w:cs="Times New Roman"/>
+          <w:rFonts w:eastAsia="Times New Roman" w:cstheme="minorHAnsi"/>
           <w:szCs w:val="28"/>
         </w:rPr>
         <w:t xml:space="preserve"> </w:t>
@@ -754,7 +724,7 @@
       <w:proofErr w:type="spellStart"/>
       <w:r>
         <w:rPr>
-          <w:rFonts w:ascii="Times New Roman" w:eastAsia="Times New Roman" w:hAnsi="Times New Roman" w:cs="Times New Roman"/>
+          <w:rFonts w:eastAsia="Times New Roman" w:cstheme="minorHAnsi"/>
           <w:szCs w:val="28"/>
         </w:rPr>
         <w:t>manuales</w:t>
@@ -762,7 +732,7 @@
       <w:proofErr w:type="spellEnd"/>
       <w:r>
         <w:rPr>
-          <w:rFonts w:ascii="Times New Roman" w:eastAsia="Times New Roman" w:hAnsi="Times New Roman" w:cs="Times New Roman"/>
+          <w:rFonts w:eastAsia="Times New Roman" w:cstheme="minorHAnsi"/>
           <w:szCs w:val="28"/>
         </w:rPr>
         <w:t xml:space="preserve"> del controller</w:t>
@@ -777,14 +747,14 @@
         <w:spacing w:before="100" w:beforeAutospacing="1" w:after="100" w:afterAutospacing="1" w:line="240" w:lineRule="auto"/>
         <w:jc w:val="left"/>
         <w:rPr>
-          <w:rFonts w:ascii="Times New Roman" w:eastAsia="Times New Roman" w:hAnsi="Times New Roman" w:cs="Times New Roman"/>
+          <w:rFonts w:eastAsia="Times New Roman" w:cstheme="minorHAnsi"/>
           <w:szCs w:val="28"/>
         </w:rPr>
       </w:pPr>
       <w:proofErr w:type="spellStart"/>
       <w:r>
         <w:rPr>
-          <w:rFonts w:ascii="Times New Roman" w:eastAsia="Times New Roman" w:hAnsi="Times New Roman" w:cs="Times New Roman"/>
+          <w:rFonts w:eastAsia="Times New Roman" w:cstheme="minorHAnsi"/>
           <w:szCs w:val="28"/>
         </w:rPr>
         <w:t>Centralizar</w:t>
@@ -792,7 +762,7 @@
       <w:proofErr w:type="spellEnd"/>
       <w:r>
         <w:rPr>
-          <w:rFonts w:ascii="Times New Roman" w:eastAsia="Times New Roman" w:hAnsi="Times New Roman" w:cs="Times New Roman"/>
+          <w:rFonts w:eastAsia="Times New Roman" w:cstheme="minorHAnsi"/>
           <w:szCs w:val="28"/>
         </w:rPr>
         <w:t xml:space="preserve"> </w:t>
@@ -800,7 +770,7 @@
       <w:proofErr w:type="spellStart"/>
       <w:r>
         <w:rPr>
-          <w:rFonts w:ascii="Times New Roman" w:eastAsia="Times New Roman" w:hAnsi="Times New Roman" w:cs="Times New Roman"/>
+          <w:rFonts w:eastAsia="Times New Roman" w:cstheme="minorHAnsi"/>
           <w:szCs w:val="28"/>
         </w:rPr>
         <w:t>permisos</w:t>
@@ -813,25 +783,34 @@
         <w:jc w:val="left"/>
         <w:outlineLvl w:val="1"/>
         <w:rPr>
-          <w:rFonts w:ascii="Times New Roman" w:eastAsia="Times New Roman" w:hAnsi="Times New Roman" w:cs="Times New Roman"/>
-          <w:b/>
-          <w:bCs/>
-          <w:szCs w:val="28"/>
-        </w:rPr>
-      </w:pPr>
-      <w:r>
-        <w:rPr>
-          <w:rFonts w:ascii="Times New Roman" w:eastAsia="Times New Roman" w:hAnsi="Times New Roman" w:cs="Times New Roman"/>
-          <w:b/>
-          <w:bCs/>
-          <w:szCs w:val="28"/>
-        </w:rPr>
-        <w:t xml:space="preserve">🧭 2.2 </w:t>
+          <w:rFonts w:eastAsia="Times New Roman" w:cstheme="minorHAnsi"/>
+          <w:b/>
+          <w:bCs/>
+          <w:szCs w:val="28"/>
+        </w:rPr>
+      </w:pPr>
+      <w:r>
+        <w:rPr>
+          <w:rFonts w:ascii="Calibri" w:eastAsia="Times New Roman" w:hAnsi="Calibri" w:cs="Calibri"/>
+          <w:b/>
+          <w:bCs/>
+          <w:szCs w:val="28"/>
+        </w:rPr>
+        <w:t>🧭</w:t>
+      </w:r>
+      <w:r>
+        <w:rPr>
+          <w:rFonts w:eastAsia="Times New Roman" w:cstheme="minorHAnsi"/>
+          <w:b/>
+          <w:bCs/>
+          <w:szCs w:val="28"/>
+        </w:rPr>
+        <w:t xml:space="preserve"> 2.2 </w:t>
       </w:r>
       <w:proofErr w:type="spellStart"/>
       <w:r>
         <w:rPr>
-          <w:rFonts w:ascii="Times New Roman" w:eastAsia="Times New Roman" w:hAnsi="Times New Roman" w:cs="Times New Roman"/>
+          <w:rFonts w:eastAsia="Times New Roman" w:cstheme="minorHAnsi"/>
           <w:b/>
           <w:bCs/>
           <w:szCs w:val="28"/>
@@ -841,7 +820,7 @@
       <w:proofErr w:type="spellEnd"/>
       <w:r>
         <w:rPr>
-          <w:rFonts w:ascii="Times New Roman" w:eastAsia="Times New Roman" w:hAnsi="Times New Roman" w:cs="Times New Roman"/>
+          <w:rFonts w:eastAsia="Times New Roman" w:cstheme="minorHAnsi"/>
           <w:b/>
           <w:bCs/>
           <w:szCs w:val="28"/>
@@ -858,14 +837,14 @@
         <w:spacing w:before="100" w:beforeAutospacing="1" w:after="100" w:afterAutospacing="1" w:line="240" w:lineRule="auto"/>
         <w:jc w:val="left"/>
         <w:rPr>
-          <w:rFonts w:ascii="Times New Roman" w:eastAsia="Times New Roman" w:hAnsi="Times New Roman" w:cs="Times New Roman"/>
+          <w:rFonts w:eastAsia="Times New Roman" w:cstheme="minorHAnsi"/>
           <w:szCs w:val="28"/>
         </w:rPr>
       </w:pPr>
       <w:proofErr w:type="spellStart"/>
       <w:r>
         <w:rPr>
-          <w:rFonts w:ascii="Times New Roman" w:eastAsia="Times New Roman" w:hAnsi="Times New Roman" w:cs="Times New Roman"/>
+          <w:rFonts w:eastAsia="Times New Roman" w:cstheme="minorHAnsi"/>
           <w:szCs w:val="28"/>
         </w:rPr>
         <w:t>Eliminar</w:t>
@@ -873,7 +852,7 @@
       <w:proofErr w:type="spellEnd"/>
       <w:r>
         <w:rPr>
-          <w:rFonts w:ascii="Times New Roman" w:eastAsia="Times New Roman" w:hAnsi="Times New Roman" w:cs="Times New Roman"/>
+          <w:rFonts w:eastAsia="Times New Roman" w:cstheme="minorHAnsi"/>
           <w:szCs w:val="28"/>
         </w:rPr>
         <w:t xml:space="preserve"> </w:t>
@@ -881,7 +860,7 @@
       <w:proofErr w:type="spellStart"/>
       <w:r>
         <w:rPr>
-          <w:rFonts w:ascii="Times New Roman" w:eastAsia="Times New Roman" w:hAnsi="Times New Roman" w:cs="Times New Roman"/>
+          <w:rFonts w:eastAsia="Times New Roman" w:cstheme="minorHAnsi"/>
           <w:szCs w:val="28"/>
         </w:rPr>
         <w:t>archivos</w:t>
@@ -889,7 +868,7 @@
       <w:proofErr w:type="spellEnd"/>
       <w:r>
         <w:rPr>
-          <w:rFonts w:ascii="Times New Roman" w:eastAsia="Times New Roman" w:hAnsi="Times New Roman" w:cs="Times New Roman"/>
+          <w:rFonts w:eastAsia="Times New Roman" w:cstheme="minorHAnsi"/>
           <w:szCs w:val="28"/>
         </w:rPr>
         <w:t xml:space="preserve"> </w:t>
@@ -897,7 +876,7 @@
       <w:proofErr w:type="spellStart"/>
       <w:r>
         <w:rPr>
-          <w:rFonts w:ascii="Times New Roman" w:eastAsia="Times New Roman" w:hAnsi="Times New Roman" w:cs="Times New Roman"/>
+          <w:rFonts w:eastAsia="Times New Roman" w:cstheme="minorHAnsi"/>
           <w:szCs w:val="28"/>
         </w:rPr>
         <w:t>tipo</w:t>
@@ -905,7 +884,7 @@
       <w:proofErr w:type="spellEnd"/>
       <w:r>
         <w:rPr>
-          <w:rFonts w:ascii="Times New Roman" w:eastAsia="Times New Roman" w:hAnsi="Times New Roman" w:cs="Times New Roman"/>
+          <w:rFonts w:eastAsia="Times New Roman" w:cstheme="minorHAnsi"/>
           <w:szCs w:val="28"/>
         </w:rPr>
         <w:t xml:space="preserve"> </w:t>
@@ -913,7 +892,7 @@
       <w:proofErr w:type="spellStart"/>
       <w:r>
         <w:rPr>
-          <w:rFonts w:ascii="Courier New" w:eastAsia="Times New Roman" w:hAnsi="Courier New" w:cs="Courier New"/>
+          <w:rFonts w:eastAsia="Times New Roman" w:cstheme="minorHAnsi"/>
           <w:szCs w:val="28"/>
         </w:rPr>
         <w:t>users.php</w:t>
@@ -929,14 +908,14 @@
         <w:spacing w:before="100" w:beforeAutospacing="1" w:after="100" w:afterAutospacing="1" w:line="240" w:lineRule="auto"/>
         <w:jc w:val="left"/>
         <w:rPr>
-          <w:rFonts w:ascii="Times New Roman" w:eastAsia="Times New Roman" w:hAnsi="Times New Roman" w:cs="Times New Roman"/>
+          <w:rFonts w:eastAsia="Times New Roman" w:cstheme="minorHAnsi"/>
           <w:szCs w:val="28"/>
         </w:rPr>
       </w:pPr>
       <w:proofErr w:type="spellStart"/>
       <w:r>
         <w:rPr>
-          <w:rFonts w:ascii="Times New Roman" w:eastAsia="Times New Roman" w:hAnsi="Times New Roman" w:cs="Times New Roman"/>
+          <w:rFonts w:eastAsia="Times New Roman" w:cstheme="minorHAnsi"/>
           <w:szCs w:val="28"/>
         </w:rPr>
         <w:t>Usar</w:t>
@@ -944,7 +923,7 @@
       <w:proofErr w:type="spellEnd"/>
       <w:r>
         <w:rPr>
-          <w:rFonts w:ascii="Times New Roman" w:eastAsia="Times New Roman" w:hAnsi="Times New Roman" w:cs="Times New Roman"/>
+          <w:rFonts w:eastAsia="Times New Roman" w:cstheme="minorHAnsi"/>
           <w:szCs w:val="28"/>
         </w:rPr>
         <w:t xml:space="preserve"> </w:t>
@@ -952,7 +931,7 @@
       <w:proofErr w:type="spellStart"/>
       <w:r>
         <w:rPr>
-          <w:rFonts w:ascii="Times New Roman" w:eastAsia="Times New Roman" w:hAnsi="Times New Roman" w:cs="Times New Roman"/>
+          <w:rFonts w:eastAsia="Times New Roman" w:cstheme="minorHAnsi"/>
           <w:szCs w:val="28"/>
         </w:rPr>
         <w:t>index.php</w:t>
@@ -960,7 +939,7 @@
       <w:proofErr w:type="spellEnd"/>
       <w:r>
         <w:rPr>
-          <w:rFonts w:ascii="Times New Roman" w:eastAsia="Times New Roman" w:hAnsi="Times New Roman" w:cs="Times New Roman"/>
+          <w:rFonts w:eastAsia="Times New Roman" w:cstheme="minorHAnsi"/>
           <w:szCs w:val="28"/>
         </w:rPr>
         <w:t xml:space="preserve"> </w:t>
@@ -968,7 +947,7 @@
       <w:proofErr w:type="spellStart"/>
       <w:r>
         <w:rPr>
-          <w:rFonts w:ascii="Times New Roman" w:eastAsia="Times New Roman" w:hAnsi="Times New Roman" w:cs="Times New Roman"/>
+          <w:rFonts w:eastAsia="Times New Roman" w:cstheme="minorHAnsi"/>
           <w:szCs w:val="28"/>
         </w:rPr>
         <w:t>como</w:t>
@@ -976,7 +955,7 @@
       <w:proofErr w:type="spellEnd"/>
       <w:r>
         <w:rPr>
-          <w:rFonts w:ascii="Times New Roman" w:eastAsia="Times New Roman" w:hAnsi="Times New Roman" w:cs="Times New Roman"/>
+          <w:rFonts w:eastAsia="Times New Roman" w:cstheme="minorHAnsi"/>
           <w:szCs w:val="28"/>
         </w:rPr>
         <w:t xml:space="preserve"> front controller</w:t>
@@ -991,14 +970,14 @@
         <w:spacing w:before="100" w:beforeAutospacing="1" w:after="100" w:afterAutospacing="1" w:line="240" w:lineRule="auto"/>
         <w:jc w:val="left"/>
         <w:rPr>
-          <w:rFonts w:ascii="Times New Roman" w:eastAsia="Times New Roman" w:hAnsi="Times New Roman" w:cs="Times New Roman"/>
+          <w:rFonts w:eastAsia="Times New Roman" w:cstheme="minorHAnsi"/>
           <w:szCs w:val="28"/>
         </w:rPr>
       </w:pPr>
       <w:proofErr w:type="spellStart"/>
       <w:r>
         <w:rPr>
-          <w:rFonts w:ascii="Times New Roman" w:eastAsia="Times New Roman" w:hAnsi="Times New Roman" w:cs="Times New Roman"/>
+          <w:rFonts w:eastAsia="Times New Roman" w:cstheme="minorHAnsi"/>
           <w:szCs w:val="28"/>
         </w:rPr>
         <w:t>Rutas</w:t>
@@ -1006,7 +985,7 @@
       <w:proofErr w:type="spellEnd"/>
       <w:r>
         <w:rPr>
-          <w:rFonts w:ascii="Times New Roman" w:eastAsia="Times New Roman" w:hAnsi="Times New Roman" w:cs="Times New Roman"/>
+          <w:rFonts w:eastAsia="Times New Roman" w:cstheme="minorHAnsi"/>
           <w:szCs w:val="28"/>
         </w:rPr>
         <w:t xml:space="preserve"> </w:t>
@@ -1014,7 +993,7 @@
       <w:proofErr w:type="spellStart"/>
       <w:r>
         <w:rPr>
-          <w:rFonts w:ascii="Times New Roman" w:eastAsia="Times New Roman" w:hAnsi="Times New Roman" w:cs="Times New Roman"/>
+          <w:rFonts w:eastAsia="Times New Roman" w:cstheme="minorHAnsi"/>
           <w:szCs w:val="28"/>
         </w:rPr>
         <w:t>limpias</w:t>
@@ -1027,7 +1006,7 @@
         <w:jc w:val="left"/>
         <w:outlineLvl w:val="1"/>
         <w:rPr>
-          <w:rFonts w:ascii="Times New Roman" w:eastAsia="Times New Roman" w:hAnsi="Times New Roman" w:cs="Times New Roman"/>
+          <w:rFonts w:eastAsia="Times New Roman" w:cstheme="minorHAnsi"/>
           <w:b/>
           <w:bCs/>
           <w:szCs w:val="28"/>
@@ -1044,7 +1023,7 @@
       </w:r>
       <w:r>
         <w:rPr>
-          <w:rFonts w:ascii="Times New Roman" w:eastAsia="Times New Roman" w:hAnsi="Times New Roman" w:cs="Times New Roman"/>
+          <w:rFonts w:eastAsia="Times New Roman" w:cstheme="minorHAnsi"/>
           <w:b/>
           <w:bCs/>
           <w:szCs w:val="28"/>
@@ -1054,7 +1033,7 @@
       <w:proofErr w:type="spellStart"/>
       <w:r>
         <w:rPr>
-          <w:rFonts w:ascii="Times New Roman" w:eastAsia="Times New Roman" w:hAnsi="Times New Roman" w:cs="Times New Roman"/>
+          <w:rFonts w:eastAsia="Times New Roman" w:cstheme="minorHAnsi"/>
           <w:b/>
           <w:bCs/>
           <w:szCs w:val="28"/>
@@ -1064,7 +1043,7 @@
       <w:proofErr w:type="spellEnd"/>
       <w:r>
         <w:rPr>
-          <w:rFonts w:ascii="Times New Roman" w:eastAsia="Times New Roman" w:hAnsi="Times New Roman" w:cs="Times New Roman"/>
+          <w:rFonts w:eastAsia="Times New Roman" w:cstheme="minorHAnsi"/>
           <w:b/>
           <w:bCs/>
           <w:szCs w:val="28"/>
@@ -1074,7 +1053,7 @@
       <w:proofErr w:type="spellStart"/>
       <w:r>
         <w:rPr>
-          <w:rFonts w:ascii="Times New Roman" w:eastAsia="Times New Roman" w:hAnsi="Times New Roman" w:cs="Times New Roman"/>
+          <w:rFonts w:eastAsia="Times New Roman" w:cstheme="minorHAnsi"/>
           <w:b/>
           <w:bCs/>
           <w:szCs w:val="28"/>
@@ -1084,32 +1063,12 @@
       <w:proofErr w:type="spellEnd"/>
       <w:r>
         <w:rPr>
-          <w:rFonts w:ascii="Times New Roman" w:eastAsia="Times New Roman" w:hAnsi="Times New Roman" w:cs="Times New Roman"/>
-          <w:b/>
-          <w:bCs/>
-          <w:szCs w:val="28"/>
-        </w:rPr>
-        <w:t xml:space="preserve"> </w:t>
-      </w:r>
-      <w:proofErr w:type="gramStart"/>
-      <w:r>
-        <w:rPr>
-          <w:rFonts w:ascii="Times New Roman" w:eastAsia="Times New Roman" w:hAnsi="Times New Roman" w:cs="Times New Roman"/>
-          <w:b/>
-          <w:bCs/>
-          <w:szCs w:val="28"/>
-        </w:rPr>
-        <w:t>del</w:t>
-      </w:r>
-      <w:proofErr w:type="gramEnd"/>
-      <w:r>
-        <w:rPr>
-          <w:rFonts w:ascii="Times New Roman" w:eastAsia="Times New Roman" w:hAnsi="Times New Roman" w:cs="Times New Roman"/>
-          <w:b/>
-          <w:bCs/>
-          <w:szCs w:val="28"/>
-        </w:rPr>
-        <w:t xml:space="preserve"> controller</w:t>
+          <w:rFonts w:eastAsia="Times New Roman" w:cstheme="minorHAnsi"/>
+          <w:b/>
+          <w:bCs/>
+          <w:szCs w:val="28"/>
+        </w:rPr>
+        <w:t xml:space="preserve"> del controller</w:t>
       </w:r>
     </w:p>
     <w:p>
@@ -1121,14 +1080,14 @@
         <w:spacing w:before="100" w:beforeAutospacing="1" w:after="100" w:afterAutospacing="1" w:line="240" w:lineRule="auto"/>
         <w:jc w:val="left"/>
         <w:rPr>
-          <w:rFonts w:ascii="Times New Roman" w:eastAsia="Times New Roman" w:hAnsi="Times New Roman" w:cs="Times New Roman"/>
+          <w:rFonts w:eastAsia="Times New Roman" w:cstheme="minorHAnsi"/>
           <w:szCs w:val="28"/>
         </w:rPr>
       </w:pPr>
       <w:proofErr w:type="spellStart"/>
       <w:r>
         <w:rPr>
-          <w:rFonts w:ascii="Times New Roman" w:eastAsia="Times New Roman" w:hAnsi="Times New Roman" w:cs="Times New Roman"/>
+          <w:rFonts w:eastAsia="Times New Roman" w:cstheme="minorHAnsi"/>
           <w:szCs w:val="28"/>
         </w:rPr>
         <w:t>Validar</w:t>
@@ -1136,7 +1095,7 @@
       <w:proofErr w:type="spellEnd"/>
       <w:r>
         <w:rPr>
-          <w:rFonts w:ascii="Times New Roman" w:eastAsia="Times New Roman" w:hAnsi="Times New Roman" w:cs="Times New Roman"/>
+          <w:rFonts w:eastAsia="Times New Roman" w:cstheme="minorHAnsi"/>
           <w:szCs w:val="28"/>
         </w:rPr>
         <w:t xml:space="preserve"> </w:t>
@@ -1144,7 +1103,7 @@
       <w:proofErr w:type="spellStart"/>
       <w:r>
         <w:rPr>
-          <w:rFonts w:ascii="Times New Roman" w:eastAsia="Times New Roman" w:hAnsi="Times New Roman" w:cs="Times New Roman"/>
+          <w:rFonts w:eastAsia="Times New Roman" w:cstheme="minorHAnsi"/>
           <w:szCs w:val="28"/>
         </w:rPr>
         <w:t>sesión</w:t>
@@ -1152,7 +1111,7 @@
       <w:proofErr w:type="spellEnd"/>
       <w:r>
         <w:rPr>
-          <w:rFonts w:ascii="Times New Roman" w:eastAsia="Times New Roman" w:hAnsi="Times New Roman" w:cs="Times New Roman"/>
+          <w:rFonts w:eastAsia="Times New Roman" w:cstheme="minorHAnsi"/>
           <w:szCs w:val="28"/>
         </w:rPr>
         <w:t xml:space="preserve"> </w:t>
@@ -1160,7 +1119,7 @@
       <w:proofErr w:type="spellStart"/>
       <w:r>
         <w:rPr>
-          <w:rFonts w:ascii="Times New Roman" w:eastAsia="Times New Roman" w:hAnsi="Times New Roman" w:cs="Times New Roman"/>
+          <w:rFonts w:eastAsia="Times New Roman" w:cstheme="minorHAnsi"/>
           <w:szCs w:val="28"/>
         </w:rPr>
         <w:t>en</w:t>
@@ -1168,7 +1127,7 @@
       <w:proofErr w:type="spellEnd"/>
       <w:r>
         <w:rPr>
-          <w:rFonts w:ascii="Times New Roman" w:eastAsia="Times New Roman" w:hAnsi="Times New Roman" w:cs="Times New Roman"/>
+          <w:rFonts w:eastAsia="Times New Roman" w:cstheme="minorHAnsi"/>
           <w:szCs w:val="28"/>
         </w:rPr>
         <w:t xml:space="preserve"> constructor base</w:t>
@@ -1183,14 +1142,14 @@
         <w:spacing w:before="100" w:beforeAutospacing="1" w:after="100" w:afterAutospacing="1" w:line="240" w:lineRule="auto"/>
         <w:jc w:val="left"/>
         <w:rPr>
-          <w:rFonts w:ascii="Times New Roman" w:eastAsia="Times New Roman" w:hAnsi="Times New Roman" w:cs="Times New Roman"/>
+          <w:rFonts w:eastAsia="Times New Roman" w:cstheme="minorHAnsi"/>
           <w:szCs w:val="28"/>
         </w:rPr>
       </w:pPr>
       <w:proofErr w:type="spellStart"/>
       <w:r>
         <w:rPr>
-          <w:rFonts w:ascii="Times New Roman" w:eastAsia="Times New Roman" w:hAnsi="Times New Roman" w:cs="Times New Roman"/>
+          <w:rFonts w:eastAsia="Times New Roman" w:cstheme="minorHAnsi"/>
           <w:szCs w:val="28"/>
         </w:rPr>
         <w:t>Evitar</w:t>
@@ -1198,7 +1157,7 @@
       <w:proofErr w:type="spellEnd"/>
       <w:r>
         <w:rPr>
-          <w:rFonts w:ascii="Times New Roman" w:eastAsia="Times New Roman" w:hAnsi="Times New Roman" w:cs="Times New Roman"/>
+          <w:rFonts w:eastAsia="Times New Roman" w:cstheme="minorHAnsi"/>
           <w:szCs w:val="28"/>
         </w:rPr>
         <w:t xml:space="preserve"> </w:t>
@@ -1206,7 +1165,7 @@
       <w:proofErr w:type="spellStart"/>
       <w:r>
         <w:rPr>
-          <w:rFonts w:ascii="Times New Roman" w:eastAsia="Times New Roman" w:hAnsi="Times New Roman" w:cs="Times New Roman"/>
+          <w:rFonts w:eastAsia="Times New Roman" w:cstheme="minorHAnsi"/>
           <w:szCs w:val="28"/>
         </w:rPr>
         <w:t>acceso</w:t>
@@ -1214,7 +1173,7 @@
       <w:proofErr w:type="spellEnd"/>
       <w:r>
         <w:rPr>
-          <w:rFonts w:ascii="Times New Roman" w:eastAsia="Times New Roman" w:hAnsi="Times New Roman" w:cs="Times New Roman"/>
+          <w:rFonts w:eastAsia="Times New Roman" w:cstheme="minorHAnsi"/>
           <w:szCs w:val="28"/>
         </w:rPr>
         <w:t xml:space="preserve"> </w:t>
@@ -1222,7 +1181,7 @@
       <w:proofErr w:type="spellStart"/>
       <w:r>
         <w:rPr>
-          <w:rFonts w:ascii="Times New Roman" w:eastAsia="Times New Roman" w:hAnsi="Times New Roman" w:cs="Times New Roman"/>
+          <w:rFonts w:eastAsia="Times New Roman" w:cstheme="minorHAnsi"/>
           <w:szCs w:val="28"/>
         </w:rPr>
         <w:t>directo</w:t>
@@ -1230,7 +1189,7 @@
       <w:proofErr w:type="spellEnd"/>
       <w:r>
         <w:rPr>
-          <w:rFonts w:ascii="Times New Roman" w:eastAsia="Times New Roman" w:hAnsi="Times New Roman" w:cs="Times New Roman"/>
+          <w:rFonts w:eastAsia="Times New Roman" w:cstheme="minorHAnsi"/>
           <w:szCs w:val="28"/>
         </w:rPr>
         <w:t xml:space="preserve"> a vistas</w:t>
@@ -1245,14 +1204,14 @@
         <w:spacing w:before="100" w:beforeAutospacing="1" w:after="100" w:afterAutospacing="1" w:line="240" w:lineRule="auto"/>
         <w:jc w:val="left"/>
         <w:rPr>
-          <w:rFonts w:ascii="Times New Roman" w:eastAsia="Times New Roman" w:hAnsi="Times New Roman" w:cs="Times New Roman"/>
+          <w:rFonts w:eastAsia="Times New Roman" w:cstheme="minorHAnsi"/>
           <w:szCs w:val="28"/>
         </w:rPr>
       </w:pPr>
       <w:proofErr w:type="spellStart"/>
       <w:r>
         <w:rPr>
-          <w:rFonts w:ascii="Times New Roman" w:eastAsia="Times New Roman" w:hAnsi="Times New Roman" w:cs="Times New Roman"/>
+          <w:rFonts w:eastAsia="Times New Roman" w:cstheme="minorHAnsi"/>
           <w:szCs w:val="28"/>
         </w:rPr>
         <w:t>Sanitización</w:t>
@@ -1260,7 +1219,7 @@
       <w:proofErr w:type="spellEnd"/>
       <w:r>
         <w:rPr>
-          <w:rFonts w:ascii="Times New Roman" w:eastAsia="Times New Roman" w:hAnsi="Times New Roman" w:cs="Times New Roman"/>
+          <w:rFonts w:eastAsia="Times New Roman" w:cstheme="minorHAnsi"/>
           <w:szCs w:val="28"/>
         </w:rPr>
         <w:t xml:space="preserve"> </w:t>
@@ -1268,7 +1227,7 @@
       <w:proofErr w:type="spellStart"/>
       <w:r>
         <w:rPr>
-          <w:rFonts w:ascii="Times New Roman" w:eastAsia="Times New Roman" w:hAnsi="Times New Roman" w:cs="Times New Roman"/>
+          <w:rFonts w:eastAsia="Times New Roman" w:cstheme="minorHAnsi"/>
           <w:szCs w:val="28"/>
         </w:rPr>
         <w:t>obligatoria</w:t>
@@ -1280,7 +1239,7 @@
         <w:spacing w:before="100" w:beforeAutospacing="1" w:after="100" w:afterAutospacing="1" w:line="240" w:lineRule="auto"/>
         <w:jc w:val="left"/>
         <w:rPr>
-          <w:rFonts w:ascii="Times New Roman" w:eastAsia="Times New Roman" w:hAnsi="Times New Roman" w:cs="Times New Roman"/>
+          <w:rFonts w:eastAsia="Times New Roman" w:cstheme="minorHAnsi"/>
           <w:szCs w:val="28"/>
           <w:lang w:val="es-EC"/>
         </w:rPr>
@@ -1294,7 +1253,7 @@
       </w:r>
       <w:r>
         <w:rPr>
-          <w:rFonts w:ascii="Times New Roman" w:eastAsia="Times New Roman" w:hAnsi="Times New Roman" w:cs="Times New Roman"/>
+          <w:rFonts w:eastAsia="Times New Roman" w:cstheme="minorHAnsi"/>
           <w:szCs w:val="28"/>
           <w:lang w:val="es-EC"/>
         </w:rPr>
@@ -1303,7 +1262,7 @@
       <w:proofErr w:type="spellStart"/>
       <w:r>
         <w:rPr>
-          <w:rFonts w:ascii="Times New Roman" w:eastAsia="Times New Roman" w:hAnsi="Times New Roman" w:cs="Times New Roman"/>
+          <w:rFonts w:eastAsia="Times New Roman" w:cstheme="minorHAnsi"/>
           <w:szCs w:val="28"/>
           <w:lang w:val="es-EC"/>
         </w:rPr>
@@ -1312,7 +1271,7 @@
       <w:proofErr w:type="spellEnd"/>
       <w:r>
         <w:rPr>
-          <w:rFonts w:ascii="Times New Roman" w:eastAsia="Times New Roman" w:hAnsi="Times New Roman" w:cs="Times New Roman"/>
+          <w:rFonts w:eastAsia="Times New Roman" w:cstheme="minorHAnsi"/>
           <w:szCs w:val="28"/>
           <w:lang w:val="es-EC"/>
         </w:rPr>
@@ -1321,21 +1280,255 @@
     </w:p>
     <w:p>
       <w:pPr>
+        <w:spacing w:before="100" w:beforeAutospacing="1" w:after="100" w:afterAutospacing="1" w:line="240" w:lineRule="auto"/>
+        <w:jc w:val="left"/>
+        <w:outlineLvl w:val="0"/>
+        <w:rPr>
+          <w:rFonts w:eastAsia="Times New Roman" w:cstheme="minorHAnsi"/>
+          <w:b/>
+          <w:bCs/>
+          <w:kern w:val="36"/>
+          <w:szCs w:val="28"/>
+          <w:lang w:val="es-EC"/>
+        </w:rPr>
+      </w:pPr>
+      <w:r>
+        <w:rPr>
+          <w:rFonts w:ascii="Segoe UI Symbol" w:eastAsia="Times New Roman" w:hAnsi="Segoe UI Symbol" w:cs="Segoe UI Symbol"/>
+          <w:b/>
+          <w:bCs/>
+          <w:kern w:val="36"/>
+          <w:szCs w:val="28"/>
+        </w:rPr>
+        <w:t>🔵</w:t>
+      </w:r>
+      <w:r>
+        <w:rPr>
+          <w:rFonts w:eastAsia="Times New Roman" w:cstheme="minorHAnsi"/>
+          <w:b/>
+          <w:bCs/>
+          <w:kern w:val="36"/>
+          <w:szCs w:val="28"/>
+          <w:lang w:val="es-EC"/>
+        </w:rPr>
+        <w:t xml:space="preserve"> SPRINT 3 — CRUD Real de Usuarios</w:t>
+      </w:r>
+    </w:p>
+    <w:p>
+      <w:pPr>
         <w:spacing w:after="0" w:line="240" w:lineRule="auto"/>
         <w:jc w:val="left"/>
-        <w:rPr>
-          <w:rFonts w:ascii="Times New Roman" w:eastAsia="Times New Roman" w:hAnsi="Times New Roman" w:cs="Times New Roman"/>
-          <w:szCs w:val="28"/>
-        </w:rPr>
-      </w:pPr>
-      <w:r>
-        <w:rPr>
-          <w:rFonts w:ascii="Times New Roman" w:eastAsia="Times New Roman" w:hAnsi="Times New Roman" w:cs="Times New Roman"/>
-          <w:szCs w:val="28"/>
-        </w:rPr>
-        <w:pict>
-          <v:rect id="_x0000_i1027" style="width:0;height:1.5pt" o:hralign="center" o:hrstd="t" o:hr="t" fillcolor="#a0a0a0" stroked="f"/>
-        </w:pict>
+        <w:outlineLvl w:val="1"/>
+        <w:rPr>
+          <w:rFonts w:eastAsia="Times New Roman" w:cstheme="minorHAnsi"/>
+          <w:bCs/>
+          <w:szCs w:val="28"/>
+          <w:lang w:val="es-EC"/>
+        </w:rPr>
+      </w:pPr>
+      <w:r>
+        <w:rPr>
+          <w:rFonts w:ascii="Segoe UI Symbol" w:eastAsia="Times New Roman" w:hAnsi="Segoe UI Symbol" w:cs="Segoe UI Symbol"/>
+          <w:bCs/>
+          <w:szCs w:val="28"/>
+        </w:rPr>
+        <w:t>👤</w:t>
+      </w:r>
+      <w:r>
+        <w:rPr>
+          <w:rFonts w:eastAsia="Times New Roman" w:cstheme="minorHAnsi"/>
+          <w:bCs/>
+          <w:szCs w:val="28"/>
+          <w:lang w:val="es-EC"/>
+        </w:rPr>
+        <w:t xml:space="preserve"> 3.1 Crear usuario</w:t>
+      </w:r>
+    </w:p>
+    <w:p>
+      <w:pPr>
+        <w:spacing w:after="0" w:line="240" w:lineRule="auto"/>
+        <w:jc w:val="left"/>
+        <w:outlineLvl w:val="1"/>
+        <w:rPr>
+          <w:rFonts w:eastAsia="Times New Roman" w:cstheme="minorHAnsi"/>
+          <w:bCs/>
+          <w:szCs w:val="28"/>
+          <w:lang w:val="es-EC"/>
+        </w:rPr>
+      </w:pPr>
+      <w:r>
+        <w:rPr>
+          <w:rFonts w:ascii="Segoe UI Symbol" w:eastAsia="Times New Roman" w:hAnsi="Segoe UI Symbol" w:cs="Segoe UI Symbol"/>
+          <w:bCs/>
+          <w:szCs w:val="28"/>
+          <w:lang w:val="es-EC"/>
+        </w:rPr>
+        <w:t>✏</w:t>
+      </w:r>
+      <w:r>
+        <w:rPr>
+          <w:rFonts w:eastAsia="Times New Roman" w:cstheme="minorHAnsi"/>
+          <w:bCs/>
+          <w:szCs w:val="28"/>
+          <w:lang w:val="es-EC"/>
+        </w:rPr>
+        <w:t xml:space="preserve"> 3.2 Editar usuario</w:t>
+      </w:r>
+    </w:p>
+    <w:p>
+      <w:pPr>
+        <w:spacing w:after="0" w:line="240" w:lineRule="auto"/>
+        <w:jc w:val="left"/>
+        <w:outlineLvl w:val="1"/>
+        <w:rPr>
+          <w:rFonts w:eastAsia="Times New Roman" w:cstheme="minorHAnsi"/>
+          <w:bCs/>
+          <w:szCs w:val="28"/>
+          <w:lang w:val="es-EC"/>
+        </w:rPr>
+      </w:pPr>
+      <w:r>
+        <w:rPr>
+          <w:rFonts w:ascii="Segoe UI Symbol" w:eastAsia="Times New Roman" w:hAnsi="Segoe UI Symbol" w:cs="Segoe UI Symbol"/>
+          <w:bCs/>
+          <w:szCs w:val="28"/>
+          <w:lang w:val="es-EC"/>
+        </w:rPr>
+        <w:t>❌</w:t>
+      </w:r>
+      <w:r>
+        <w:rPr>
+          <w:rFonts w:eastAsia="Times New Roman" w:cstheme="minorHAnsi"/>
+          <w:bCs/>
+          <w:szCs w:val="28"/>
+          <w:lang w:val="es-EC"/>
+        </w:rPr>
+        <w:t xml:space="preserve"> 3.3 Activar / Desactivar</w:t>
+      </w:r>
+    </w:p>
+    <w:p>
+      <w:pPr>
+        <w:spacing w:after="0" w:line="240" w:lineRule="auto"/>
+        <w:jc w:val="left"/>
+        <w:outlineLvl w:val="1"/>
+        <w:rPr>
+          <w:rFonts w:eastAsia="Times New Roman" w:cstheme="minorHAnsi"/>
+          <w:bCs/>
+          <w:szCs w:val="28"/>
+          <w:lang w:val="es-EC"/>
+        </w:rPr>
+      </w:pPr>
+      <w:r>
+        <w:rPr>
+          <w:rFonts w:ascii="Segoe UI Symbol" w:eastAsia="Times New Roman" w:hAnsi="Segoe UI Symbol" w:cs="Segoe UI Symbol"/>
+          <w:bCs/>
+          <w:szCs w:val="28"/>
+        </w:rPr>
+        <w:t>🔑</w:t>
+      </w:r>
+      <w:r>
+        <w:rPr>
+          <w:rFonts w:eastAsia="Times New Roman" w:cstheme="minorHAnsi"/>
+          <w:bCs/>
+          <w:szCs w:val="28"/>
+          <w:lang w:val="es-EC"/>
+        </w:rPr>
+        <w:t xml:space="preserve"> 3.4 Resetear contraseña</w:t>
+      </w:r>
+    </w:p>
+    <w:p>
+      <w:pPr>
+        <w:spacing w:after="0" w:line="240" w:lineRule="auto"/>
+        <w:jc w:val="left"/>
+        <w:outlineLvl w:val="1"/>
+        <w:rPr>
+          <w:rFonts w:eastAsia="Times New Roman" w:cstheme="minorHAnsi"/>
+          <w:bCs/>
+          <w:szCs w:val="28"/>
+          <w:lang w:val="es-EC"/>
+        </w:rPr>
+      </w:pPr>
+      <w:r>
+        <w:rPr>
+          <w:rFonts w:ascii="Calibri" w:eastAsia="Times New Roman" w:hAnsi="Calibri" w:cs="Calibri"/>
+          <w:bCs/>
+          <w:szCs w:val="28"/>
+        </w:rPr>
+        <w:t>🧪</w:t>
+      </w:r>
+      <w:r>
+        <w:rPr>
+          <w:rFonts w:eastAsia="Times New Roman" w:cstheme="minorHAnsi"/>
+          <w:bCs/>
+          <w:szCs w:val="28"/>
+          <w:lang w:val="es-EC"/>
+        </w:rPr>
+        <w:t xml:space="preserve"> 3.5 Validaciones </w:t>
+      </w:r>
+      <w:proofErr w:type="spellStart"/>
+      <w:r>
+        <w:rPr>
+          <w:rFonts w:eastAsia="Times New Roman" w:cstheme="minorHAnsi"/>
+          <w:bCs/>
+          <w:szCs w:val="28"/>
+          <w:lang w:val="es-EC"/>
+        </w:rPr>
+        <w:t>backend</w:t>
+      </w:r>
+      <w:proofErr w:type="spellEnd"/>
+      <w:r>
+        <w:rPr>
+          <w:rFonts w:eastAsia="Times New Roman" w:cstheme="minorHAnsi"/>
+          <w:bCs/>
+          <w:szCs w:val="28"/>
+          <w:lang w:val="es-EC"/>
+        </w:rPr>
+        <w:t xml:space="preserve"> robustas</w:t>
+      </w:r>
+    </w:p>
+    <w:p>
+      <w:pPr>
+        <w:spacing w:after="0" w:line="240" w:lineRule="auto"/>
+        <w:jc w:val="left"/>
+        <w:rPr>
+          <w:rFonts w:eastAsia="Times New Roman" w:cstheme="minorHAnsi"/>
+          <w:szCs w:val="28"/>
+          <w:lang w:val="es-EC"/>
+        </w:rPr>
+      </w:pPr>
+      <w:r>
+        <w:rPr>
+          <w:rFonts w:ascii="Segoe UI Symbol" w:eastAsia="Times New Roman" w:hAnsi="Segoe UI Symbol" w:cs="Segoe UI Symbol"/>
+          <w:szCs w:val="28"/>
+        </w:rPr>
+        <w:lastRenderedPageBreak/>
+        <w:t>🎯</w:t>
+      </w:r>
+      <w:r>
+        <w:rPr>
+          <w:rFonts w:eastAsia="Times New Roman" w:cstheme="minorHAnsi"/>
+          <w:szCs w:val="28"/>
+          <w:lang w:val="es-EC"/>
+        </w:rPr>
+        <w:t xml:space="preserve"> Resultado: módulo </w:t>
+      </w:r>
+      <w:proofErr w:type="spellStart"/>
+      <w:r>
+        <w:rPr>
+          <w:rFonts w:eastAsia="Times New Roman" w:cstheme="minorHAnsi"/>
+          <w:szCs w:val="28"/>
+          <w:lang w:val="es-EC"/>
+        </w:rPr>
+        <w:t>admin</w:t>
+      </w:r>
+      <w:proofErr w:type="spellEnd"/>
+      <w:r>
+        <w:rPr>
+          <w:rFonts w:eastAsia="Times New Roman" w:cstheme="minorHAnsi"/>
+          <w:szCs w:val="28"/>
+          <w:lang w:val="es-EC"/>
+        </w:rPr>
+        <w:t xml:space="preserve"> completo.</w:t>
       </w:r>
     </w:p>
     <w:p>
@@ -1344,7 +1537,7 @@
         <w:jc w:val="left"/>
         <w:outlineLvl w:val="0"/>
         <w:rPr>
-          <w:rFonts w:ascii="Times New Roman" w:eastAsia="Times New Roman" w:hAnsi="Times New Roman" w:cs="Times New Roman"/>
+          <w:rFonts w:eastAsia="Times New Roman" w:cstheme="minorHAnsi"/>
           <w:b/>
           <w:bCs/>
           <w:kern w:val="36"/>
@@ -1364,48 +1557,664 @@
       </w:r>
       <w:r>
         <w:rPr>
-          <w:rFonts w:ascii="Times New Roman" w:eastAsia="Times New Roman" w:hAnsi="Times New Roman" w:cs="Times New Roman"/>
+          <w:rFonts w:eastAsia="Times New Roman" w:cstheme="minorHAnsi"/>
           <w:b/>
           <w:bCs/>
           <w:kern w:val="36"/>
           <w:szCs w:val="28"/>
           <w:lang w:val="es-EC"/>
         </w:rPr>
-        <w:t xml:space="preserve"> SPRINT 3 — </w:t>
+        <w:t xml:space="preserve"> SPRINT 4 — Módulo Clínica</w:t>
+      </w:r>
+    </w:p>
+    <w:p>
+      <w:pPr>
+        <w:spacing w:after="0" w:line="240" w:lineRule="auto"/>
+        <w:jc w:val="left"/>
+        <w:outlineLvl w:val="1"/>
+        <w:rPr>
+          <w:rFonts w:eastAsia="Times New Roman" w:cstheme="minorHAnsi"/>
+          <w:bCs/>
+          <w:szCs w:val="28"/>
+          <w:lang w:val="es-EC"/>
+        </w:rPr>
+      </w:pPr>
+      <w:r>
+        <w:rPr>
+          <w:rFonts w:ascii="Segoe UI Symbol" w:eastAsia="Times New Roman" w:hAnsi="Segoe UI Symbol" w:cs="Segoe UI Symbol"/>
+          <w:bCs/>
+          <w:szCs w:val="28"/>
+        </w:rPr>
+        <w:t>🐶</w:t>
+      </w:r>
+      <w:r>
+        <w:rPr>
+          <w:rFonts w:eastAsia="Times New Roman" w:cstheme="minorHAnsi"/>
+          <w:bCs/>
+          <w:szCs w:val="28"/>
+          <w:lang w:val="es-EC"/>
+        </w:rPr>
+        <w:t xml:space="preserve"> Mascotas</w:t>
+      </w:r>
+    </w:p>
+    <w:p>
+      <w:pPr>
+        <w:spacing w:after="0" w:line="240" w:lineRule="auto"/>
+        <w:jc w:val="left"/>
+        <w:outlineLvl w:val="1"/>
+        <w:rPr>
+          <w:rFonts w:eastAsia="Times New Roman" w:cstheme="minorHAnsi"/>
+          <w:bCs/>
+          <w:szCs w:val="28"/>
+          <w:lang w:val="es-EC"/>
+        </w:rPr>
+      </w:pPr>
+      <w:r>
+        <w:rPr>
+          <w:rFonts w:ascii="Segoe UI Symbol" w:eastAsia="Times New Roman" w:hAnsi="Segoe UI Symbol" w:cs="Segoe UI Symbol"/>
+          <w:bCs/>
+          <w:szCs w:val="28"/>
+        </w:rPr>
+        <w:t>👩</w:t>
+      </w:r>
+      <w:r>
+        <w:rPr>
+          <w:rFonts w:eastAsia="Times New Roman" w:cstheme="minorHAnsi"/>
+          <w:bCs/>
+          <w:szCs w:val="28"/>
+          <w:lang w:val="es-EC"/>
+        </w:rPr>
+        <w:t>‍</w:t>
+      </w:r>
+      <w:r>
+        <w:rPr>
+          <w:rFonts w:ascii="Segoe UI Symbol" w:eastAsia="Times New Roman" w:hAnsi="Segoe UI Symbol" w:cs="Segoe UI Symbol"/>
+          <w:bCs/>
+          <w:szCs w:val="28"/>
+          <w:lang w:val="es-EC"/>
+        </w:rPr>
+        <w:t>⚕</w:t>
+      </w:r>
+      <w:r>
+        <w:rPr>
+          <w:rFonts w:eastAsia="Times New Roman" w:cstheme="minorHAnsi"/>
+          <w:bCs/>
+          <w:szCs w:val="28"/>
+        </w:rPr>
+        <w:t>️</w:t>
+      </w:r>
+      <w:r>
+        <w:rPr>
+          <w:rFonts w:eastAsia="Times New Roman" w:cstheme="minorHAnsi"/>
+          <w:bCs/>
+          <w:szCs w:val="28"/>
+          <w:lang w:val="es-EC"/>
+        </w:rPr>
+        <w:t xml:space="preserve"> Consultas</w:t>
+      </w:r>
+    </w:p>
+    <w:p>
+      <w:pPr>
+        <w:spacing w:after="0" w:line="240" w:lineRule="auto"/>
+        <w:jc w:val="left"/>
+        <w:outlineLvl w:val="1"/>
+        <w:rPr>
+          <w:rFonts w:eastAsia="Times New Roman" w:cstheme="minorHAnsi"/>
+          <w:bCs/>
+          <w:szCs w:val="28"/>
+          <w:lang w:val="es-EC"/>
+        </w:rPr>
+      </w:pPr>
+      <w:r>
+        <w:rPr>
+          <w:rFonts w:ascii="Segoe UI Symbol" w:eastAsia="Times New Roman" w:hAnsi="Segoe UI Symbol" w:cs="Segoe UI Symbol"/>
+          <w:bCs/>
+          <w:szCs w:val="28"/>
+        </w:rPr>
+        <w:t>💉</w:t>
+      </w:r>
+      <w:r>
+        <w:rPr>
+          <w:rFonts w:eastAsia="Times New Roman" w:cstheme="minorHAnsi"/>
+          <w:bCs/>
+          <w:szCs w:val="28"/>
+          <w:lang w:val="es-EC"/>
+        </w:rPr>
+        <w:t xml:space="preserve"> Vacunas</w:t>
+      </w:r>
+    </w:p>
+    <w:p>
+      <w:pPr>
+        <w:spacing w:after="0" w:line="240" w:lineRule="auto"/>
+        <w:jc w:val="left"/>
+        <w:outlineLvl w:val="1"/>
+        <w:rPr>
+          <w:rFonts w:eastAsia="Times New Roman" w:cstheme="minorHAnsi"/>
+          <w:bCs/>
+          <w:szCs w:val="28"/>
+          <w:lang w:val="es-EC"/>
+        </w:rPr>
+      </w:pPr>
+      <w:r>
+        <w:rPr>
+          <w:rFonts w:ascii="Segoe UI Symbol" w:eastAsia="Times New Roman" w:hAnsi="Segoe UI Symbol" w:cs="Segoe UI Symbol"/>
+          <w:bCs/>
+          <w:szCs w:val="28"/>
+        </w:rPr>
+        <w:t>📅</w:t>
+      </w:r>
+      <w:r>
+        <w:rPr>
+          <w:rFonts w:eastAsia="Times New Roman" w:cstheme="minorHAnsi"/>
+          <w:bCs/>
+          <w:szCs w:val="28"/>
+          <w:lang w:val="es-EC"/>
+        </w:rPr>
+        <w:t xml:space="preserve"> Recordatorios automáticos</w:t>
+      </w:r>
+    </w:p>
+    <w:p>
+      <w:pPr>
+        <w:spacing w:after="0" w:line="240" w:lineRule="auto"/>
+        <w:jc w:val="left"/>
+        <w:outlineLvl w:val="1"/>
+        <w:rPr>
+          <w:rFonts w:eastAsia="Times New Roman" w:cstheme="minorHAnsi"/>
+          <w:bCs/>
+          <w:szCs w:val="28"/>
+          <w:lang w:val="es-EC"/>
+        </w:rPr>
+      </w:pPr>
+    </w:p>
+    <w:p>
+      <w:pPr>
+        <w:spacing w:before="100" w:beforeAutospacing="1" w:after="100" w:afterAutospacing="1" w:line="240" w:lineRule="auto"/>
+        <w:jc w:val="left"/>
+        <w:outlineLvl w:val="0"/>
+        <w:rPr>
+          <w:rFonts w:eastAsia="Times New Roman" w:cstheme="minorHAnsi"/>
+          <w:b/>
+          <w:bCs/>
+          <w:kern w:val="36"/>
+          <w:szCs w:val="28"/>
+          <w:lang w:val="es-MX"/>
+        </w:rPr>
+      </w:pPr>
+      <w:r>
+        <w:rPr>
+          <w:rFonts w:ascii="Segoe UI Symbol" w:eastAsia="Times New Roman" w:hAnsi="Segoe UI Symbol" w:cs="Segoe UI Symbol"/>
+          <w:b/>
+          <w:bCs/>
+          <w:kern w:val="36"/>
+          <w:szCs w:val="28"/>
+        </w:rPr>
+        <w:t>🔵</w:t>
+      </w:r>
+      <w:r>
+        <w:rPr>
+          <w:rFonts w:eastAsia="Times New Roman" w:cstheme="minorHAnsi"/>
+          <w:b/>
+          <w:bCs/>
+          <w:kern w:val="36"/>
+          <w:szCs w:val="28"/>
+          <w:lang w:val="es-MX"/>
+        </w:rPr>
+        <w:t xml:space="preserve"> SPRINT 5 — Módulo Farmacia</w:t>
+      </w:r>
+    </w:p>
+    <w:p>
+      <w:pPr>
+        <w:spacing w:after="0" w:line="240" w:lineRule="auto"/>
+        <w:jc w:val="left"/>
+        <w:outlineLvl w:val="1"/>
+        <w:rPr>
+          <w:rFonts w:eastAsia="Times New Roman" w:cstheme="minorHAnsi"/>
+          <w:bCs/>
+          <w:szCs w:val="28"/>
+          <w:lang w:val="es-MX"/>
+        </w:rPr>
+      </w:pPr>
+      <w:r>
+        <w:rPr>
+          <w:rFonts w:ascii="Segoe UI Symbol" w:eastAsia="Times New Roman" w:hAnsi="Segoe UI Symbol" w:cs="Segoe UI Symbol"/>
+          <w:bCs/>
+          <w:szCs w:val="28"/>
+        </w:rPr>
+        <w:t>💊</w:t>
+      </w:r>
+      <w:r>
+        <w:rPr>
+          <w:rFonts w:eastAsia="Times New Roman" w:cstheme="minorHAnsi"/>
+          <w:bCs/>
+          <w:szCs w:val="28"/>
+          <w:lang w:val="es-MX"/>
+        </w:rPr>
+        <w:t xml:space="preserve"> Medicamentos</w:t>
+      </w:r>
+    </w:p>
+    <w:p>
+      <w:pPr>
+        <w:spacing w:after="0" w:line="240" w:lineRule="auto"/>
+        <w:jc w:val="left"/>
+        <w:outlineLvl w:val="1"/>
+        <w:rPr>
+          <w:rFonts w:eastAsia="Times New Roman" w:cstheme="minorHAnsi"/>
+          <w:bCs/>
+          <w:szCs w:val="28"/>
+          <w:lang w:val="es-MX"/>
+        </w:rPr>
+      </w:pPr>
+      <w:r>
+        <w:rPr>
+          <w:rFonts w:ascii="Segoe UI Symbol" w:eastAsia="Times New Roman" w:hAnsi="Segoe UI Symbol" w:cs="Segoe UI Symbol"/>
+          <w:bCs/>
+          <w:szCs w:val="28"/>
+        </w:rPr>
+        <w:t>🛒</w:t>
+      </w:r>
+      <w:r>
+        <w:rPr>
+          <w:rFonts w:eastAsia="Times New Roman" w:cstheme="minorHAnsi"/>
+          <w:bCs/>
+          <w:szCs w:val="28"/>
+          <w:lang w:val="es-MX"/>
+        </w:rPr>
+        <w:t xml:space="preserve"> Ventas</w:t>
+      </w:r>
+    </w:p>
+    <w:p>
+      <w:pPr>
+        <w:spacing w:after="0" w:line="240" w:lineRule="auto"/>
+        <w:jc w:val="left"/>
+        <w:outlineLvl w:val="1"/>
+        <w:rPr>
+          <w:rFonts w:eastAsia="Times New Roman" w:cstheme="minorHAnsi"/>
+          <w:bCs/>
+          <w:szCs w:val="28"/>
+          <w:lang w:val="es-EC"/>
+        </w:rPr>
+      </w:pPr>
+      <w:r>
+        <w:rPr>
+          <w:rFonts w:ascii="Segoe UI Symbol" w:eastAsia="Times New Roman" w:hAnsi="Segoe UI Symbol" w:cs="Segoe UI Symbol"/>
+          <w:bCs/>
+          <w:szCs w:val="28"/>
+        </w:rPr>
+        <w:t>📊</w:t>
+      </w:r>
+      <w:r>
+        <w:rPr>
+          <w:rFonts w:eastAsia="Times New Roman" w:cstheme="minorHAnsi"/>
+          <w:bCs/>
+          <w:szCs w:val="28"/>
+          <w:lang w:val="es-EC"/>
+        </w:rPr>
+        <w:t xml:space="preserve"> Stock dinámico</w:t>
+      </w:r>
+    </w:p>
+    <w:p>
+      <w:pPr>
+        <w:spacing w:after="0" w:line="240" w:lineRule="auto"/>
+        <w:jc w:val="left"/>
+        <w:outlineLvl w:val="1"/>
+        <w:rPr>
+          <w:rFonts w:eastAsia="Times New Roman" w:cstheme="minorHAnsi"/>
+          <w:bCs/>
+          <w:szCs w:val="28"/>
+          <w:lang w:val="es-EC"/>
+        </w:rPr>
+      </w:pPr>
+      <w:r>
+        <w:rPr>
+          <w:rFonts w:ascii="Segoe UI Symbol" w:eastAsia="Times New Roman" w:hAnsi="Segoe UI Symbol" w:cs="Segoe UI Symbol"/>
+          <w:bCs/>
+          <w:szCs w:val="28"/>
+        </w:rPr>
+        <w:t>📈</w:t>
+      </w:r>
+      <w:r>
+        <w:rPr>
+          <w:rFonts w:eastAsia="Times New Roman" w:cstheme="minorHAnsi"/>
+          <w:bCs/>
+          <w:szCs w:val="28"/>
+          <w:lang w:val="es-EC"/>
+        </w:rPr>
+        <w:t xml:space="preserve"> Reportes básicos</w:t>
+      </w:r>
+    </w:p>
+    <w:p>
+      <w:pPr>
+        <w:spacing w:after="0" w:line="240" w:lineRule="auto"/>
+        <w:jc w:val="left"/>
+        <w:outlineLvl w:val="1"/>
+        <w:rPr>
+          <w:rFonts w:eastAsia="Times New Roman" w:cstheme="minorHAnsi"/>
+          <w:bCs/>
+          <w:szCs w:val="28"/>
+          <w:lang w:val="es-EC"/>
+        </w:rPr>
+      </w:pPr>
+    </w:p>
+    <w:p>
+      <w:pPr>
+        <w:spacing w:before="100" w:beforeAutospacing="1" w:after="100" w:afterAutospacing="1" w:line="240" w:lineRule="auto"/>
+        <w:jc w:val="left"/>
+        <w:outlineLvl w:val="0"/>
+        <w:rPr>
+          <w:rFonts w:eastAsia="Times New Roman" w:cstheme="minorHAnsi"/>
+          <w:b/>
+          <w:bCs/>
+          <w:kern w:val="36"/>
+          <w:szCs w:val="28"/>
+        </w:rPr>
+      </w:pPr>
+      <w:r>
+        <w:rPr>
+          <w:rFonts w:ascii="Segoe UI Symbol" w:eastAsia="Times New Roman" w:hAnsi="Segoe UI Symbol" w:cs="Segoe UI Symbol"/>
+          <w:b/>
+          <w:bCs/>
+          <w:kern w:val="36"/>
+          <w:szCs w:val="28"/>
+        </w:rPr>
+        <w:t>🔵</w:t>
+      </w:r>
+      <w:r>
+        <w:rPr>
+          <w:rFonts w:eastAsia="Times New Roman" w:cstheme="minorHAnsi"/>
+          <w:b/>
+          <w:bCs/>
+          <w:kern w:val="36"/>
+          <w:szCs w:val="28"/>
+        </w:rPr>
+        <w:t xml:space="preserve"> SPRINT 6 — </w:t>
       </w:r>
       <w:proofErr w:type="spellStart"/>
       <w:r>
         <w:rPr>
-          <w:rFonts w:ascii="Times New Roman" w:eastAsia="Times New Roman" w:hAnsi="Times New Roman" w:cs="Times New Roman"/>
+          <w:rFonts w:eastAsia="Times New Roman" w:cstheme="minorHAnsi"/>
           <w:b/>
           <w:bCs/>
           <w:kern w:val="36"/>
           <w:szCs w:val="28"/>
-          <w:lang w:val="es-EC"/>
-        </w:rPr>
-        <w:t>CRUD</w:t>
+        </w:rPr>
+        <w:t>Optimización</w:t>
       </w:r>
       <w:proofErr w:type="spellEnd"/>
       <w:r>
         <w:rPr>
-          <w:rFonts w:ascii="Times New Roman" w:eastAsia="Times New Roman" w:hAnsi="Times New Roman" w:cs="Times New Roman"/>
+          <w:rFonts w:eastAsia="Times New Roman" w:cstheme="minorHAnsi"/>
           <w:b/>
           <w:bCs/>
           <w:kern w:val="36"/>
           <w:szCs w:val="28"/>
-          <w:lang w:val="es-EC"/>
-        </w:rPr>
-        <w:t xml:space="preserve"> Real de Usuarios</w:t>
-      </w:r>
+        </w:rPr>
+        <w:t xml:space="preserve"> </w:t>
+      </w:r>
+      <w:proofErr w:type="spellStart"/>
+      <w:r>
+        <w:rPr>
+          <w:rFonts w:eastAsia="Times New Roman" w:cstheme="minorHAnsi"/>
+          <w:b/>
+          <w:bCs/>
+          <w:kern w:val="36"/>
+          <w:szCs w:val="28"/>
+        </w:rPr>
+        <w:t>Profesional</w:t>
+      </w:r>
+      <w:proofErr w:type="spellEnd"/>
+    </w:p>
+    <w:p>
+      <w:pPr>
+        <w:spacing w:after="0" w:line="240" w:lineRule="auto"/>
+        <w:jc w:val="left"/>
+        <w:outlineLvl w:val="1"/>
+        <w:rPr>
+          <w:rFonts w:eastAsia="Times New Roman" w:cstheme="minorHAnsi"/>
+          <w:bCs/>
+          <w:szCs w:val="28"/>
+        </w:rPr>
+      </w:pPr>
+      <w:r>
+        <w:rPr>
+          <w:rFonts w:ascii="Segoe UI Symbol" w:eastAsia="Times New Roman" w:hAnsi="Segoe UI Symbol" w:cs="Segoe UI Symbol"/>
+          <w:bCs/>
+          <w:szCs w:val="28"/>
+        </w:rPr>
+        <w:t>🔐</w:t>
+      </w:r>
+      <w:r>
+        <w:rPr>
+          <w:rFonts w:eastAsia="Times New Roman" w:cstheme="minorHAnsi"/>
+          <w:bCs/>
+          <w:szCs w:val="28"/>
+        </w:rPr>
+        <w:t xml:space="preserve"> CSRF tokens</w:t>
+      </w:r>
+    </w:p>
+    <w:p>
+      <w:pPr>
+        <w:spacing w:after="0" w:line="240" w:lineRule="auto"/>
+        <w:jc w:val="left"/>
+        <w:outlineLvl w:val="1"/>
+        <w:rPr>
+          <w:rFonts w:eastAsia="Times New Roman" w:cstheme="minorHAnsi"/>
+          <w:bCs/>
+          <w:szCs w:val="28"/>
+        </w:rPr>
+      </w:pPr>
+      <w:r>
+        <w:rPr>
+          <w:rFonts w:ascii="Calibri" w:eastAsia="Times New Roman" w:hAnsi="Calibri" w:cs="Calibri"/>
+          <w:bCs/>
+          <w:szCs w:val="28"/>
+        </w:rPr>
+        <w:t>🧂</w:t>
+      </w:r>
+      <w:r>
+        <w:rPr>
+          <w:rFonts w:eastAsia="Times New Roman" w:cstheme="minorHAnsi"/>
+          <w:bCs/>
+          <w:szCs w:val="28"/>
+        </w:rPr>
+        <w:t xml:space="preserve"> Password hashing </w:t>
+      </w:r>
+      <w:proofErr w:type="spellStart"/>
+      <w:r>
+        <w:rPr>
+          <w:rFonts w:eastAsia="Times New Roman" w:cstheme="minorHAnsi"/>
+          <w:bCs/>
+          <w:szCs w:val="28"/>
+        </w:rPr>
+        <w:t>robusto</w:t>
+      </w:r>
+      <w:proofErr w:type="spellEnd"/>
+    </w:p>
+    <w:p>
+      <w:pPr>
+        <w:spacing w:after="0" w:line="240" w:lineRule="auto"/>
+        <w:jc w:val="left"/>
+        <w:outlineLvl w:val="1"/>
+        <w:rPr>
+          <w:rFonts w:eastAsia="Times New Roman" w:cstheme="minorHAnsi"/>
+          <w:bCs/>
+          <w:szCs w:val="28"/>
+          <w:lang w:val="es-EC"/>
+        </w:rPr>
+      </w:pPr>
+      <w:r>
+        <w:rPr>
+          <w:rFonts w:ascii="Segoe UI Symbol" w:eastAsia="Times New Roman" w:hAnsi="Segoe UI Symbol" w:cs="Segoe UI Symbol"/>
+          <w:bCs/>
+          <w:szCs w:val="28"/>
+        </w:rPr>
+        <w:t>📦</w:t>
+      </w:r>
+      <w:r>
+        <w:rPr>
+          <w:rFonts w:eastAsia="Times New Roman" w:cstheme="minorHAnsi"/>
+          <w:bCs/>
+          <w:szCs w:val="28"/>
+          <w:lang w:val="es-EC"/>
+        </w:rPr>
+        <w:t xml:space="preserve"> Servicios</w:t>
+      </w:r>
+    </w:p>
+    <w:p>
+      <w:pPr>
+        <w:spacing w:after="0" w:line="240" w:lineRule="auto"/>
+        <w:jc w:val="left"/>
+        <w:outlineLvl w:val="1"/>
+        <w:rPr>
+          <w:rFonts w:eastAsia="Times New Roman" w:cstheme="minorHAnsi"/>
+          <w:bCs/>
+          <w:szCs w:val="28"/>
+          <w:lang w:val="es-EC"/>
+        </w:rPr>
+      </w:pPr>
+      <w:r>
+        <w:rPr>
+          <w:rFonts w:ascii="Calibri" w:eastAsia="Times New Roman" w:hAnsi="Calibri" w:cs="Calibri"/>
+          <w:bCs/>
+          <w:szCs w:val="28"/>
+        </w:rPr>
+        <w:t>🧪</w:t>
+      </w:r>
+      <w:r>
+        <w:rPr>
+          <w:rFonts w:eastAsia="Times New Roman" w:cstheme="minorHAnsi"/>
+          <w:bCs/>
+          <w:szCs w:val="28"/>
+          <w:lang w:val="es-EC"/>
+        </w:rPr>
+        <w:t xml:space="preserve"> </w:t>
+      </w:r>
+      <w:proofErr w:type="spellStart"/>
+      <w:r>
+        <w:rPr>
+          <w:rFonts w:eastAsia="Times New Roman" w:cstheme="minorHAnsi"/>
+          <w:bCs/>
+          <w:szCs w:val="28"/>
+          <w:lang w:val="es-EC"/>
+        </w:rPr>
+        <w:t>Testing</w:t>
+      </w:r>
+      <w:proofErr w:type="spellEnd"/>
+      <w:r>
+        <w:rPr>
+          <w:rFonts w:eastAsia="Times New Roman" w:cstheme="minorHAnsi"/>
+          <w:bCs/>
+          <w:szCs w:val="28"/>
+          <w:lang w:val="es-EC"/>
+        </w:rPr>
+        <w:t xml:space="preserve"> manual estructurado</w:t>
+      </w:r>
+    </w:p>
+    <w:p>
+      <w:pPr>
+        <w:spacing w:after="0" w:line="240" w:lineRule="auto"/>
+        <w:jc w:val="left"/>
+        <w:outlineLvl w:val="1"/>
+        <w:rPr>
+          <w:rFonts w:eastAsia="Times New Roman" w:cstheme="minorHAnsi"/>
+          <w:bCs/>
+          <w:szCs w:val="28"/>
+          <w:lang w:val="es-MX"/>
+        </w:rPr>
+      </w:pPr>
+      <w:r>
+        <w:rPr>
+          <w:rFonts w:ascii="Calibri" w:eastAsia="Times New Roman" w:hAnsi="Calibri" w:cs="Calibri"/>
+          <w:bCs/>
+          <w:szCs w:val="28"/>
+        </w:rPr>
+        <w:t>🧹</w:t>
+      </w:r>
+      <w:r>
+        <w:rPr>
+          <w:rFonts w:eastAsia="Times New Roman" w:cstheme="minorHAnsi"/>
+          <w:bCs/>
+          <w:szCs w:val="28"/>
+          <w:lang w:val="es-MX"/>
+        </w:rPr>
+        <w:t xml:space="preserve"> </w:t>
+      </w:r>
+      <w:proofErr w:type="spellStart"/>
+      <w:r>
+        <w:rPr>
+          <w:rFonts w:eastAsia="Times New Roman" w:cstheme="minorHAnsi"/>
+          <w:bCs/>
+          <w:szCs w:val="28"/>
+          <w:lang w:val="es-MX"/>
+        </w:rPr>
+        <w:t>Refactor</w:t>
+      </w:r>
+      <w:proofErr w:type="spellEnd"/>
+      <w:r>
+        <w:rPr>
+          <w:rFonts w:eastAsia="Times New Roman" w:cstheme="minorHAnsi"/>
+          <w:bCs/>
+          <w:szCs w:val="28"/>
+          <w:lang w:val="es-MX"/>
+        </w:rPr>
+        <w:t xml:space="preserve"> general</w:t>
+      </w:r>
+    </w:p>
+    <w:p>
+      <w:pPr>
+        <w:spacing w:after="0" w:line="240" w:lineRule="auto"/>
+        <w:jc w:val="left"/>
+        <w:outlineLvl w:val="1"/>
+        <w:rPr>
+          <w:rFonts w:eastAsia="Times New Roman" w:cstheme="minorHAnsi"/>
+          <w:bCs/>
+          <w:szCs w:val="28"/>
+          <w:lang w:val="es-MX"/>
+        </w:rPr>
+      </w:pPr>
     </w:p>
     <w:p>
       <w:pPr>
         <w:spacing w:before="100" w:beforeAutospacing="1" w:after="100" w:afterAutospacing="1" w:line="240" w:lineRule="auto"/>
         <w:jc w:val="left"/>
+        <w:outlineLvl w:val="0"/>
+        <w:rPr>
+          <w:rFonts w:eastAsia="Times New Roman" w:cstheme="minorHAnsi"/>
+          <w:b/>
+          <w:bCs/>
+          <w:kern w:val="36"/>
+          <w:szCs w:val="28"/>
+          <w:lang w:val="es-EC"/>
+        </w:rPr>
+      </w:pPr>
+      <w:r>
+        <w:rPr>
+          <w:rFonts w:ascii="Segoe UI Symbol" w:eastAsia="Times New Roman" w:hAnsi="Segoe UI Symbol" w:cs="Segoe UI Symbol"/>
+          <w:b/>
+          <w:bCs/>
+          <w:kern w:val="36"/>
+          <w:szCs w:val="28"/>
+        </w:rPr>
+        <w:t>🔵</w:t>
+      </w:r>
+      <w:r>
+        <w:rPr>
+          <w:rFonts w:eastAsia="Times New Roman" w:cstheme="minorHAnsi"/>
+          <w:b/>
+          <w:bCs/>
+          <w:kern w:val="36"/>
+          <w:szCs w:val="28"/>
+          <w:lang w:val="es-EC"/>
+        </w:rPr>
+        <w:t xml:space="preserve"> SPRINT 7 — Producción</w:t>
+      </w:r>
+    </w:p>
+    <w:p>
+      <w:pPr>
+        <w:spacing w:after="0" w:line="240" w:lineRule="auto"/>
+        <w:jc w:val="left"/>
         <w:outlineLvl w:val="1"/>
         <w:rPr>
-          <w:rFonts w:ascii="Times New Roman" w:eastAsia="Times New Roman" w:hAnsi="Times New Roman" w:cs="Times New Roman"/>
-          <w:b/>
+          <w:rFonts w:eastAsia="Times New Roman" w:cstheme="minorHAnsi"/>
           <w:bCs/>
           <w:szCs w:val="28"/>
           <w:lang w:val="es-EC"/>
@@ -1414,32 +2223,28 @@
       <w:r>
         <w:rPr>
           <w:rFonts w:ascii="Segoe UI Symbol" w:eastAsia="Times New Roman" w:hAnsi="Segoe UI Symbol" w:cs="Segoe UI Symbol"/>
-          <w:b/>
-          <w:bCs/>
-          <w:szCs w:val="28"/>
-        </w:rPr>
-        <w:lastRenderedPageBreak/>
-        <w:t>👤</w:t>
-      </w:r>
-      <w:r>
-        <w:rPr>
-          <w:rFonts w:ascii="Times New Roman" w:eastAsia="Times New Roman" w:hAnsi="Times New Roman" w:cs="Times New Roman"/>
-          <w:b/>
-          <w:bCs/>
-          <w:szCs w:val="28"/>
-          <w:lang w:val="es-EC"/>
-        </w:rPr>
-        <w:t xml:space="preserve"> 3.1 Crear usuario</w:t>
-      </w:r>
-    </w:p>
-    <w:p>
-      <w:pPr>
-        <w:spacing w:before="100" w:beforeAutospacing="1" w:after="100" w:afterAutospacing="1" w:line="240" w:lineRule="auto"/>
+          <w:bCs/>
+          <w:szCs w:val="28"/>
+        </w:rPr>
+        <w:t>🐧</w:t>
+      </w:r>
+      <w:r>
+        <w:rPr>
+          <w:rFonts w:eastAsia="Times New Roman" w:cstheme="minorHAnsi"/>
+          <w:bCs/>
+          <w:szCs w:val="28"/>
+          <w:lang w:val="es-EC"/>
+        </w:rPr>
+        <w:t xml:space="preserve"> Adaptación Linux</w:t>
+      </w:r>
+    </w:p>
+    <w:p>
+      <w:pPr>
+        <w:spacing w:after="0" w:line="240" w:lineRule="auto"/>
         <w:jc w:val="left"/>
         <w:outlineLvl w:val="1"/>
         <w:rPr>
-          <w:rFonts w:ascii="Times New Roman" w:eastAsia="Times New Roman" w:hAnsi="Times New Roman" w:cs="Times New Roman"/>
-          <w:b/>
+          <w:rFonts w:eastAsia="Times New Roman" w:cstheme="minorHAnsi"/>
           <w:bCs/>
           <w:szCs w:val="28"/>
           <w:lang w:val="es-EC"/>
@@ -1448,32 +2253,28 @@
       <w:r>
         <w:rPr>
           <w:rFonts w:ascii="Segoe UI Symbol" w:eastAsia="Times New Roman" w:hAnsi="Segoe UI Symbol" w:cs="Segoe UI Symbol"/>
-          <w:b/>
-          <w:bCs/>
-          <w:szCs w:val="28"/>
-          <w:lang w:val="es-EC"/>
-        </w:rPr>
-        <w:t>✏</w:t>
-      </w:r>
-      <w:r>
-        <w:rPr>
-          <w:rFonts w:ascii="Times New Roman" w:eastAsia="Times New Roman" w:hAnsi="Times New Roman" w:cs="Times New Roman"/>
-          <w:b/>
-          <w:bCs/>
-          <w:szCs w:val="28"/>
-          <w:lang w:val="es-EC"/>
-        </w:rPr>
-        <w:t xml:space="preserve"> 3.2 Editar usuario</w:t>
-      </w:r>
-    </w:p>
-    <w:p>
-      <w:pPr>
-        <w:spacing w:before="100" w:beforeAutospacing="1" w:after="100" w:afterAutospacing="1" w:line="240" w:lineRule="auto"/>
+          <w:bCs/>
+          <w:szCs w:val="28"/>
+        </w:rPr>
+        <w:t>🗂</w:t>
+      </w:r>
+      <w:r>
+        <w:rPr>
+          <w:rFonts w:eastAsia="Times New Roman" w:cstheme="minorHAnsi"/>
+          <w:bCs/>
+          <w:szCs w:val="28"/>
+          <w:lang w:val="es-EC"/>
+        </w:rPr>
+        <w:t xml:space="preserve"> Permisos de carpetas</w:t>
+      </w:r>
+    </w:p>
+    <w:p>
+      <w:pPr>
+        <w:spacing w:after="0" w:line="240" w:lineRule="auto"/>
         <w:jc w:val="left"/>
         <w:outlineLvl w:val="1"/>
         <w:rPr>
-          <w:rFonts w:ascii="Times New Roman" w:eastAsia="Times New Roman" w:hAnsi="Times New Roman" w:cs="Times New Roman"/>
-          <w:b/>
+          <w:rFonts w:eastAsia="Times New Roman" w:cstheme="minorHAnsi"/>
           <w:bCs/>
           <w:szCs w:val="28"/>
           <w:lang w:val="es-EC"/>
@@ -1482,1122 +2283,99 @@
       <w:r>
         <w:rPr>
           <w:rFonts w:ascii="Segoe UI Symbol" w:eastAsia="Times New Roman" w:hAnsi="Segoe UI Symbol" w:cs="Segoe UI Symbol"/>
-          <w:b/>
-          <w:bCs/>
-          <w:szCs w:val="28"/>
-          <w:lang w:val="es-EC"/>
-        </w:rPr>
-        <w:t>❌</w:t>
-      </w:r>
-      <w:r>
-        <w:rPr>
-          <w:rFonts w:ascii="Times New Roman" w:eastAsia="Times New Roman" w:hAnsi="Times New Roman" w:cs="Times New Roman"/>
-          <w:b/>
-          <w:bCs/>
-          <w:szCs w:val="28"/>
-          <w:lang w:val="es-EC"/>
-        </w:rPr>
-        <w:t xml:space="preserve"> 3.3 Activar / Desactivar</w:t>
-      </w:r>
-    </w:p>
-    <w:p>
-      <w:pPr>
-        <w:spacing w:before="100" w:beforeAutospacing="1" w:after="100" w:afterAutospacing="1" w:line="240" w:lineRule="auto"/>
+          <w:bCs/>
+          <w:szCs w:val="28"/>
+        </w:rPr>
+        <w:t>🌐</w:t>
+      </w:r>
+      <w:r>
+        <w:rPr>
+          <w:rFonts w:eastAsia="Times New Roman" w:cstheme="minorHAnsi"/>
+          <w:bCs/>
+          <w:szCs w:val="28"/>
+          <w:lang w:val="es-EC"/>
+        </w:rPr>
+        <w:t xml:space="preserve"> </w:t>
+      </w:r>
+      <w:proofErr w:type="spellStart"/>
+      <w:r>
+        <w:rPr>
+          <w:rFonts w:eastAsia="Times New Roman" w:cstheme="minorHAnsi"/>
+          <w:bCs/>
+          <w:szCs w:val="28"/>
+          <w:lang w:val="es-EC"/>
+        </w:rPr>
+        <w:t>Deploy</w:t>
+      </w:r>
+      <w:proofErr w:type="spellEnd"/>
+    </w:p>
+    <w:p>
+      <w:pPr>
+        <w:spacing w:after="0" w:line="240" w:lineRule="auto"/>
         <w:jc w:val="left"/>
         <w:outlineLvl w:val="1"/>
         <w:rPr>
-          <w:rFonts w:ascii="Times New Roman" w:eastAsia="Times New Roman" w:hAnsi="Times New Roman" w:cs="Times New Roman"/>
-          <w:b/>
-          <w:bCs/>
-          <w:szCs w:val="28"/>
-          <w:lang w:val="es-EC"/>
+          <w:rFonts w:eastAsia="Times New Roman" w:cstheme="minorHAnsi"/>
+          <w:bCs/>
+          <w:szCs w:val="28"/>
         </w:rPr>
       </w:pPr>
       <w:r>
         <w:rPr>
           <w:rFonts w:ascii="Segoe UI Symbol" w:eastAsia="Times New Roman" w:hAnsi="Segoe UI Symbol" w:cs="Segoe UI Symbol"/>
-          <w:b/>
-          <w:bCs/>
-          <w:szCs w:val="28"/>
-        </w:rPr>
-        <w:t>🔑</w:t>
-      </w:r>
-      <w:r>
-        <w:rPr>
-          <w:rFonts w:ascii="Times New Roman" w:eastAsia="Times New Roman" w:hAnsi="Times New Roman" w:cs="Times New Roman"/>
-          <w:b/>
-          <w:bCs/>
-          <w:szCs w:val="28"/>
-          <w:lang w:val="es-EC"/>
-        </w:rPr>
-        <w:t xml:space="preserve"> 3.4 Resetear contraseña</w:t>
-      </w:r>
-    </w:p>
-    <w:p>
-      <w:pPr>
-        <w:spacing w:before="100" w:beforeAutospacing="1" w:after="100" w:afterAutospacing="1" w:line="240" w:lineRule="auto"/>
-        <w:jc w:val="left"/>
-        <w:outlineLvl w:val="1"/>
-        <w:rPr>
-          <w:rFonts w:ascii="Times New Roman" w:eastAsia="Times New Roman" w:hAnsi="Times New Roman" w:cs="Times New Roman"/>
-          <w:b/>
-          <w:bCs/>
-          <w:szCs w:val="28"/>
-          <w:lang w:val="es-EC"/>
-        </w:rPr>
-      </w:pPr>
-      <w:r>
-        <w:rPr>
-          <w:rFonts w:ascii="Times New Roman" w:eastAsia="Times New Roman" w:hAnsi="Times New Roman" w:cs="Times New Roman"/>
-          <w:b/>
-          <w:bCs/>
-          <w:szCs w:val="28"/>
-        </w:rPr>
-        <w:t>🧪</w:t>
-      </w:r>
-      <w:r>
-        <w:rPr>
-          <w:rFonts w:ascii="Times New Roman" w:eastAsia="Times New Roman" w:hAnsi="Times New Roman" w:cs="Times New Roman"/>
-          <w:b/>
-          <w:bCs/>
-          <w:szCs w:val="28"/>
-          <w:lang w:val="es-EC"/>
-        </w:rPr>
-        <w:t xml:space="preserve"> 3.5 Validaciones </w:t>
+          <w:bCs/>
+          <w:szCs w:val="28"/>
+        </w:rPr>
+        <w:t>🔒</w:t>
+      </w:r>
+      <w:r>
+        <w:rPr>
+          <w:rFonts w:eastAsia="Times New Roman" w:cstheme="minorHAnsi"/>
+          <w:bCs/>
+          <w:szCs w:val="28"/>
+        </w:rPr>
+        <w:t xml:space="preserve"> </w:t>
       </w:r>
       <w:proofErr w:type="spellStart"/>
       <w:r>
         <w:rPr>
-          <w:rFonts w:ascii="Times New Roman" w:eastAsia="Times New Roman" w:hAnsi="Times New Roman" w:cs="Times New Roman"/>
-          <w:b/>
-          <w:bCs/>
-          <w:szCs w:val="28"/>
-          <w:lang w:val="es-EC"/>
-        </w:rPr>
-        <w:t>backend</w:t>
+          <w:rFonts w:eastAsia="Times New Roman" w:cstheme="minorHAnsi"/>
+          <w:bCs/>
+          <w:szCs w:val="28"/>
+        </w:rPr>
+        <w:t>Configuración</w:t>
       </w:r>
       <w:proofErr w:type="spellEnd"/>
       <w:r>
         <w:rPr>
-          <w:rFonts w:ascii="Times New Roman" w:eastAsia="Times New Roman" w:hAnsi="Times New Roman" w:cs="Times New Roman"/>
-          <w:b/>
-          <w:bCs/>
-          <w:szCs w:val="28"/>
-          <w:lang w:val="es-EC"/>
-        </w:rPr>
-        <w:t xml:space="preserve"> robustas</w:t>
-      </w:r>
-    </w:p>
-    <w:p>
-      <w:pPr>
-        <w:spacing w:before="100" w:beforeAutospacing="1" w:after="100" w:afterAutospacing="1" w:line="240" w:lineRule="auto"/>
-        <w:jc w:val="left"/>
-        <w:rPr>
-          <w:rFonts w:ascii="Times New Roman" w:eastAsia="Times New Roman" w:hAnsi="Times New Roman" w:cs="Times New Roman"/>
-          <w:szCs w:val="28"/>
-          <w:lang w:val="es-EC"/>
-        </w:rPr>
-      </w:pPr>
-      <w:r>
-        <w:rPr>
-          <w:rFonts w:ascii="Segoe UI Symbol" w:eastAsia="Times New Roman" w:hAnsi="Segoe UI Symbol" w:cs="Segoe UI Symbol"/>
-          <w:szCs w:val="28"/>
-        </w:rPr>
-        <w:t>🎯</w:t>
-      </w:r>
-      <w:r>
-        <w:rPr>
-          <w:rFonts w:ascii="Times New Roman" w:eastAsia="Times New Roman" w:hAnsi="Times New Roman" w:cs="Times New Roman"/>
-          <w:szCs w:val="28"/>
-          <w:lang w:val="es-EC"/>
-        </w:rPr>
-        <w:t xml:space="preserve"> Resultado: módulo </w:t>
+          <w:rFonts w:eastAsia="Times New Roman" w:cstheme="minorHAnsi"/>
+          <w:bCs/>
+          <w:szCs w:val="28"/>
+        </w:rPr>
+        <w:t xml:space="preserve"> </w:t>
       </w:r>
       <w:proofErr w:type="spellStart"/>
       <w:r>
         <w:rPr>
-          <w:rFonts w:ascii="Times New Roman" w:eastAsia="Times New Roman" w:hAnsi="Times New Roman" w:cs="Times New Roman"/>
-          <w:szCs w:val="28"/>
-          <w:lang w:val="es-EC"/>
-        </w:rPr>
-        <w:t>admin</w:t>
+          <w:rFonts w:eastAsia="Times New Roman" w:cstheme="minorHAnsi"/>
+          <w:bCs/>
+          <w:szCs w:val="28"/>
+        </w:rPr>
+        <w:t>segura</w:t>
       </w:r>
       <w:proofErr w:type="spellEnd"/>
-      <w:r>
-        <w:rPr>
-          <w:rFonts w:ascii="Times New Roman" w:eastAsia="Times New Roman" w:hAnsi="Times New Roman" w:cs="Times New Roman"/>
-          <w:szCs w:val="28"/>
-          <w:lang w:val="es-EC"/>
-        </w:rPr>
-        <w:t xml:space="preserve"> completo.</w:t>
-      </w:r>
-    </w:p>
-    <w:p>
-      <w:pPr>
-        <w:spacing w:after="0" w:line="240" w:lineRule="auto"/>
-        <w:jc w:val="left"/>
-        <w:rPr>
-          <w:rFonts w:ascii="Times New Roman" w:eastAsia="Times New Roman" w:hAnsi="Times New Roman" w:cs="Times New Roman"/>
-          <w:szCs w:val="28"/>
-        </w:rPr>
-      </w:pPr>
-      <w:r>
-        <w:rPr>
-          <w:rFonts w:ascii="Times New Roman" w:eastAsia="Times New Roman" w:hAnsi="Times New Roman" w:cs="Times New Roman"/>
-          <w:szCs w:val="28"/>
-        </w:rPr>
-        <w:pict>
-          <v:rect id="_x0000_i1028" style="width:0;height:1.5pt" o:hralign="center" o:hrstd="t" o:hr="t" fillcolor="#a0a0a0" stroked="f"/>
-        </w:pict>
-      </w:r>
-    </w:p>
-    <w:p>
-      <w:pPr>
-        <w:spacing w:before="100" w:beforeAutospacing="1" w:after="100" w:afterAutospacing="1" w:line="240" w:lineRule="auto"/>
-        <w:jc w:val="left"/>
-        <w:outlineLvl w:val="0"/>
-        <w:rPr>
-          <w:rFonts w:ascii="Times New Roman" w:eastAsia="Times New Roman" w:hAnsi="Times New Roman" w:cs="Times New Roman"/>
-          <w:b/>
-          <w:bCs/>
-          <w:kern w:val="36"/>
-          <w:szCs w:val="28"/>
-          <w:lang w:val="es-EC"/>
-        </w:rPr>
-      </w:pPr>
-      <w:r>
-        <w:rPr>
-          <w:rFonts w:ascii="Segoe UI Symbol" w:eastAsia="Times New Roman" w:hAnsi="Segoe UI Symbol" w:cs="Segoe UI Symbol"/>
-          <w:b/>
-          <w:bCs/>
-          <w:kern w:val="36"/>
-          <w:szCs w:val="28"/>
-        </w:rPr>
-        <w:t>🔵</w:t>
-      </w:r>
-      <w:r>
-        <w:rPr>
-          <w:rFonts w:ascii="Times New Roman" w:eastAsia="Times New Roman" w:hAnsi="Times New Roman" w:cs="Times New Roman"/>
-          <w:b/>
-          <w:bCs/>
-          <w:kern w:val="36"/>
-          <w:szCs w:val="28"/>
-          <w:lang w:val="es-EC"/>
-        </w:rPr>
-        <w:t xml:space="preserve"> SPRINT 4 — Módulo Clínica</w:t>
-      </w:r>
-    </w:p>
-    <w:p>
-      <w:pPr>
-        <w:spacing w:before="100" w:beforeAutospacing="1" w:after="100" w:afterAutospacing="1" w:line="240" w:lineRule="auto"/>
-        <w:jc w:val="left"/>
-        <w:outlineLvl w:val="1"/>
-        <w:rPr>
-          <w:rFonts w:ascii="Times New Roman" w:eastAsia="Times New Roman" w:hAnsi="Times New Roman" w:cs="Times New Roman"/>
-          <w:b/>
-          <w:bCs/>
-          <w:szCs w:val="28"/>
-          <w:lang w:val="es-EC"/>
-        </w:rPr>
-      </w:pPr>
-      <w:r>
-        <w:rPr>
-          <w:rFonts w:ascii="Segoe UI Symbol" w:eastAsia="Times New Roman" w:hAnsi="Segoe UI Symbol" w:cs="Segoe UI Symbol"/>
-          <w:b/>
-          <w:bCs/>
-          <w:szCs w:val="28"/>
-        </w:rPr>
-        <w:t>🐶</w:t>
-      </w:r>
-      <w:r>
-        <w:rPr>
-          <w:rFonts w:ascii="Times New Roman" w:eastAsia="Times New Roman" w:hAnsi="Times New Roman" w:cs="Times New Roman"/>
-          <w:b/>
-          <w:bCs/>
-          <w:szCs w:val="28"/>
-          <w:lang w:val="es-EC"/>
-        </w:rPr>
-        <w:t xml:space="preserve"> Mascotas</w:t>
-      </w:r>
-    </w:p>
-    <w:p>
-      <w:pPr>
-        <w:spacing w:before="100" w:beforeAutospacing="1" w:after="100" w:afterAutospacing="1" w:line="240" w:lineRule="auto"/>
-        <w:jc w:val="left"/>
-        <w:outlineLvl w:val="1"/>
-        <w:rPr>
-          <w:rFonts w:ascii="Times New Roman" w:eastAsia="Times New Roman" w:hAnsi="Times New Roman" w:cs="Times New Roman"/>
-          <w:b/>
-          <w:bCs/>
-          <w:szCs w:val="28"/>
-          <w:lang w:val="es-EC"/>
-        </w:rPr>
-      </w:pPr>
-      <w:r>
-        <w:rPr>
-          <w:rFonts w:ascii="Segoe UI Symbol" w:eastAsia="Times New Roman" w:hAnsi="Segoe UI Symbol" w:cs="Segoe UI Symbol"/>
-          <w:b/>
-          <w:bCs/>
-          <w:szCs w:val="28"/>
-        </w:rPr>
-        <w:t>👩</w:t>
-      </w:r>
-      <w:r>
-        <w:rPr>
-          <w:rFonts w:ascii="Times New Roman" w:eastAsia="Times New Roman" w:hAnsi="Times New Roman" w:cs="Times New Roman"/>
-          <w:b/>
-          <w:bCs/>
-          <w:szCs w:val="28"/>
-          <w:lang w:val="es-EC"/>
-        </w:rPr>
-        <w:t>‍</w:t>
-      </w:r>
-      <w:r>
-        <w:rPr>
-          <w:rFonts w:ascii="Segoe UI Symbol" w:eastAsia="Times New Roman" w:hAnsi="Segoe UI Symbol" w:cs="Segoe UI Symbol"/>
-          <w:b/>
-          <w:bCs/>
-          <w:szCs w:val="28"/>
-          <w:lang w:val="es-EC"/>
-        </w:rPr>
-        <w:t>⚕</w:t>
-      </w:r>
-      <w:r>
-        <w:rPr>
-          <w:rFonts w:ascii="Segoe UI Symbol" w:eastAsia="Times New Roman" w:hAnsi="Segoe UI Symbol" w:cs="Segoe UI Symbol"/>
-          <w:b/>
-          <w:bCs/>
-          <w:szCs w:val="28"/>
-        </w:rPr>
-        <w:t>️</w:t>
-      </w:r>
-      <w:r>
-        <w:rPr>
-          <w:rFonts w:ascii="Times New Roman" w:eastAsia="Times New Roman" w:hAnsi="Times New Roman" w:cs="Times New Roman"/>
-          <w:b/>
-          <w:bCs/>
-          <w:szCs w:val="28"/>
-          <w:lang w:val="es-EC"/>
-        </w:rPr>
-        <w:t xml:space="preserve"> Consultas</w:t>
-      </w:r>
-    </w:p>
-    <w:p>
-      <w:pPr>
-        <w:spacing w:before="100" w:beforeAutospacing="1" w:after="100" w:afterAutospacing="1" w:line="240" w:lineRule="auto"/>
-        <w:jc w:val="left"/>
-        <w:outlineLvl w:val="1"/>
-        <w:rPr>
-          <w:rFonts w:ascii="Times New Roman" w:eastAsia="Times New Roman" w:hAnsi="Times New Roman" w:cs="Times New Roman"/>
-          <w:b/>
-          <w:bCs/>
-          <w:szCs w:val="28"/>
-          <w:lang w:val="es-EC"/>
-        </w:rPr>
-      </w:pPr>
-      <w:r>
-        <w:rPr>
-          <w:rFonts w:ascii="Segoe UI Symbol" w:eastAsia="Times New Roman" w:hAnsi="Segoe UI Symbol" w:cs="Segoe UI Symbol"/>
-          <w:b/>
-          <w:bCs/>
-          <w:szCs w:val="28"/>
-        </w:rPr>
-        <w:t>💉</w:t>
-      </w:r>
-      <w:r>
-        <w:rPr>
-          <w:rFonts w:ascii="Times New Roman" w:eastAsia="Times New Roman" w:hAnsi="Times New Roman" w:cs="Times New Roman"/>
-          <w:b/>
-          <w:bCs/>
-          <w:szCs w:val="28"/>
-          <w:lang w:val="es-EC"/>
-        </w:rPr>
-        <w:t xml:space="preserve"> Vacunas</w:t>
-      </w:r>
-    </w:p>
-    <w:p>
-      <w:pPr>
-        <w:spacing w:before="100" w:beforeAutospacing="1" w:after="100" w:afterAutospacing="1" w:line="240" w:lineRule="auto"/>
-        <w:jc w:val="left"/>
-        <w:outlineLvl w:val="1"/>
-        <w:rPr>
-          <w:rFonts w:ascii="Times New Roman" w:eastAsia="Times New Roman" w:hAnsi="Times New Roman" w:cs="Times New Roman"/>
-          <w:b/>
-          <w:bCs/>
-          <w:szCs w:val="28"/>
-          <w:lang w:val="es-EC"/>
-        </w:rPr>
-      </w:pPr>
-      <w:r>
-        <w:rPr>
-          <w:rFonts w:ascii="Segoe UI Symbol" w:eastAsia="Times New Roman" w:hAnsi="Segoe UI Symbol" w:cs="Segoe UI Symbol"/>
-          <w:b/>
-          <w:bCs/>
-          <w:szCs w:val="28"/>
-        </w:rPr>
-        <w:t>📅</w:t>
-      </w:r>
-      <w:r>
-        <w:rPr>
-          <w:rFonts w:ascii="Times New Roman" w:eastAsia="Times New Roman" w:hAnsi="Times New Roman" w:cs="Times New Roman"/>
-          <w:b/>
-          <w:bCs/>
-          <w:szCs w:val="28"/>
-          <w:lang w:val="es-EC"/>
-        </w:rPr>
-        <w:t xml:space="preserve"> Recordatorios automáticos</w:t>
-      </w:r>
-    </w:p>
-    <w:p>
-      <w:pPr>
-        <w:spacing w:after="0" w:line="240" w:lineRule="auto"/>
-        <w:jc w:val="left"/>
-        <w:rPr>
-          <w:rFonts w:ascii="Times New Roman" w:eastAsia="Times New Roman" w:hAnsi="Times New Roman" w:cs="Times New Roman"/>
-          <w:szCs w:val="28"/>
-        </w:rPr>
-      </w:pPr>
-      <w:r>
-        <w:rPr>
-          <w:rFonts w:ascii="Times New Roman" w:eastAsia="Times New Roman" w:hAnsi="Times New Roman" w:cs="Times New Roman"/>
-          <w:szCs w:val="28"/>
-        </w:rPr>
-        <w:pict>
-          <v:rect id="_x0000_i1029" style="width:0;height:1.5pt" o:hralign="center" o:hrstd="t" o:hr="t" fillcolor="#a0a0a0" stroked="f"/>
-        </w:pict>
-      </w:r>
-    </w:p>
-    <w:p>
-      <w:pPr>
-        <w:spacing w:before="100" w:beforeAutospacing="1" w:after="100" w:afterAutospacing="1" w:line="240" w:lineRule="auto"/>
-        <w:jc w:val="left"/>
-        <w:outlineLvl w:val="0"/>
-        <w:rPr>
-          <w:rFonts w:ascii="Times New Roman" w:eastAsia="Times New Roman" w:hAnsi="Times New Roman" w:cs="Times New Roman"/>
-          <w:b/>
-          <w:bCs/>
-          <w:kern w:val="36"/>
-          <w:szCs w:val="28"/>
-        </w:rPr>
-      </w:pPr>
-      <w:r>
-        <w:rPr>
-          <w:rFonts w:ascii="Segoe UI Symbol" w:eastAsia="Times New Roman" w:hAnsi="Segoe UI Symbol" w:cs="Segoe UI Symbol"/>
-          <w:b/>
-          <w:bCs/>
-          <w:kern w:val="36"/>
-          <w:szCs w:val="28"/>
-        </w:rPr>
-        <w:t>🔵</w:t>
-      </w:r>
-      <w:r>
-        <w:rPr>
-          <w:rFonts w:ascii="Times New Roman" w:eastAsia="Times New Roman" w:hAnsi="Times New Roman" w:cs="Times New Roman"/>
-          <w:b/>
-          <w:bCs/>
-          <w:kern w:val="36"/>
-          <w:szCs w:val="28"/>
-        </w:rPr>
-        <w:t xml:space="preserve"> SPRINT 5 — </w:t>
-      </w:r>
-      <w:proofErr w:type="spellStart"/>
-      <w:r>
-        <w:rPr>
-          <w:rFonts w:ascii="Times New Roman" w:eastAsia="Times New Roman" w:hAnsi="Times New Roman" w:cs="Times New Roman"/>
-          <w:b/>
-          <w:bCs/>
-          <w:kern w:val="36"/>
-          <w:szCs w:val="28"/>
-        </w:rPr>
-        <w:t>Módulo</w:t>
-      </w:r>
-      <w:proofErr w:type="spellEnd"/>
-      <w:r>
-        <w:rPr>
-          <w:rFonts w:ascii="Times New Roman" w:eastAsia="Times New Roman" w:hAnsi="Times New Roman" w:cs="Times New Roman"/>
-          <w:b/>
-          <w:bCs/>
-          <w:kern w:val="36"/>
-          <w:szCs w:val="28"/>
-        </w:rPr>
-        <w:t xml:space="preserve"> </w:t>
-      </w:r>
-      <w:proofErr w:type="spellStart"/>
-      <w:r>
-        <w:rPr>
-          <w:rFonts w:ascii="Times New Roman" w:eastAsia="Times New Roman" w:hAnsi="Times New Roman" w:cs="Times New Roman"/>
-          <w:b/>
-          <w:bCs/>
-          <w:kern w:val="36"/>
-          <w:szCs w:val="28"/>
-        </w:rPr>
-        <w:t>Farmacia</w:t>
-      </w:r>
-      <w:proofErr w:type="spellEnd"/>
-    </w:p>
-    <w:p>
-      <w:pPr>
-        <w:spacing w:before="100" w:beforeAutospacing="1" w:after="100" w:afterAutospacing="1" w:line="240" w:lineRule="auto"/>
-        <w:jc w:val="left"/>
-        <w:outlineLvl w:val="1"/>
-        <w:rPr>
-          <w:rFonts w:ascii="Times New Roman" w:eastAsia="Times New Roman" w:hAnsi="Times New Roman" w:cs="Times New Roman"/>
-          <w:b/>
-          <w:bCs/>
-          <w:szCs w:val="28"/>
-        </w:rPr>
-      </w:pPr>
-      <w:r>
-        <w:rPr>
-          <w:rFonts w:ascii="Segoe UI Symbol" w:eastAsia="Times New Roman" w:hAnsi="Segoe UI Symbol" w:cs="Segoe UI Symbol"/>
-          <w:b/>
-          <w:bCs/>
-          <w:szCs w:val="28"/>
-        </w:rPr>
-        <w:t>💊</w:t>
-      </w:r>
-      <w:r>
-        <w:rPr>
-          <w:rFonts w:ascii="Times New Roman" w:eastAsia="Times New Roman" w:hAnsi="Times New Roman" w:cs="Times New Roman"/>
-          <w:b/>
-          <w:bCs/>
-          <w:szCs w:val="28"/>
-        </w:rPr>
-        <w:t xml:space="preserve"> </w:t>
-      </w:r>
-      <w:proofErr w:type="spellStart"/>
-      <w:r>
-        <w:rPr>
-          <w:rFonts w:ascii="Times New Roman" w:eastAsia="Times New Roman" w:hAnsi="Times New Roman" w:cs="Times New Roman"/>
-          <w:b/>
-          <w:bCs/>
-          <w:szCs w:val="28"/>
-        </w:rPr>
-        <w:t>Medicamentos</w:t>
-      </w:r>
-      <w:proofErr w:type="spellEnd"/>
-    </w:p>
-    <w:p>
-      <w:pPr>
-        <w:spacing w:before="100" w:beforeAutospacing="1" w:after="100" w:afterAutospacing="1" w:line="240" w:lineRule="auto"/>
-        <w:jc w:val="left"/>
-        <w:outlineLvl w:val="1"/>
-        <w:rPr>
-          <w:rFonts w:ascii="Times New Roman" w:eastAsia="Times New Roman" w:hAnsi="Times New Roman" w:cs="Times New Roman"/>
-          <w:b/>
-          <w:bCs/>
-          <w:szCs w:val="28"/>
-        </w:rPr>
-      </w:pPr>
-      <w:r>
-        <w:rPr>
-          <w:rFonts w:ascii="Segoe UI Symbol" w:eastAsia="Times New Roman" w:hAnsi="Segoe UI Symbol" w:cs="Segoe UI Symbol"/>
-          <w:b/>
-          <w:bCs/>
-          <w:szCs w:val="28"/>
-        </w:rPr>
-        <w:t>🛒</w:t>
-      </w:r>
-      <w:r>
-        <w:rPr>
-          <w:rFonts w:ascii="Times New Roman" w:eastAsia="Times New Roman" w:hAnsi="Times New Roman" w:cs="Times New Roman"/>
-          <w:b/>
-          <w:bCs/>
-          <w:szCs w:val="28"/>
-        </w:rPr>
-        <w:t xml:space="preserve"> Ventas</w:t>
-      </w:r>
-    </w:p>
-    <w:p>
-      <w:pPr>
-        <w:spacing w:before="100" w:beforeAutospacing="1" w:after="100" w:afterAutospacing="1" w:line="240" w:lineRule="auto"/>
-        <w:jc w:val="left"/>
-        <w:outlineLvl w:val="1"/>
-        <w:rPr>
-          <w:rFonts w:ascii="Times New Roman" w:eastAsia="Times New Roman" w:hAnsi="Times New Roman" w:cs="Times New Roman"/>
-          <w:b/>
-          <w:bCs/>
-          <w:szCs w:val="28"/>
-          <w:lang w:val="es-EC"/>
-        </w:rPr>
-      </w:pPr>
-      <w:r>
-        <w:rPr>
-          <w:rFonts w:ascii="Segoe UI Symbol" w:eastAsia="Times New Roman" w:hAnsi="Segoe UI Symbol" w:cs="Segoe UI Symbol"/>
-          <w:b/>
-          <w:bCs/>
-          <w:szCs w:val="28"/>
-        </w:rPr>
-        <w:t>📊</w:t>
-      </w:r>
-      <w:r>
-        <w:rPr>
-          <w:rFonts w:ascii="Times New Roman" w:eastAsia="Times New Roman" w:hAnsi="Times New Roman" w:cs="Times New Roman"/>
-          <w:b/>
-          <w:bCs/>
-          <w:szCs w:val="28"/>
-          <w:lang w:val="es-EC"/>
-        </w:rPr>
-        <w:t xml:space="preserve"> Stock dinámico</w:t>
-      </w:r>
-    </w:p>
-    <w:p>
-      <w:pPr>
-        <w:spacing w:before="100" w:beforeAutospacing="1" w:after="100" w:afterAutospacing="1" w:line="240" w:lineRule="auto"/>
-        <w:jc w:val="left"/>
-        <w:outlineLvl w:val="1"/>
-        <w:rPr>
-          <w:rFonts w:ascii="Times New Roman" w:eastAsia="Times New Roman" w:hAnsi="Times New Roman" w:cs="Times New Roman"/>
-          <w:b/>
-          <w:bCs/>
-          <w:szCs w:val="28"/>
-          <w:lang w:val="es-EC"/>
-        </w:rPr>
-      </w:pPr>
-      <w:r>
-        <w:rPr>
-          <w:rFonts w:ascii="Segoe UI Symbol" w:eastAsia="Times New Roman" w:hAnsi="Segoe UI Symbol" w:cs="Segoe UI Symbol"/>
-          <w:b/>
-          <w:bCs/>
-          <w:szCs w:val="28"/>
-        </w:rPr>
-        <w:t>📈</w:t>
-      </w:r>
-      <w:r>
-        <w:rPr>
-          <w:rFonts w:ascii="Times New Roman" w:eastAsia="Times New Roman" w:hAnsi="Times New Roman" w:cs="Times New Roman"/>
-          <w:b/>
-          <w:bCs/>
-          <w:szCs w:val="28"/>
-          <w:lang w:val="es-EC"/>
-        </w:rPr>
-        <w:t xml:space="preserve"> Reportes básicos</w:t>
-      </w:r>
-    </w:p>
-    <w:p>
-      <w:pPr>
-        <w:spacing w:after="0" w:line="240" w:lineRule="auto"/>
-        <w:jc w:val="left"/>
-        <w:rPr>
-          <w:rFonts w:ascii="Times New Roman" w:eastAsia="Times New Roman" w:hAnsi="Times New Roman" w:cs="Times New Roman"/>
-          <w:szCs w:val="28"/>
-        </w:rPr>
-      </w:pPr>
-      <w:r>
-        <w:rPr>
-          <w:rFonts w:ascii="Times New Roman" w:eastAsia="Times New Roman" w:hAnsi="Times New Roman" w:cs="Times New Roman"/>
-          <w:szCs w:val="28"/>
-        </w:rPr>
-        <w:pict>
-          <v:rect id="_x0000_i1030" style="width:0;height:1.5pt" o:hralign="center" o:hrstd="t" o:hr="t" fillcolor="#a0a0a0" stroked="f"/>
-        </w:pict>
-      </w:r>
-    </w:p>
-    <w:p>
-      <w:pPr>
-        <w:spacing w:before="100" w:beforeAutospacing="1" w:after="100" w:afterAutospacing="1" w:line="240" w:lineRule="auto"/>
-        <w:jc w:val="left"/>
-        <w:outlineLvl w:val="0"/>
-        <w:rPr>
-          <w:rFonts w:ascii="Times New Roman" w:eastAsia="Times New Roman" w:hAnsi="Times New Roman" w:cs="Times New Roman"/>
-          <w:b/>
-          <w:bCs/>
-          <w:kern w:val="36"/>
-          <w:szCs w:val="28"/>
-        </w:rPr>
-      </w:pPr>
-      <w:r>
-        <w:rPr>
-          <w:rFonts w:ascii="Segoe UI Symbol" w:eastAsia="Times New Roman" w:hAnsi="Segoe UI Symbol" w:cs="Segoe UI Symbol"/>
-          <w:b/>
-          <w:bCs/>
-          <w:kern w:val="36"/>
-          <w:szCs w:val="28"/>
-        </w:rPr>
-        <w:t>🔵</w:t>
-      </w:r>
-      <w:r>
-        <w:rPr>
-          <w:rFonts w:ascii="Times New Roman" w:eastAsia="Times New Roman" w:hAnsi="Times New Roman" w:cs="Times New Roman"/>
-          <w:b/>
-          <w:bCs/>
-          <w:kern w:val="36"/>
-          <w:szCs w:val="28"/>
-        </w:rPr>
-        <w:t xml:space="preserve"> SPRINT 6 — </w:t>
-      </w:r>
-      <w:proofErr w:type="spellStart"/>
-      <w:r>
-        <w:rPr>
-          <w:rFonts w:ascii="Times New Roman" w:eastAsia="Times New Roman" w:hAnsi="Times New Roman" w:cs="Times New Roman"/>
-          <w:b/>
-          <w:bCs/>
-          <w:kern w:val="36"/>
-          <w:szCs w:val="28"/>
-        </w:rPr>
-        <w:t>Optimización</w:t>
-      </w:r>
-      <w:proofErr w:type="spellEnd"/>
-      <w:r>
-        <w:rPr>
-          <w:rFonts w:ascii="Times New Roman" w:eastAsia="Times New Roman" w:hAnsi="Times New Roman" w:cs="Times New Roman"/>
-          <w:b/>
-          <w:bCs/>
-          <w:kern w:val="36"/>
-          <w:szCs w:val="28"/>
-        </w:rPr>
-        <w:t xml:space="preserve"> </w:t>
-      </w:r>
-      <w:proofErr w:type="spellStart"/>
-      <w:r>
-        <w:rPr>
-          <w:rFonts w:ascii="Times New Roman" w:eastAsia="Times New Roman" w:hAnsi="Times New Roman" w:cs="Times New Roman"/>
-          <w:b/>
-          <w:bCs/>
-          <w:kern w:val="36"/>
-          <w:szCs w:val="28"/>
-        </w:rPr>
-        <w:t>Profesional</w:t>
-      </w:r>
-      <w:proofErr w:type="spellEnd"/>
-    </w:p>
-    <w:p>
-      <w:pPr>
-        <w:spacing w:before="100" w:beforeAutospacing="1" w:after="100" w:afterAutospacing="1" w:line="240" w:lineRule="auto"/>
-        <w:jc w:val="left"/>
-        <w:outlineLvl w:val="1"/>
-        <w:rPr>
-          <w:rFonts w:ascii="Times New Roman" w:eastAsia="Times New Roman" w:hAnsi="Times New Roman" w:cs="Times New Roman"/>
-          <w:b/>
-          <w:bCs/>
-          <w:szCs w:val="28"/>
-        </w:rPr>
-      </w:pPr>
-      <w:r>
-        <w:rPr>
-          <w:rFonts w:ascii="Segoe UI Symbol" w:eastAsia="Times New Roman" w:hAnsi="Segoe UI Symbol" w:cs="Segoe UI Symbol"/>
-          <w:b/>
-          <w:bCs/>
-          <w:szCs w:val="28"/>
-        </w:rPr>
-        <w:t>🔐</w:t>
-      </w:r>
-      <w:r>
-        <w:rPr>
-          <w:rFonts w:ascii="Times New Roman" w:eastAsia="Times New Roman" w:hAnsi="Times New Roman" w:cs="Times New Roman"/>
-          <w:b/>
-          <w:bCs/>
-          <w:szCs w:val="28"/>
-        </w:rPr>
-        <w:t xml:space="preserve"> </w:t>
-      </w:r>
-      <w:proofErr w:type="spellStart"/>
-      <w:r>
-        <w:rPr>
-          <w:rFonts w:ascii="Times New Roman" w:eastAsia="Times New Roman" w:hAnsi="Times New Roman" w:cs="Times New Roman"/>
-          <w:b/>
-          <w:bCs/>
-          <w:szCs w:val="28"/>
-        </w:rPr>
-        <w:t>CSRF</w:t>
-      </w:r>
-      <w:proofErr w:type="spellEnd"/>
-      <w:r>
-        <w:rPr>
-          <w:rFonts w:ascii="Times New Roman" w:eastAsia="Times New Roman" w:hAnsi="Times New Roman" w:cs="Times New Roman"/>
-          <w:b/>
-          <w:bCs/>
-          <w:szCs w:val="28"/>
-        </w:rPr>
-        <w:t xml:space="preserve"> tokens</w:t>
-      </w:r>
-    </w:p>
-    <w:p>
-      <w:pPr>
-        <w:spacing w:before="100" w:beforeAutospacing="1" w:after="100" w:afterAutospacing="1" w:line="240" w:lineRule="auto"/>
-        <w:jc w:val="left"/>
-        <w:outlineLvl w:val="1"/>
-        <w:rPr>
-          <w:rFonts w:ascii="Times New Roman" w:eastAsia="Times New Roman" w:hAnsi="Times New Roman" w:cs="Times New Roman"/>
-          <w:b/>
-          <w:bCs/>
-          <w:szCs w:val="28"/>
-        </w:rPr>
-      </w:pPr>
-      <w:r>
-        <w:rPr>
-          <w:rFonts w:ascii="Times New Roman" w:eastAsia="Times New Roman" w:hAnsi="Times New Roman" w:cs="Times New Roman"/>
-          <w:b/>
-          <w:bCs/>
-          <w:szCs w:val="28"/>
-        </w:rPr>
-        <w:t xml:space="preserve">🧂 Password hashing </w:t>
-      </w:r>
-      <w:proofErr w:type="spellStart"/>
-      <w:r>
-        <w:rPr>
-          <w:rFonts w:ascii="Times New Roman" w:eastAsia="Times New Roman" w:hAnsi="Times New Roman" w:cs="Times New Roman"/>
-          <w:b/>
-          <w:bCs/>
-          <w:szCs w:val="28"/>
-        </w:rPr>
-        <w:t>robusto</w:t>
-      </w:r>
-      <w:proofErr w:type="spellEnd"/>
-    </w:p>
-    <w:p>
-      <w:pPr>
-        <w:spacing w:before="100" w:beforeAutospacing="1" w:after="100" w:afterAutospacing="1" w:line="240" w:lineRule="auto"/>
-        <w:jc w:val="left"/>
-        <w:outlineLvl w:val="1"/>
-        <w:rPr>
-          <w:rFonts w:ascii="Times New Roman" w:eastAsia="Times New Roman" w:hAnsi="Times New Roman" w:cs="Times New Roman"/>
-          <w:b/>
-          <w:bCs/>
-          <w:szCs w:val="28"/>
-          <w:lang w:val="es-EC"/>
-        </w:rPr>
-      </w:pPr>
-      <w:r>
-        <w:rPr>
-          <w:rFonts w:ascii="Segoe UI Symbol" w:eastAsia="Times New Roman" w:hAnsi="Segoe UI Symbol" w:cs="Segoe UI Symbol"/>
-          <w:b/>
-          <w:bCs/>
-          <w:szCs w:val="28"/>
-        </w:rPr>
-        <w:lastRenderedPageBreak/>
-        <w:t>📦</w:t>
-      </w:r>
-      <w:r>
-        <w:rPr>
-          <w:rFonts w:ascii="Times New Roman" w:eastAsia="Times New Roman" w:hAnsi="Times New Roman" w:cs="Times New Roman"/>
-          <w:b/>
-          <w:bCs/>
-          <w:szCs w:val="28"/>
-          <w:lang w:val="es-EC"/>
-        </w:rPr>
-        <w:t xml:space="preserve"> Servicios</w:t>
-      </w:r>
-    </w:p>
-    <w:p>
-      <w:pPr>
-        <w:spacing w:before="100" w:beforeAutospacing="1" w:after="100" w:afterAutospacing="1" w:line="240" w:lineRule="auto"/>
-        <w:jc w:val="left"/>
-        <w:outlineLvl w:val="1"/>
-        <w:rPr>
-          <w:rFonts w:ascii="Times New Roman" w:eastAsia="Times New Roman" w:hAnsi="Times New Roman" w:cs="Times New Roman"/>
-          <w:b/>
-          <w:bCs/>
-          <w:szCs w:val="28"/>
-          <w:lang w:val="es-EC"/>
-        </w:rPr>
-      </w:pPr>
-      <w:r>
-        <w:rPr>
-          <w:rFonts w:ascii="Times New Roman" w:eastAsia="Times New Roman" w:hAnsi="Times New Roman" w:cs="Times New Roman"/>
-          <w:b/>
-          <w:bCs/>
-          <w:szCs w:val="28"/>
-        </w:rPr>
-        <w:t>🧪</w:t>
-      </w:r>
-      <w:r>
-        <w:rPr>
-          <w:rFonts w:ascii="Times New Roman" w:eastAsia="Times New Roman" w:hAnsi="Times New Roman" w:cs="Times New Roman"/>
-          <w:b/>
-          <w:bCs/>
-          <w:szCs w:val="28"/>
-          <w:lang w:val="es-EC"/>
-        </w:rPr>
-        <w:t xml:space="preserve"> </w:t>
-      </w:r>
-      <w:proofErr w:type="spellStart"/>
-      <w:proofErr w:type="gramStart"/>
-      <w:r>
-        <w:rPr>
-          <w:rFonts w:ascii="Times New Roman" w:eastAsia="Times New Roman" w:hAnsi="Times New Roman" w:cs="Times New Roman"/>
-          <w:b/>
-          <w:bCs/>
-          <w:szCs w:val="28"/>
-          <w:lang w:val="es-EC"/>
-        </w:rPr>
-        <w:t>Testing</w:t>
-      </w:r>
-      <w:proofErr w:type="spellEnd"/>
-      <w:proofErr w:type="gramEnd"/>
-      <w:r>
-        <w:rPr>
-          <w:rFonts w:ascii="Times New Roman" w:eastAsia="Times New Roman" w:hAnsi="Times New Roman" w:cs="Times New Roman"/>
-          <w:b/>
-          <w:bCs/>
-          <w:szCs w:val="28"/>
-          <w:lang w:val="es-EC"/>
-        </w:rPr>
-        <w:t xml:space="preserve"> manual estructurado</w:t>
-      </w:r>
-    </w:p>
-    <w:p>
-      <w:pPr>
-        <w:spacing w:before="100" w:beforeAutospacing="1" w:after="100" w:afterAutospacing="1" w:line="240" w:lineRule="auto"/>
-        <w:jc w:val="left"/>
-        <w:outlineLvl w:val="1"/>
-        <w:rPr>
-          <w:rFonts w:ascii="Times New Roman" w:eastAsia="Times New Roman" w:hAnsi="Times New Roman" w:cs="Times New Roman"/>
-          <w:b/>
-          <w:bCs/>
-          <w:szCs w:val="28"/>
-        </w:rPr>
-      </w:pPr>
-      <w:r>
-        <w:rPr>
-          <w:rFonts w:ascii="Times New Roman" w:eastAsia="Times New Roman" w:hAnsi="Times New Roman" w:cs="Times New Roman"/>
-          <w:b/>
-          <w:bCs/>
-          <w:szCs w:val="28"/>
-        </w:rPr>
-        <w:t>🧹 Refactor general</w:t>
-      </w:r>
-    </w:p>
-    <w:p>
-      <w:pPr>
-        <w:spacing w:after="0" w:line="240" w:lineRule="auto"/>
-        <w:jc w:val="left"/>
-        <w:rPr>
-          <w:rFonts w:ascii="Times New Roman" w:eastAsia="Times New Roman" w:hAnsi="Times New Roman" w:cs="Times New Roman"/>
-          <w:szCs w:val="28"/>
-        </w:rPr>
-      </w:pPr>
-      <w:r>
-        <w:rPr>
-          <w:rFonts w:ascii="Times New Roman" w:eastAsia="Times New Roman" w:hAnsi="Times New Roman" w:cs="Times New Roman"/>
-          <w:szCs w:val="28"/>
-        </w:rPr>
-        <w:pict>
-          <v:rect id="_x0000_i1031" style="width:0;height:1.5pt" o:hralign="center" o:hrstd="t" o:hr="t" fillcolor="#a0a0a0" stroked="f"/>
-        </w:pict>
-      </w:r>
-    </w:p>
-    <w:p>
-      <w:pPr>
-        <w:spacing w:before="100" w:beforeAutospacing="1" w:after="100" w:afterAutospacing="1" w:line="240" w:lineRule="auto"/>
-        <w:jc w:val="left"/>
-        <w:outlineLvl w:val="0"/>
-        <w:rPr>
-          <w:rFonts w:ascii="Times New Roman" w:eastAsia="Times New Roman" w:hAnsi="Times New Roman" w:cs="Times New Roman"/>
-          <w:b/>
-          <w:bCs/>
-          <w:kern w:val="36"/>
-          <w:szCs w:val="28"/>
-          <w:lang w:val="es-EC"/>
-        </w:rPr>
-      </w:pPr>
-      <w:r>
-        <w:rPr>
-          <w:rFonts w:ascii="Segoe UI Symbol" w:eastAsia="Times New Roman" w:hAnsi="Segoe UI Symbol" w:cs="Segoe UI Symbol"/>
-          <w:b/>
-          <w:bCs/>
-          <w:kern w:val="36"/>
-          <w:szCs w:val="28"/>
-        </w:rPr>
-        <w:t>🔵</w:t>
-      </w:r>
-      <w:r>
-        <w:rPr>
-          <w:rFonts w:ascii="Times New Roman" w:eastAsia="Times New Roman" w:hAnsi="Times New Roman" w:cs="Times New Roman"/>
-          <w:b/>
-          <w:bCs/>
-          <w:kern w:val="36"/>
-          <w:szCs w:val="28"/>
-          <w:lang w:val="es-EC"/>
-        </w:rPr>
-        <w:t xml:space="preserve"> SPRINT 7 — Producción</w:t>
-      </w:r>
-    </w:p>
-    <w:p>
-      <w:pPr>
-        <w:spacing w:before="100" w:beforeAutospacing="1" w:after="100" w:afterAutospacing="1" w:line="240" w:lineRule="auto"/>
-        <w:jc w:val="left"/>
-        <w:outlineLvl w:val="1"/>
-        <w:rPr>
-          <w:rFonts w:ascii="Times New Roman" w:eastAsia="Times New Roman" w:hAnsi="Times New Roman" w:cs="Times New Roman"/>
-          <w:b/>
-          <w:bCs/>
-          <w:szCs w:val="28"/>
-          <w:lang w:val="es-EC"/>
-        </w:rPr>
-      </w:pPr>
-      <w:r>
-        <w:rPr>
-          <w:rFonts w:ascii="Segoe UI Symbol" w:eastAsia="Times New Roman" w:hAnsi="Segoe UI Symbol" w:cs="Segoe UI Symbol"/>
-          <w:b/>
-          <w:bCs/>
-          <w:szCs w:val="28"/>
-        </w:rPr>
-        <w:t>🐧</w:t>
-      </w:r>
-      <w:r>
-        <w:rPr>
-          <w:rFonts w:ascii="Times New Roman" w:eastAsia="Times New Roman" w:hAnsi="Times New Roman" w:cs="Times New Roman"/>
-          <w:b/>
-          <w:bCs/>
-          <w:szCs w:val="28"/>
-          <w:lang w:val="es-EC"/>
-        </w:rPr>
-        <w:t xml:space="preserve"> Adaptación Linux</w:t>
-      </w:r>
-    </w:p>
-    <w:p>
-      <w:pPr>
-        <w:spacing w:before="100" w:beforeAutospacing="1" w:after="100" w:afterAutospacing="1" w:line="240" w:lineRule="auto"/>
-        <w:jc w:val="left"/>
-        <w:outlineLvl w:val="1"/>
-        <w:rPr>
-          <w:rFonts w:ascii="Times New Roman" w:eastAsia="Times New Roman" w:hAnsi="Times New Roman" w:cs="Times New Roman"/>
-          <w:b/>
-          <w:bCs/>
-          <w:szCs w:val="28"/>
-          <w:lang w:val="es-EC"/>
-        </w:rPr>
-      </w:pPr>
-      <w:r>
-        <w:rPr>
-          <w:rFonts w:ascii="Segoe UI Symbol" w:eastAsia="Times New Roman" w:hAnsi="Segoe UI Symbol" w:cs="Segoe UI Symbol"/>
-          <w:b/>
-          <w:bCs/>
-          <w:szCs w:val="28"/>
-        </w:rPr>
-        <w:t>🗂</w:t>
-      </w:r>
-      <w:r>
-        <w:rPr>
-          <w:rFonts w:ascii="Times New Roman" w:eastAsia="Times New Roman" w:hAnsi="Times New Roman" w:cs="Times New Roman"/>
-          <w:b/>
-          <w:bCs/>
-          <w:szCs w:val="28"/>
-          <w:lang w:val="es-EC"/>
-        </w:rPr>
-        <w:t xml:space="preserve"> Permisos de carpetas</w:t>
-      </w:r>
-    </w:p>
-    <w:p>
-      <w:pPr>
-        <w:spacing w:before="100" w:beforeAutospacing="1" w:after="100" w:afterAutospacing="1" w:line="240" w:lineRule="auto"/>
-        <w:jc w:val="left"/>
-        <w:outlineLvl w:val="1"/>
-        <w:rPr>
-          <w:rFonts w:ascii="Times New Roman" w:eastAsia="Times New Roman" w:hAnsi="Times New Roman" w:cs="Times New Roman"/>
-          <w:b/>
-          <w:bCs/>
-          <w:szCs w:val="28"/>
-          <w:lang w:val="es-EC"/>
-        </w:rPr>
-      </w:pPr>
-      <w:r>
-        <w:rPr>
-          <w:rFonts w:ascii="Segoe UI Symbol" w:eastAsia="Times New Roman" w:hAnsi="Segoe UI Symbol" w:cs="Segoe UI Symbol"/>
-          <w:b/>
-          <w:bCs/>
-          <w:szCs w:val="28"/>
-        </w:rPr>
-        <w:t>🌐</w:t>
-      </w:r>
-      <w:r>
-        <w:rPr>
-          <w:rFonts w:ascii="Times New Roman" w:eastAsia="Times New Roman" w:hAnsi="Times New Roman" w:cs="Times New Roman"/>
-          <w:b/>
-          <w:bCs/>
-          <w:szCs w:val="28"/>
-          <w:lang w:val="es-EC"/>
-        </w:rPr>
-        <w:t xml:space="preserve"> </w:t>
-      </w:r>
-      <w:proofErr w:type="spellStart"/>
-      <w:r>
-        <w:rPr>
-          <w:rFonts w:ascii="Times New Roman" w:eastAsia="Times New Roman" w:hAnsi="Times New Roman" w:cs="Times New Roman"/>
-          <w:b/>
-          <w:bCs/>
-          <w:szCs w:val="28"/>
-          <w:lang w:val="es-EC"/>
-        </w:rPr>
-        <w:t>Deploy</w:t>
-      </w:r>
-      <w:proofErr w:type="spellEnd"/>
-    </w:p>
-    <w:p>
-      <w:pPr>
-        <w:spacing w:before="100" w:beforeAutospacing="1" w:after="100" w:afterAutospacing="1" w:line="240" w:lineRule="auto"/>
-        <w:jc w:val="left"/>
-        <w:outlineLvl w:val="1"/>
-        <w:rPr>
-          <w:rFonts w:ascii="Times New Roman" w:eastAsia="Times New Roman" w:hAnsi="Times New Roman" w:cs="Times New Roman"/>
-          <w:b/>
-          <w:bCs/>
-          <w:szCs w:val="28"/>
-        </w:rPr>
-      </w:pPr>
-      <w:r>
-        <w:rPr>
-          <w:rFonts w:ascii="Segoe UI Symbol" w:eastAsia="Times New Roman" w:hAnsi="Segoe UI Symbol" w:cs="Segoe UI Symbol"/>
-          <w:b/>
-          <w:bCs/>
-          <w:szCs w:val="28"/>
-        </w:rPr>
-        <w:t>🔒</w:t>
-      </w:r>
-      <w:r>
-        <w:rPr>
-          <w:rFonts w:ascii="Times New Roman" w:eastAsia="Times New Roman" w:hAnsi="Times New Roman" w:cs="Times New Roman"/>
-          <w:b/>
-          <w:bCs/>
-          <w:szCs w:val="28"/>
-        </w:rPr>
-        <w:t xml:space="preserve"> </w:t>
-      </w:r>
-      <w:proofErr w:type="spellStart"/>
-      <w:r>
-        <w:rPr>
-          <w:rFonts w:ascii="Times New Roman" w:eastAsia="Times New Roman" w:hAnsi="Times New Roman" w:cs="Times New Roman"/>
-          <w:b/>
-          <w:bCs/>
-          <w:szCs w:val="28"/>
-        </w:rPr>
-        <w:t>Configuración</w:t>
-      </w:r>
-      <w:proofErr w:type="spellEnd"/>
-      <w:r>
-        <w:rPr>
-          <w:rFonts w:ascii="Times New Roman" w:eastAsia="Times New Roman" w:hAnsi="Times New Roman" w:cs="Times New Roman"/>
-          <w:b/>
-          <w:bCs/>
-          <w:szCs w:val="28"/>
-        </w:rPr>
-        <w:t xml:space="preserve"> </w:t>
-      </w:r>
-      <w:proofErr w:type="spellStart"/>
-      <w:proofErr w:type="gramStart"/>
-      <w:r>
-        <w:rPr>
-          <w:rFonts w:ascii="Times New Roman" w:eastAsia="Times New Roman" w:hAnsi="Times New Roman" w:cs="Times New Roman"/>
-          <w:b/>
-          <w:bCs/>
-          <w:szCs w:val="28"/>
-        </w:rPr>
-        <w:t>segura</w:t>
-      </w:r>
-      <w:proofErr w:type="spellEnd"/>
-      <w:proofErr w:type="gramEnd"/>
-    </w:p>
-    <w:p>
-      <w:pPr>
-        <w:rPr>
+    </w:p>
+    <w:p>
+      <w:pPr>
+        <w:rPr>
+          <w:rFonts w:cstheme="minorHAnsi"/>
           <w:szCs w:val="28"/>
         </w:rPr>
       </w:pPr>
     </w:p>
     <w:sectPr>
       <w:pgSz w:w="11907" w:h="16840" w:code="9"/>
-      <w:pgMar w:top="1417" w:right="1418" w:bottom="1417" w:left="1418" w:header="709" w:footer="709" w:gutter="0"/>
+      <w:pgMar w:top="567" w:right="1418" w:bottom="1417" w:left="1418" w:header="709" w:footer="709" w:gutter="0"/>
       <w:cols w:space="708"/>
       <w:docGrid w:linePitch="381"/>
     </w:sectPr>
@@ -2606,7 +2384,7 @@
 </file>
 
 <file path=word/numbering.xml><?xml version="1.0" encoding="utf-8"?>
-<w:numbering xmlns:wpc="http://schemas.microsoft.com/office/word/2010/wordprocessingCanvas" xmlns:cx="http://schemas.microsoft.com/office/drawing/2014/chartex" xmlns:cx1="http://schemas.microsoft.com/office/drawing/2015/9/8/chartex" xmlns:mc="http://schemas.openxmlformats.org/markup-compatibility/2006" xmlns:o="urn:schemas-microsoft-com:office:office" xmlns:r="http://schemas.openxmlformats.org/officeDocument/2006/relationships" xmlns:m="http://schemas.openxmlformats.org/officeDocument/2006/math" xmlns:v="urn:schemas-microsoft-com:vml" xmlns:wp14="http://schemas.microsoft.com/office/word/2010/wordprocessingDrawing" xmlns:wp="http://schemas.openxmlformats.org/drawingml/2006/wordprocessingDrawing" xmlns:w10="urn:schemas-microsoft-com:office:word" xmlns:w="http://schemas.openxmlformats.org/wordprocessingml/2006/main" xmlns:w14="http://schemas.microsoft.com/office/word/2010/wordml" xmlns:w15="http://schemas.microsoft.com/office/word/2012/wordml" xmlns:w16se="http://schemas.microsoft.com/office/word/2015/wordml/symex" xmlns:wpg="http://schemas.microsoft.com/office/word/2010/wordprocessingGroup" xmlns:wpi="http://schemas.microsoft.com/office/word/2010/wordprocessingInk" xmlns:wne="http://schemas.microsoft.com/office/word/2006/wordml" xmlns:wps="http://schemas.microsoft.com/office/word/2010/wordprocessingShape" mc:Ignorable="w14 w15 w16se wp14">
+<w:numbering xmlns:wpc="http://schemas.microsoft.com/office/word/2010/wordprocessingCanvas" xmlns:cx="http://schemas.microsoft.com/office/drawing/2014/chartex" xmlns:mc="http://schemas.openxmlformats.org/markup-compatibility/2006" xmlns:o="urn:schemas-microsoft-com:office:office" xmlns:r="http://schemas.openxmlformats.org/officeDocument/2006/relationships" xmlns:m="http://schemas.openxmlformats.org/officeDocument/2006/math" xmlns:v="urn:schemas-microsoft-com:vml" xmlns:wp14="http://schemas.microsoft.com/office/word/2010/wordprocessingDrawing" xmlns:wp="http://schemas.openxmlformats.org/drawingml/2006/wordprocessingDrawing" xmlns:w10="urn:schemas-microsoft-com:office:word" xmlns:w="http://schemas.openxmlformats.org/wordprocessingml/2006/main" xmlns:w14="http://schemas.microsoft.com/office/word/2010/wordml" xmlns:w15="http://schemas.microsoft.com/office/word/2012/wordml" xmlns:w16se="http://schemas.microsoft.com/office/word/2015/wordml/symex" xmlns:wpg="http://schemas.microsoft.com/office/word/2010/wordprocessingGroup" xmlns:wpi="http://schemas.microsoft.com/office/word/2010/wordprocessingInk" xmlns:wne="http://schemas.microsoft.com/office/word/2006/wordml" xmlns:wps="http://schemas.microsoft.com/office/word/2010/wordprocessingShape" mc:Ignorable="w14 w15 w16se wp14">
   <w:abstractNum w:abstractNumId="0" w15:restartNumberingAfterBreak="0">
     <w:nsid w:val="04CD4DAF"/>
     <w:multiLevelType w:val="multilevel"/>

--- a/SPRINTS.docx
+++ b/SPRINTS.docx
@@ -8,8 +8,6 @@
           <w:lang w:val="es-MX"/>
         </w:rPr>
       </w:pPr>
-      <w:bookmarkStart w:id="0" w:name="_GoBack"/>
-      <w:bookmarkEnd w:id="0"/>
       <w:r>
         <w:rPr>
           <w:lang w:val="es-MX"/>
@@ -1651,349 +1649,13 @@
         <w:rPr>
           <w:rStyle w:val="bzpyqfadein"/>
         </w:rPr>
-        <w:t>4. Problema detectado (leve)</w:t>
-      </w:r>
-    </w:p>
-    <w:p>
-      <w:pPr>
-        <w:pStyle w:val="NormalWeb"/>
-        <w:rPr>
-          <w:lang w:val="es-MX"/>
-        </w:rPr>
-      </w:pPr>
-      <w:r>
-        <w:rPr>
-          <w:rStyle w:val="bzpyqfadein"/>
-          <w:rFonts w:eastAsiaTheme="majorEastAsia"/>
-          <w:lang w:val="es-MX"/>
-        </w:rPr>
-        <w:t>Solo hay una pequeña inconsistencia.</w:t>
-      </w:r>
-    </w:p>
-    <w:p>
-      <w:pPr>
-        <w:pStyle w:val="NormalWeb"/>
-        <w:rPr>
-          <w:lang w:val="es-MX"/>
-        </w:rPr>
-      </w:pPr>
-      <w:r>
-        <w:rPr>
-          <w:rStyle w:val="bzpyqfadein"/>
-          <w:rFonts w:eastAsiaTheme="majorEastAsia"/>
-          <w:lang w:val="es-MX"/>
-        </w:rPr>
-        <w:t>Tienes:</w:t>
-      </w:r>
-    </w:p>
-    <w:p>
-      <w:pPr>
-        <w:pStyle w:val="HTMLconformatoprevio"/>
-        <w:rPr>
-          <w:rStyle w:val="CdigoHTML"/>
-          <w:lang w:val="es-MX"/>
-        </w:rPr>
-      </w:pPr>
-      <w:proofErr w:type="spellStart"/>
-      <w:r>
-        <w:rPr>
-          <w:rStyle w:val="CdigoHTML"/>
-          <w:lang w:val="es-MX"/>
-        </w:rPr>
-        <w:t>models</w:t>
-      </w:r>
-      <w:proofErr w:type="spellEnd"/>
-      <w:r>
-        <w:rPr>
-          <w:rStyle w:val="CdigoHTML"/>
-          <w:lang w:val="es-MX"/>
-        </w:rPr>
-        <w:t>/</w:t>
-      </w:r>
-      <w:proofErr w:type="spellStart"/>
-      <w:r>
-        <w:rPr>
-          <w:rStyle w:val="hljs-keyword"/>
-          <w:lang w:val="es-MX"/>
-        </w:rPr>
-        <w:t>User</w:t>
-      </w:r>
-      <w:r>
-        <w:rPr>
-          <w:rStyle w:val="CdigoHTML"/>
-          <w:lang w:val="es-MX"/>
-        </w:rPr>
-        <w:t>.php</w:t>
-      </w:r>
-      <w:proofErr w:type="spellEnd"/>
-    </w:p>
-    <w:p>
-      <w:pPr>
-        <w:pStyle w:val="NormalWeb"/>
-        <w:rPr>
-          <w:lang w:val="es-MX"/>
-        </w:rPr>
-      </w:pPr>
-      <w:r>
-        <w:rPr>
-          <w:rStyle w:val="bzpyqfadein"/>
-          <w:rFonts w:eastAsiaTheme="majorEastAsia"/>
-          <w:lang w:val="es-MX"/>
-        </w:rPr>
-        <w:t>pero también:</w:t>
-      </w:r>
-    </w:p>
-    <w:p>
-      <w:pPr>
-        <w:pStyle w:val="HTMLconformatoprevio"/>
-        <w:rPr>
-          <w:rStyle w:val="CdigoHTML"/>
-          <w:lang w:val="es-MX"/>
-        </w:rPr>
-      </w:pPr>
-      <w:proofErr w:type="spellStart"/>
-      <w:r>
-        <w:rPr>
-          <w:rStyle w:val="CdigoHTML"/>
-          <w:lang w:val="es-MX"/>
-        </w:rPr>
-        <w:t>repositories</w:t>
-      </w:r>
-      <w:proofErr w:type="spellEnd"/>
-      <w:r>
-        <w:rPr>
-          <w:rStyle w:val="CdigoHTML"/>
-          <w:lang w:val="es-MX"/>
-        </w:rPr>
-        <w:t>/</w:t>
-      </w:r>
-      <w:proofErr w:type="spellStart"/>
-      <w:r>
-        <w:rPr>
-          <w:rStyle w:val="CdigoHTML"/>
-          <w:lang w:val="es-MX"/>
-        </w:rPr>
-        <w:t>UserRepository.php</w:t>
-      </w:r>
-      <w:proofErr w:type="spellEnd"/>
-    </w:p>
-    <w:p>
-      <w:pPr>
-        <w:pStyle w:val="NormalWeb"/>
-        <w:rPr>
-          <w:lang w:val="es-MX"/>
-        </w:rPr>
-      </w:pPr>
-      <w:r>
-        <w:rPr>
-          <w:rStyle w:val="bzpyqfadein"/>
-          <w:rFonts w:eastAsiaTheme="majorEastAsia"/>
-          <w:lang w:val="es-MX"/>
-        </w:rPr>
-        <w:t>No es malo, pero debes decidir:</w:t>
-      </w:r>
-    </w:p>
-    <w:p>
-      <w:pPr>
-        <w:pStyle w:val="NormalWeb"/>
-        <w:rPr>
-          <w:lang w:val="es-MX"/>
-        </w:rPr>
-      </w:pPr>
-      <w:r>
-        <w:rPr>
-          <w:rStyle w:val="bzpyqfadein"/>
-          <w:rFonts w:eastAsiaTheme="majorEastAsia"/>
-          <w:b/>
-          <w:bCs/>
-          <w:lang w:val="es-MX"/>
-        </w:rPr>
-        <w:t>Opción A (simple)</w:t>
-      </w:r>
-    </w:p>
-    <w:p>
-      <w:pPr>
-        <w:pStyle w:val="HTMLconformatoprevio"/>
-        <w:rPr>
-          <w:rStyle w:val="CdigoHTML"/>
-          <w:lang w:val="es-MX"/>
-        </w:rPr>
-      </w:pPr>
-      <w:proofErr w:type="spellStart"/>
-      <w:r>
-        <w:rPr>
-          <w:rStyle w:val="hljs-attribute"/>
-          <w:lang w:val="es-MX"/>
-        </w:rPr>
-        <w:t>Controller</w:t>
-      </w:r>
-      <w:proofErr w:type="spellEnd"/>
-      <w:r>
-        <w:rPr>
-          <w:rStyle w:val="CdigoHTML"/>
-          <w:lang w:val="es-MX"/>
-        </w:rPr>
-        <w:t xml:space="preserve"> → </w:t>
-      </w:r>
-      <w:proofErr w:type="spellStart"/>
-      <w:r>
-        <w:rPr>
-          <w:rStyle w:val="CdigoHTML"/>
-          <w:lang w:val="es-MX"/>
-        </w:rPr>
-        <w:t>Repository</w:t>
-      </w:r>
-      <w:proofErr w:type="spellEnd"/>
-      <w:r>
-        <w:rPr>
-          <w:rStyle w:val="CdigoHTML"/>
-          <w:lang w:val="es-MX"/>
-        </w:rPr>
-        <w:t xml:space="preserve"> → DB</w:t>
-      </w:r>
-    </w:p>
-    <w:p>
-      <w:pPr>
-        <w:pStyle w:val="NormalWeb"/>
-        <w:rPr>
-          <w:lang w:val="es-MX"/>
-        </w:rPr>
-      </w:pPr>
-      <w:r>
-        <w:rPr>
-          <w:rStyle w:val="bzpyqfadein"/>
-          <w:rFonts w:eastAsiaTheme="majorEastAsia"/>
-          <w:b/>
-          <w:bCs/>
-          <w:lang w:val="es-MX"/>
-        </w:rPr>
-        <w:t>Opción B (más puro)</w:t>
-      </w:r>
-    </w:p>
-    <w:p>
-      <w:pPr>
-        <w:pStyle w:val="HTMLconformatoprevio"/>
-        <w:rPr>
-          <w:rStyle w:val="CdigoHTML"/>
-          <w:lang w:val="es-MX"/>
-        </w:rPr>
-      </w:pPr>
-      <w:proofErr w:type="spellStart"/>
-      <w:r>
-        <w:rPr>
-          <w:rStyle w:val="hljs-attribute"/>
-          <w:lang w:val="es-MX"/>
-        </w:rPr>
-        <w:lastRenderedPageBreak/>
-        <w:t>Controller</w:t>
-      </w:r>
-      <w:proofErr w:type="spellEnd"/>
-      <w:r>
-        <w:rPr>
-          <w:rStyle w:val="CdigoHTML"/>
-          <w:lang w:val="es-MX"/>
-        </w:rPr>
-        <w:t xml:space="preserve"> → </w:t>
-      </w:r>
-      <w:proofErr w:type="spellStart"/>
-      <w:r>
-        <w:rPr>
-          <w:rStyle w:val="CdigoHTML"/>
-          <w:lang w:val="es-MX"/>
-        </w:rPr>
-        <w:t>Service</w:t>
-      </w:r>
-      <w:proofErr w:type="spellEnd"/>
-      <w:r>
-        <w:rPr>
-          <w:rStyle w:val="CdigoHTML"/>
-          <w:lang w:val="es-MX"/>
-        </w:rPr>
-        <w:t xml:space="preserve"> → </w:t>
-      </w:r>
-      <w:proofErr w:type="spellStart"/>
-      <w:r>
-        <w:rPr>
-          <w:rStyle w:val="CdigoHTML"/>
-          <w:lang w:val="es-MX"/>
-        </w:rPr>
-        <w:t>Repository</w:t>
-      </w:r>
-      <w:proofErr w:type="spellEnd"/>
-      <w:r>
-        <w:rPr>
-          <w:rStyle w:val="CdigoHTML"/>
-          <w:lang w:val="es-MX"/>
-        </w:rPr>
-        <w:t xml:space="preserve"> → </w:t>
-      </w:r>
-      <w:proofErr w:type="spellStart"/>
-      <w:r>
-        <w:rPr>
-          <w:rStyle w:val="CdigoHTML"/>
-          <w:lang w:val="es-MX"/>
-        </w:rPr>
-        <w:t>Model</w:t>
-      </w:r>
-      <w:proofErr w:type="spellEnd"/>
-      <w:r>
-        <w:rPr>
-          <w:rStyle w:val="CdigoHTML"/>
-          <w:lang w:val="es-MX"/>
-        </w:rPr>
-        <w:t xml:space="preserve"> → DB</w:t>
-      </w:r>
-    </w:p>
-    <w:p>
-      <w:pPr>
-        <w:pStyle w:val="NormalWeb"/>
-        <w:rPr>
-          <w:lang w:val="es-MX"/>
-        </w:rPr>
-      </w:pPr>
-      <w:r>
-        <w:rPr>
-          <w:rStyle w:val="bzpyqfadein"/>
-          <w:rFonts w:eastAsiaTheme="majorEastAsia"/>
-          <w:lang w:val="es-MX"/>
-        </w:rPr>
-        <w:t xml:space="preserve">Por ahora </w:t>
-      </w:r>
-      <w:r>
-        <w:rPr>
-          <w:rStyle w:val="bzpyqfadein"/>
-          <w:rFonts w:eastAsiaTheme="majorEastAsia"/>
-          <w:b/>
-          <w:bCs/>
-          <w:lang w:val="es-MX"/>
-        </w:rPr>
-        <w:t>tu opción A está bien</w:t>
-      </w:r>
-      <w:r>
-        <w:rPr>
-          <w:rStyle w:val="bzpyqfadein"/>
-          <w:rFonts w:eastAsiaTheme="majorEastAsia"/>
-          <w:lang w:val="es-MX"/>
-        </w:rPr>
-        <w:t>.</w:t>
-      </w:r>
-    </w:p>
-    <w:p>
-      <w:r>
-        <w:pict>
-          <v:rect id="_x0000_i1035" style="width:0;height:1.5pt" o:hralign="center" o:hrstd="t" o:hr="t" fillcolor="#a0a0a0" stroked="f"/>
-        </w:pict>
-      </w:r>
-    </w:p>
-    <w:p>
-      <w:pPr>
-        <w:pStyle w:val="Ttulo1"/>
-      </w:pPr>
-      <w:r>
-        <w:rPr>
-          <w:rStyle w:val="bzpyqfadein"/>
-        </w:rPr>
-        <w:t>5. Tu sistema ya tiene módulos preparados</w:t>
+        <w:t>4</w:t>
+      </w:r>
+      <w:r>
+        <w:rPr>
+          <w:rStyle w:val="bzpyqfadein"/>
+        </w:rPr>
+        <w:t>. Tu sistema ya tiene módulos preparados</w:t>
       </w:r>
     </w:p>
     <w:p>
@@ -2268,6 +1930,7 @@
           <w:rStyle w:val="bzpyqfadein"/>
           <w:rFonts w:ascii="Segoe UI Symbol" w:hAnsi="Segoe UI Symbol" w:cs="Segoe UI Symbol"/>
         </w:rPr>
+        <w:lastRenderedPageBreak/>
         <w:t>🔵</w:t>
       </w:r>
       <w:r>
@@ -2388,7 +2051,10 @@
     <w:p>
       <w:pPr>
         <w:pStyle w:val="NormalWeb"/>
-        <w:rPr>
+        <w:spacing w:before="0" w:beforeAutospacing="0" w:after="0" w:afterAutospacing="0"/>
+        <w:rPr>
+          <w:rStyle w:val="bzpyqfadein"/>
+          <w:rFonts w:eastAsiaTheme="majorEastAsia"/>
           <w:lang w:val="es-MX"/>
         </w:rPr>
       </w:pPr>
@@ -2450,7 +2116,7 @@
           <w:rFonts w:eastAsiaTheme="majorEastAsia"/>
           <w:lang w:val="es-MX"/>
         </w:rPr>
-        <w:t xml:space="preserve"> Editar usuario</w:t>
+        <w:t xml:space="preserve"> Roles</w:t>
       </w:r>
       <w:r>
         <w:rPr>
@@ -2472,39 +2138,100 @@
           <w:rFonts w:eastAsiaTheme="majorEastAsia"/>
           <w:lang w:val="es-MX"/>
         </w:rPr>
-        <w:t xml:space="preserve"> Roles</w:t>
-      </w:r>
-      <w:r>
-        <w:rPr>
-          <w:lang w:val="es-MX"/>
-        </w:rPr>
-        <w:br/>
-      </w:r>
-      <w:r>
-        <w:rPr>
-          <w:rStyle w:val="bzpyqfadein"/>
-          <w:rFonts w:ascii="Segoe UI Symbol" w:eastAsiaTheme="majorEastAsia" w:hAnsi="Segoe UI Symbol" w:cs="Segoe UI Symbol"/>
-          <w:lang w:val="es-MX"/>
-        </w:rPr>
-        <w:t>✔</w:t>
-      </w:r>
-      <w:r>
-        <w:rPr>
-          <w:rStyle w:val="bzpyqfadein"/>
-          <w:rFonts w:eastAsiaTheme="majorEastAsia"/>
-          <w:lang w:val="es-MX"/>
-        </w:rPr>
         <w:t xml:space="preserve"> Validaciones</w:t>
       </w:r>
     </w:p>
     <w:p>
       <w:pPr>
         <w:pStyle w:val="NormalWeb"/>
-      </w:pPr>
-      <w:r>
-        <w:rPr>
-          <w:rStyle w:val="bzpyqfadein"/>
-          <w:rFonts w:eastAsiaTheme="majorEastAsia"/>
+        <w:spacing w:before="0" w:beforeAutospacing="0" w:after="0" w:afterAutospacing="0"/>
+        <w:rPr>
+          <w:rStyle w:val="bzpyqfadein"/>
+          <w:rFonts w:eastAsiaTheme="majorEastAsia"/>
+          <w:lang w:val="es-MX"/>
+        </w:rPr>
+      </w:pPr>
+      <w:r>
+        <w:rPr>
+          <w:rStyle w:val="bzpyqfadein"/>
+          <w:rFonts w:eastAsiaTheme="majorEastAsia"/>
+          <w:lang w:val="es-MX"/>
+        </w:rPr>
+        <w:t>Editar usuario</w:t>
+      </w:r>
+      <w:r>
+        <w:rPr>
+          <w:rStyle w:val="bzpyqfadein"/>
+          <w:rFonts w:eastAsiaTheme="majorEastAsia"/>
+          <w:lang w:val="es-MX"/>
+        </w:rPr>
+        <w:t xml:space="preserve"> </w:t>
+      </w:r>
+      <w:r>
+        <w:rPr>
+          <w:rStyle w:val="bzpyqfadein"/>
+          <w:rFonts w:eastAsiaTheme="majorEastAsia"/>
+          <w:lang w:val="es-MX"/>
+        </w:rPr>
+        <w:sym w:font="Wingdings" w:char="F0E0"/>
+      </w:r>
+      <w:r>
+        <w:rPr>
+          <w:rStyle w:val="bzpyqfadein"/>
+          <w:rFonts w:eastAsiaTheme="majorEastAsia"/>
+          <w:lang w:val="es-MX"/>
+        </w:rPr>
+        <w:t xml:space="preserve"> falta </w:t>
+      </w:r>
+    </w:p>
+    <w:p>
+      <w:pPr>
+        <w:pStyle w:val="NormalWeb"/>
+        <w:spacing w:before="0" w:beforeAutospacing="0" w:after="0" w:afterAutospacing="0"/>
+        <w:rPr>
+          <w:rFonts w:eastAsiaTheme="majorEastAsia"/>
+          <w:lang w:val="es-MX"/>
+        </w:rPr>
+      </w:pPr>
+      <w:r>
+        <w:rPr>
+          <w:rStyle w:val="bzpyqfadein"/>
+          <w:rFonts w:eastAsiaTheme="majorEastAsia"/>
+          <w:lang w:val="es-MX"/>
+        </w:rPr>
+        <w:t xml:space="preserve">Eliminar usuario </w:t>
+      </w:r>
+      <w:r>
+        <w:rPr>
+          <w:rStyle w:val="bzpyqfadein"/>
+          <w:rFonts w:eastAsiaTheme="majorEastAsia"/>
+          <w:lang w:val="es-MX"/>
+        </w:rPr>
+        <w:sym w:font="Wingdings" w:char="F0E0"/>
+      </w:r>
+      <w:r>
+        <w:rPr>
+          <w:rStyle w:val="bzpyqfadein"/>
+          <w:rFonts w:eastAsiaTheme="majorEastAsia"/>
+          <w:lang w:val="es-MX"/>
+        </w:rPr>
+        <w:t xml:space="preserve"> falta</w:t>
+      </w:r>
+      <w:bookmarkStart w:id="0" w:name="_GoBack"/>
+      <w:bookmarkEnd w:id="0"/>
+    </w:p>
+    <w:p>
+      <w:pPr>
+        <w:pStyle w:val="NormalWeb"/>
+        <w:rPr>
+          <w:lang w:val="es-MX"/>
+        </w:rPr>
+      </w:pPr>
+      <w:r>
+        <w:rPr>
+          <w:rStyle w:val="bzpyqfadein"/>
+          <w:rFonts w:eastAsiaTheme="majorEastAsia"/>
+          <w:lang w:val="es-MX"/>
         </w:rPr>
         <w:t>ESTÁS AQUÍ.</w:t>
       </w:r>
@@ -2528,7 +2255,6 @@
           <w:rStyle w:val="bzpyqfadein"/>
           <w:rFonts w:ascii="Segoe UI Symbol" w:hAnsi="Segoe UI Symbol" w:cs="Segoe UI Symbol"/>
         </w:rPr>
-        <w:lastRenderedPageBreak/>
         <w:t>🔵</w:t>
       </w:r>
       <w:r>
@@ -2808,6 +2534,7 @@
           <w:rFonts w:eastAsiaTheme="majorEastAsia"/>
           <w:lang w:val="es-MX"/>
         </w:rPr>
+        <w:lastRenderedPageBreak/>
         <w:t>Funciones:</w:t>
       </w:r>
     </w:p>
@@ -3112,7 +2839,6 @@
           <w:rStyle w:val="bzpyqfadein"/>
           <w:rFonts w:eastAsiaTheme="majorEastAsia"/>
         </w:rPr>
-        <w:lastRenderedPageBreak/>
         <w:t>Tabla</w:t>
       </w:r>
       <w:proofErr w:type="spellEnd"/>
@@ -3368,6 +3094,7 @@
         <w:rPr>
           <w:rStyle w:val="CdigoHTML"/>
         </w:rPr>
+        <w:lastRenderedPageBreak/>
         <w:t>controllers/sales</w:t>
       </w:r>
     </w:p>
@@ -3658,7 +3385,6 @@
           <w:rStyle w:val="bzpyqfadein"/>
           <w:rFonts w:ascii="Segoe UI Symbol" w:hAnsi="Segoe UI Symbol" w:cs="Segoe UI Symbol"/>
         </w:rPr>
-        <w:lastRenderedPageBreak/>
         <w:t>🔵</w:t>
       </w:r>
       <w:r>
@@ -3979,6 +3705,7 @@
         <w:rPr>
           <w:rStyle w:val="CdigoHTML"/>
         </w:rPr>
+        <w:lastRenderedPageBreak/>
         <w:t>edit</w:t>
       </w:r>
     </w:p>
@@ -4316,7 +4043,6 @@
           <w:rFonts w:eastAsiaTheme="majorEastAsia"/>
           <w:lang w:val="es-MX"/>
         </w:rPr>
-        <w:lastRenderedPageBreak/>
         <w:t>y te simplifica mucho el código.</w:t>
       </w:r>
     </w:p>
@@ -4359,32 +4085,32 @@
         <w:pStyle w:val="HTMLconformatoprevio"/>
         <w:rPr>
           <w:rStyle w:val="CdigoHTML"/>
-        </w:rPr>
-      </w:pPr>
-      <w:proofErr w:type="spellStart"/>
+          <w:lang w:val="es-MX"/>
+        </w:rPr>
+      </w:pPr>
       <w:r>
         <w:rPr>
           <w:rStyle w:val="hljs-attribute"/>
+          <w:lang w:val="es-MX"/>
         </w:rPr>
         <w:t>Usuarios</w:t>
       </w:r>
-      <w:proofErr w:type="spellEnd"/>
-    </w:p>
-    <w:p>
-      <w:pPr>
-        <w:pStyle w:val="HTMLconformatoprevio"/>
-        <w:rPr>
-          <w:rStyle w:val="CdigoHTML"/>
-        </w:rPr>
-      </w:pPr>
-      <w:proofErr w:type="spellStart"/>
-      <w:r>
-        <w:rPr>
-          <w:rStyle w:val="CdigoHTML"/>
+    </w:p>
+    <w:p>
+      <w:pPr>
+        <w:pStyle w:val="HTMLconformatoprevio"/>
+        <w:rPr>
+          <w:rStyle w:val="CdigoHTML"/>
+          <w:lang w:val="es-MX"/>
+        </w:rPr>
+      </w:pPr>
+      <w:r>
+        <w:rPr>
+          <w:rStyle w:val="CdigoHTML"/>
+          <w:lang w:val="es-MX"/>
         </w:rPr>
         <w:t>Clientes</w:t>
       </w:r>
-      <w:proofErr w:type="spellEnd"/>
     </w:p>
     <w:p>
       <w:pPr>
@@ -4660,6 +4386,7 @@
         <w:pStyle w:val="z-Principiodelformulario"/>
       </w:pPr>
       <w:r>
+        <w:lastRenderedPageBreak/>
         <w:t>Principio del formulario</w:t>
       </w:r>
     </w:p>
@@ -6562,7 +6289,6 @@
     <w:name w:val="Normal (Web)"/>
     <w:basedOn w:val="Normal"/>
     <w:uiPriority w:val="99"/>
-    <w:semiHidden/>
     <w:unhideWhenUsed/>
     <w:rsid w:val="00C842FE"/>
     <w:pPr>

--- a/SPRINTS.docx
+++ b/SPRINTS.docx
@@ -1500,13 +1500,11 @@
         <w:pStyle w:val="NormalWeb"/>
         <w:rPr>
           <w:rStyle w:val="CdigoHTML"/>
-          <w:lang w:val="es-MX"/>
-        </w:rPr>
-      </w:pPr>
-      <w:r>
-        <w:rPr>
-          <w:rStyle w:val="CdigoHTML"/>
-          <w:lang w:val="es-MX"/>
+        </w:rPr>
+      </w:pPr>
+      <w:r>
+        <w:rPr>
+          <w:rStyle w:val="CdigoHTML"/>
         </w:rPr>
         <w:t xml:space="preserve">|   |       </w:t>
       </w:r>
@@ -1516,13 +1514,11 @@
         <w:pStyle w:val="NormalWeb"/>
         <w:rPr>
           <w:rStyle w:val="CdigoHTML"/>
-          <w:lang w:val="es-MX"/>
-        </w:rPr>
-      </w:pPr>
-      <w:r>
-        <w:rPr>
-          <w:rStyle w:val="CdigoHTML"/>
-          <w:lang w:val="es-MX"/>
+        </w:rPr>
+      </w:pPr>
+      <w:r>
+        <w:rPr>
+          <w:rStyle w:val="CdigoHTML"/>
         </w:rPr>
         <w:t>|   \---</w:t>
       </w:r>
@@ -1530,7 +1526,6 @@
       <w:r>
         <w:rPr>
           <w:rStyle w:val="CdigoHTML"/>
-          <w:lang w:val="es-MX"/>
         </w:rPr>
         <w:t>js</w:t>
       </w:r>
@@ -1541,13 +1536,11 @@
         <w:pStyle w:val="NormalWeb"/>
         <w:rPr>
           <w:rStyle w:val="CdigoHTML"/>
-          <w:lang w:val="es-MX"/>
-        </w:rPr>
-      </w:pPr>
-      <w:r>
-        <w:rPr>
-          <w:rStyle w:val="CdigoHTML"/>
-          <w:lang w:val="es-MX"/>
+        </w:rPr>
+      </w:pPr>
+      <w:r>
+        <w:rPr>
+          <w:rStyle w:val="CdigoHTML"/>
         </w:rPr>
         <w:t>|           bootstrap.bundle.min.js</w:t>
       </w:r>
@@ -1557,13 +1550,11 @@
         <w:pStyle w:val="NormalWeb"/>
         <w:rPr>
           <w:rStyle w:val="CdigoHTML"/>
-          <w:lang w:val="es-MX"/>
-        </w:rPr>
-      </w:pPr>
-      <w:r>
-        <w:rPr>
-          <w:rStyle w:val="CdigoHTML"/>
-          <w:lang w:val="es-MX"/>
+        </w:rPr>
+      </w:pPr>
+      <w:r>
+        <w:rPr>
+          <w:rStyle w:val="CdigoHTML"/>
         </w:rPr>
         <w:t xml:space="preserve">|           </w:t>
       </w:r>
@@ -1641,8 +1632,6 @@
         </w:rPr>
         <w:t>uploads</w:t>
       </w:r>
-      <w:bookmarkStart w:id="0" w:name="_GoBack"/>
-      <w:bookmarkEnd w:id="0"/>
       <w:proofErr w:type="spellEnd"/>
     </w:p>
     <w:p>
@@ -2217,7 +2206,15 @@
             </w:r>
             <w:proofErr w:type="spellEnd"/>
             <w:r>
-              <w:t xml:space="preserve"> (MÓDULO ACTUAL)</w:t>
+              <w:t xml:space="preserve"> (</w:t>
+            </w:r>
+            <w:proofErr w:type="spellStart"/>
+            <w:r>
+              <w:t>MÓDULO</w:t>
+            </w:r>
+            <w:proofErr w:type="spellEnd"/>
+            <w:r>
+              <w:t xml:space="preserve"> ACTUAL)</w:t>
             </w:r>
           </w:p>
           <w:p>
@@ -2290,8 +2287,13 @@
             </w:r>
             <w:proofErr w:type="spellEnd"/>
             <w:r>
-              <w:t xml:space="preserve"> MVC</w:t>
-            </w:r>
+              <w:t xml:space="preserve"> </w:t>
+            </w:r>
+            <w:proofErr w:type="spellStart"/>
+            <w:r>
+              <w:t>MVC</w:t>
+            </w:r>
+            <w:proofErr w:type="spellEnd"/>
           </w:p>
           <w:p>
             <w:pPr>
@@ -2526,7 +2528,15 @@
             </w:r>
             <w:proofErr w:type="spellEnd"/>
             <w:r>
-              <w:t xml:space="preserve"> PDO </w:t>
+              <w:t xml:space="preserve"> </w:t>
+            </w:r>
+            <w:proofErr w:type="spellStart"/>
+            <w:r>
+              <w:t>PDO</w:t>
+            </w:r>
+            <w:proofErr w:type="spellEnd"/>
+            <w:r>
+              <w:t xml:space="preserve"> </w:t>
             </w:r>
             <w:proofErr w:type="spellStart"/>
             <w:r>
@@ -3875,15 +3885,53 @@
       <w:pPr>
         <w:pStyle w:val="HTMLconformatoprevio"/>
         <w:rPr>
-          <w:rStyle w:val="CdigoHTML"/>
-        </w:rPr>
-      </w:pPr>
-      <w:r>
-        <w:rPr>
           <w:rStyle w:val="hljs-attribute"/>
         </w:rPr>
-        <w:t>clients</w:t>
-      </w:r>
+      </w:pPr>
+      <w:r>
+        <w:rPr>
+          <w:rStyle w:val="hljs-attribute"/>
+        </w:rPr>
+        <w:t>C</w:t>
+      </w:r>
+      <w:r>
+        <w:rPr>
+          <w:rStyle w:val="hljs-attribute"/>
+        </w:rPr>
+        <w:t>lients</w:t>
+      </w:r>
+    </w:p>
+    <w:p>
+      <w:pPr>
+        <w:pStyle w:val="HTMLconformatoprevio"/>
+        <w:rPr>
+          <w:rStyle w:val="hljs-attribute"/>
+        </w:rPr>
+      </w:pPr>
+    </w:p>
+    <w:p>
+      <w:pPr>
+        <w:pStyle w:val="NormalWeb"/>
+        <w:rPr>
+          <w:lang w:val="es-MX"/>
+        </w:rPr>
+      </w:pPr>
+      <w:r>
+        <w:rPr>
+          <w:rStyle w:val="bzpyqfadein"/>
+          <w:rFonts w:eastAsiaTheme="majorEastAsia"/>
+          <w:lang w:val="es-MX"/>
+        </w:rPr>
+        <w:t>TERMINADO</w:t>
+      </w:r>
+    </w:p>
+    <w:p>
+      <w:pPr>
+        <w:pStyle w:val="HTMLconformatoprevio"/>
+        <w:rPr>
+          <w:rStyle w:val="CdigoHTML"/>
+        </w:rPr>
+      </w:pPr>
     </w:p>
     <w:p>
       <w:r>
@@ -4129,6 +4177,38 @@
       </w:r>
     </w:p>
     <w:p>
+      <w:pPr>
+        <w:pStyle w:val="HTMLconformatoprevio"/>
+        <w:rPr>
+          <w:rStyle w:val="CdigoHTML"/>
+        </w:rPr>
+      </w:pPr>
+    </w:p>
+    <w:p>
+      <w:pPr>
+        <w:pStyle w:val="NormalWeb"/>
+        <w:rPr>
+          <w:lang w:val="es-MX"/>
+        </w:rPr>
+      </w:pPr>
+      <w:r>
+        <w:rPr>
+          <w:rStyle w:val="bzpyqfadein"/>
+          <w:rFonts w:eastAsiaTheme="majorEastAsia"/>
+          <w:lang w:val="es-MX"/>
+        </w:rPr>
+        <w:t>TERMINADO</w:t>
+      </w:r>
+    </w:p>
+    <w:p>
+      <w:pPr>
+        <w:pStyle w:val="HTMLconformatoprevio"/>
+        <w:rPr>
+          <w:rStyle w:val="CdigoHTML"/>
+        </w:rPr>
+      </w:pPr>
+    </w:p>
+    <w:p>
       <w:r>
         <w:pict>
           <v:rect id="_x0000_i1038" style="width:0;height:1.5pt" o:hralign="center" o:hrstd="t" o:hr="t" fillcolor="#a0a0a0" stroked="f"/>
@@ -4315,15 +4395,48 @@
       <w:pPr>
         <w:pStyle w:val="HTMLconformatoprevio"/>
         <w:rPr>
-          <w:rStyle w:val="CdigoHTML"/>
-        </w:rPr>
-      </w:pPr>
-      <w:r>
-        <w:rPr>
           <w:rStyle w:val="hljs-attribute"/>
         </w:rPr>
-        <w:t>consultations</w:t>
-      </w:r>
+      </w:pPr>
+      <w:r>
+        <w:rPr>
+          <w:rStyle w:val="hljs-attribute"/>
+        </w:rPr>
+        <w:t>C</w:t>
+      </w:r>
+      <w:r>
+        <w:rPr>
+          <w:rStyle w:val="hljs-attribute"/>
+        </w:rPr>
+        <w:t>onsultations</w:t>
+      </w:r>
+    </w:p>
+    <w:p>
+      <w:pPr>
+        <w:pStyle w:val="NormalWeb"/>
+        <w:rPr>
+          <w:lang w:val="es-MX"/>
+        </w:rPr>
+      </w:pPr>
+      <w:r>
+        <w:rPr>
+          <w:rStyle w:val="bzpyqfadein"/>
+          <w:rFonts w:eastAsiaTheme="majorEastAsia"/>
+          <w:lang w:val="es-MX"/>
+        </w:rPr>
+        <w:lastRenderedPageBreak/>
+        <w:t>TERMINADO</w:t>
+      </w:r>
+    </w:p>
+    <w:p>
+      <w:pPr>
+        <w:pStyle w:val="HTMLconformatoprevio"/>
+        <w:rPr>
+          <w:rStyle w:val="CdigoHTML"/>
+        </w:rPr>
+      </w:pPr>
+      <w:bookmarkStart w:id="0" w:name="_GoBack"/>
+      <w:bookmarkEnd w:id="0"/>
     </w:p>
     <w:p>
       <w:r>
@@ -4413,7 +4526,6 @@
           <w:rFonts w:eastAsiaTheme="majorEastAsia"/>
           <w:lang w:val="es-MX"/>
         </w:rPr>
-        <w:lastRenderedPageBreak/>
         <w:t>Funciones:</w:t>
       </w:r>
     </w:p>
@@ -4765,6 +4877,7 @@
           <w:lang w:val="es-MX"/>
         </w:rPr>
       </w:pPr>
+      <w:proofErr w:type="spellStart"/>
       <w:r>
         <w:rPr>
           <w:rStyle w:val="hljs-attribute"/>
@@ -4772,6 +4885,7 @@
         </w:rPr>
         <w:t>CSRF</w:t>
       </w:r>
+      <w:proofErr w:type="spellEnd"/>
       <w:r>
         <w:rPr>
           <w:rStyle w:val="CdigoHTML"/>
@@ -4846,6 +4960,7 @@
           <w:rStyle w:val="bzpyqfadein"/>
           <w:rFonts w:ascii="Segoe UI Symbol" w:hAnsi="Segoe UI Symbol" w:cs="Segoe UI Symbol"/>
         </w:rPr>
+        <w:lastRenderedPageBreak/>
         <w:t>🔵</w:t>
       </w:r>
       <w:r>
@@ -4938,7 +5053,6 @@
           <w:rStyle w:val="bzpyqfadein"/>
           <w:rFonts w:ascii="Segoe UI Symbol" w:hAnsi="Segoe UI Symbol" w:cs="Segoe UI Symbol"/>
         </w:rPr>
-        <w:lastRenderedPageBreak/>
         <w:t>🔵</w:t>
       </w:r>
       <w:r>
@@ -5504,6 +5618,7 @@
           <w:rFonts w:eastAsiaTheme="majorEastAsia"/>
           <w:lang w:val="es-MX"/>
         </w:rPr>
+        <w:lastRenderedPageBreak/>
         <w:t>y te simplifica mucho el código.</w:t>
       </w:r>
     </w:p>
@@ -5586,7 +5701,6 @@
           <w:rStyle w:val="CdigoHTML"/>
           <w:lang w:val="es-MX"/>
         </w:rPr>
-        <w:lastRenderedPageBreak/>
         <w:t>Mascotas</w:t>
       </w:r>
     </w:p>

--- a/SPRINTS.docx
+++ b/SPRINTS.docx
@@ -28,63 +28,51 @@
     </w:p>
     <w:p>
       <w:pPr>
-        <w:pStyle w:val="NormalWeb"/>
-        <w:rPr>
-          <w:lang w:val="es-MX"/>
-        </w:rPr>
-      </w:pPr>
-      <w:r>
-        <w:rPr>
-          <w:rStyle w:val="bzpyqfadein"/>
-          <w:rFonts w:eastAsiaTheme="majorEastAsia"/>
-          <w:lang w:val="es-MX"/>
-        </w:rPr>
-        <w:t>Basado en tu archivo:</w:t>
-      </w:r>
-    </w:p>
-    <w:p>
-      <w:pPr>
-        <w:pStyle w:val="NormalWeb"/>
-        <w:rPr>
-          <w:lang w:val="es-MX"/>
-        </w:rPr>
-      </w:pPr>
-      <w:r>
-        <w:rPr>
-          <w:rStyle w:val="bzpyqfadein"/>
-          <w:rFonts w:eastAsiaTheme="majorEastAsia"/>
-          <w:lang w:val="es-MX"/>
-        </w:rPr>
-        <w:t>Tu proyecto está organizado así:</w:t>
-      </w:r>
-    </w:p>
-    <w:p>
-      <w:pPr>
-        <w:pStyle w:val="NormalWeb"/>
-        <w:rPr>
-          <w:rStyle w:val="CdigoHTML"/>
-          <w:lang w:val="es-MX"/>
-        </w:rPr>
-      </w:pPr>
-      <w:r>
-        <w:rPr>
-          <w:rStyle w:val="CdigoHTML"/>
-          <w:lang w:val="es-MX"/>
-        </w:rPr>
-        <w:t>Listado de rutas de carpetas para el volumen WIN 10</w:t>
-      </w:r>
-    </w:p>
-    <w:p>
-      <w:pPr>
-        <w:pStyle w:val="NormalWeb"/>
-        <w:rPr>
-          <w:rStyle w:val="CdigoHTML"/>
-          <w:lang w:val="es-MX"/>
-        </w:rPr>
-      </w:pPr>
-      <w:r>
-        <w:rPr>
-          <w:rStyle w:val="CdigoHTML"/>
+        <w:rPr>
+          <w:rStyle w:val="CdigoHTML"/>
+          <w:rFonts w:eastAsiaTheme="minorHAnsi"/>
+          <w:lang w:val="es-MX"/>
+        </w:rPr>
+      </w:pPr>
+      <w:r>
+        <w:rPr>
+          <w:rStyle w:val="CdigoHTML"/>
+          <w:rFonts w:eastAsiaTheme="minorHAnsi"/>
+          <w:lang w:val="es-MX"/>
+        </w:rPr>
+        <w:t xml:space="preserve">Listado de rutas de carpetas para el volumen </w:t>
+      </w:r>
+      <w:proofErr w:type="spellStart"/>
+      <w:r>
+        <w:rPr>
+          <w:rStyle w:val="CdigoHTML"/>
+          <w:rFonts w:eastAsiaTheme="minorHAnsi"/>
+          <w:lang w:val="es-MX"/>
+        </w:rPr>
+        <w:t>WIN</w:t>
+      </w:r>
+      <w:proofErr w:type="spellEnd"/>
+      <w:r>
+        <w:rPr>
+          <w:rStyle w:val="CdigoHTML"/>
+          <w:rFonts w:eastAsiaTheme="minorHAnsi"/>
+          <w:lang w:val="es-MX"/>
+        </w:rPr>
+        <w:t xml:space="preserve"> 10</w:t>
+      </w:r>
+    </w:p>
+    <w:p>
+      <w:pPr>
+        <w:rPr>
+          <w:rStyle w:val="CdigoHTML"/>
+          <w:rFonts w:eastAsiaTheme="minorHAnsi"/>
+          <w:lang w:val="es-MX"/>
+        </w:rPr>
+      </w:pPr>
+      <w:r>
+        <w:rPr>
+          <w:rStyle w:val="CdigoHTML"/>
+          <w:rFonts w:eastAsiaTheme="minorHAnsi"/>
           <w:lang w:val="es-MX"/>
         </w:rPr>
         <w:t xml:space="preserve">El </w:t>
@@ -93,6 +81,7 @@
       <w:r>
         <w:rPr>
           <w:rStyle w:val="CdigoHTML"/>
+          <w:rFonts w:eastAsiaTheme="minorHAnsi"/>
           <w:lang w:val="es-MX"/>
         </w:rPr>
         <w:t>n£mero</w:t>
@@ -101,6 +90,7 @@
       <w:r>
         <w:rPr>
           <w:rStyle w:val="CdigoHTML"/>
+          <w:rFonts w:eastAsiaTheme="minorHAnsi"/>
           <w:lang w:val="es-MX"/>
         </w:rPr>
         <w:t xml:space="preserve"> de serie del volumen es 5264-97C1</w:t>
@@ -108,1136 +98,3556 @@
     </w:p>
     <w:p>
       <w:pPr>
-        <w:pStyle w:val="NormalWeb"/>
-        <w:rPr>
-          <w:rStyle w:val="CdigoHTML"/>
-        </w:rPr>
-      </w:pPr>
-      <w:r>
-        <w:rPr>
-          <w:rStyle w:val="CdigoHTML"/>
+        <w:rPr>
+          <w:rStyle w:val="CdigoHTML"/>
+          <w:rFonts w:eastAsiaTheme="minorHAnsi"/>
+          <w:lang w:val="es-MX"/>
+        </w:rPr>
+      </w:pPr>
+      <w:proofErr w:type="gramStart"/>
+      <w:r>
+        <w:rPr>
+          <w:rStyle w:val="CdigoHTML"/>
+          <w:rFonts w:eastAsiaTheme="minorHAnsi"/>
+          <w:lang w:val="es-MX"/>
         </w:rPr>
         <w:t>C:.</w:t>
       </w:r>
-    </w:p>
-    <w:p>
-      <w:pPr>
-        <w:pStyle w:val="NormalWeb"/>
-        <w:rPr>
-          <w:rStyle w:val="CdigoHTML"/>
-        </w:rPr>
-      </w:pPr>
-      <w:r>
-        <w:rPr>
-          <w:rStyle w:val="CdigoHTML"/>
-        </w:rPr>
-        <w:t>|   .htaccess</w:t>
-      </w:r>
-    </w:p>
-    <w:p>
-      <w:pPr>
-        <w:pStyle w:val="NormalWeb"/>
-        <w:rPr>
-          <w:rStyle w:val="CdigoHTML"/>
-        </w:rPr>
-      </w:pPr>
-      <w:r>
-        <w:rPr>
-          <w:rStyle w:val="CdigoHTML"/>
+      <w:proofErr w:type="gramEnd"/>
+    </w:p>
+    <w:p>
+      <w:pPr>
+        <w:rPr>
+          <w:rStyle w:val="CdigoHTML"/>
+          <w:rFonts w:eastAsiaTheme="minorHAnsi"/>
+          <w:lang w:val="es-MX"/>
+        </w:rPr>
+      </w:pPr>
+      <w:r>
+        <w:rPr>
+          <w:rStyle w:val="CdigoHTML"/>
+          <w:rFonts w:eastAsiaTheme="minorHAnsi"/>
+          <w:lang w:val="es-MX"/>
+        </w:rPr>
+        <w:t xml:space="preserve">| </w:t>
+      </w:r>
+      <w:proofErr w:type="gramStart"/>
+      <w:r>
+        <w:rPr>
+          <w:rStyle w:val="CdigoHTML"/>
+          <w:rFonts w:eastAsiaTheme="minorHAnsi"/>
+          <w:lang w:val="es-MX"/>
+        </w:rPr>
+        <w:t xml:space="preserve">  .</w:t>
+      </w:r>
+      <w:proofErr w:type="spellStart"/>
+      <w:r>
+        <w:rPr>
+          <w:rStyle w:val="CdigoHTML"/>
+          <w:rFonts w:eastAsiaTheme="minorHAnsi"/>
+          <w:lang w:val="es-MX"/>
+        </w:rPr>
+        <w:t>gitignore</w:t>
+      </w:r>
+      <w:proofErr w:type="spellEnd"/>
+      <w:proofErr w:type="gramEnd"/>
+    </w:p>
+    <w:p>
+      <w:pPr>
+        <w:rPr>
+          <w:rStyle w:val="CdigoHTML"/>
+          <w:rFonts w:eastAsiaTheme="minorHAnsi"/>
+          <w:lang w:val="es-MX"/>
+        </w:rPr>
+      </w:pPr>
+      <w:r>
+        <w:rPr>
+          <w:rStyle w:val="CdigoHTML"/>
+          <w:rFonts w:eastAsiaTheme="minorHAnsi"/>
+          <w:lang w:val="es-MX"/>
+        </w:rPr>
+        <w:t>|   .</w:t>
+      </w:r>
+      <w:proofErr w:type="spellStart"/>
+      <w:r>
+        <w:rPr>
+          <w:rStyle w:val="CdigoHTML"/>
+          <w:rFonts w:eastAsiaTheme="minorHAnsi"/>
+          <w:lang w:val="es-MX"/>
+        </w:rPr>
+        <w:t>htaccess</w:t>
+      </w:r>
+      <w:proofErr w:type="spellEnd"/>
+    </w:p>
+    <w:p>
+      <w:pPr>
+        <w:rPr>
+          <w:rStyle w:val="CdigoHTML"/>
+          <w:rFonts w:eastAsiaTheme="minorHAnsi"/>
+          <w:lang w:val="es-MX"/>
+        </w:rPr>
+      </w:pPr>
+      <w:r>
+        <w:rPr>
+          <w:rStyle w:val="CdigoHTML"/>
+          <w:rFonts w:eastAsiaTheme="minorHAnsi"/>
+          <w:lang w:val="es-MX"/>
+        </w:rPr>
+        <w:t>|   error_log.txt</w:t>
+      </w:r>
+    </w:p>
+    <w:p>
+      <w:pPr>
+        <w:rPr>
+          <w:rStyle w:val="CdigoHTML"/>
+          <w:rFonts w:eastAsiaTheme="minorHAnsi"/>
+        </w:rPr>
+      </w:pPr>
+      <w:r>
+        <w:rPr>
+          <w:rStyle w:val="CdigoHTML"/>
+          <w:rFonts w:eastAsiaTheme="minorHAnsi"/>
         </w:rPr>
         <w:t>|   FOLDER STRUCTURE.txt</w:t>
       </w:r>
     </w:p>
     <w:p>
       <w:pPr>
-        <w:pStyle w:val="NormalWeb"/>
-        <w:rPr>
-          <w:rStyle w:val="CdigoHTML"/>
-        </w:rPr>
-      </w:pPr>
-      <w:r>
-        <w:rPr>
-          <w:rStyle w:val="CdigoHTML"/>
+        <w:rPr>
+          <w:rStyle w:val="CdigoHTML"/>
+          <w:rFonts w:eastAsiaTheme="minorHAnsi"/>
+        </w:rPr>
+      </w:pPr>
+      <w:r>
+        <w:rPr>
+          <w:rStyle w:val="CdigoHTML"/>
+          <w:rFonts w:eastAsiaTheme="minorHAnsi"/>
         </w:rPr>
         <w:t>|   generar_arbol.bat</w:t>
       </w:r>
     </w:p>
     <w:p>
       <w:pPr>
-        <w:pStyle w:val="NormalWeb"/>
-        <w:rPr>
-          <w:rStyle w:val="CdigoHTML"/>
-        </w:rPr>
-      </w:pPr>
-      <w:r>
-        <w:rPr>
-          <w:rStyle w:val="CdigoHTML"/>
+        <w:rPr>
+          <w:rStyle w:val="CdigoHTML"/>
+          <w:rFonts w:eastAsiaTheme="minorHAnsi"/>
+        </w:rPr>
+      </w:pPr>
+      <w:r>
+        <w:rPr>
+          <w:rStyle w:val="CdigoHTML"/>
+          <w:rFonts w:eastAsiaTheme="minorHAnsi"/>
         </w:rPr>
         <w:t>|   README.md</w:t>
       </w:r>
     </w:p>
     <w:p>
       <w:pPr>
-        <w:pStyle w:val="NormalWeb"/>
-        <w:rPr>
-          <w:rStyle w:val="CdigoHTML"/>
-        </w:rPr>
-      </w:pPr>
-      <w:r>
-        <w:rPr>
-          <w:rStyle w:val="CdigoHTML"/>
+        <w:rPr>
+          <w:rStyle w:val="CdigoHTML"/>
+          <w:rFonts w:eastAsiaTheme="minorHAnsi"/>
+        </w:rPr>
+      </w:pPr>
+      <w:r>
+        <w:rPr>
+          <w:rStyle w:val="CdigoHTML"/>
+          <w:rFonts w:eastAsiaTheme="minorHAnsi"/>
         </w:rPr>
         <w:t>|   SPRINTS.docx</w:t>
       </w:r>
     </w:p>
     <w:p>
       <w:pPr>
-        <w:pStyle w:val="NormalWeb"/>
-        <w:rPr>
-          <w:rStyle w:val="CdigoHTML"/>
-        </w:rPr>
-      </w:pPr>
-      <w:r>
-        <w:rPr>
-          <w:rStyle w:val="CdigoHTML"/>
+        <w:rPr>
+          <w:rStyle w:val="CdigoHTML"/>
+          <w:rFonts w:eastAsiaTheme="minorHAnsi"/>
+        </w:rPr>
+      </w:pPr>
+      <w:r>
+        <w:rPr>
+          <w:rStyle w:val="CdigoHTML"/>
+          <w:rFonts w:eastAsiaTheme="minorHAnsi"/>
         </w:rPr>
         <w:t xml:space="preserve">|   </w:t>
       </w:r>
     </w:p>
     <w:p>
       <w:pPr>
-        <w:pStyle w:val="NormalWeb"/>
-        <w:rPr>
-          <w:rStyle w:val="CdigoHTML"/>
-        </w:rPr>
-      </w:pPr>
-      <w:r>
-        <w:rPr>
-          <w:rStyle w:val="CdigoHTML"/>
+        <w:rPr>
+          <w:rStyle w:val="CdigoHTML"/>
+          <w:rFonts w:eastAsiaTheme="minorHAnsi"/>
+        </w:rPr>
+      </w:pPr>
+      <w:r>
+        <w:rPr>
+          <w:rStyle w:val="CdigoHTML"/>
+          <w:rFonts w:eastAsiaTheme="minorHAnsi"/>
+        </w:rPr>
+        <w:t>+</w:t>
+      </w:r>
+      <w:proofErr w:type="gramStart"/>
+      <w:r>
+        <w:rPr>
+          <w:rStyle w:val="CdigoHTML"/>
+          <w:rFonts w:eastAsiaTheme="minorHAnsi"/>
+        </w:rPr>
+        <w:t>---.idea</w:t>
+      </w:r>
+      <w:proofErr w:type="gramEnd"/>
+    </w:p>
+    <w:p>
+      <w:pPr>
+        <w:rPr>
+          <w:rStyle w:val="CdigoHTML"/>
+          <w:rFonts w:eastAsiaTheme="minorHAnsi"/>
+        </w:rPr>
+      </w:pPr>
+      <w:r>
+        <w:rPr>
+          <w:rStyle w:val="CdigoHTML"/>
+          <w:rFonts w:eastAsiaTheme="minorHAnsi"/>
+        </w:rPr>
+        <w:t xml:space="preserve">|     </w:t>
+      </w:r>
+      <w:proofErr w:type="gramStart"/>
+      <w:r>
+        <w:rPr>
+          <w:rStyle w:val="CdigoHTML"/>
+          <w:rFonts w:eastAsiaTheme="minorHAnsi"/>
+        </w:rPr>
+        <w:t xml:space="preserve">  .</w:t>
+      </w:r>
+      <w:proofErr w:type="spellStart"/>
+      <w:r>
+        <w:rPr>
+          <w:rStyle w:val="CdigoHTML"/>
+          <w:rFonts w:eastAsiaTheme="minorHAnsi"/>
+        </w:rPr>
+        <w:t>gitignore</w:t>
+      </w:r>
+      <w:proofErr w:type="spellEnd"/>
+      <w:proofErr w:type="gramEnd"/>
+    </w:p>
+    <w:p>
+      <w:pPr>
+        <w:rPr>
+          <w:rStyle w:val="CdigoHTML"/>
+          <w:rFonts w:eastAsiaTheme="minorHAnsi"/>
+        </w:rPr>
+      </w:pPr>
+      <w:r>
+        <w:rPr>
+          <w:rStyle w:val="CdigoHTML"/>
+          <w:rFonts w:eastAsiaTheme="minorHAnsi"/>
+        </w:rPr>
+        <w:t>|       modules.xml</w:t>
+      </w:r>
+    </w:p>
+    <w:p>
+      <w:pPr>
+        <w:rPr>
+          <w:rStyle w:val="CdigoHTML"/>
+          <w:rFonts w:eastAsiaTheme="minorHAnsi"/>
+        </w:rPr>
+      </w:pPr>
+      <w:r>
+        <w:rPr>
+          <w:rStyle w:val="CdigoHTML"/>
+          <w:rFonts w:eastAsiaTheme="minorHAnsi"/>
+        </w:rPr>
+        <w:t>|       php.xml</w:t>
+      </w:r>
+    </w:p>
+    <w:p>
+      <w:pPr>
+        <w:rPr>
+          <w:rStyle w:val="CdigoHTML"/>
+          <w:rFonts w:eastAsiaTheme="minorHAnsi"/>
+        </w:rPr>
+      </w:pPr>
+      <w:r>
+        <w:rPr>
+          <w:rStyle w:val="CdigoHTML"/>
+          <w:rFonts w:eastAsiaTheme="minorHAnsi"/>
+        </w:rPr>
+        <w:t>|       vcs.xml</w:t>
+      </w:r>
+    </w:p>
+    <w:p>
+      <w:pPr>
+        <w:rPr>
+          <w:rStyle w:val="CdigoHTML"/>
+          <w:rFonts w:eastAsiaTheme="minorHAnsi"/>
+        </w:rPr>
+      </w:pPr>
+      <w:r>
+        <w:rPr>
+          <w:rStyle w:val="CdigoHTML"/>
+          <w:rFonts w:eastAsiaTheme="minorHAnsi"/>
+        </w:rPr>
+        <w:t xml:space="preserve">|       </w:t>
+      </w:r>
+      <w:proofErr w:type="spellStart"/>
+      <w:r>
+        <w:rPr>
+          <w:rStyle w:val="CdigoHTML"/>
+          <w:rFonts w:eastAsiaTheme="minorHAnsi"/>
+        </w:rPr>
+        <w:t>vetapp.iml</w:t>
+      </w:r>
+      <w:proofErr w:type="spellEnd"/>
+    </w:p>
+    <w:p>
+      <w:pPr>
+        <w:rPr>
+          <w:rStyle w:val="CdigoHTML"/>
+          <w:rFonts w:eastAsiaTheme="minorHAnsi"/>
+        </w:rPr>
+      </w:pPr>
+      <w:r>
+        <w:rPr>
+          <w:rStyle w:val="CdigoHTML"/>
+          <w:rFonts w:eastAsiaTheme="minorHAnsi"/>
+        </w:rPr>
+        <w:t>|       workspace.xml</w:t>
+      </w:r>
+    </w:p>
+    <w:p>
+      <w:pPr>
+        <w:rPr>
+          <w:rStyle w:val="CdigoHTML"/>
+          <w:rFonts w:eastAsiaTheme="minorHAnsi"/>
+        </w:rPr>
+      </w:pPr>
+      <w:r>
+        <w:rPr>
+          <w:rStyle w:val="CdigoHTML"/>
+          <w:rFonts w:eastAsiaTheme="minorHAnsi"/>
+        </w:rPr>
+        <w:t xml:space="preserve">|       </w:t>
+      </w:r>
+    </w:p>
+    <w:p>
+      <w:pPr>
+        <w:rPr>
+          <w:rStyle w:val="CdigoHTML"/>
+          <w:rFonts w:eastAsiaTheme="minorHAnsi"/>
+        </w:rPr>
+      </w:pPr>
+      <w:r>
+        <w:rPr>
+          <w:rStyle w:val="CdigoHTML"/>
+          <w:rFonts w:eastAsiaTheme="minorHAnsi"/>
         </w:rPr>
         <w:t>+---app</w:t>
       </w:r>
     </w:p>
     <w:p>
       <w:pPr>
-        <w:pStyle w:val="NormalWeb"/>
-        <w:rPr>
-          <w:rStyle w:val="CdigoHTML"/>
-        </w:rPr>
-      </w:pPr>
-      <w:r>
-        <w:rPr>
-          <w:rStyle w:val="CdigoHTML"/>
-        </w:rPr>
-        <w:t>|   |   bootstrap.php</w:t>
-      </w:r>
-    </w:p>
-    <w:p>
-      <w:pPr>
-        <w:pStyle w:val="NormalWeb"/>
-        <w:rPr>
-          <w:rStyle w:val="CdigoHTML"/>
-        </w:rPr>
-      </w:pPr>
-      <w:r>
-        <w:rPr>
-          <w:rStyle w:val="CdigoHTML"/>
+        <w:rPr>
+          <w:rStyle w:val="CdigoHTML"/>
+          <w:rFonts w:eastAsiaTheme="minorHAnsi"/>
+        </w:rPr>
+      </w:pPr>
+      <w:r>
+        <w:rPr>
+          <w:rStyle w:val="CdigoHTML"/>
+          <w:rFonts w:eastAsiaTheme="minorHAnsi"/>
         </w:rPr>
         <w:t xml:space="preserve">|   |   </w:t>
       </w:r>
-    </w:p>
-    <w:p>
-      <w:pPr>
-        <w:pStyle w:val="NormalWeb"/>
-        <w:rPr>
-          <w:rStyle w:val="CdigoHTML"/>
-        </w:rPr>
-      </w:pPr>
-      <w:r>
-        <w:rPr>
-          <w:rStyle w:val="CdigoHTML"/>
-        </w:rPr>
-        <w:t>|   +---config</w:t>
-      </w:r>
-    </w:p>
-    <w:p>
-      <w:pPr>
-        <w:pStyle w:val="NormalWeb"/>
-        <w:rPr>
-          <w:rStyle w:val="CdigoHTML"/>
-        </w:rPr>
-      </w:pPr>
-      <w:r>
-        <w:rPr>
-          <w:rStyle w:val="CdigoHTML"/>
-        </w:rPr>
-        <w:t>|   |       config.php</w:t>
-      </w:r>
-    </w:p>
-    <w:p>
-      <w:pPr>
-        <w:pStyle w:val="NormalWeb"/>
-        <w:rPr>
-          <w:rStyle w:val="CdigoHTML"/>
-        </w:rPr>
-      </w:pPr>
-      <w:r>
-        <w:rPr>
-          <w:rStyle w:val="CdigoHTML"/>
-        </w:rPr>
-        <w:t>|   |       Database.php</w:t>
-      </w:r>
-    </w:p>
-    <w:p>
-      <w:pPr>
-        <w:pStyle w:val="NormalWeb"/>
-        <w:rPr>
-          <w:rStyle w:val="CdigoHTML"/>
-        </w:rPr>
-      </w:pPr>
-      <w:r>
-        <w:rPr>
-          <w:rStyle w:val="CdigoHTML"/>
+      <w:proofErr w:type="spellStart"/>
+      <w:r>
+        <w:rPr>
+          <w:rStyle w:val="CdigoHTML"/>
+          <w:rFonts w:eastAsiaTheme="minorHAnsi"/>
+        </w:rPr>
+        <w:t>bootstrap.php</w:t>
+      </w:r>
+      <w:proofErr w:type="spellEnd"/>
+    </w:p>
+    <w:p>
+      <w:pPr>
+        <w:rPr>
+          <w:rStyle w:val="CdigoHTML"/>
+          <w:rFonts w:eastAsiaTheme="minorHAnsi"/>
+        </w:rPr>
+      </w:pPr>
+      <w:r>
+        <w:rPr>
+          <w:rStyle w:val="CdigoHTML"/>
+          <w:rFonts w:eastAsiaTheme="minorHAnsi"/>
+        </w:rPr>
+        <w:t xml:space="preserve">|   |   </w:t>
+      </w:r>
+    </w:p>
+    <w:p>
+      <w:pPr>
+        <w:rPr>
+          <w:rStyle w:val="CdigoHTML"/>
+          <w:rFonts w:eastAsiaTheme="minorHAnsi"/>
+        </w:rPr>
+      </w:pPr>
+      <w:r>
+        <w:rPr>
+          <w:rStyle w:val="CdigoHTML"/>
+          <w:rFonts w:eastAsiaTheme="minorHAnsi"/>
+        </w:rPr>
+        <w:t>|   +---</w:t>
+      </w:r>
+      <w:proofErr w:type="spellStart"/>
+      <w:r>
+        <w:rPr>
+          <w:rStyle w:val="CdigoHTML"/>
+          <w:rFonts w:eastAsiaTheme="minorHAnsi"/>
+        </w:rPr>
+        <w:t>config</w:t>
+      </w:r>
+      <w:proofErr w:type="spellEnd"/>
+    </w:p>
+    <w:p>
+      <w:pPr>
+        <w:rPr>
+          <w:rStyle w:val="CdigoHTML"/>
+          <w:rFonts w:eastAsiaTheme="minorHAnsi"/>
+        </w:rPr>
+      </w:pPr>
+      <w:r>
+        <w:rPr>
+          <w:rStyle w:val="CdigoHTML"/>
+          <w:rFonts w:eastAsiaTheme="minorHAnsi"/>
         </w:rPr>
         <w:t xml:space="preserve">|   |       </w:t>
       </w:r>
-    </w:p>
-    <w:p>
-      <w:pPr>
-        <w:pStyle w:val="NormalWeb"/>
-        <w:rPr>
-          <w:rStyle w:val="CdigoHTML"/>
-        </w:rPr>
-      </w:pPr>
-      <w:r>
-        <w:rPr>
-          <w:rStyle w:val="CdigoHTML"/>
+      <w:proofErr w:type="spellStart"/>
+      <w:r>
+        <w:rPr>
+          <w:rStyle w:val="CdigoHTML"/>
+          <w:rFonts w:eastAsiaTheme="minorHAnsi"/>
+        </w:rPr>
+        <w:t>config.php</w:t>
+      </w:r>
+      <w:proofErr w:type="spellEnd"/>
+    </w:p>
+    <w:p>
+      <w:pPr>
+        <w:rPr>
+          <w:rStyle w:val="CdigoHTML"/>
+          <w:rFonts w:eastAsiaTheme="minorHAnsi"/>
+        </w:rPr>
+      </w:pPr>
+      <w:r>
+        <w:rPr>
+          <w:rStyle w:val="CdigoHTML"/>
+          <w:rFonts w:eastAsiaTheme="minorHAnsi"/>
+        </w:rPr>
+        <w:t xml:space="preserve">|   |       </w:t>
+      </w:r>
+      <w:proofErr w:type="spellStart"/>
+      <w:r>
+        <w:rPr>
+          <w:rStyle w:val="CdigoHTML"/>
+          <w:rFonts w:eastAsiaTheme="minorHAnsi"/>
+        </w:rPr>
+        <w:t>Database.php</w:t>
+      </w:r>
+      <w:proofErr w:type="spellEnd"/>
+    </w:p>
+    <w:p>
+      <w:pPr>
+        <w:rPr>
+          <w:rStyle w:val="CdigoHTML"/>
+          <w:rFonts w:eastAsiaTheme="minorHAnsi"/>
+        </w:rPr>
+      </w:pPr>
+      <w:r>
+        <w:rPr>
+          <w:rStyle w:val="CdigoHTML"/>
+          <w:rFonts w:eastAsiaTheme="minorHAnsi"/>
+        </w:rPr>
+        <w:t xml:space="preserve">|   |       </w:t>
+      </w:r>
+    </w:p>
+    <w:p>
+      <w:pPr>
+        <w:rPr>
+          <w:rStyle w:val="CdigoHTML"/>
+          <w:rFonts w:eastAsiaTheme="minorHAnsi"/>
+        </w:rPr>
+      </w:pPr>
+      <w:r>
+        <w:rPr>
+          <w:rStyle w:val="CdigoHTML"/>
+          <w:rFonts w:eastAsiaTheme="minorHAnsi"/>
         </w:rPr>
         <w:t>|   +---controllers</w:t>
       </w:r>
     </w:p>
     <w:p>
       <w:pPr>
-        <w:pStyle w:val="NormalWeb"/>
-        <w:rPr>
-          <w:rStyle w:val="CdigoHTML"/>
-        </w:rPr>
-      </w:pPr>
-      <w:r>
-        <w:rPr>
-          <w:rStyle w:val="CdigoHTML"/>
-        </w:rPr>
-        <w:t>|   |   |   BaseController.php</w:t>
-      </w:r>
-    </w:p>
-    <w:p>
-      <w:pPr>
-        <w:pStyle w:val="NormalWeb"/>
-        <w:rPr>
-          <w:rStyle w:val="CdigoHTML"/>
-        </w:rPr>
-      </w:pPr>
-      <w:r>
-        <w:rPr>
-          <w:rStyle w:val="CdigoHTML"/>
-        </w:rPr>
-        <w:t>|   |   |   DashboardController.php</w:t>
-      </w:r>
-    </w:p>
-    <w:p>
-      <w:pPr>
-        <w:pStyle w:val="NormalWeb"/>
-        <w:rPr>
-          <w:rStyle w:val="CdigoHTML"/>
-        </w:rPr>
-      </w:pPr>
-      <w:r>
-        <w:rPr>
-          <w:rStyle w:val="CdigoHTML"/>
-        </w:rPr>
+        <w:rPr>
+          <w:rStyle w:val="CdigoHTML"/>
+          <w:rFonts w:eastAsiaTheme="minorHAnsi"/>
+        </w:rPr>
+      </w:pPr>
+      <w:r>
+        <w:rPr>
+          <w:rStyle w:val="CdigoHTML"/>
+          <w:rFonts w:eastAsiaTheme="minorHAnsi"/>
+        </w:rPr>
+        <w:lastRenderedPageBreak/>
         <w:t xml:space="preserve">|   |   |   </w:t>
       </w:r>
-    </w:p>
-    <w:p>
-      <w:pPr>
-        <w:pStyle w:val="NormalWeb"/>
-        <w:rPr>
-          <w:rStyle w:val="CdigoHTML"/>
-        </w:rPr>
-      </w:pPr>
-      <w:r>
-        <w:rPr>
-          <w:rStyle w:val="CdigoHTML"/>
-        </w:rPr>
-        <w:t>|   |   +---auth</w:t>
-      </w:r>
-    </w:p>
-    <w:p>
-      <w:pPr>
-        <w:pStyle w:val="NormalWeb"/>
-        <w:rPr>
-          <w:rStyle w:val="CdigoHTML"/>
-        </w:rPr>
-      </w:pPr>
-      <w:r>
-        <w:rPr>
-          <w:rStyle w:val="CdigoHTML"/>
-        </w:rPr>
-        <w:t>|   |   |       AuthController.php</w:t>
-      </w:r>
-    </w:p>
-    <w:p>
-      <w:pPr>
-        <w:pStyle w:val="NormalWeb"/>
-        <w:rPr>
-          <w:rStyle w:val="CdigoHTML"/>
-        </w:rPr>
-      </w:pPr>
-      <w:r>
-        <w:rPr>
-          <w:rStyle w:val="CdigoHTML"/>
+      <w:proofErr w:type="spellStart"/>
+      <w:r>
+        <w:rPr>
+          <w:rStyle w:val="CdigoHTML"/>
+          <w:rFonts w:eastAsiaTheme="minorHAnsi"/>
+        </w:rPr>
+        <w:t>BaseController.php</w:t>
+      </w:r>
+      <w:proofErr w:type="spellEnd"/>
+    </w:p>
+    <w:p>
+      <w:pPr>
+        <w:rPr>
+          <w:rStyle w:val="CdigoHTML"/>
+          <w:rFonts w:eastAsiaTheme="minorHAnsi"/>
+        </w:rPr>
+      </w:pPr>
+      <w:r>
+        <w:rPr>
+          <w:rStyle w:val="CdigoHTML"/>
+          <w:rFonts w:eastAsiaTheme="minorHAnsi"/>
+        </w:rPr>
+        <w:t xml:space="preserve">|   |   |   </w:t>
+      </w:r>
+      <w:proofErr w:type="spellStart"/>
+      <w:r>
+        <w:rPr>
+          <w:rStyle w:val="CdigoHTML"/>
+          <w:rFonts w:eastAsiaTheme="minorHAnsi"/>
+        </w:rPr>
+        <w:t>DashboardController.php</w:t>
+      </w:r>
+      <w:proofErr w:type="spellEnd"/>
+    </w:p>
+    <w:p>
+      <w:pPr>
+        <w:rPr>
+          <w:rStyle w:val="CdigoHTML"/>
+          <w:rFonts w:eastAsiaTheme="minorHAnsi"/>
+        </w:rPr>
+      </w:pPr>
+      <w:r>
+        <w:rPr>
+          <w:rStyle w:val="CdigoHTML"/>
+          <w:rFonts w:eastAsiaTheme="minorHAnsi"/>
+        </w:rPr>
+        <w:t xml:space="preserve">|   |   |   </w:t>
+      </w:r>
+    </w:p>
+    <w:p>
+      <w:pPr>
+        <w:rPr>
+          <w:rStyle w:val="CdigoHTML"/>
+          <w:rFonts w:eastAsiaTheme="minorHAnsi"/>
+        </w:rPr>
+      </w:pPr>
+      <w:r>
+        <w:rPr>
+          <w:rStyle w:val="CdigoHTML"/>
+          <w:rFonts w:eastAsiaTheme="minorHAnsi"/>
+        </w:rPr>
+        <w:t>|   |   +---</w:t>
+      </w:r>
+      <w:proofErr w:type="spellStart"/>
+      <w:r>
+        <w:rPr>
+          <w:rStyle w:val="CdigoHTML"/>
+          <w:rFonts w:eastAsiaTheme="minorHAnsi"/>
+        </w:rPr>
+        <w:t>auth</w:t>
+      </w:r>
+      <w:proofErr w:type="spellEnd"/>
+    </w:p>
+    <w:p>
+      <w:pPr>
+        <w:rPr>
+          <w:rStyle w:val="CdigoHTML"/>
+          <w:rFonts w:eastAsiaTheme="minorHAnsi"/>
+        </w:rPr>
+      </w:pPr>
+      <w:r>
+        <w:rPr>
+          <w:rStyle w:val="CdigoHTML"/>
+          <w:rFonts w:eastAsiaTheme="minorHAnsi"/>
         </w:rPr>
         <w:t xml:space="preserve">|   |   |       </w:t>
       </w:r>
-    </w:p>
-    <w:p>
-      <w:pPr>
-        <w:pStyle w:val="NormalWeb"/>
-        <w:rPr>
-          <w:rStyle w:val="CdigoHTML"/>
-        </w:rPr>
-      </w:pPr>
-      <w:r>
-        <w:rPr>
-          <w:rStyle w:val="CdigoHTML"/>
+      <w:proofErr w:type="spellStart"/>
+      <w:r>
+        <w:rPr>
+          <w:rStyle w:val="CdigoHTML"/>
+          <w:rFonts w:eastAsiaTheme="minorHAnsi"/>
+        </w:rPr>
+        <w:t>AuthController.php</w:t>
+      </w:r>
+      <w:proofErr w:type="spellEnd"/>
+    </w:p>
+    <w:p>
+      <w:pPr>
+        <w:rPr>
+          <w:rStyle w:val="CdigoHTML"/>
+          <w:rFonts w:eastAsiaTheme="minorHAnsi"/>
+        </w:rPr>
+      </w:pPr>
+      <w:r>
+        <w:rPr>
+          <w:rStyle w:val="CdigoHTML"/>
+          <w:rFonts w:eastAsiaTheme="minorHAnsi"/>
+        </w:rPr>
+        <w:t xml:space="preserve">|   |   |       </w:t>
+      </w:r>
+    </w:p>
+    <w:p>
+      <w:pPr>
+        <w:rPr>
+          <w:rStyle w:val="CdigoHTML"/>
+          <w:rFonts w:eastAsiaTheme="minorHAnsi"/>
+        </w:rPr>
+      </w:pPr>
+      <w:r>
+        <w:rPr>
+          <w:rStyle w:val="CdigoHTML"/>
+          <w:rFonts w:eastAsiaTheme="minorHAnsi"/>
         </w:rPr>
         <w:t>|   |   +---clients</w:t>
       </w:r>
     </w:p>
     <w:p>
       <w:pPr>
-        <w:pStyle w:val="NormalWeb"/>
-        <w:rPr>
-          <w:rStyle w:val="CdigoHTML"/>
-        </w:rPr>
-      </w:pPr>
-      <w:r>
-        <w:rPr>
-          <w:rStyle w:val="CdigoHTML"/>
+        <w:rPr>
+          <w:rStyle w:val="CdigoHTML"/>
+          <w:rFonts w:eastAsiaTheme="minorHAnsi"/>
+        </w:rPr>
+      </w:pPr>
+      <w:r>
+        <w:rPr>
+          <w:rStyle w:val="CdigoHTML"/>
+          <w:rFonts w:eastAsiaTheme="minorHAnsi"/>
+        </w:rPr>
+        <w:t xml:space="preserve">|   |   |       </w:t>
+      </w:r>
+      <w:proofErr w:type="spellStart"/>
+      <w:r>
+        <w:rPr>
+          <w:rStyle w:val="CdigoHTML"/>
+          <w:rFonts w:eastAsiaTheme="minorHAnsi"/>
+        </w:rPr>
+        <w:t>ClientController.php</w:t>
+      </w:r>
+      <w:proofErr w:type="spellEnd"/>
+    </w:p>
+    <w:p>
+      <w:pPr>
+        <w:rPr>
+          <w:rStyle w:val="CdigoHTML"/>
+          <w:rFonts w:eastAsiaTheme="minorHAnsi"/>
+        </w:rPr>
+      </w:pPr>
+      <w:r>
+        <w:rPr>
+          <w:rStyle w:val="CdigoHTML"/>
+          <w:rFonts w:eastAsiaTheme="minorHAnsi"/>
+        </w:rPr>
+        <w:t xml:space="preserve">|   |   |       </w:t>
+      </w:r>
+    </w:p>
+    <w:p>
+      <w:pPr>
+        <w:rPr>
+          <w:rStyle w:val="CdigoHTML"/>
+          <w:rFonts w:eastAsiaTheme="minorHAnsi"/>
+        </w:rPr>
+      </w:pPr>
+      <w:r>
+        <w:rPr>
+          <w:rStyle w:val="CdigoHTML"/>
+          <w:rFonts w:eastAsiaTheme="minorHAnsi"/>
+        </w:rPr>
+        <w:t>|   |   +---consultations</w:t>
+      </w:r>
+    </w:p>
+    <w:p>
+      <w:pPr>
+        <w:rPr>
+          <w:rStyle w:val="CdigoHTML"/>
+          <w:rFonts w:eastAsiaTheme="minorHAnsi"/>
+        </w:rPr>
+      </w:pPr>
+      <w:r>
+        <w:rPr>
+          <w:rStyle w:val="CdigoHTML"/>
+          <w:rFonts w:eastAsiaTheme="minorHAnsi"/>
+        </w:rPr>
+        <w:t xml:space="preserve">|   |   |       </w:t>
+      </w:r>
+      <w:proofErr w:type="spellStart"/>
+      <w:r>
+        <w:rPr>
+          <w:rStyle w:val="CdigoHTML"/>
+          <w:rFonts w:eastAsiaTheme="minorHAnsi"/>
+        </w:rPr>
+        <w:t>ConsultationController.php</w:t>
+      </w:r>
+      <w:proofErr w:type="spellEnd"/>
+    </w:p>
+    <w:p>
+      <w:pPr>
+        <w:rPr>
+          <w:rStyle w:val="CdigoHTML"/>
+          <w:rFonts w:eastAsiaTheme="minorHAnsi"/>
+        </w:rPr>
+      </w:pPr>
+      <w:r>
+        <w:rPr>
+          <w:rStyle w:val="CdigoHTML"/>
+          <w:rFonts w:eastAsiaTheme="minorHAnsi"/>
+        </w:rPr>
+        <w:t xml:space="preserve">|   |   |       </w:t>
+      </w:r>
+    </w:p>
+    <w:p>
+      <w:pPr>
+        <w:rPr>
+          <w:rStyle w:val="CdigoHTML"/>
+          <w:rFonts w:eastAsiaTheme="minorHAnsi"/>
+        </w:rPr>
+      </w:pPr>
+      <w:r>
+        <w:rPr>
+          <w:rStyle w:val="CdigoHTML"/>
+          <w:rFonts w:eastAsiaTheme="minorHAnsi"/>
+        </w:rPr>
+        <w:t>|   |   +---medications</w:t>
+      </w:r>
+    </w:p>
+    <w:p>
+      <w:pPr>
+        <w:rPr>
+          <w:rStyle w:val="CdigoHTML"/>
+          <w:rFonts w:eastAsiaTheme="minorHAnsi"/>
+        </w:rPr>
+      </w:pPr>
+      <w:r>
+        <w:rPr>
+          <w:rStyle w:val="CdigoHTML"/>
+          <w:rFonts w:eastAsiaTheme="minorHAnsi"/>
+        </w:rPr>
+        <w:t xml:space="preserve">|   |   |       </w:t>
+      </w:r>
+      <w:proofErr w:type="spellStart"/>
+      <w:r>
+        <w:rPr>
+          <w:rStyle w:val="CdigoHTML"/>
+          <w:rFonts w:eastAsiaTheme="minorHAnsi"/>
+        </w:rPr>
+        <w:t>MedicationController.php</w:t>
+      </w:r>
+      <w:proofErr w:type="spellEnd"/>
+    </w:p>
+    <w:p>
+      <w:pPr>
+        <w:rPr>
+          <w:rStyle w:val="CdigoHTML"/>
+          <w:rFonts w:eastAsiaTheme="minorHAnsi"/>
+        </w:rPr>
+      </w:pPr>
+      <w:r>
+        <w:rPr>
+          <w:rStyle w:val="CdigoHTML"/>
+          <w:rFonts w:eastAsiaTheme="minorHAnsi"/>
+        </w:rPr>
+        <w:t xml:space="preserve">|   |   |       </w:t>
+      </w:r>
+    </w:p>
+    <w:p>
+      <w:pPr>
+        <w:rPr>
+          <w:rStyle w:val="CdigoHTML"/>
+          <w:rFonts w:eastAsiaTheme="minorHAnsi"/>
+        </w:rPr>
+      </w:pPr>
+      <w:r>
+        <w:rPr>
+          <w:rStyle w:val="CdigoHTML"/>
+          <w:rFonts w:eastAsiaTheme="minorHAnsi"/>
+        </w:rPr>
+        <w:t>|   |   +---pets</w:t>
+      </w:r>
+    </w:p>
+    <w:p>
+      <w:pPr>
+        <w:rPr>
+          <w:rStyle w:val="CdigoHTML"/>
+          <w:rFonts w:eastAsiaTheme="minorHAnsi"/>
+        </w:rPr>
+      </w:pPr>
+      <w:r>
+        <w:rPr>
+          <w:rStyle w:val="CdigoHTML"/>
+          <w:rFonts w:eastAsiaTheme="minorHAnsi"/>
+        </w:rPr>
+        <w:t xml:space="preserve">|   |   |       </w:t>
+      </w:r>
+      <w:proofErr w:type="spellStart"/>
+      <w:r>
+        <w:rPr>
+          <w:rStyle w:val="CdigoHTML"/>
+          <w:rFonts w:eastAsiaTheme="minorHAnsi"/>
+        </w:rPr>
+        <w:t>PetController.php</w:t>
+      </w:r>
+      <w:proofErr w:type="spellEnd"/>
+    </w:p>
+    <w:p>
+      <w:pPr>
+        <w:rPr>
+          <w:rStyle w:val="CdigoHTML"/>
+          <w:rFonts w:eastAsiaTheme="minorHAnsi"/>
+        </w:rPr>
+      </w:pPr>
+      <w:r>
+        <w:rPr>
+          <w:rStyle w:val="CdigoHTML"/>
+          <w:rFonts w:eastAsiaTheme="minorHAnsi"/>
+        </w:rPr>
+        <w:t xml:space="preserve">|   |   |       </w:t>
+      </w:r>
+    </w:p>
+    <w:p>
+      <w:pPr>
+        <w:rPr>
+          <w:rStyle w:val="CdigoHTML"/>
+          <w:rFonts w:eastAsiaTheme="minorHAnsi"/>
+        </w:rPr>
+      </w:pPr>
+      <w:r>
+        <w:rPr>
+          <w:rStyle w:val="CdigoHTML"/>
+          <w:rFonts w:eastAsiaTheme="minorHAnsi"/>
+        </w:rPr>
+        <w:t>|   |   +---sales</w:t>
+      </w:r>
+    </w:p>
+    <w:p>
+      <w:pPr>
+        <w:rPr>
+          <w:rStyle w:val="CdigoHTML"/>
+          <w:rFonts w:eastAsiaTheme="minorHAnsi"/>
+        </w:rPr>
+      </w:pPr>
+      <w:r>
+        <w:rPr>
+          <w:rStyle w:val="CdigoHTML"/>
+          <w:rFonts w:eastAsiaTheme="minorHAnsi"/>
+        </w:rPr>
+        <w:t xml:space="preserve">|   |   |       </w:t>
+      </w:r>
+      <w:proofErr w:type="spellStart"/>
+      <w:r>
+        <w:rPr>
+          <w:rStyle w:val="CdigoHTML"/>
+          <w:rFonts w:eastAsiaTheme="minorHAnsi"/>
+        </w:rPr>
+        <w:t>SaleController.php</w:t>
+      </w:r>
+      <w:proofErr w:type="spellEnd"/>
+    </w:p>
+    <w:p>
+      <w:pPr>
+        <w:rPr>
+          <w:rStyle w:val="CdigoHTML"/>
+          <w:rFonts w:eastAsiaTheme="minorHAnsi"/>
+        </w:rPr>
+      </w:pPr>
+      <w:r>
+        <w:rPr>
+          <w:rStyle w:val="CdigoHTML"/>
+          <w:rFonts w:eastAsiaTheme="minorHAnsi"/>
+        </w:rPr>
+        <w:t xml:space="preserve">|   |   |       </w:t>
+      </w:r>
+    </w:p>
+    <w:p>
+      <w:pPr>
+        <w:rPr>
+          <w:rStyle w:val="CdigoHTML"/>
+          <w:rFonts w:eastAsiaTheme="minorHAnsi"/>
+        </w:rPr>
+      </w:pPr>
+      <w:r>
+        <w:rPr>
+          <w:rStyle w:val="CdigoHTML"/>
+          <w:rFonts w:eastAsiaTheme="minorHAnsi"/>
+        </w:rPr>
+        <w:t>|   |   +---services</w:t>
+      </w:r>
+    </w:p>
+    <w:p>
+      <w:pPr>
+        <w:rPr>
+          <w:rStyle w:val="CdigoHTML"/>
+          <w:rFonts w:eastAsiaTheme="minorHAnsi"/>
+        </w:rPr>
+      </w:pPr>
+      <w:r>
+        <w:rPr>
+          <w:rStyle w:val="CdigoHTML"/>
+          <w:rFonts w:eastAsiaTheme="minorHAnsi"/>
+        </w:rPr>
+        <w:t xml:space="preserve">|   |   |       </w:t>
+      </w:r>
+      <w:proofErr w:type="spellStart"/>
+      <w:r>
+        <w:rPr>
+          <w:rStyle w:val="CdigoHTML"/>
+          <w:rFonts w:eastAsiaTheme="minorHAnsi"/>
+        </w:rPr>
+        <w:t>ServiceController.php</w:t>
+      </w:r>
+      <w:proofErr w:type="spellEnd"/>
+    </w:p>
+    <w:p>
+      <w:pPr>
+        <w:rPr>
+          <w:rStyle w:val="CdigoHTML"/>
+          <w:rFonts w:eastAsiaTheme="minorHAnsi"/>
+        </w:rPr>
+      </w:pPr>
+      <w:r>
+        <w:rPr>
+          <w:rStyle w:val="CdigoHTML"/>
+          <w:rFonts w:eastAsiaTheme="minorHAnsi"/>
+        </w:rPr>
+        <w:t xml:space="preserve">|   |   |       </w:t>
+      </w:r>
+    </w:p>
+    <w:p>
+      <w:pPr>
+        <w:rPr>
+          <w:rStyle w:val="CdigoHTML"/>
+          <w:rFonts w:eastAsiaTheme="minorHAnsi"/>
+        </w:rPr>
+      </w:pPr>
+      <w:r>
+        <w:rPr>
+          <w:rStyle w:val="CdigoHTML"/>
+          <w:rFonts w:eastAsiaTheme="minorHAnsi"/>
+        </w:rPr>
+        <w:t>|   |   \---users</w:t>
+      </w:r>
+    </w:p>
+    <w:p>
+      <w:pPr>
+        <w:rPr>
+          <w:rStyle w:val="CdigoHTML"/>
+          <w:rFonts w:eastAsiaTheme="minorHAnsi"/>
+        </w:rPr>
+      </w:pPr>
+      <w:r>
+        <w:rPr>
+          <w:rStyle w:val="CdigoHTML"/>
+          <w:rFonts w:eastAsiaTheme="minorHAnsi"/>
+        </w:rPr>
+        <w:t xml:space="preserve">|   |           </w:t>
+      </w:r>
+      <w:proofErr w:type="spellStart"/>
+      <w:r>
+        <w:rPr>
+          <w:rStyle w:val="CdigoHTML"/>
+          <w:rFonts w:eastAsiaTheme="minorHAnsi"/>
+        </w:rPr>
+        <w:t>UserController.php</w:t>
+      </w:r>
+      <w:proofErr w:type="spellEnd"/>
+    </w:p>
+    <w:p>
+      <w:pPr>
+        <w:rPr>
+          <w:rStyle w:val="CdigoHTML"/>
+          <w:rFonts w:eastAsiaTheme="minorHAnsi"/>
+        </w:rPr>
+      </w:pPr>
+      <w:r>
+        <w:rPr>
+          <w:rStyle w:val="CdigoHTML"/>
+          <w:rFonts w:eastAsiaTheme="minorHAnsi"/>
+        </w:rPr>
+        <w:t xml:space="preserve">|   |           </w:t>
+      </w:r>
+    </w:p>
+    <w:p>
+      <w:pPr>
+        <w:rPr>
+          <w:rStyle w:val="CdigoHTML"/>
+          <w:rFonts w:eastAsiaTheme="minorHAnsi"/>
+        </w:rPr>
+      </w:pPr>
+      <w:r>
+        <w:rPr>
+          <w:rStyle w:val="CdigoHTML"/>
+          <w:rFonts w:eastAsiaTheme="minorHAnsi"/>
+        </w:rPr>
+        <w:t>|   +---helpers</w:t>
+      </w:r>
+    </w:p>
+    <w:p>
+      <w:pPr>
+        <w:rPr>
+          <w:rStyle w:val="CdigoHTML"/>
+          <w:rFonts w:eastAsiaTheme="minorHAnsi"/>
+        </w:rPr>
+      </w:pPr>
+      <w:r>
+        <w:rPr>
+          <w:rStyle w:val="CdigoHTML"/>
+          <w:rFonts w:eastAsiaTheme="minorHAnsi"/>
+        </w:rPr>
+        <w:t xml:space="preserve">|   |       </w:t>
+      </w:r>
+      <w:proofErr w:type="spellStart"/>
+      <w:r>
+        <w:rPr>
+          <w:rStyle w:val="CdigoHTML"/>
+          <w:rFonts w:eastAsiaTheme="minorHAnsi"/>
+        </w:rPr>
+        <w:t>alert.php</w:t>
+      </w:r>
+      <w:proofErr w:type="spellEnd"/>
+    </w:p>
+    <w:p>
+      <w:pPr>
+        <w:rPr>
+          <w:rStyle w:val="CdigoHTML"/>
+          <w:rFonts w:eastAsiaTheme="minorHAnsi"/>
+        </w:rPr>
+      </w:pPr>
+      <w:r>
+        <w:rPr>
+          <w:rStyle w:val="CdigoHTML"/>
+          <w:rFonts w:eastAsiaTheme="minorHAnsi"/>
+        </w:rPr>
+        <w:t xml:space="preserve">|   |       </w:t>
+      </w:r>
+      <w:proofErr w:type="spellStart"/>
+      <w:r>
+        <w:rPr>
+          <w:rStyle w:val="CdigoHTML"/>
+          <w:rFonts w:eastAsiaTheme="minorHAnsi"/>
+        </w:rPr>
+        <w:t>auth.php</w:t>
+      </w:r>
+      <w:proofErr w:type="spellEnd"/>
+    </w:p>
+    <w:p>
+      <w:pPr>
+        <w:rPr>
+          <w:rStyle w:val="CdigoHTML"/>
+          <w:rFonts w:eastAsiaTheme="minorHAnsi"/>
+        </w:rPr>
+      </w:pPr>
+      <w:r>
+        <w:rPr>
+          <w:rStyle w:val="CdigoHTML"/>
+          <w:rFonts w:eastAsiaTheme="minorHAnsi"/>
         </w:rPr>
         <w:lastRenderedPageBreak/>
-        <w:t>|   |   |       ClientController.php</w:t>
-      </w:r>
-    </w:p>
-    <w:p>
-      <w:pPr>
-        <w:pStyle w:val="NormalWeb"/>
-        <w:rPr>
-          <w:rStyle w:val="CdigoHTML"/>
-        </w:rPr>
-      </w:pPr>
-      <w:r>
-        <w:rPr>
-          <w:rStyle w:val="CdigoHTML"/>
-        </w:rPr>
-        <w:t xml:space="preserve">|   |   |       </w:t>
-      </w:r>
-    </w:p>
-    <w:p>
-      <w:pPr>
-        <w:pStyle w:val="NormalWeb"/>
-        <w:rPr>
-          <w:rStyle w:val="CdigoHTML"/>
-        </w:rPr>
-      </w:pPr>
-      <w:r>
-        <w:rPr>
-          <w:rStyle w:val="CdigoHTML"/>
-        </w:rPr>
-        <w:t>|   |   +---consultations</w:t>
-      </w:r>
-    </w:p>
-    <w:p>
-      <w:pPr>
-        <w:pStyle w:val="NormalWeb"/>
-        <w:rPr>
-          <w:rStyle w:val="CdigoHTML"/>
-        </w:rPr>
-      </w:pPr>
-      <w:r>
-        <w:rPr>
-          <w:rStyle w:val="CdigoHTML"/>
-        </w:rPr>
-        <w:t>|   |   |       ConsultationController.php</w:t>
-      </w:r>
-    </w:p>
-    <w:p>
-      <w:pPr>
-        <w:pStyle w:val="NormalWeb"/>
-        <w:rPr>
-          <w:rStyle w:val="CdigoHTML"/>
-        </w:rPr>
-      </w:pPr>
-      <w:r>
-        <w:rPr>
-          <w:rStyle w:val="CdigoHTML"/>
-        </w:rPr>
-        <w:t xml:space="preserve">|   |   |       </w:t>
-      </w:r>
-    </w:p>
-    <w:p>
-      <w:pPr>
-        <w:pStyle w:val="NormalWeb"/>
-        <w:rPr>
-          <w:rStyle w:val="CdigoHTML"/>
-        </w:rPr>
-      </w:pPr>
-      <w:r>
-        <w:rPr>
-          <w:rStyle w:val="CdigoHTML"/>
-        </w:rPr>
-        <w:t>|   |   +---medications</w:t>
-      </w:r>
-    </w:p>
-    <w:p>
-      <w:pPr>
-        <w:pStyle w:val="NormalWeb"/>
-        <w:rPr>
-          <w:rStyle w:val="CdigoHTML"/>
-        </w:rPr>
-      </w:pPr>
-      <w:r>
-        <w:rPr>
-          <w:rStyle w:val="CdigoHTML"/>
-        </w:rPr>
-        <w:t>|   |   |       MedicationController.php</w:t>
-      </w:r>
-    </w:p>
-    <w:p>
-      <w:pPr>
-        <w:pStyle w:val="NormalWeb"/>
-        <w:rPr>
-          <w:rStyle w:val="CdigoHTML"/>
-        </w:rPr>
-      </w:pPr>
-      <w:r>
-        <w:rPr>
-          <w:rStyle w:val="CdigoHTML"/>
-        </w:rPr>
-        <w:t xml:space="preserve">|   |   |       </w:t>
-      </w:r>
-    </w:p>
-    <w:p>
-      <w:pPr>
-        <w:pStyle w:val="NormalWeb"/>
-        <w:rPr>
-          <w:rStyle w:val="CdigoHTML"/>
-        </w:rPr>
-      </w:pPr>
-      <w:r>
-        <w:rPr>
-          <w:rStyle w:val="CdigoHTML"/>
-        </w:rPr>
-        <w:t>|   |   +---pets</w:t>
-      </w:r>
-    </w:p>
-    <w:p>
-      <w:pPr>
-        <w:pStyle w:val="NormalWeb"/>
-        <w:rPr>
-          <w:rStyle w:val="CdigoHTML"/>
-        </w:rPr>
-      </w:pPr>
-      <w:r>
-        <w:rPr>
-          <w:rStyle w:val="CdigoHTML"/>
-        </w:rPr>
-        <w:t>|   |   |       PetController.php</w:t>
-      </w:r>
-    </w:p>
-    <w:p>
-      <w:pPr>
-        <w:pStyle w:val="NormalWeb"/>
-        <w:rPr>
-          <w:rStyle w:val="CdigoHTML"/>
-        </w:rPr>
-      </w:pPr>
-      <w:r>
-        <w:rPr>
-          <w:rStyle w:val="CdigoHTML"/>
-        </w:rPr>
-        <w:t xml:space="preserve">|   |   |       </w:t>
-      </w:r>
-    </w:p>
-    <w:p>
-      <w:pPr>
-        <w:pStyle w:val="NormalWeb"/>
-        <w:rPr>
-          <w:rStyle w:val="CdigoHTML"/>
-        </w:rPr>
-      </w:pPr>
-      <w:r>
-        <w:rPr>
-          <w:rStyle w:val="CdigoHTML"/>
-        </w:rPr>
-        <w:t>|   |   +---sales</w:t>
-      </w:r>
-    </w:p>
-    <w:p>
-      <w:pPr>
-        <w:pStyle w:val="NormalWeb"/>
-        <w:rPr>
-          <w:rStyle w:val="CdigoHTML"/>
-        </w:rPr>
-      </w:pPr>
-      <w:r>
-        <w:rPr>
-          <w:rStyle w:val="CdigoHTML"/>
-        </w:rPr>
-        <w:t>|   |   |       SaleController.php</w:t>
-      </w:r>
-    </w:p>
-    <w:p>
-      <w:pPr>
-        <w:pStyle w:val="NormalWeb"/>
-        <w:rPr>
-          <w:rStyle w:val="CdigoHTML"/>
-        </w:rPr>
-      </w:pPr>
-      <w:r>
-        <w:rPr>
-          <w:rStyle w:val="CdigoHTML"/>
-        </w:rPr>
-        <w:t xml:space="preserve">|   |   |       </w:t>
-      </w:r>
-    </w:p>
-    <w:p>
-      <w:pPr>
-        <w:pStyle w:val="NormalWeb"/>
-        <w:rPr>
-          <w:rStyle w:val="CdigoHTML"/>
-        </w:rPr>
-      </w:pPr>
-      <w:r>
-        <w:rPr>
-          <w:rStyle w:val="CdigoHTML"/>
-        </w:rPr>
-        <w:t>|   |   \---users</w:t>
-      </w:r>
-    </w:p>
-    <w:p>
-      <w:pPr>
-        <w:pStyle w:val="NormalWeb"/>
-        <w:rPr>
-          <w:rStyle w:val="CdigoHTML"/>
-        </w:rPr>
-      </w:pPr>
-      <w:r>
-        <w:rPr>
-          <w:rStyle w:val="CdigoHTML"/>
-        </w:rPr>
-        <w:t>|   |           UserController.php</w:t>
-      </w:r>
-    </w:p>
-    <w:p>
-      <w:pPr>
-        <w:pStyle w:val="NormalWeb"/>
-        <w:rPr>
-          <w:rStyle w:val="CdigoHTML"/>
-        </w:rPr>
-      </w:pPr>
-      <w:r>
-        <w:rPr>
-          <w:rStyle w:val="CdigoHTML"/>
-        </w:rPr>
-        <w:t xml:space="preserve">|   |           </w:t>
-      </w:r>
-    </w:p>
-    <w:p>
-      <w:pPr>
-        <w:pStyle w:val="NormalWeb"/>
-        <w:rPr>
-          <w:rStyle w:val="CdigoHTML"/>
-        </w:rPr>
-      </w:pPr>
-      <w:r>
-        <w:rPr>
-          <w:rStyle w:val="CdigoHTML"/>
-        </w:rPr>
-        <w:t>|   +---helpers</w:t>
-      </w:r>
-    </w:p>
-    <w:p>
-      <w:pPr>
-        <w:pStyle w:val="NormalWeb"/>
-        <w:rPr>
-          <w:rStyle w:val="CdigoHTML"/>
-        </w:rPr>
-      </w:pPr>
-      <w:r>
-        <w:rPr>
-          <w:rStyle w:val="CdigoHTML"/>
-        </w:rPr>
-        <w:t>|   |       alert.php</w:t>
-      </w:r>
-    </w:p>
-    <w:p>
-      <w:pPr>
-        <w:pStyle w:val="NormalWeb"/>
-        <w:rPr>
-          <w:rStyle w:val="CdigoHTML"/>
-        </w:rPr>
-      </w:pPr>
-      <w:r>
-        <w:rPr>
-          <w:rStyle w:val="CdigoHTML"/>
-        </w:rPr>
-        <w:t>|   |       auth.php</w:t>
-      </w:r>
-    </w:p>
-    <w:p>
-      <w:pPr>
-        <w:pStyle w:val="NormalWeb"/>
-        <w:rPr>
-          <w:rStyle w:val="CdigoHTML"/>
-        </w:rPr>
-      </w:pPr>
-      <w:r>
-        <w:rPr>
-          <w:rStyle w:val="CdigoHTML"/>
-        </w:rPr>
-        <w:t>|   |       redirect.php</w:t>
-      </w:r>
-    </w:p>
-    <w:p>
-      <w:pPr>
-        <w:pStyle w:val="NormalWeb"/>
-        <w:rPr>
-          <w:rStyle w:val="CdigoHTML"/>
-        </w:rPr>
-      </w:pPr>
-      <w:r>
-        <w:rPr>
-          <w:rStyle w:val="CdigoHTML"/>
-        </w:rPr>
         <w:t xml:space="preserve">|   |       </w:t>
       </w:r>
-    </w:p>
-    <w:p>
-      <w:pPr>
-        <w:pStyle w:val="NormalWeb"/>
-        <w:rPr>
-          <w:rStyle w:val="CdigoHTML"/>
-        </w:rPr>
-      </w:pPr>
-      <w:r>
-        <w:rPr>
-          <w:rStyle w:val="CdigoHTML"/>
+      <w:proofErr w:type="spellStart"/>
+      <w:r>
+        <w:rPr>
+          <w:rStyle w:val="CdigoHTML"/>
+          <w:rFonts w:eastAsiaTheme="minorHAnsi"/>
+        </w:rPr>
+        <w:t>redirect.php</w:t>
+      </w:r>
+      <w:proofErr w:type="spellEnd"/>
+    </w:p>
+    <w:p>
+      <w:pPr>
+        <w:rPr>
+          <w:rStyle w:val="CdigoHTML"/>
+          <w:rFonts w:eastAsiaTheme="minorHAnsi"/>
+        </w:rPr>
+      </w:pPr>
+      <w:r>
+        <w:rPr>
+          <w:rStyle w:val="CdigoHTML"/>
+          <w:rFonts w:eastAsiaTheme="minorHAnsi"/>
+        </w:rPr>
+        <w:t xml:space="preserve">|   |       </w:t>
+      </w:r>
+    </w:p>
+    <w:p>
+      <w:pPr>
+        <w:rPr>
+          <w:rStyle w:val="CdigoHTML"/>
+          <w:rFonts w:eastAsiaTheme="minorHAnsi"/>
+        </w:rPr>
+      </w:pPr>
+      <w:r>
+        <w:rPr>
+          <w:rStyle w:val="CdigoHTML"/>
+          <w:rFonts w:eastAsiaTheme="minorHAnsi"/>
         </w:rPr>
         <w:t>|   +---middleware</w:t>
       </w:r>
     </w:p>
     <w:p>
       <w:pPr>
-        <w:pStyle w:val="NormalWeb"/>
-        <w:rPr>
-          <w:rStyle w:val="CdigoHTML"/>
-        </w:rPr>
-      </w:pPr>
-      <w:r>
-        <w:rPr>
-          <w:rStyle w:val="CdigoHTML"/>
-        </w:rPr>
-        <w:t>|   |       AuthMiddleware.php</w:t>
-      </w:r>
-    </w:p>
-    <w:p>
-      <w:pPr>
-        <w:pStyle w:val="NormalWeb"/>
-        <w:rPr>
-          <w:rStyle w:val="CdigoHTML"/>
-        </w:rPr>
-      </w:pPr>
-      <w:r>
-        <w:rPr>
-          <w:rStyle w:val="CdigoHTML"/>
-        </w:rPr>
-        <w:t>|   |       RoleMiddleware.php</w:t>
-      </w:r>
-    </w:p>
-    <w:p>
-      <w:pPr>
-        <w:pStyle w:val="NormalWeb"/>
-        <w:rPr>
-          <w:rStyle w:val="CdigoHTML"/>
-        </w:rPr>
-      </w:pPr>
-      <w:r>
-        <w:rPr>
-          <w:rStyle w:val="CdigoHTML"/>
+        <w:rPr>
+          <w:rStyle w:val="CdigoHTML"/>
+          <w:rFonts w:eastAsiaTheme="minorHAnsi"/>
+        </w:rPr>
+      </w:pPr>
+      <w:r>
+        <w:rPr>
+          <w:rStyle w:val="CdigoHTML"/>
+          <w:rFonts w:eastAsiaTheme="minorHAnsi"/>
         </w:rPr>
         <w:t xml:space="preserve">|   |       </w:t>
       </w:r>
-    </w:p>
-    <w:p>
-      <w:pPr>
-        <w:pStyle w:val="NormalWeb"/>
-        <w:rPr>
-          <w:rStyle w:val="CdigoHTML"/>
-        </w:rPr>
-      </w:pPr>
-      <w:r>
-        <w:rPr>
-          <w:rStyle w:val="CdigoHTML"/>
+      <w:proofErr w:type="spellStart"/>
+      <w:r>
+        <w:rPr>
+          <w:rStyle w:val="CdigoHTML"/>
+          <w:rFonts w:eastAsiaTheme="minorHAnsi"/>
+        </w:rPr>
+        <w:t>AuthMiddleware.php</w:t>
+      </w:r>
+      <w:proofErr w:type="spellEnd"/>
+    </w:p>
+    <w:p>
+      <w:pPr>
+        <w:rPr>
+          <w:rStyle w:val="CdigoHTML"/>
+          <w:rFonts w:eastAsiaTheme="minorHAnsi"/>
+        </w:rPr>
+      </w:pPr>
+      <w:r>
+        <w:rPr>
+          <w:rStyle w:val="CdigoHTML"/>
+          <w:rFonts w:eastAsiaTheme="minorHAnsi"/>
+        </w:rPr>
+        <w:t xml:space="preserve">|   |       </w:t>
+      </w:r>
+      <w:proofErr w:type="spellStart"/>
+      <w:r>
+        <w:rPr>
+          <w:rStyle w:val="CdigoHTML"/>
+          <w:rFonts w:eastAsiaTheme="minorHAnsi"/>
+        </w:rPr>
+        <w:t>RoleMiddleware.php</w:t>
+      </w:r>
+      <w:proofErr w:type="spellEnd"/>
+    </w:p>
+    <w:p>
+      <w:pPr>
+        <w:rPr>
+          <w:rStyle w:val="CdigoHTML"/>
+          <w:rFonts w:eastAsiaTheme="minorHAnsi"/>
+        </w:rPr>
+      </w:pPr>
+      <w:r>
+        <w:rPr>
+          <w:rStyle w:val="CdigoHTML"/>
+          <w:rFonts w:eastAsiaTheme="minorHAnsi"/>
+        </w:rPr>
+        <w:t xml:space="preserve">|   |       </w:t>
+      </w:r>
+    </w:p>
+    <w:p>
+      <w:pPr>
+        <w:rPr>
+          <w:rStyle w:val="CdigoHTML"/>
+          <w:rFonts w:eastAsiaTheme="minorHAnsi"/>
+        </w:rPr>
+      </w:pPr>
+      <w:r>
+        <w:rPr>
+          <w:rStyle w:val="CdigoHTML"/>
+          <w:rFonts w:eastAsiaTheme="minorHAnsi"/>
         </w:rPr>
         <w:t>|   +---models</w:t>
       </w:r>
     </w:p>
     <w:p>
       <w:pPr>
-        <w:pStyle w:val="NormalWeb"/>
-        <w:rPr>
-          <w:rStyle w:val="CdigoHTML"/>
-        </w:rPr>
-      </w:pPr>
-      <w:r>
-        <w:rPr>
-          <w:rStyle w:val="CdigoHTML"/>
-        </w:rPr>
-        <w:t>|   |       User.php</w:t>
-      </w:r>
-    </w:p>
-    <w:p>
-      <w:pPr>
-        <w:pStyle w:val="NormalWeb"/>
-        <w:rPr>
-          <w:rStyle w:val="CdigoHTML"/>
-        </w:rPr>
-      </w:pPr>
-      <w:r>
-        <w:rPr>
-          <w:rStyle w:val="CdigoHTML"/>
+        <w:rPr>
+          <w:rStyle w:val="CdigoHTML"/>
+          <w:rFonts w:eastAsiaTheme="minorHAnsi"/>
+        </w:rPr>
+      </w:pPr>
+      <w:r>
+        <w:rPr>
+          <w:rStyle w:val="CdigoHTML"/>
+          <w:rFonts w:eastAsiaTheme="minorHAnsi"/>
         </w:rPr>
         <w:t xml:space="preserve">|   |       </w:t>
       </w:r>
-    </w:p>
-    <w:p>
-      <w:pPr>
-        <w:pStyle w:val="NormalWeb"/>
-        <w:rPr>
-          <w:rStyle w:val="CdigoHTML"/>
-        </w:rPr>
-      </w:pPr>
-      <w:r>
-        <w:rPr>
-          <w:rStyle w:val="CdigoHTML"/>
+      <w:proofErr w:type="spellStart"/>
+      <w:r>
+        <w:rPr>
+          <w:rStyle w:val="CdigoHTML"/>
+          <w:rFonts w:eastAsiaTheme="minorHAnsi"/>
+        </w:rPr>
+        <w:t>BatchModel.php</w:t>
+      </w:r>
+      <w:proofErr w:type="spellEnd"/>
+    </w:p>
+    <w:p>
+      <w:pPr>
+        <w:rPr>
+          <w:rStyle w:val="CdigoHTML"/>
+          <w:rFonts w:eastAsiaTheme="minorHAnsi"/>
+        </w:rPr>
+      </w:pPr>
+      <w:r>
+        <w:rPr>
+          <w:rStyle w:val="CdigoHTML"/>
+          <w:rFonts w:eastAsiaTheme="minorHAnsi"/>
+        </w:rPr>
+        <w:t xml:space="preserve">|   |       </w:t>
+      </w:r>
+      <w:proofErr w:type="spellStart"/>
+      <w:r>
+        <w:rPr>
+          <w:rStyle w:val="CdigoHTML"/>
+          <w:rFonts w:eastAsiaTheme="minorHAnsi"/>
+        </w:rPr>
+        <w:t>ClientModel.php</w:t>
+      </w:r>
+      <w:proofErr w:type="spellEnd"/>
+    </w:p>
+    <w:p>
+      <w:pPr>
+        <w:rPr>
+          <w:rStyle w:val="CdigoHTML"/>
+          <w:rFonts w:eastAsiaTheme="minorHAnsi"/>
+        </w:rPr>
+      </w:pPr>
+      <w:r>
+        <w:rPr>
+          <w:rStyle w:val="CdigoHTML"/>
+          <w:rFonts w:eastAsiaTheme="minorHAnsi"/>
+        </w:rPr>
+        <w:t xml:space="preserve">|   |       </w:t>
+      </w:r>
+      <w:proofErr w:type="spellStart"/>
+      <w:r>
+        <w:rPr>
+          <w:rStyle w:val="CdigoHTML"/>
+          <w:rFonts w:eastAsiaTheme="minorHAnsi"/>
+        </w:rPr>
+        <w:t>ConsultationModel.php</w:t>
+      </w:r>
+      <w:proofErr w:type="spellEnd"/>
+    </w:p>
+    <w:p>
+      <w:pPr>
+        <w:rPr>
+          <w:rStyle w:val="CdigoHTML"/>
+          <w:rFonts w:eastAsiaTheme="minorHAnsi"/>
+        </w:rPr>
+      </w:pPr>
+      <w:r>
+        <w:rPr>
+          <w:rStyle w:val="CdigoHTML"/>
+          <w:rFonts w:eastAsiaTheme="minorHAnsi"/>
+        </w:rPr>
+        <w:t xml:space="preserve">|   |       </w:t>
+      </w:r>
+      <w:proofErr w:type="spellStart"/>
+      <w:r>
+        <w:rPr>
+          <w:rStyle w:val="CdigoHTML"/>
+          <w:rFonts w:eastAsiaTheme="minorHAnsi"/>
+        </w:rPr>
+        <w:t>MedicationModel.php</w:t>
+      </w:r>
+      <w:proofErr w:type="spellEnd"/>
+    </w:p>
+    <w:p>
+      <w:pPr>
+        <w:rPr>
+          <w:rStyle w:val="CdigoHTML"/>
+          <w:rFonts w:eastAsiaTheme="minorHAnsi"/>
+        </w:rPr>
+      </w:pPr>
+      <w:r>
+        <w:rPr>
+          <w:rStyle w:val="CdigoHTML"/>
+          <w:rFonts w:eastAsiaTheme="minorHAnsi"/>
+        </w:rPr>
+        <w:t xml:space="preserve">|   |       </w:t>
+      </w:r>
+      <w:proofErr w:type="spellStart"/>
+      <w:r>
+        <w:rPr>
+          <w:rStyle w:val="CdigoHTML"/>
+          <w:rFonts w:eastAsiaTheme="minorHAnsi"/>
+        </w:rPr>
+        <w:t>PetModel.php</w:t>
+      </w:r>
+      <w:proofErr w:type="spellEnd"/>
+    </w:p>
+    <w:p>
+      <w:pPr>
+        <w:rPr>
+          <w:rStyle w:val="CdigoHTML"/>
+          <w:rFonts w:eastAsiaTheme="minorHAnsi"/>
+        </w:rPr>
+      </w:pPr>
+      <w:r>
+        <w:rPr>
+          <w:rStyle w:val="CdigoHTML"/>
+          <w:rFonts w:eastAsiaTheme="minorHAnsi"/>
+        </w:rPr>
+        <w:t xml:space="preserve">|   |       </w:t>
+      </w:r>
+      <w:proofErr w:type="spellStart"/>
+      <w:r>
+        <w:rPr>
+          <w:rStyle w:val="CdigoHTML"/>
+          <w:rFonts w:eastAsiaTheme="minorHAnsi"/>
+        </w:rPr>
+        <w:t>ReminderModel.php</w:t>
+      </w:r>
+      <w:proofErr w:type="spellEnd"/>
+    </w:p>
+    <w:p>
+      <w:pPr>
+        <w:rPr>
+          <w:rStyle w:val="CdigoHTML"/>
+          <w:rFonts w:eastAsiaTheme="minorHAnsi"/>
+        </w:rPr>
+      </w:pPr>
+      <w:r>
+        <w:rPr>
+          <w:rStyle w:val="CdigoHTML"/>
+          <w:rFonts w:eastAsiaTheme="minorHAnsi"/>
+        </w:rPr>
+        <w:t xml:space="preserve">|   |       </w:t>
+      </w:r>
+      <w:proofErr w:type="spellStart"/>
+      <w:r>
+        <w:rPr>
+          <w:rStyle w:val="CdigoHTML"/>
+          <w:rFonts w:eastAsiaTheme="minorHAnsi"/>
+        </w:rPr>
+        <w:t>SaleDetailModel.php</w:t>
+      </w:r>
+      <w:proofErr w:type="spellEnd"/>
+    </w:p>
+    <w:p>
+      <w:pPr>
+        <w:rPr>
+          <w:rStyle w:val="CdigoHTML"/>
+          <w:rFonts w:eastAsiaTheme="minorHAnsi"/>
+        </w:rPr>
+      </w:pPr>
+      <w:r>
+        <w:rPr>
+          <w:rStyle w:val="CdigoHTML"/>
+          <w:rFonts w:eastAsiaTheme="minorHAnsi"/>
+        </w:rPr>
+        <w:t xml:space="preserve">|   |       </w:t>
+      </w:r>
+      <w:proofErr w:type="spellStart"/>
+      <w:r>
+        <w:rPr>
+          <w:rStyle w:val="CdigoHTML"/>
+          <w:rFonts w:eastAsiaTheme="minorHAnsi"/>
+        </w:rPr>
+        <w:t>SaleModel.php</w:t>
+      </w:r>
+      <w:proofErr w:type="spellEnd"/>
+    </w:p>
+    <w:p>
+      <w:pPr>
+        <w:rPr>
+          <w:rStyle w:val="CdigoHTML"/>
+          <w:rFonts w:eastAsiaTheme="minorHAnsi"/>
+        </w:rPr>
+      </w:pPr>
+      <w:r>
+        <w:rPr>
+          <w:rStyle w:val="CdigoHTML"/>
+          <w:rFonts w:eastAsiaTheme="minorHAnsi"/>
+        </w:rPr>
+        <w:t xml:space="preserve">|   |       </w:t>
+      </w:r>
+      <w:proofErr w:type="spellStart"/>
+      <w:r>
+        <w:rPr>
+          <w:rStyle w:val="CdigoHTML"/>
+          <w:rFonts w:eastAsiaTheme="minorHAnsi"/>
+        </w:rPr>
+        <w:t>ServiceModel.php</w:t>
+      </w:r>
+      <w:proofErr w:type="spellEnd"/>
+    </w:p>
+    <w:p>
+      <w:pPr>
+        <w:rPr>
+          <w:rStyle w:val="CdigoHTML"/>
+          <w:rFonts w:eastAsiaTheme="minorHAnsi"/>
+        </w:rPr>
+      </w:pPr>
+      <w:r>
+        <w:rPr>
+          <w:rStyle w:val="CdigoHTML"/>
+          <w:rFonts w:eastAsiaTheme="minorHAnsi"/>
+        </w:rPr>
+        <w:t xml:space="preserve">|   |       </w:t>
+      </w:r>
+      <w:proofErr w:type="spellStart"/>
+      <w:r>
+        <w:rPr>
+          <w:rStyle w:val="CdigoHTML"/>
+          <w:rFonts w:eastAsiaTheme="minorHAnsi"/>
+        </w:rPr>
+        <w:t>UserModel.php</w:t>
+      </w:r>
+      <w:proofErr w:type="spellEnd"/>
+    </w:p>
+    <w:p>
+      <w:pPr>
+        <w:rPr>
+          <w:rStyle w:val="CdigoHTML"/>
+          <w:rFonts w:eastAsiaTheme="minorHAnsi"/>
+        </w:rPr>
+      </w:pPr>
+      <w:r>
+        <w:rPr>
+          <w:rStyle w:val="CdigoHTML"/>
+          <w:rFonts w:eastAsiaTheme="minorHAnsi"/>
+        </w:rPr>
+        <w:t xml:space="preserve">|   |       </w:t>
+      </w:r>
+    </w:p>
+    <w:p>
+      <w:pPr>
+        <w:rPr>
+          <w:rStyle w:val="CdigoHTML"/>
+          <w:rFonts w:eastAsiaTheme="minorHAnsi"/>
+        </w:rPr>
+      </w:pPr>
+      <w:r>
+        <w:rPr>
+          <w:rStyle w:val="CdigoHTML"/>
+          <w:rFonts w:eastAsiaTheme="minorHAnsi"/>
+        </w:rPr>
+        <w:t>|   +---repositories</w:t>
+      </w:r>
+    </w:p>
+    <w:p>
+      <w:pPr>
+        <w:rPr>
+          <w:rStyle w:val="CdigoHTML"/>
+          <w:rFonts w:eastAsiaTheme="minorHAnsi"/>
+        </w:rPr>
+      </w:pPr>
+      <w:r>
+        <w:rPr>
+          <w:rStyle w:val="CdigoHTML"/>
+          <w:rFonts w:eastAsiaTheme="minorHAnsi"/>
+        </w:rPr>
+        <w:t xml:space="preserve">|   |       </w:t>
+      </w:r>
+      <w:proofErr w:type="spellStart"/>
+      <w:r>
+        <w:rPr>
+          <w:rStyle w:val="CdigoHTML"/>
+          <w:rFonts w:eastAsiaTheme="minorHAnsi"/>
+        </w:rPr>
+        <w:t>ActiveIngredientRepository.php</w:t>
+      </w:r>
+      <w:proofErr w:type="spellEnd"/>
+    </w:p>
+    <w:p>
+      <w:pPr>
+        <w:rPr>
+          <w:rStyle w:val="CdigoHTML"/>
+          <w:rFonts w:eastAsiaTheme="minorHAnsi"/>
+        </w:rPr>
+      </w:pPr>
+      <w:r>
+        <w:rPr>
+          <w:rStyle w:val="CdigoHTML"/>
+          <w:rFonts w:eastAsiaTheme="minorHAnsi"/>
+        </w:rPr>
+        <w:t xml:space="preserve">|   |       </w:t>
+      </w:r>
+      <w:proofErr w:type="spellStart"/>
+      <w:r>
+        <w:rPr>
+          <w:rStyle w:val="CdigoHTML"/>
+          <w:rFonts w:eastAsiaTheme="minorHAnsi"/>
+        </w:rPr>
+        <w:t>BatchRepository.php</w:t>
+      </w:r>
+      <w:proofErr w:type="spellEnd"/>
+    </w:p>
+    <w:p>
+      <w:pPr>
+        <w:rPr>
+          <w:rStyle w:val="CdigoHTML"/>
+          <w:rFonts w:eastAsiaTheme="minorHAnsi"/>
+        </w:rPr>
+      </w:pPr>
+      <w:r>
+        <w:rPr>
+          <w:rStyle w:val="CdigoHTML"/>
+          <w:rFonts w:eastAsiaTheme="minorHAnsi"/>
+        </w:rPr>
+        <w:t xml:space="preserve">|   |       </w:t>
+      </w:r>
+      <w:proofErr w:type="spellStart"/>
+      <w:r>
+        <w:rPr>
+          <w:rStyle w:val="CdigoHTML"/>
+          <w:rFonts w:eastAsiaTheme="minorHAnsi"/>
+        </w:rPr>
+        <w:t>ClientRepository.php</w:t>
+      </w:r>
+      <w:proofErr w:type="spellEnd"/>
+    </w:p>
+    <w:p>
+      <w:pPr>
+        <w:rPr>
+          <w:rStyle w:val="CdigoHTML"/>
+          <w:rFonts w:eastAsiaTheme="minorHAnsi"/>
+        </w:rPr>
+      </w:pPr>
+      <w:r>
+        <w:rPr>
+          <w:rStyle w:val="CdigoHTML"/>
+          <w:rFonts w:eastAsiaTheme="minorHAnsi"/>
+        </w:rPr>
+        <w:t xml:space="preserve">|   |       </w:t>
+      </w:r>
+      <w:proofErr w:type="spellStart"/>
+      <w:r>
+        <w:rPr>
+          <w:rStyle w:val="CdigoHTML"/>
+          <w:rFonts w:eastAsiaTheme="minorHAnsi"/>
+        </w:rPr>
+        <w:t>CompanySettingsRepository.php</w:t>
+      </w:r>
+      <w:proofErr w:type="spellEnd"/>
+    </w:p>
+    <w:p>
+      <w:pPr>
+        <w:rPr>
+          <w:rStyle w:val="CdigoHTML"/>
+          <w:rFonts w:eastAsiaTheme="minorHAnsi"/>
+        </w:rPr>
+      </w:pPr>
+      <w:r>
+        <w:rPr>
+          <w:rStyle w:val="CdigoHTML"/>
+          <w:rFonts w:eastAsiaTheme="minorHAnsi"/>
+        </w:rPr>
+        <w:t xml:space="preserve">|   |       </w:t>
+      </w:r>
+      <w:proofErr w:type="spellStart"/>
+      <w:r>
+        <w:rPr>
+          <w:rStyle w:val="CdigoHTML"/>
+          <w:rFonts w:eastAsiaTheme="minorHAnsi"/>
+        </w:rPr>
+        <w:t>ConsultationRepository.php</w:t>
+      </w:r>
+      <w:proofErr w:type="spellEnd"/>
+    </w:p>
+    <w:p>
+      <w:pPr>
+        <w:rPr>
+          <w:rStyle w:val="CdigoHTML"/>
+          <w:rFonts w:eastAsiaTheme="minorHAnsi"/>
+        </w:rPr>
+      </w:pPr>
+      <w:r>
+        <w:rPr>
+          <w:rStyle w:val="CdigoHTML"/>
+          <w:rFonts w:eastAsiaTheme="minorHAnsi"/>
+        </w:rPr>
+        <w:t xml:space="preserve">|   |       </w:t>
+      </w:r>
+      <w:proofErr w:type="spellStart"/>
+      <w:r>
+        <w:rPr>
+          <w:rStyle w:val="CdigoHTML"/>
+          <w:rFonts w:eastAsiaTheme="minorHAnsi"/>
+        </w:rPr>
+        <w:t>DashboardRepository.php</w:t>
+      </w:r>
+      <w:proofErr w:type="spellEnd"/>
+    </w:p>
+    <w:p>
+      <w:pPr>
+        <w:rPr>
+          <w:rStyle w:val="CdigoHTML"/>
+          <w:rFonts w:eastAsiaTheme="minorHAnsi"/>
+        </w:rPr>
+      </w:pPr>
+      <w:r>
+        <w:rPr>
+          <w:rStyle w:val="CdigoHTML"/>
+          <w:rFonts w:eastAsiaTheme="minorHAnsi"/>
+        </w:rPr>
+        <w:t xml:space="preserve">|   |       </w:t>
+      </w:r>
+      <w:proofErr w:type="spellStart"/>
+      <w:r>
+        <w:rPr>
+          <w:rStyle w:val="CdigoHTML"/>
+          <w:rFonts w:eastAsiaTheme="minorHAnsi"/>
+        </w:rPr>
+        <w:t>MedicationRepository.php</w:t>
+      </w:r>
+      <w:proofErr w:type="spellEnd"/>
+    </w:p>
+    <w:p>
+      <w:pPr>
+        <w:rPr>
+          <w:rStyle w:val="CdigoHTML"/>
+          <w:rFonts w:eastAsiaTheme="minorHAnsi"/>
+        </w:rPr>
+      </w:pPr>
+      <w:r>
+        <w:rPr>
+          <w:rStyle w:val="CdigoHTML"/>
+          <w:rFonts w:eastAsiaTheme="minorHAnsi"/>
+        </w:rPr>
+        <w:t xml:space="preserve">|   |       </w:t>
+      </w:r>
+      <w:proofErr w:type="spellStart"/>
+      <w:r>
+        <w:rPr>
+          <w:rStyle w:val="CdigoHTML"/>
+          <w:rFonts w:eastAsiaTheme="minorHAnsi"/>
+        </w:rPr>
+        <w:t>PetRepository.php</w:t>
+      </w:r>
+      <w:proofErr w:type="spellEnd"/>
+    </w:p>
+    <w:p>
+      <w:pPr>
+        <w:rPr>
+          <w:rStyle w:val="CdigoHTML"/>
+          <w:rFonts w:eastAsiaTheme="minorHAnsi"/>
+        </w:rPr>
+      </w:pPr>
+      <w:r>
+        <w:rPr>
+          <w:rStyle w:val="CdigoHTML"/>
+          <w:rFonts w:eastAsiaTheme="minorHAnsi"/>
+        </w:rPr>
+        <w:t xml:space="preserve">|   |       </w:t>
+      </w:r>
+      <w:proofErr w:type="spellStart"/>
+      <w:r>
+        <w:rPr>
+          <w:rStyle w:val="CdigoHTML"/>
+          <w:rFonts w:eastAsiaTheme="minorHAnsi"/>
+        </w:rPr>
+        <w:t>ReminderRepository.php</w:t>
+      </w:r>
+      <w:proofErr w:type="spellEnd"/>
+    </w:p>
+    <w:p>
+      <w:pPr>
+        <w:rPr>
+          <w:rStyle w:val="CdigoHTML"/>
+          <w:rFonts w:eastAsiaTheme="minorHAnsi"/>
+        </w:rPr>
+      </w:pPr>
+      <w:r>
+        <w:rPr>
+          <w:rStyle w:val="CdigoHTML"/>
+          <w:rFonts w:eastAsiaTheme="minorHAnsi"/>
+        </w:rPr>
+        <w:t xml:space="preserve">|   |       </w:t>
+      </w:r>
+      <w:proofErr w:type="spellStart"/>
+      <w:r>
+        <w:rPr>
+          <w:rStyle w:val="CdigoHTML"/>
+          <w:rFonts w:eastAsiaTheme="minorHAnsi"/>
+        </w:rPr>
+        <w:t>RoleRepository.php</w:t>
+      </w:r>
+      <w:proofErr w:type="spellEnd"/>
+    </w:p>
+    <w:p>
+      <w:pPr>
+        <w:rPr>
+          <w:rStyle w:val="CdigoHTML"/>
+          <w:rFonts w:eastAsiaTheme="minorHAnsi"/>
+        </w:rPr>
+      </w:pPr>
+      <w:r>
+        <w:rPr>
+          <w:rStyle w:val="CdigoHTML"/>
+          <w:rFonts w:eastAsiaTheme="minorHAnsi"/>
+        </w:rPr>
+        <w:t xml:space="preserve">|   |       </w:t>
+      </w:r>
+      <w:proofErr w:type="spellStart"/>
+      <w:r>
+        <w:rPr>
+          <w:rStyle w:val="CdigoHTML"/>
+          <w:rFonts w:eastAsiaTheme="minorHAnsi"/>
+        </w:rPr>
+        <w:t>SaleRepository.php</w:t>
+      </w:r>
+      <w:proofErr w:type="spellEnd"/>
+    </w:p>
+    <w:p>
+      <w:pPr>
+        <w:rPr>
+          <w:rStyle w:val="CdigoHTML"/>
+          <w:rFonts w:eastAsiaTheme="minorHAnsi"/>
+        </w:rPr>
+      </w:pPr>
+      <w:r>
+        <w:rPr>
+          <w:rStyle w:val="CdigoHTML"/>
+          <w:rFonts w:eastAsiaTheme="minorHAnsi"/>
         </w:rPr>
         <w:lastRenderedPageBreak/>
-        <w:t>|   +---repositories</w:t>
-      </w:r>
-    </w:p>
-    <w:p>
-      <w:pPr>
-        <w:pStyle w:val="NormalWeb"/>
-        <w:rPr>
-          <w:rStyle w:val="CdigoHTML"/>
-        </w:rPr>
-      </w:pPr>
-      <w:r>
-        <w:rPr>
-          <w:rStyle w:val="CdigoHTML"/>
-        </w:rPr>
-        <w:t>|   |       DashboardRepository.php</w:t>
-      </w:r>
-    </w:p>
-    <w:p>
-      <w:pPr>
-        <w:pStyle w:val="NormalWeb"/>
-        <w:rPr>
-          <w:rStyle w:val="CdigoHTML"/>
-        </w:rPr>
-      </w:pPr>
-      <w:r>
-        <w:rPr>
-          <w:rStyle w:val="CdigoHTML"/>
-        </w:rPr>
-        <w:t>|   |       RoleRepository.php</w:t>
-      </w:r>
-    </w:p>
-    <w:p>
-      <w:pPr>
-        <w:pStyle w:val="NormalWeb"/>
-        <w:rPr>
-          <w:rStyle w:val="CdigoHTML"/>
-        </w:rPr>
-      </w:pPr>
-      <w:r>
-        <w:rPr>
-          <w:rStyle w:val="CdigoHTML"/>
-        </w:rPr>
-        <w:t>|   |       UserRepository.php</w:t>
-      </w:r>
-    </w:p>
-    <w:p>
-      <w:pPr>
-        <w:pStyle w:val="NormalWeb"/>
-        <w:rPr>
-          <w:rStyle w:val="CdigoHTML"/>
-        </w:rPr>
-      </w:pPr>
-      <w:r>
-        <w:rPr>
-          <w:rStyle w:val="CdigoHTML"/>
-        </w:rPr>
         <w:t xml:space="preserve">|   |       </w:t>
       </w:r>
-    </w:p>
-    <w:p>
-      <w:pPr>
-        <w:pStyle w:val="NormalWeb"/>
-        <w:rPr>
-          <w:rStyle w:val="CdigoHTML"/>
-        </w:rPr>
-      </w:pPr>
-      <w:r>
-        <w:rPr>
-          <w:rStyle w:val="CdigoHTML"/>
+      <w:proofErr w:type="spellStart"/>
+      <w:r>
+        <w:rPr>
+          <w:rStyle w:val="CdigoHTML"/>
+          <w:rFonts w:eastAsiaTheme="minorHAnsi"/>
+        </w:rPr>
+        <w:t>ServiceRepository.php</w:t>
+      </w:r>
+      <w:proofErr w:type="spellEnd"/>
+    </w:p>
+    <w:p>
+      <w:pPr>
+        <w:rPr>
+          <w:rStyle w:val="CdigoHTML"/>
+          <w:rFonts w:eastAsiaTheme="minorHAnsi"/>
+        </w:rPr>
+      </w:pPr>
+      <w:r>
+        <w:rPr>
+          <w:rStyle w:val="CdigoHTML"/>
+          <w:rFonts w:eastAsiaTheme="minorHAnsi"/>
+        </w:rPr>
+        <w:t xml:space="preserve">|   |       </w:t>
+      </w:r>
+      <w:proofErr w:type="spellStart"/>
+      <w:r>
+        <w:rPr>
+          <w:rStyle w:val="CdigoHTML"/>
+          <w:rFonts w:eastAsiaTheme="minorHAnsi"/>
+        </w:rPr>
+        <w:t>UserRepository.php</w:t>
+      </w:r>
+      <w:proofErr w:type="spellEnd"/>
+    </w:p>
+    <w:p>
+      <w:pPr>
+        <w:rPr>
+          <w:rStyle w:val="CdigoHTML"/>
+          <w:rFonts w:eastAsiaTheme="minorHAnsi"/>
+        </w:rPr>
+      </w:pPr>
+      <w:r>
+        <w:rPr>
+          <w:rStyle w:val="CdigoHTML"/>
+          <w:rFonts w:eastAsiaTheme="minorHAnsi"/>
+        </w:rPr>
+        <w:t xml:space="preserve">|   |       </w:t>
+      </w:r>
+    </w:p>
+    <w:p>
+      <w:pPr>
+        <w:rPr>
+          <w:rStyle w:val="CdigoHTML"/>
+          <w:rFonts w:eastAsiaTheme="minorHAnsi"/>
+        </w:rPr>
+      </w:pPr>
+      <w:r>
+        <w:rPr>
+          <w:rStyle w:val="CdigoHTML"/>
+          <w:rFonts w:eastAsiaTheme="minorHAnsi"/>
+        </w:rPr>
+        <w:t>|   +---storage</w:t>
+      </w:r>
+    </w:p>
+    <w:p>
+      <w:pPr>
+        <w:rPr>
+          <w:rStyle w:val="CdigoHTML"/>
+          <w:rFonts w:eastAsiaTheme="minorHAnsi"/>
+        </w:rPr>
+      </w:pPr>
+      <w:r>
+        <w:rPr>
+          <w:rStyle w:val="CdigoHTML"/>
+          <w:rFonts w:eastAsiaTheme="minorHAnsi"/>
+        </w:rPr>
+        <w:t>|   |   \---uploads</w:t>
+      </w:r>
+    </w:p>
+    <w:p>
+      <w:pPr>
+        <w:rPr>
+          <w:rStyle w:val="CdigoHTML"/>
+          <w:rFonts w:eastAsiaTheme="minorHAnsi"/>
+        </w:rPr>
+      </w:pPr>
+      <w:r>
+        <w:rPr>
+          <w:rStyle w:val="CdigoHTML"/>
+          <w:rFonts w:eastAsiaTheme="minorHAnsi"/>
         </w:rPr>
         <w:t>|   \---views</w:t>
       </w:r>
     </w:p>
     <w:p>
       <w:pPr>
-        <w:pStyle w:val="NormalWeb"/>
-        <w:rPr>
-          <w:rStyle w:val="CdigoHTML"/>
-        </w:rPr>
-      </w:pPr>
-      <w:r>
-        <w:rPr>
-          <w:rStyle w:val="CdigoHTML"/>
-        </w:rPr>
-        <w:t>|       +---auth</w:t>
-      </w:r>
-    </w:p>
-    <w:p>
-      <w:pPr>
-        <w:pStyle w:val="NormalWeb"/>
-        <w:rPr>
-          <w:rStyle w:val="CdigoHTML"/>
-        </w:rPr>
-      </w:pPr>
-      <w:r>
-        <w:rPr>
-          <w:rStyle w:val="CdigoHTML"/>
-        </w:rPr>
-        <w:t>|       |       login.php</w:t>
-      </w:r>
-    </w:p>
-    <w:p>
-      <w:pPr>
-        <w:pStyle w:val="NormalWeb"/>
-        <w:rPr>
-          <w:rStyle w:val="CdigoHTML"/>
-        </w:rPr>
-      </w:pPr>
-      <w:r>
-        <w:rPr>
-          <w:rStyle w:val="CdigoHTML"/>
+        <w:rPr>
+          <w:rStyle w:val="CdigoHTML"/>
+          <w:rFonts w:eastAsiaTheme="minorHAnsi"/>
+        </w:rPr>
+      </w:pPr>
+      <w:r>
+        <w:rPr>
+          <w:rStyle w:val="CdigoHTML"/>
+          <w:rFonts w:eastAsiaTheme="minorHAnsi"/>
+        </w:rPr>
+        <w:t>|       +---</w:t>
+      </w:r>
+      <w:proofErr w:type="spellStart"/>
+      <w:r>
+        <w:rPr>
+          <w:rStyle w:val="CdigoHTML"/>
+          <w:rFonts w:eastAsiaTheme="minorHAnsi"/>
+        </w:rPr>
+        <w:t>auth</w:t>
+      </w:r>
+      <w:proofErr w:type="spellEnd"/>
+    </w:p>
+    <w:p>
+      <w:pPr>
+        <w:rPr>
+          <w:rStyle w:val="CdigoHTML"/>
+          <w:rFonts w:eastAsiaTheme="minorHAnsi"/>
+        </w:rPr>
+      </w:pPr>
+      <w:r>
+        <w:rPr>
+          <w:rStyle w:val="CdigoHTML"/>
+          <w:rFonts w:eastAsiaTheme="minorHAnsi"/>
         </w:rPr>
         <w:t xml:space="preserve">|       |       </w:t>
       </w:r>
-    </w:p>
-    <w:p>
-      <w:pPr>
-        <w:pStyle w:val="NormalWeb"/>
-        <w:rPr>
-          <w:rStyle w:val="CdigoHTML"/>
-        </w:rPr>
-      </w:pPr>
-      <w:r>
-        <w:rPr>
-          <w:rStyle w:val="CdigoHTML"/>
+      <w:proofErr w:type="spellStart"/>
+      <w:r>
+        <w:rPr>
+          <w:rStyle w:val="CdigoHTML"/>
+          <w:rFonts w:eastAsiaTheme="minorHAnsi"/>
+        </w:rPr>
+        <w:t>login.php</w:t>
+      </w:r>
+      <w:proofErr w:type="spellEnd"/>
+    </w:p>
+    <w:p>
+      <w:pPr>
+        <w:rPr>
+          <w:rStyle w:val="CdigoHTML"/>
+          <w:rFonts w:eastAsiaTheme="minorHAnsi"/>
+        </w:rPr>
+      </w:pPr>
+      <w:r>
+        <w:rPr>
+          <w:rStyle w:val="CdigoHTML"/>
+          <w:rFonts w:eastAsiaTheme="minorHAnsi"/>
+        </w:rPr>
+        <w:t xml:space="preserve">|       |       </w:t>
+      </w:r>
+    </w:p>
+    <w:p>
+      <w:pPr>
+        <w:rPr>
+          <w:rStyle w:val="CdigoHTML"/>
+          <w:rFonts w:eastAsiaTheme="minorHAnsi"/>
+        </w:rPr>
+      </w:pPr>
+      <w:r>
+        <w:rPr>
+          <w:rStyle w:val="CdigoHTML"/>
+          <w:rFonts w:eastAsiaTheme="minorHAnsi"/>
         </w:rPr>
         <w:t>|       +---clients</w:t>
       </w:r>
     </w:p>
     <w:p>
       <w:pPr>
-        <w:pStyle w:val="NormalWeb"/>
-        <w:rPr>
-          <w:rStyle w:val="CdigoHTML"/>
-        </w:rPr>
-      </w:pPr>
-      <w:r>
-        <w:rPr>
-          <w:rStyle w:val="CdigoHTML"/>
+        <w:rPr>
+          <w:rStyle w:val="CdigoHTML"/>
+          <w:rFonts w:eastAsiaTheme="minorHAnsi"/>
+        </w:rPr>
+      </w:pPr>
+      <w:r>
+        <w:rPr>
+          <w:rStyle w:val="CdigoHTML"/>
+          <w:rFonts w:eastAsiaTheme="minorHAnsi"/>
+        </w:rPr>
+        <w:t xml:space="preserve">|       |       </w:t>
+      </w:r>
+      <w:proofErr w:type="spellStart"/>
+      <w:r>
+        <w:rPr>
+          <w:rStyle w:val="CdigoHTML"/>
+          <w:rFonts w:eastAsiaTheme="minorHAnsi"/>
+        </w:rPr>
+        <w:t>create.php</w:t>
+      </w:r>
+      <w:proofErr w:type="spellEnd"/>
+    </w:p>
+    <w:p>
+      <w:pPr>
+        <w:rPr>
+          <w:rStyle w:val="CdigoHTML"/>
+          <w:rFonts w:eastAsiaTheme="minorHAnsi"/>
+        </w:rPr>
+      </w:pPr>
+      <w:r>
+        <w:rPr>
+          <w:rStyle w:val="CdigoHTML"/>
+          <w:rFonts w:eastAsiaTheme="minorHAnsi"/>
+        </w:rPr>
+        <w:t xml:space="preserve">|       |       </w:t>
+      </w:r>
+      <w:proofErr w:type="spellStart"/>
+      <w:r>
+        <w:rPr>
+          <w:rStyle w:val="CdigoHTML"/>
+          <w:rFonts w:eastAsiaTheme="minorHAnsi"/>
+        </w:rPr>
+        <w:t>edit.php</w:t>
+      </w:r>
+      <w:proofErr w:type="spellEnd"/>
+    </w:p>
+    <w:p>
+      <w:pPr>
+        <w:rPr>
+          <w:rStyle w:val="CdigoHTML"/>
+          <w:rFonts w:eastAsiaTheme="minorHAnsi"/>
+        </w:rPr>
+      </w:pPr>
+      <w:r>
+        <w:rPr>
+          <w:rStyle w:val="CdigoHTML"/>
+          <w:rFonts w:eastAsiaTheme="minorHAnsi"/>
+        </w:rPr>
+        <w:t xml:space="preserve">|       |       </w:t>
+      </w:r>
+      <w:proofErr w:type="spellStart"/>
+      <w:r>
+        <w:rPr>
+          <w:rStyle w:val="CdigoHTML"/>
+          <w:rFonts w:eastAsiaTheme="minorHAnsi"/>
+        </w:rPr>
+        <w:t>index.php</w:t>
+      </w:r>
+      <w:proofErr w:type="spellEnd"/>
+    </w:p>
+    <w:p>
+      <w:pPr>
+        <w:rPr>
+          <w:rStyle w:val="CdigoHTML"/>
+          <w:rFonts w:eastAsiaTheme="minorHAnsi"/>
+        </w:rPr>
+      </w:pPr>
+      <w:r>
+        <w:rPr>
+          <w:rStyle w:val="CdigoHTML"/>
+          <w:rFonts w:eastAsiaTheme="minorHAnsi"/>
+        </w:rPr>
+        <w:t xml:space="preserve">|       |       </w:t>
+      </w:r>
+    </w:p>
+    <w:p>
+      <w:pPr>
+        <w:rPr>
+          <w:rStyle w:val="CdigoHTML"/>
+          <w:rFonts w:eastAsiaTheme="minorHAnsi"/>
+        </w:rPr>
+      </w:pPr>
+      <w:r>
+        <w:rPr>
+          <w:rStyle w:val="CdigoHTML"/>
+          <w:rFonts w:eastAsiaTheme="minorHAnsi"/>
         </w:rPr>
         <w:t>|       +---consultations</w:t>
       </w:r>
     </w:p>
     <w:p>
       <w:pPr>
-        <w:pStyle w:val="NormalWeb"/>
-        <w:rPr>
-          <w:rStyle w:val="CdigoHTML"/>
-        </w:rPr>
-      </w:pPr>
-      <w:r>
-        <w:rPr>
-          <w:rStyle w:val="CdigoHTML"/>
+        <w:rPr>
+          <w:rStyle w:val="CdigoHTML"/>
+          <w:rFonts w:eastAsiaTheme="minorHAnsi"/>
+        </w:rPr>
+      </w:pPr>
+      <w:r>
+        <w:rPr>
+          <w:rStyle w:val="CdigoHTML"/>
+          <w:rFonts w:eastAsiaTheme="minorHAnsi"/>
+        </w:rPr>
+        <w:t xml:space="preserve">|       |       </w:t>
+      </w:r>
+      <w:proofErr w:type="spellStart"/>
+      <w:r>
+        <w:rPr>
+          <w:rStyle w:val="CdigoHTML"/>
+          <w:rFonts w:eastAsiaTheme="minorHAnsi"/>
+        </w:rPr>
+        <w:t>create.php</w:t>
+      </w:r>
+      <w:proofErr w:type="spellEnd"/>
+    </w:p>
+    <w:p>
+      <w:pPr>
+        <w:rPr>
+          <w:rStyle w:val="CdigoHTML"/>
+          <w:rFonts w:eastAsiaTheme="minorHAnsi"/>
+        </w:rPr>
+      </w:pPr>
+      <w:r>
+        <w:rPr>
+          <w:rStyle w:val="CdigoHTML"/>
+          <w:rFonts w:eastAsiaTheme="minorHAnsi"/>
+        </w:rPr>
+        <w:t xml:space="preserve">|       |       </w:t>
+      </w:r>
+      <w:proofErr w:type="spellStart"/>
+      <w:r>
+        <w:rPr>
+          <w:rStyle w:val="CdigoHTML"/>
+          <w:rFonts w:eastAsiaTheme="minorHAnsi"/>
+        </w:rPr>
+        <w:t>edit.php</w:t>
+      </w:r>
+      <w:proofErr w:type="spellEnd"/>
+    </w:p>
+    <w:p>
+      <w:pPr>
+        <w:rPr>
+          <w:rStyle w:val="CdigoHTML"/>
+          <w:rFonts w:eastAsiaTheme="minorHAnsi"/>
+        </w:rPr>
+      </w:pPr>
+      <w:r>
+        <w:rPr>
+          <w:rStyle w:val="CdigoHTML"/>
+          <w:rFonts w:eastAsiaTheme="minorHAnsi"/>
+        </w:rPr>
+        <w:t xml:space="preserve">|       |       </w:t>
+      </w:r>
+      <w:proofErr w:type="spellStart"/>
+      <w:r>
+        <w:rPr>
+          <w:rStyle w:val="CdigoHTML"/>
+          <w:rFonts w:eastAsiaTheme="minorHAnsi"/>
+        </w:rPr>
+        <w:t>index.php</w:t>
+      </w:r>
+      <w:proofErr w:type="spellEnd"/>
+    </w:p>
+    <w:p>
+      <w:pPr>
+        <w:rPr>
+          <w:rStyle w:val="CdigoHTML"/>
+          <w:rFonts w:eastAsiaTheme="minorHAnsi"/>
+        </w:rPr>
+      </w:pPr>
+      <w:r>
+        <w:rPr>
+          <w:rStyle w:val="CdigoHTML"/>
+          <w:rFonts w:eastAsiaTheme="minorHAnsi"/>
+        </w:rPr>
+        <w:t xml:space="preserve">|       |       </w:t>
+      </w:r>
+      <w:proofErr w:type="spellStart"/>
+      <w:r>
+        <w:rPr>
+          <w:rStyle w:val="CdigoHTML"/>
+          <w:rFonts w:eastAsiaTheme="minorHAnsi"/>
+        </w:rPr>
+        <w:t>show.php</w:t>
+      </w:r>
+      <w:proofErr w:type="spellEnd"/>
+    </w:p>
+    <w:p>
+      <w:pPr>
+        <w:rPr>
+          <w:rStyle w:val="CdigoHTML"/>
+          <w:rFonts w:eastAsiaTheme="minorHAnsi"/>
+        </w:rPr>
+      </w:pPr>
+      <w:r>
+        <w:rPr>
+          <w:rStyle w:val="CdigoHTML"/>
+          <w:rFonts w:eastAsiaTheme="minorHAnsi"/>
+        </w:rPr>
+        <w:t xml:space="preserve">|       |       </w:t>
+      </w:r>
+    </w:p>
+    <w:p>
+      <w:pPr>
+        <w:rPr>
+          <w:rStyle w:val="CdigoHTML"/>
+          <w:rFonts w:eastAsiaTheme="minorHAnsi"/>
+        </w:rPr>
+      </w:pPr>
+      <w:r>
+        <w:rPr>
+          <w:rStyle w:val="CdigoHTML"/>
+          <w:rFonts w:eastAsiaTheme="minorHAnsi"/>
         </w:rPr>
         <w:t>|       +---dashboard</w:t>
       </w:r>
     </w:p>
     <w:p>
       <w:pPr>
-        <w:pStyle w:val="NormalWeb"/>
-        <w:rPr>
-          <w:rStyle w:val="CdigoHTML"/>
-        </w:rPr>
-      </w:pPr>
-      <w:r>
-        <w:rPr>
-          <w:rStyle w:val="CdigoHTML"/>
-        </w:rPr>
-        <w:t>|       |       index - antiguo.php</w:t>
-      </w:r>
-    </w:p>
-    <w:p>
-      <w:pPr>
-        <w:pStyle w:val="NormalWeb"/>
-        <w:rPr>
-          <w:rStyle w:val="CdigoHTML"/>
-        </w:rPr>
-      </w:pPr>
-      <w:r>
-        <w:rPr>
-          <w:rStyle w:val="CdigoHTML"/>
-        </w:rPr>
-        <w:t>|       |       index.php</w:t>
-      </w:r>
-    </w:p>
-    <w:p>
-      <w:pPr>
-        <w:pStyle w:val="NormalWeb"/>
-        <w:rPr>
-          <w:rStyle w:val="CdigoHTML"/>
-        </w:rPr>
-      </w:pPr>
-      <w:r>
-        <w:rPr>
-          <w:rStyle w:val="CdigoHTML"/>
+        <w:rPr>
+          <w:rStyle w:val="CdigoHTML"/>
+          <w:rFonts w:eastAsiaTheme="minorHAnsi"/>
+        </w:rPr>
+      </w:pPr>
+      <w:r>
+        <w:rPr>
+          <w:rStyle w:val="CdigoHTML"/>
+          <w:rFonts w:eastAsiaTheme="minorHAnsi"/>
         </w:rPr>
         <w:t xml:space="preserve">|       |       </w:t>
       </w:r>
-    </w:p>
-    <w:p>
-      <w:pPr>
-        <w:pStyle w:val="NormalWeb"/>
-        <w:rPr>
-          <w:rStyle w:val="CdigoHTML"/>
-        </w:rPr>
-      </w:pPr>
-      <w:r>
-        <w:rPr>
-          <w:rStyle w:val="CdigoHTML"/>
+      <w:proofErr w:type="spellStart"/>
+      <w:r>
+        <w:rPr>
+          <w:rStyle w:val="CdigoHTML"/>
+          <w:rFonts w:eastAsiaTheme="minorHAnsi"/>
+        </w:rPr>
+        <w:t>index.php</w:t>
+      </w:r>
+      <w:proofErr w:type="spellEnd"/>
+    </w:p>
+    <w:p>
+      <w:pPr>
+        <w:rPr>
+          <w:rStyle w:val="CdigoHTML"/>
+          <w:rFonts w:eastAsiaTheme="minorHAnsi"/>
+        </w:rPr>
+      </w:pPr>
+      <w:r>
+        <w:rPr>
+          <w:rStyle w:val="CdigoHTML"/>
+          <w:rFonts w:eastAsiaTheme="minorHAnsi"/>
+        </w:rPr>
+        <w:t xml:space="preserve">|       |       </w:t>
+      </w:r>
+    </w:p>
+    <w:p>
+      <w:pPr>
+        <w:rPr>
+          <w:rStyle w:val="CdigoHTML"/>
+          <w:rFonts w:eastAsiaTheme="minorHAnsi"/>
+        </w:rPr>
+      </w:pPr>
+      <w:r>
+        <w:rPr>
+          <w:rStyle w:val="CdigoHTML"/>
+          <w:rFonts w:eastAsiaTheme="minorHAnsi"/>
         </w:rPr>
         <w:t>|       +---layouts</w:t>
       </w:r>
     </w:p>
     <w:p>
       <w:pPr>
-        <w:pStyle w:val="NormalWeb"/>
-        <w:rPr>
-          <w:rStyle w:val="CdigoHTML"/>
-        </w:rPr>
-      </w:pPr>
-      <w:r>
-        <w:rPr>
-          <w:rStyle w:val="CdigoHTML"/>
-        </w:rPr>
-        <w:t>|       |       aside.php</w:t>
-      </w:r>
-    </w:p>
-    <w:p>
-      <w:pPr>
-        <w:pStyle w:val="NormalWeb"/>
-        <w:rPr>
-          <w:rStyle w:val="CdigoHTML"/>
-        </w:rPr>
-      </w:pPr>
-      <w:r>
-        <w:rPr>
-          <w:rStyle w:val="CdigoHTML"/>
-        </w:rPr>
-        <w:t>|       |       footer.php</w:t>
-      </w:r>
-    </w:p>
-    <w:p>
-      <w:pPr>
-        <w:pStyle w:val="NormalWeb"/>
-        <w:rPr>
-          <w:rStyle w:val="CdigoHTML"/>
-        </w:rPr>
-      </w:pPr>
-      <w:r>
-        <w:rPr>
-          <w:rStyle w:val="CdigoHTML"/>
-        </w:rPr>
-        <w:t>|       |       header.php</w:t>
-      </w:r>
-    </w:p>
-    <w:p>
-      <w:pPr>
-        <w:pStyle w:val="NormalWeb"/>
-        <w:rPr>
-          <w:rStyle w:val="CdigoHTML"/>
-        </w:rPr>
-      </w:pPr>
-      <w:r>
-        <w:rPr>
-          <w:rStyle w:val="CdigoHTML"/>
-        </w:rPr>
-        <w:t>|       |       navbar.php</w:t>
-      </w:r>
-    </w:p>
-    <w:p>
-      <w:pPr>
-        <w:pStyle w:val="NormalWeb"/>
-        <w:rPr>
-          <w:rStyle w:val="CdigoHTML"/>
-        </w:rPr>
-      </w:pPr>
-      <w:r>
-        <w:rPr>
-          <w:rStyle w:val="CdigoHTML"/>
+        <w:rPr>
+          <w:rStyle w:val="CdigoHTML"/>
+          <w:rFonts w:eastAsiaTheme="minorHAnsi"/>
+        </w:rPr>
+      </w:pPr>
+      <w:r>
+        <w:rPr>
+          <w:rStyle w:val="CdigoHTML"/>
+          <w:rFonts w:eastAsiaTheme="minorHAnsi"/>
         </w:rPr>
         <w:t xml:space="preserve">|       |       </w:t>
       </w:r>
-    </w:p>
-    <w:p>
-      <w:pPr>
-        <w:pStyle w:val="NormalWeb"/>
-        <w:rPr>
-          <w:rStyle w:val="CdigoHTML"/>
-        </w:rPr>
-      </w:pPr>
-      <w:r>
-        <w:rPr>
-          <w:rStyle w:val="CdigoHTML"/>
+      <w:proofErr w:type="spellStart"/>
+      <w:r>
+        <w:rPr>
+          <w:rStyle w:val="CdigoHTML"/>
+          <w:rFonts w:eastAsiaTheme="minorHAnsi"/>
+        </w:rPr>
+        <w:t>aside.php</w:t>
+      </w:r>
+      <w:proofErr w:type="spellEnd"/>
+    </w:p>
+    <w:p>
+      <w:pPr>
+        <w:rPr>
+          <w:rStyle w:val="CdigoHTML"/>
+          <w:rFonts w:eastAsiaTheme="minorHAnsi"/>
+        </w:rPr>
+      </w:pPr>
+      <w:r>
+        <w:rPr>
+          <w:rStyle w:val="CdigoHTML"/>
+          <w:rFonts w:eastAsiaTheme="minorHAnsi"/>
+        </w:rPr>
+        <w:t xml:space="preserve">|       |       </w:t>
+      </w:r>
+      <w:proofErr w:type="spellStart"/>
+      <w:r>
+        <w:rPr>
+          <w:rStyle w:val="CdigoHTML"/>
+          <w:rFonts w:eastAsiaTheme="minorHAnsi"/>
+        </w:rPr>
+        <w:t>footer.php</w:t>
+      </w:r>
+      <w:proofErr w:type="spellEnd"/>
+    </w:p>
+    <w:p>
+      <w:pPr>
+        <w:rPr>
+          <w:rStyle w:val="CdigoHTML"/>
+          <w:rFonts w:eastAsiaTheme="minorHAnsi"/>
+        </w:rPr>
+      </w:pPr>
+      <w:r>
+        <w:rPr>
+          <w:rStyle w:val="CdigoHTML"/>
+          <w:rFonts w:eastAsiaTheme="minorHAnsi"/>
+        </w:rPr>
+        <w:t xml:space="preserve">|       |       </w:t>
+      </w:r>
+      <w:proofErr w:type="spellStart"/>
+      <w:r>
+        <w:rPr>
+          <w:rStyle w:val="CdigoHTML"/>
+          <w:rFonts w:eastAsiaTheme="minorHAnsi"/>
+        </w:rPr>
+        <w:t>header.php</w:t>
+      </w:r>
+      <w:proofErr w:type="spellEnd"/>
+    </w:p>
+    <w:p>
+      <w:pPr>
+        <w:rPr>
+          <w:rStyle w:val="CdigoHTML"/>
+          <w:rFonts w:eastAsiaTheme="minorHAnsi"/>
+        </w:rPr>
+      </w:pPr>
+      <w:r>
+        <w:rPr>
+          <w:rStyle w:val="CdigoHTML"/>
+          <w:rFonts w:eastAsiaTheme="minorHAnsi"/>
+        </w:rPr>
+        <w:t xml:space="preserve">|       |       </w:t>
+      </w:r>
+      <w:proofErr w:type="spellStart"/>
+      <w:r>
+        <w:rPr>
+          <w:rStyle w:val="CdigoHTML"/>
+          <w:rFonts w:eastAsiaTheme="minorHAnsi"/>
+        </w:rPr>
+        <w:t>navbar.php</w:t>
+      </w:r>
+      <w:proofErr w:type="spellEnd"/>
+    </w:p>
+    <w:p>
+      <w:pPr>
+        <w:rPr>
+          <w:rStyle w:val="CdigoHTML"/>
+          <w:rFonts w:eastAsiaTheme="minorHAnsi"/>
+        </w:rPr>
+      </w:pPr>
+      <w:r>
+        <w:rPr>
+          <w:rStyle w:val="CdigoHTML"/>
+          <w:rFonts w:eastAsiaTheme="minorHAnsi"/>
+        </w:rPr>
+        <w:t xml:space="preserve">|       |       </w:t>
+      </w:r>
+    </w:p>
+    <w:p>
+      <w:pPr>
+        <w:rPr>
+          <w:rStyle w:val="CdigoHTML"/>
+          <w:rFonts w:eastAsiaTheme="minorHAnsi"/>
+        </w:rPr>
+      </w:pPr>
+      <w:r>
+        <w:rPr>
+          <w:rStyle w:val="CdigoHTML"/>
+          <w:rFonts w:eastAsiaTheme="minorHAnsi"/>
+        </w:rPr>
+        <w:t>|       +---medications</w:t>
+      </w:r>
+    </w:p>
+    <w:p>
+      <w:pPr>
+        <w:rPr>
+          <w:rStyle w:val="CdigoHTML"/>
+          <w:rFonts w:eastAsiaTheme="minorHAnsi"/>
+        </w:rPr>
+      </w:pPr>
+      <w:r>
+        <w:rPr>
+          <w:rStyle w:val="CdigoHTML"/>
+          <w:rFonts w:eastAsiaTheme="minorHAnsi"/>
+        </w:rPr>
+        <w:lastRenderedPageBreak/>
+        <w:t xml:space="preserve">|       |       </w:t>
+      </w:r>
+      <w:proofErr w:type="spellStart"/>
+      <w:r>
+        <w:rPr>
+          <w:rStyle w:val="CdigoHTML"/>
+          <w:rFonts w:eastAsiaTheme="minorHAnsi"/>
+        </w:rPr>
+        <w:t>create.php</w:t>
+      </w:r>
+      <w:proofErr w:type="spellEnd"/>
+    </w:p>
+    <w:p>
+      <w:pPr>
+        <w:rPr>
+          <w:rStyle w:val="CdigoHTML"/>
+          <w:rFonts w:eastAsiaTheme="minorHAnsi"/>
+        </w:rPr>
+      </w:pPr>
+      <w:r>
+        <w:rPr>
+          <w:rStyle w:val="CdigoHTML"/>
+          <w:rFonts w:eastAsiaTheme="minorHAnsi"/>
+        </w:rPr>
+        <w:t xml:space="preserve">|       |       </w:t>
+      </w:r>
+      <w:proofErr w:type="spellStart"/>
+      <w:r>
+        <w:rPr>
+          <w:rStyle w:val="CdigoHTML"/>
+          <w:rFonts w:eastAsiaTheme="minorHAnsi"/>
+        </w:rPr>
+        <w:t>edit.php</w:t>
+      </w:r>
+      <w:proofErr w:type="spellEnd"/>
+    </w:p>
+    <w:p>
+      <w:pPr>
+        <w:rPr>
+          <w:rStyle w:val="CdigoHTML"/>
+          <w:rFonts w:eastAsiaTheme="minorHAnsi"/>
+        </w:rPr>
+      </w:pPr>
+      <w:r>
+        <w:rPr>
+          <w:rStyle w:val="CdigoHTML"/>
+          <w:rFonts w:eastAsiaTheme="minorHAnsi"/>
+        </w:rPr>
+        <w:t xml:space="preserve">|       |       </w:t>
+      </w:r>
+      <w:proofErr w:type="spellStart"/>
+      <w:r>
+        <w:rPr>
+          <w:rStyle w:val="CdigoHTML"/>
+          <w:rFonts w:eastAsiaTheme="minorHAnsi"/>
+        </w:rPr>
+        <w:t>index.php</w:t>
+      </w:r>
+      <w:proofErr w:type="spellEnd"/>
+    </w:p>
+    <w:p>
+      <w:pPr>
+        <w:rPr>
+          <w:rStyle w:val="CdigoHTML"/>
+          <w:rFonts w:eastAsiaTheme="minorHAnsi"/>
+        </w:rPr>
+      </w:pPr>
+      <w:r>
+        <w:rPr>
+          <w:rStyle w:val="CdigoHTML"/>
+          <w:rFonts w:eastAsiaTheme="minorHAnsi"/>
+        </w:rPr>
+        <w:t xml:space="preserve">|       |       </w:t>
+      </w:r>
+      <w:proofErr w:type="spellStart"/>
+      <w:r>
+        <w:rPr>
+          <w:rStyle w:val="CdigoHTML"/>
+          <w:rFonts w:eastAsiaTheme="minorHAnsi"/>
+        </w:rPr>
+        <w:t>show.php</w:t>
+      </w:r>
+      <w:proofErr w:type="spellEnd"/>
+    </w:p>
+    <w:p>
+      <w:pPr>
+        <w:rPr>
+          <w:rStyle w:val="CdigoHTML"/>
+          <w:rFonts w:eastAsiaTheme="minorHAnsi"/>
+        </w:rPr>
+      </w:pPr>
+      <w:r>
+        <w:rPr>
+          <w:rStyle w:val="CdigoHTML"/>
+          <w:rFonts w:eastAsiaTheme="minorHAnsi"/>
+        </w:rPr>
+        <w:t xml:space="preserve">|       |       </w:t>
+      </w:r>
+    </w:p>
+    <w:p>
+      <w:pPr>
+        <w:rPr>
+          <w:rStyle w:val="CdigoHTML"/>
+          <w:rFonts w:eastAsiaTheme="minorHAnsi"/>
+        </w:rPr>
+      </w:pPr>
+      <w:r>
+        <w:rPr>
+          <w:rStyle w:val="CdigoHTML"/>
+          <w:rFonts w:eastAsiaTheme="minorHAnsi"/>
         </w:rPr>
         <w:t>|       +---pets</w:t>
       </w:r>
     </w:p>
     <w:p>
       <w:pPr>
-        <w:pStyle w:val="NormalWeb"/>
-        <w:rPr>
-          <w:rStyle w:val="CdigoHTML"/>
-        </w:rPr>
-      </w:pPr>
-      <w:r>
-        <w:rPr>
-          <w:rStyle w:val="CdigoHTML"/>
-        </w:rPr>
-        <w:t>|       |       show.php</w:t>
-      </w:r>
-    </w:p>
-    <w:p>
-      <w:pPr>
-        <w:pStyle w:val="NormalWeb"/>
-        <w:rPr>
-          <w:rStyle w:val="CdigoHTML"/>
-        </w:rPr>
-      </w:pPr>
-      <w:r>
-        <w:rPr>
-          <w:rStyle w:val="CdigoHTML"/>
+        <w:rPr>
+          <w:rStyle w:val="CdigoHTML"/>
+          <w:rFonts w:eastAsiaTheme="minorHAnsi"/>
+        </w:rPr>
+      </w:pPr>
+      <w:r>
+        <w:rPr>
+          <w:rStyle w:val="CdigoHTML"/>
+          <w:rFonts w:eastAsiaTheme="minorHAnsi"/>
         </w:rPr>
         <w:t xml:space="preserve">|       |       </w:t>
       </w:r>
-    </w:p>
-    <w:p>
-      <w:pPr>
-        <w:pStyle w:val="NormalWeb"/>
-        <w:rPr>
-          <w:rStyle w:val="CdigoHTML"/>
-        </w:rPr>
-      </w:pPr>
-      <w:r>
-        <w:rPr>
-          <w:rStyle w:val="CdigoHTML"/>
+      <w:proofErr w:type="spellStart"/>
+      <w:r>
+        <w:rPr>
+          <w:rStyle w:val="CdigoHTML"/>
+          <w:rFonts w:eastAsiaTheme="minorHAnsi"/>
+        </w:rPr>
+        <w:t>create.php</w:t>
+      </w:r>
+      <w:proofErr w:type="spellEnd"/>
+    </w:p>
+    <w:p>
+      <w:pPr>
+        <w:rPr>
+          <w:rStyle w:val="CdigoHTML"/>
+          <w:rFonts w:eastAsiaTheme="minorHAnsi"/>
+        </w:rPr>
+      </w:pPr>
+      <w:r>
+        <w:rPr>
+          <w:rStyle w:val="CdigoHTML"/>
+          <w:rFonts w:eastAsiaTheme="minorHAnsi"/>
+        </w:rPr>
+        <w:t xml:space="preserve">|       |       </w:t>
+      </w:r>
+      <w:proofErr w:type="spellStart"/>
+      <w:r>
+        <w:rPr>
+          <w:rStyle w:val="CdigoHTML"/>
+          <w:rFonts w:eastAsiaTheme="minorHAnsi"/>
+        </w:rPr>
+        <w:t>edit.php</w:t>
+      </w:r>
+      <w:proofErr w:type="spellEnd"/>
+    </w:p>
+    <w:p>
+      <w:pPr>
+        <w:rPr>
+          <w:rStyle w:val="CdigoHTML"/>
+          <w:rFonts w:eastAsiaTheme="minorHAnsi"/>
+        </w:rPr>
+      </w:pPr>
+      <w:r>
+        <w:rPr>
+          <w:rStyle w:val="CdigoHTML"/>
+          <w:rFonts w:eastAsiaTheme="minorHAnsi"/>
+        </w:rPr>
+        <w:t xml:space="preserve">|       |       </w:t>
+      </w:r>
+      <w:proofErr w:type="spellStart"/>
+      <w:r>
+        <w:rPr>
+          <w:rStyle w:val="CdigoHTML"/>
+          <w:rFonts w:eastAsiaTheme="minorHAnsi"/>
+        </w:rPr>
+        <w:t>index.php</w:t>
+      </w:r>
+      <w:proofErr w:type="spellEnd"/>
+    </w:p>
+    <w:p>
+      <w:pPr>
+        <w:rPr>
+          <w:rStyle w:val="CdigoHTML"/>
+          <w:rFonts w:eastAsiaTheme="minorHAnsi"/>
+        </w:rPr>
+      </w:pPr>
+      <w:r>
+        <w:rPr>
+          <w:rStyle w:val="CdigoHTML"/>
+          <w:rFonts w:eastAsiaTheme="minorHAnsi"/>
+        </w:rPr>
+        <w:t xml:space="preserve">|       |       </w:t>
+      </w:r>
+      <w:proofErr w:type="spellStart"/>
+      <w:r>
+        <w:rPr>
+          <w:rStyle w:val="CdigoHTML"/>
+          <w:rFonts w:eastAsiaTheme="minorHAnsi"/>
+        </w:rPr>
+        <w:t>show.php</w:t>
+      </w:r>
+      <w:proofErr w:type="spellEnd"/>
+    </w:p>
+    <w:p>
+      <w:pPr>
+        <w:rPr>
+          <w:rStyle w:val="CdigoHTML"/>
+          <w:rFonts w:eastAsiaTheme="minorHAnsi"/>
+        </w:rPr>
+      </w:pPr>
+      <w:r>
+        <w:rPr>
+          <w:rStyle w:val="CdigoHTML"/>
+          <w:rFonts w:eastAsiaTheme="minorHAnsi"/>
+        </w:rPr>
+        <w:t xml:space="preserve">|       |       </w:t>
+      </w:r>
+    </w:p>
+    <w:p>
+      <w:pPr>
+        <w:rPr>
+          <w:rStyle w:val="CdigoHTML"/>
+          <w:rFonts w:eastAsiaTheme="minorHAnsi"/>
+        </w:rPr>
+      </w:pPr>
+      <w:r>
+        <w:rPr>
+          <w:rStyle w:val="CdigoHTML"/>
+          <w:rFonts w:eastAsiaTheme="minorHAnsi"/>
         </w:rPr>
         <w:t>|       +---sales</w:t>
       </w:r>
     </w:p>
     <w:p>
       <w:pPr>
-        <w:pStyle w:val="NormalWeb"/>
-        <w:rPr>
-          <w:rStyle w:val="CdigoHTML"/>
-        </w:rPr>
-      </w:pPr>
-      <w:r>
-        <w:rPr>
-          <w:rStyle w:val="CdigoHTML"/>
+        <w:rPr>
+          <w:rStyle w:val="CdigoHTML"/>
+          <w:rFonts w:eastAsiaTheme="minorHAnsi"/>
+        </w:rPr>
+      </w:pPr>
+      <w:r>
+        <w:rPr>
+          <w:rStyle w:val="CdigoHTML"/>
+          <w:rFonts w:eastAsiaTheme="minorHAnsi"/>
+        </w:rPr>
+        <w:t xml:space="preserve">|       |       </w:t>
+      </w:r>
+      <w:proofErr w:type="spellStart"/>
+      <w:r>
+        <w:rPr>
+          <w:rStyle w:val="CdigoHTML"/>
+          <w:rFonts w:eastAsiaTheme="minorHAnsi"/>
+        </w:rPr>
+        <w:t>create.php</w:t>
+      </w:r>
+      <w:proofErr w:type="spellEnd"/>
+    </w:p>
+    <w:p>
+      <w:pPr>
+        <w:rPr>
+          <w:rStyle w:val="CdigoHTML"/>
+          <w:rFonts w:eastAsiaTheme="minorHAnsi"/>
+        </w:rPr>
+      </w:pPr>
+      <w:r>
+        <w:rPr>
+          <w:rStyle w:val="CdigoHTML"/>
+          <w:rFonts w:eastAsiaTheme="minorHAnsi"/>
+        </w:rPr>
+        <w:t xml:space="preserve">|       |       </w:t>
+      </w:r>
+      <w:proofErr w:type="spellStart"/>
+      <w:r>
+        <w:rPr>
+          <w:rStyle w:val="CdigoHTML"/>
+          <w:rFonts w:eastAsiaTheme="minorHAnsi"/>
+        </w:rPr>
+        <w:t>index.php</w:t>
+      </w:r>
+      <w:proofErr w:type="spellEnd"/>
+    </w:p>
+    <w:p>
+      <w:pPr>
+        <w:rPr>
+          <w:rStyle w:val="CdigoHTML"/>
+          <w:rFonts w:eastAsiaTheme="minorHAnsi"/>
+        </w:rPr>
+      </w:pPr>
+      <w:r>
+        <w:rPr>
+          <w:rStyle w:val="CdigoHTML"/>
+          <w:rFonts w:eastAsiaTheme="minorHAnsi"/>
+        </w:rPr>
+        <w:t xml:space="preserve">|       |       </w:t>
+      </w:r>
+      <w:proofErr w:type="spellStart"/>
+      <w:r>
+        <w:rPr>
+          <w:rStyle w:val="CdigoHTML"/>
+          <w:rFonts w:eastAsiaTheme="minorHAnsi"/>
+        </w:rPr>
+        <w:t>show.php</w:t>
+      </w:r>
+      <w:proofErr w:type="spellEnd"/>
+    </w:p>
+    <w:p>
+      <w:pPr>
+        <w:rPr>
+          <w:rStyle w:val="CdigoHTML"/>
+          <w:rFonts w:eastAsiaTheme="minorHAnsi"/>
+        </w:rPr>
+      </w:pPr>
+      <w:r>
+        <w:rPr>
+          <w:rStyle w:val="CdigoHTML"/>
+          <w:rFonts w:eastAsiaTheme="minorHAnsi"/>
+        </w:rPr>
+        <w:t xml:space="preserve">|       |       </w:t>
+      </w:r>
+    </w:p>
+    <w:p>
+      <w:pPr>
+        <w:rPr>
+          <w:rStyle w:val="CdigoHTML"/>
+          <w:rFonts w:eastAsiaTheme="minorHAnsi"/>
+        </w:rPr>
+      </w:pPr>
+      <w:r>
+        <w:rPr>
+          <w:rStyle w:val="CdigoHTML"/>
+          <w:rFonts w:eastAsiaTheme="minorHAnsi"/>
+        </w:rPr>
+        <w:t>|       +---services</w:t>
+      </w:r>
+    </w:p>
+    <w:p>
+      <w:pPr>
+        <w:rPr>
+          <w:rStyle w:val="CdigoHTML"/>
+          <w:rFonts w:eastAsiaTheme="minorHAnsi"/>
+        </w:rPr>
+      </w:pPr>
+      <w:r>
+        <w:rPr>
+          <w:rStyle w:val="CdigoHTML"/>
+          <w:rFonts w:eastAsiaTheme="minorHAnsi"/>
+        </w:rPr>
+        <w:t xml:space="preserve">|       |       </w:t>
+      </w:r>
+      <w:proofErr w:type="spellStart"/>
+      <w:r>
+        <w:rPr>
+          <w:rStyle w:val="CdigoHTML"/>
+          <w:rFonts w:eastAsiaTheme="minorHAnsi"/>
+        </w:rPr>
+        <w:t>create.php</w:t>
+      </w:r>
+      <w:proofErr w:type="spellEnd"/>
+    </w:p>
+    <w:p>
+      <w:pPr>
+        <w:rPr>
+          <w:rStyle w:val="CdigoHTML"/>
+          <w:rFonts w:eastAsiaTheme="minorHAnsi"/>
+        </w:rPr>
+      </w:pPr>
+      <w:r>
+        <w:rPr>
+          <w:rStyle w:val="CdigoHTML"/>
+          <w:rFonts w:eastAsiaTheme="minorHAnsi"/>
+        </w:rPr>
+        <w:t xml:space="preserve">|       |       </w:t>
+      </w:r>
+      <w:proofErr w:type="spellStart"/>
+      <w:r>
+        <w:rPr>
+          <w:rStyle w:val="CdigoHTML"/>
+          <w:rFonts w:eastAsiaTheme="minorHAnsi"/>
+        </w:rPr>
+        <w:t>edit.php</w:t>
+      </w:r>
+      <w:proofErr w:type="spellEnd"/>
+    </w:p>
+    <w:p>
+      <w:pPr>
+        <w:rPr>
+          <w:rStyle w:val="CdigoHTML"/>
+          <w:rFonts w:eastAsiaTheme="minorHAnsi"/>
+        </w:rPr>
+      </w:pPr>
+      <w:r>
+        <w:rPr>
+          <w:rStyle w:val="CdigoHTML"/>
+          <w:rFonts w:eastAsiaTheme="minorHAnsi"/>
+        </w:rPr>
+        <w:t xml:space="preserve">|       |       </w:t>
+      </w:r>
+      <w:proofErr w:type="spellStart"/>
+      <w:r>
+        <w:rPr>
+          <w:rStyle w:val="CdigoHTML"/>
+          <w:rFonts w:eastAsiaTheme="minorHAnsi"/>
+        </w:rPr>
+        <w:t>index.php</w:t>
+      </w:r>
+      <w:proofErr w:type="spellEnd"/>
+    </w:p>
+    <w:p>
+      <w:pPr>
+        <w:rPr>
+          <w:rStyle w:val="CdigoHTML"/>
+          <w:rFonts w:eastAsiaTheme="minorHAnsi"/>
+        </w:rPr>
+      </w:pPr>
+      <w:r>
+        <w:rPr>
+          <w:rStyle w:val="CdigoHTML"/>
+          <w:rFonts w:eastAsiaTheme="minorHAnsi"/>
+        </w:rPr>
+        <w:t xml:space="preserve">|       |       </w:t>
+      </w:r>
+    </w:p>
+    <w:p>
+      <w:pPr>
+        <w:rPr>
+          <w:rStyle w:val="CdigoHTML"/>
+          <w:rFonts w:eastAsiaTheme="minorHAnsi"/>
+        </w:rPr>
+      </w:pPr>
+      <w:r>
+        <w:rPr>
+          <w:rStyle w:val="CdigoHTML"/>
+          <w:rFonts w:eastAsiaTheme="minorHAnsi"/>
         </w:rPr>
         <w:t>|       \---users</w:t>
       </w:r>
     </w:p>
     <w:p>
       <w:pPr>
-        <w:pStyle w:val="NormalWeb"/>
-        <w:rPr>
-          <w:rStyle w:val="CdigoHTML"/>
-        </w:rPr>
-      </w:pPr>
-      <w:r>
-        <w:rPr>
-          <w:rStyle w:val="CdigoHTML"/>
-        </w:rPr>
-        <w:t>|               create.php</w:t>
-      </w:r>
-    </w:p>
-    <w:p>
-      <w:pPr>
-        <w:pStyle w:val="NormalWeb"/>
-        <w:rPr>
-          <w:rStyle w:val="CdigoHTML"/>
-        </w:rPr>
-      </w:pPr>
-      <w:r>
-        <w:rPr>
-          <w:rStyle w:val="CdigoHTML"/>
-        </w:rPr>
-        <w:t>|               edit.php</w:t>
-      </w:r>
-    </w:p>
-    <w:p>
-      <w:pPr>
-        <w:pStyle w:val="NormalWeb"/>
-        <w:rPr>
-          <w:rStyle w:val="CdigoHTML"/>
-        </w:rPr>
-      </w:pPr>
-      <w:r>
-        <w:rPr>
-          <w:rStyle w:val="CdigoHTML"/>
-        </w:rPr>
-        <w:t>|               index.php</w:t>
-      </w:r>
-    </w:p>
-    <w:p>
-      <w:pPr>
-        <w:pStyle w:val="NormalWeb"/>
-        <w:rPr>
-          <w:rStyle w:val="CdigoHTML"/>
-        </w:rPr>
-      </w:pPr>
-      <w:r>
-        <w:rPr>
-          <w:rStyle w:val="CdigoHTML"/>
+        <w:rPr>
+          <w:rStyle w:val="CdigoHTML"/>
+          <w:rFonts w:eastAsiaTheme="minorHAnsi"/>
+        </w:rPr>
+      </w:pPr>
+      <w:r>
+        <w:rPr>
+          <w:rStyle w:val="CdigoHTML"/>
+          <w:rFonts w:eastAsiaTheme="minorHAnsi"/>
+        </w:rPr>
+        <w:t xml:space="preserve">|               </w:t>
+      </w:r>
+      <w:proofErr w:type="spellStart"/>
+      <w:r>
+        <w:rPr>
+          <w:rStyle w:val="CdigoHTML"/>
+          <w:rFonts w:eastAsiaTheme="minorHAnsi"/>
+        </w:rPr>
+        <w:t>create.php</w:t>
+      </w:r>
+      <w:proofErr w:type="spellEnd"/>
+    </w:p>
+    <w:p>
+      <w:pPr>
+        <w:rPr>
+          <w:rStyle w:val="CdigoHTML"/>
+          <w:rFonts w:eastAsiaTheme="minorHAnsi"/>
+        </w:rPr>
+      </w:pPr>
+      <w:r>
+        <w:rPr>
+          <w:rStyle w:val="CdigoHTML"/>
+          <w:rFonts w:eastAsiaTheme="minorHAnsi"/>
+        </w:rPr>
+        <w:t xml:space="preserve">|               </w:t>
+      </w:r>
+      <w:proofErr w:type="spellStart"/>
+      <w:r>
+        <w:rPr>
+          <w:rStyle w:val="CdigoHTML"/>
+          <w:rFonts w:eastAsiaTheme="minorHAnsi"/>
+        </w:rPr>
+        <w:t>edit.php</w:t>
+      </w:r>
+      <w:proofErr w:type="spellEnd"/>
+    </w:p>
+    <w:p>
+      <w:pPr>
+        <w:rPr>
+          <w:rStyle w:val="CdigoHTML"/>
+          <w:rFonts w:eastAsiaTheme="minorHAnsi"/>
+        </w:rPr>
+      </w:pPr>
+      <w:r>
+        <w:rPr>
+          <w:rStyle w:val="CdigoHTML"/>
+          <w:rFonts w:eastAsiaTheme="minorHAnsi"/>
+        </w:rPr>
+        <w:t xml:space="preserve">|               </w:t>
+      </w:r>
+      <w:proofErr w:type="spellStart"/>
+      <w:r>
+        <w:rPr>
+          <w:rStyle w:val="CdigoHTML"/>
+          <w:rFonts w:eastAsiaTheme="minorHAnsi"/>
+        </w:rPr>
+        <w:t>index.php</w:t>
+      </w:r>
+      <w:proofErr w:type="spellEnd"/>
+    </w:p>
+    <w:p>
+      <w:pPr>
+        <w:rPr>
+          <w:rStyle w:val="CdigoHTML"/>
+          <w:rFonts w:eastAsiaTheme="minorHAnsi"/>
+        </w:rPr>
+      </w:pPr>
+      <w:r>
+        <w:rPr>
+          <w:rStyle w:val="CdigoHTML"/>
+          <w:rFonts w:eastAsiaTheme="minorHAnsi"/>
+        </w:rPr>
+        <w:t xml:space="preserve">|               </w:t>
+      </w:r>
+    </w:p>
+    <w:p>
+      <w:pPr>
+        <w:rPr>
+          <w:rStyle w:val="CdigoHTML"/>
+          <w:rFonts w:eastAsiaTheme="minorHAnsi"/>
+        </w:rPr>
+      </w:pPr>
+      <w:r>
+        <w:rPr>
+          <w:rStyle w:val="CdigoHTML"/>
+          <w:rFonts w:eastAsiaTheme="minorHAnsi"/>
+        </w:rPr>
+        <w:t>+---database</w:t>
+      </w:r>
+    </w:p>
+    <w:p>
+      <w:pPr>
+        <w:rPr>
+          <w:rStyle w:val="CdigoHTML"/>
+          <w:rFonts w:eastAsiaTheme="minorHAnsi"/>
+        </w:rPr>
+      </w:pPr>
+      <w:r>
+        <w:rPr>
+          <w:rStyle w:val="CdigoHTML"/>
+          <w:rFonts w:eastAsiaTheme="minorHAnsi"/>
+        </w:rPr>
+        <w:t xml:space="preserve">|       </w:t>
+      </w:r>
+      <w:proofErr w:type="spellStart"/>
+      <w:r>
+        <w:rPr>
+          <w:rStyle w:val="CdigoHTML"/>
+          <w:rFonts w:eastAsiaTheme="minorHAnsi"/>
+        </w:rPr>
+        <w:t>vetapp.sql</w:t>
+      </w:r>
+      <w:proofErr w:type="spellEnd"/>
+    </w:p>
+    <w:p>
+      <w:pPr>
+        <w:rPr>
+          <w:rStyle w:val="CdigoHTML"/>
+          <w:rFonts w:eastAsiaTheme="minorHAnsi"/>
+        </w:rPr>
+      </w:pPr>
+      <w:r>
+        <w:rPr>
+          <w:rStyle w:val="CdigoHTML"/>
+          <w:rFonts w:eastAsiaTheme="minorHAnsi"/>
+        </w:rPr>
+        <w:t xml:space="preserve">|       </w:t>
+      </w:r>
+    </w:p>
+    <w:p>
+      <w:pPr>
+        <w:rPr>
+          <w:rStyle w:val="CdigoHTML"/>
+          <w:rFonts w:eastAsiaTheme="minorHAnsi"/>
+        </w:rPr>
+      </w:pPr>
+      <w:r>
+        <w:rPr>
+          <w:rStyle w:val="CdigoHTML"/>
+          <w:rFonts w:eastAsiaTheme="minorHAnsi"/>
+        </w:rPr>
+        <w:t>+---public</w:t>
+      </w:r>
+    </w:p>
+    <w:p>
+      <w:pPr>
+        <w:rPr>
+          <w:rStyle w:val="CdigoHTML"/>
+          <w:rFonts w:eastAsiaTheme="minorHAnsi"/>
+        </w:rPr>
+      </w:pPr>
+      <w:r>
+        <w:rPr>
+          <w:rStyle w:val="CdigoHTML"/>
+          <w:rFonts w:eastAsiaTheme="minorHAnsi"/>
+        </w:rPr>
+        <w:lastRenderedPageBreak/>
+        <w:t>|   |   .</w:t>
+      </w:r>
+      <w:proofErr w:type="spellStart"/>
+      <w:r>
+        <w:rPr>
+          <w:rStyle w:val="CdigoHTML"/>
+          <w:rFonts w:eastAsiaTheme="minorHAnsi"/>
+        </w:rPr>
+        <w:t>htaccess</w:t>
+      </w:r>
+      <w:proofErr w:type="spellEnd"/>
+    </w:p>
+    <w:p>
+      <w:pPr>
+        <w:rPr>
+          <w:rStyle w:val="CdigoHTML"/>
+          <w:rFonts w:eastAsiaTheme="minorHAnsi"/>
+        </w:rPr>
+      </w:pPr>
+      <w:r>
+        <w:rPr>
+          <w:rStyle w:val="CdigoHTML"/>
+          <w:rFonts w:eastAsiaTheme="minorHAnsi"/>
+        </w:rPr>
+        <w:t xml:space="preserve">|   |   </w:t>
+      </w:r>
+      <w:proofErr w:type="spellStart"/>
+      <w:r>
+        <w:rPr>
+          <w:rStyle w:val="CdigoHTML"/>
+          <w:rFonts w:eastAsiaTheme="minorHAnsi"/>
+        </w:rPr>
+        <w:t>clients.php</w:t>
+      </w:r>
+      <w:proofErr w:type="spellEnd"/>
+    </w:p>
+    <w:p>
+      <w:pPr>
+        <w:rPr>
+          <w:rStyle w:val="CdigoHTML"/>
+          <w:rFonts w:eastAsiaTheme="minorHAnsi"/>
+        </w:rPr>
+      </w:pPr>
+      <w:r>
+        <w:rPr>
+          <w:rStyle w:val="CdigoHTML"/>
+          <w:rFonts w:eastAsiaTheme="minorHAnsi"/>
+        </w:rPr>
+        <w:t xml:space="preserve">|   |   </w:t>
+      </w:r>
+      <w:proofErr w:type="spellStart"/>
+      <w:r>
+        <w:rPr>
+          <w:rStyle w:val="CdigoHTML"/>
+          <w:rFonts w:eastAsiaTheme="minorHAnsi"/>
+        </w:rPr>
+        <w:t>consultations.php</w:t>
+      </w:r>
+      <w:proofErr w:type="spellEnd"/>
+    </w:p>
+    <w:p>
+      <w:pPr>
+        <w:rPr>
+          <w:rStyle w:val="CdigoHTML"/>
+          <w:rFonts w:eastAsiaTheme="minorHAnsi"/>
+        </w:rPr>
+      </w:pPr>
+      <w:r>
+        <w:rPr>
+          <w:rStyle w:val="CdigoHTML"/>
+          <w:rFonts w:eastAsiaTheme="minorHAnsi"/>
+        </w:rPr>
+        <w:t xml:space="preserve">|   |   </w:t>
+      </w:r>
+      <w:proofErr w:type="spellStart"/>
+      <w:r>
+        <w:rPr>
+          <w:rStyle w:val="CdigoHTML"/>
+          <w:rFonts w:eastAsiaTheme="minorHAnsi"/>
+        </w:rPr>
+        <w:t>dashboard.php</w:t>
+      </w:r>
+      <w:proofErr w:type="spellEnd"/>
+    </w:p>
+    <w:p>
+      <w:pPr>
+        <w:rPr>
+          <w:rStyle w:val="CdigoHTML"/>
+          <w:rFonts w:eastAsiaTheme="minorHAnsi"/>
+        </w:rPr>
+      </w:pPr>
+      <w:r>
+        <w:rPr>
+          <w:rStyle w:val="CdigoHTML"/>
+          <w:rFonts w:eastAsiaTheme="minorHAnsi"/>
+        </w:rPr>
+        <w:t xml:space="preserve">|   |   </w:t>
+      </w:r>
+      <w:proofErr w:type="spellStart"/>
+      <w:r>
+        <w:rPr>
+          <w:rStyle w:val="CdigoHTML"/>
+          <w:rFonts w:eastAsiaTheme="minorHAnsi"/>
+        </w:rPr>
+        <w:t>index.php</w:t>
+      </w:r>
+      <w:proofErr w:type="spellEnd"/>
+    </w:p>
+    <w:p>
+      <w:pPr>
+        <w:rPr>
+          <w:rStyle w:val="CdigoHTML"/>
+          <w:rFonts w:eastAsiaTheme="minorHAnsi"/>
+        </w:rPr>
+      </w:pPr>
+      <w:r>
+        <w:rPr>
+          <w:rStyle w:val="CdigoHTML"/>
+          <w:rFonts w:eastAsiaTheme="minorHAnsi"/>
+        </w:rPr>
+        <w:t xml:space="preserve">|   |   </w:t>
+      </w:r>
+      <w:proofErr w:type="spellStart"/>
+      <w:r>
+        <w:rPr>
+          <w:rStyle w:val="CdigoHTML"/>
+          <w:rFonts w:eastAsiaTheme="minorHAnsi"/>
+        </w:rPr>
+        <w:t>logout.php</w:t>
+      </w:r>
+      <w:proofErr w:type="spellEnd"/>
+    </w:p>
+    <w:p>
+      <w:pPr>
+        <w:rPr>
+          <w:rStyle w:val="CdigoHTML"/>
+          <w:rFonts w:eastAsiaTheme="minorHAnsi"/>
+        </w:rPr>
+      </w:pPr>
+      <w:r>
+        <w:rPr>
+          <w:rStyle w:val="CdigoHTML"/>
+          <w:rFonts w:eastAsiaTheme="minorHAnsi"/>
+        </w:rPr>
+        <w:t xml:space="preserve">|   |   </w:t>
+      </w:r>
+      <w:proofErr w:type="spellStart"/>
+      <w:r>
+        <w:rPr>
+          <w:rStyle w:val="CdigoHTML"/>
+          <w:rFonts w:eastAsiaTheme="minorHAnsi"/>
+        </w:rPr>
+        <w:t>medications.php</w:t>
+      </w:r>
+      <w:proofErr w:type="spellEnd"/>
+    </w:p>
+    <w:p>
+      <w:pPr>
+        <w:rPr>
+          <w:rStyle w:val="CdigoHTML"/>
+          <w:rFonts w:eastAsiaTheme="minorHAnsi"/>
+        </w:rPr>
+      </w:pPr>
+      <w:r>
+        <w:rPr>
+          <w:rStyle w:val="CdigoHTML"/>
+          <w:rFonts w:eastAsiaTheme="minorHAnsi"/>
+        </w:rPr>
+        <w:t xml:space="preserve">|   |   </w:t>
+      </w:r>
+      <w:proofErr w:type="spellStart"/>
+      <w:r>
+        <w:rPr>
+          <w:rStyle w:val="CdigoHTML"/>
+          <w:rFonts w:eastAsiaTheme="minorHAnsi"/>
+        </w:rPr>
+        <w:t>pets.php</w:t>
+      </w:r>
+      <w:proofErr w:type="spellEnd"/>
+    </w:p>
+    <w:p>
+      <w:pPr>
+        <w:rPr>
+          <w:rStyle w:val="CdigoHTML"/>
+          <w:rFonts w:eastAsiaTheme="minorHAnsi"/>
+        </w:rPr>
+      </w:pPr>
+      <w:r>
+        <w:rPr>
+          <w:rStyle w:val="CdigoHTML"/>
+          <w:rFonts w:eastAsiaTheme="minorHAnsi"/>
+        </w:rPr>
+        <w:t xml:space="preserve">|   |   </w:t>
+      </w:r>
+      <w:proofErr w:type="spellStart"/>
+      <w:r>
+        <w:rPr>
+          <w:rStyle w:val="CdigoHTML"/>
+          <w:rFonts w:eastAsiaTheme="minorHAnsi"/>
+        </w:rPr>
+        <w:t>sales.php</w:t>
+      </w:r>
+      <w:proofErr w:type="spellEnd"/>
+    </w:p>
+    <w:p>
+      <w:pPr>
+        <w:rPr>
+          <w:rStyle w:val="CdigoHTML"/>
+          <w:rFonts w:eastAsiaTheme="minorHAnsi"/>
+        </w:rPr>
+      </w:pPr>
+      <w:r>
+        <w:rPr>
+          <w:rStyle w:val="CdigoHTML"/>
+          <w:rFonts w:eastAsiaTheme="minorHAnsi"/>
+        </w:rPr>
+        <w:t xml:space="preserve">|   |   </w:t>
+      </w:r>
+      <w:proofErr w:type="spellStart"/>
+      <w:r>
+        <w:rPr>
+          <w:rStyle w:val="CdigoHTML"/>
+          <w:rFonts w:eastAsiaTheme="minorHAnsi"/>
+        </w:rPr>
+        <w:t>services.php</w:t>
+      </w:r>
+      <w:proofErr w:type="spellEnd"/>
+    </w:p>
+    <w:p>
+      <w:pPr>
+        <w:rPr>
+          <w:rStyle w:val="CdigoHTML"/>
+          <w:rFonts w:eastAsiaTheme="minorHAnsi"/>
+        </w:rPr>
+      </w:pPr>
+      <w:r>
+        <w:rPr>
+          <w:rStyle w:val="CdigoHTML"/>
+          <w:rFonts w:eastAsiaTheme="minorHAnsi"/>
+        </w:rPr>
+        <w:t xml:space="preserve">|   |   </w:t>
+      </w:r>
+      <w:proofErr w:type="spellStart"/>
+      <w:r>
+        <w:rPr>
+          <w:rStyle w:val="CdigoHTML"/>
+          <w:rFonts w:eastAsiaTheme="minorHAnsi"/>
+        </w:rPr>
+        <w:t>users.php</w:t>
+      </w:r>
+      <w:proofErr w:type="spellEnd"/>
+    </w:p>
+    <w:p>
+      <w:pPr>
+        <w:rPr>
+          <w:rStyle w:val="CdigoHTML"/>
+          <w:rFonts w:eastAsiaTheme="minorHAnsi"/>
+        </w:rPr>
+      </w:pPr>
+      <w:r>
+        <w:rPr>
+          <w:rStyle w:val="CdigoHTML"/>
+          <w:rFonts w:eastAsiaTheme="minorHAnsi"/>
+        </w:rPr>
+        <w:t xml:space="preserve">|   |   </w:t>
+      </w:r>
+    </w:p>
+    <w:p>
+      <w:pPr>
+        <w:rPr>
+          <w:rStyle w:val="CdigoHTML"/>
+          <w:rFonts w:eastAsiaTheme="minorHAnsi"/>
+        </w:rPr>
+      </w:pPr>
+      <w:r>
+        <w:rPr>
+          <w:rStyle w:val="CdigoHTML"/>
+          <w:rFonts w:eastAsiaTheme="minorHAnsi"/>
+        </w:rPr>
+        <w:t>|   +---</w:t>
+      </w:r>
+      <w:proofErr w:type="spellStart"/>
+      <w:r>
+        <w:rPr>
+          <w:rStyle w:val="CdigoHTML"/>
+          <w:rFonts w:eastAsiaTheme="minorHAnsi"/>
+        </w:rPr>
+        <w:t>css</w:t>
+      </w:r>
+      <w:proofErr w:type="spellEnd"/>
+    </w:p>
+    <w:p>
+      <w:pPr>
+        <w:rPr>
+          <w:rStyle w:val="CdigoHTML"/>
+          <w:rFonts w:eastAsiaTheme="minorHAnsi"/>
+        </w:rPr>
+      </w:pPr>
+      <w:r>
+        <w:rPr>
+          <w:rStyle w:val="CdigoHTML"/>
+          <w:rFonts w:eastAsiaTheme="minorHAnsi"/>
+        </w:rPr>
+        <w:t>|   |       bootstrap.min.css</w:t>
+      </w:r>
+    </w:p>
+    <w:p>
+      <w:pPr>
+        <w:rPr>
+          <w:rStyle w:val="CdigoHTML"/>
+          <w:rFonts w:eastAsiaTheme="minorHAnsi"/>
+        </w:rPr>
+      </w:pPr>
+      <w:r>
+        <w:rPr>
+          <w:rStyle w:val="CdigoHTML"/>
+          <w:rFonts w:eastAsiaTheme="minorHAnsi"/>
+        </w:rPr>
+        <w:t>|   |       style.css</w:t>
+      </w:r>
+    </w:p>
+    <w:p>
+      <w:pPr>
+        <w:rPr>
+          <w:rStyle w:val="CdigoHTML"/>
+          <w:rFonts w:eastAsiaTheme="minorHAnsi"/>
+        </w:rPr>
+      </w:pPr>
+      <w:r>
+        <w:rPr>
+          <w:rStyle w:val="CdigoHTML"/>
+          <w:rFonts w:eastAsiaTheme="minorHAnsi"/>
+        </w:rPr>
+        <w:t xml:space="preserve">|   |       </w:t>
+      </w:r>
+    </w:p>
+    <w:p>
+      <w:pPr>
+        <w:rPr>
+          <w:rStyle w:val="CdigoHTML"/>
+          <w:rFonts w:eastAsiaTheme="minorHAnsi"/>
+        </w:rPr>
+      </w:pPr>
+      <w:r>
+        <w:rPr>
+          <w:rStyle w:val="CdigoHTML"/>
+          <w:rFonts w:eastAsiaTheme="minorHAnsi"/>
+        </w:rPr>
+        <w:t>|   +---</w:t>
+      </w:r>
+      <w:proofErr w:type="spellStart"/>
+      <w:r>
+        <w:rPr>
+          <w:rStyle w:val="CdigoHTML"/>
+          <w:rFonts w:eastAsiaTheme="minorHAnsi"/>
+        </w:rPr>
+        <w:t>img</w:t>
+      </w:r>
+      <w:proofErr w:type="spellEnd"/>
+    </w:p>
+    <w:p>
+      <w:pPr>
+        <w:rPr>
+          <w:rStyle w:val="CdigoHTML"/>
+          <w:rFonts w:eastAsiaTheme="minorHAnsi"/>
+        </w:rPr>
+      </w:pPr>
+      <w:r>
+        <w:rPr>
+          <w:rStyle w:val="CdigoHTML"/>
+          <w:rFonts w:eastAsiaTheme="minorHAnsi"/>
+        </w:rPr>
+        <w:t>|   |       img-veterinaria.jpg</w:t>
+      </w:r>
+    </w:p>
+    <w:p>
+      <w:pPr>
+        <w:rPr>
+          <w:rStyle w:val="CdigoHTML"/>
+          <w:rFonts w:eastAsiaTheme="minorHAnsi"/>
+        </w:rPr>
+      </w:pPr>
+      <w:r>
+        <w:rPr>
+          <w:rStyle w:val="CdigoHTML"/>
+          <w:rFonts w:eastAsiaTheme="minorHAnsi"/>
+        </w:rPr>
+        <w:t>|   |       login-bg-my-pets.png</w:t>
+      </w:r>
+    </w:p>
+    <w:p>
+      <w:pPr>
+        <w:rPr>
+          <w:rStyle w:val="CdigoHTML"/>
+          <w:rFonts w:eastAsiaTheme="minorHAnsi"/>
+        </w:rPr>
+      </w:pPr>
+      <w:r>
+        <w:rPr>
+          <w:rStyle w:val="CdigoHTML"/>
+          <w:rFonts w:eastAsiaTheme="minorHAnsi"/>
+        </w:rPr>
+        <w:t>|   |       login-bg.jpg</w:t>
+      </w:r>
+    </w:p>
+    <w:p>
+      <w:pPr>
+        <w:rPr>
+          <w:rStyle w:val="CdigoHTML"/>
+          <w:rFonts w:eastAsiaTheme="minorHAnsi"/>
+        </w:rPr>
+      </w:pPr>
+      <w:r>
+        <w:rPr>
+          <w:rStyle w:val="CdigoHTML"/>
+          <w:rFonts w:eastAsiaTheme="minorHAnsi"/>
+        </w:rPr>
+        <w:t xml:space="preserve">|   |       </w:t>
+      </w:r>
+    </w:p>
+    <w:p>
+      <w:pPr>
+        <w:rPr>
+          <w:rStyle w:val="CdigoHTML"/>
+          <w:rFonts w:eastAsiaTheme="minorHAnsi"/>
+        </w:rPr>
+      </w:pPr>
+      <w:r>
+        <w:rPr>
+          <w:rStyle w:val="CdigoHTML"/>
+          <w:rFonts w:eastAsiaTheme="minorHAnsi"/>
+        </w:rPr>
+        <w:t>|   +---</w:t>
+      </w:r>
+      <w:proofErr w:type="spellStart"/>
+      <w:r>
+        <w:rPr>
+          <w:rStyle w:val="CdigoHTML"/>
+          <w:rFonts w:eastAsiaTheme="minorHAnsi"/>
+        </w:rPr>
+        <w:t>js</w:t>
+      </w:r>
+      <w:proofErr w:type="spellEnd"/>
+    </w:p>
+    <w:p>
+      <w:pPr>
+        <w:rPr>
+          <w:rStyle w:val="CdigoHTML"/>
+          <w:rFonts w:eastAsiaTheme="minorHAnsi"/>
+        </w:rPr>
+      </w:pPr>
+      <w:r>
+        <w:rPr>
+          <w:rStyle w:val="CdigoHTML"/>
+          <w:rFonts w:eastAsiaTheme="minorHAnsi"/>
+        </w:rPr>
+        <w:t>|   |       bootstrap.bundle.min.js</w:t>
+      </w:r>
+    </w:p>
+    <w:p>
+      <w:pPr>
+        <w:rPr>
+          <w:rStyle w:val="CdigoHTML"/>
+          <w:rFonts w:eastAsiaTheme="minorHAnsi"/>
+          <w:lang w:val="es-MX"/>
+        </w:rPr>
+      </w:pPr>
+      <w:r>
+        <w:rPr>
+          <w:rStyle w:val="CdigoHTML"/>
+          <w:rFonts w:eastAsiaTheme="minorHAnsi"/>
+          <w:lang w:val="es-MX"/>
+        </w:rPr>
+        <w:t xml:space="preserve">|   |       </w:t>
+      </w:r>
+    </w:p>
+    <w:p>
+      <w:pPr>
+        <w:rPr>
+          <w:rStyle w:val="CdigoHTML"/>
+          <w:rFonts w:eastAsiaTheme="minorHAnsi"/>
+          <w:lang w:val="es-MX"/>
+        </w:rPr>
+      </w:pPr>
+      <w:r>
+        <w:rPr>
+          <w:rStyle w:val="CdigoHTML"/>
+          <w:rFonts w:eastAsiaTheme="minorHAnsi"/>
+          <w:lang w:val="es-MX"/>
+        </w:rPr>
+        <w:t>|   \---</w:t>
+      </w:r>
+      <w:proofErr w:type="spellStart"/>
+      <w:r>
+        <w:rPr>
+          <w:rStyle w:val="CdigoHTML"/>
+          <w:rFonts w:eastAsiaTheme="minorHAnsi"/>
+          <w:lang w:val="es-MX"/>
+        </w:rPr>
+        <w:t>storage</w:t>
+      </w:r>
+      <w:proofErr w:type="spellEnd"/>
+    </w:p>
+    <w:p>
+      <w:pPr>
+        <w:rPr>
+          <w:rStyle w:val="CdigoHTML"/>
+          <w:rFonts w:eastAsiaTheme="minorHAnsi"/>
+          <w:lang w:val="es-MX"/>
+        </w:rPr>
+      </w:pPr>
+      <w:r>
+        <w:rPr>
+          <w:rStyle w:val="CdigoHTML"/>
+          <w:rFonts w:eastAsiaTheme="minorHAnsi"/>
+          <w:lang w:val="es-MX"/>
+        </w:rPr>
+        <w:t>|       \---</w:t>
+      </w:r>
+      <w:proofErr w:type="spellStart"/>
+      <w:r>
+        <w:rPr>
+          <w:rStyle w:val="CdigoHTML"/>
+          <w:rFonts w:eastAsiaTheme="minorHAnsi"/>
+          <w:lang w:val="es-MX"/>
+        </w:rPr>
+        <w:t>uploads</w:t>
+      </w:r>
+      <w:proofErr w:type="spellEnd"/>
+    </w:p>
+    <w:p>
+      <w:pPr>
+        <w:rPr>
+          <w:rStyle w:val="CdigoHTML"/>
+          <w:rFonts w:eastAsiaTheme="minorHAnsi"/>
+          <w:lang w:val="es-MX"/>
+        </w:rPr>
+      </w:pPr>
+      <w:r>
+        <w:rPr>
+          <w:rStyle w:val="CdigoHTML"/>
+          <w:rFonts w:eastAsiaTheme="minorHAnsi"/>
+          <w:lang w:val="es-MX"/>
+        </w:rPr>
+        <w:t>|               69c31d90c715c.jpg</w:t>
+      </w:r>
+    </w:p>
+    <w:p>
+      <w:pPr>
+        <w:rPr>
+          <w:rStyle w:val="CdigoHTML"/>
+          <w:rFonts w:eastAsiaTheme="minorHAnsi"/>
+          <w:lang w:val="es-MX"/>
+        </w:rPr>
+      </w:pPr>
+      <w:r>
+        <w:rPr>
+          <w:rStyle w:val="CdigoHTML"/>
+          <w:rFonts w:eastAsiaTheme="minorHAnsi"/>
+          <w:lang w:val="es-MX"/>
+        </w:rPr>
+        <w:t>|               69c31e9d41269.jpeg</w:t>
+      </w:r>
+    </w:p>
+    <w:p>
+      <w:pPr>
+        <w:rPr>
+          <w:rStyle w:val="CdigoHTML"/>
+          <w:rFonts w:eastAsiaTheme="minorHAnsi"/>
+          <w:lang w:val="es-MX"/>
+        </w:rPr>
+      </w:pPr>
+      <w:r>
+        <w:rPr>
+          <w:rStyle w:val="CdigoHTML"/>
+          <w:rFonts w:eastAsiaTheme="minorHAnsi"/>
+          <w:lang w:val="es-MX"/>
+        </w:rPr>
+        <w:t>|               69c5eb69c931d.jpeg</w:t>
+      </w:r>
+    </w:p>
+    <w:p>
+      <w:pPr>
+        <w:rPr>
+          <w:rStyle w:val="CdigoHTML"/>
+          <w:rFonts w:eastAsiaTheme="minorHAnsi"/>
+          <w:lang w:val="es-MX"/>
+        </w:rPr>
+      </w:pPr>
+      <w:r>
+        <w:rPr>
+          <w:rStyle w:val="CdigoHTML"/>
+          <w:rFonts w:eastAsiaTheme="minorHAnsi"/>
+          <w:lang w:val="es-MX"/>
+        </w:rPr>
+        <w:t>|               69c5ebb8355c1.jpeg</w:t>
+      </w:r>
+    </w:p>
+    <w:p>
+      <w:pPr>
+        <w:rPr>
+          <w:rStyle w:val="CdigoHTML"/>
+          <w:rFonts w:eastAsiaTheme="minorHAnsi"/>
+        </w:rPr>
+      </w:pPr>
+      <w:r>
+        <w:rPr>
+          <w:rStyle w:val="CdigoHTML"/>
+          <w:rFonts w:eastAsiaTheme="minorHAnsi"/>
         </w:rPr>
         <w:lastRenderedPageBreak/>
         <w:t xml:space="preserve">|               </w:t>
@@ -1245,396 +3655,42 @@
     </w:p>
     <w:p>
       <w:pPr>
-        <w:pStyle w:val="NormalWeb"/>
-        <w:rPr>
-          <w:rStyle w:val="CdigoHTML"/>
-        </w:rPr>
-      </w:pPr>
-      <w:r>
-        <w:rPr>
-          <w:rStyle w:val="CdigoHTML"/>
-        </w:rPr>
-        <w:t>+---database</w:t>
-      </w:r>
-    </w:p>
-    <w:p>
-      <w:pPr>
-        <w:pStyle w:val="NormalWeb"/>
-        <w:rPr>
-          <w:rStyle w:val="CdigoHTML"/>
-        </w:rPr>
-      </w:pPr>
-      <w:r>
-        <w:rPr>
-          <w:rStyle w:val="CdigoHTML"/>
-        </w:rPr>
-        <w:t>|       vetapp.sql</w:t>
-      </w:r>
-    </w:p>
-    <w:p>
-      <w:pPr>
-        <w:pStyle w:val="NormalWeb"/>
-        <w:rPr>
-          <w:rStyle w:val="CdigoHTML"/>
-        </w:rPr>
-      </w:pPr>
-      <w:r>
-        <w:rPr>
-          <w:rStyle w:val="CdigoHTML"/>
-        </w:rPr>
-        <w:t xml:space="preserve">|       </w:t>
-      </w:r>
-    </w:p>
-    <w:p>
-      <w:pPr>
-        <w:pStyle w:val="NormalWeb"/>
-        <w:rPr>
-          <w:rStyle w:val="CdigoHTML"/>
-        </w:rPr>
-      </w:pPr>
-      <w:r>
-        <w:rPr>
-          <w:rStyle w:val="CdigoHTML"/>
-        </w:rPr>
-        <w:t>+---public</w:t>
-      </w:r>
-    </w:p>
-    <w:p>
-      <w:pPr>
-        <w:pStyle w:val="NormalWeb"/>
-        <w:rPr>
-          <w:rStyle w:val="CdigoHTML"/>
-        </w:rPr>
-      </w:pPr>
-      <w:r>
-        <w:rPr>
-          <w:rStyle w:val="CdigoHTML"/>
-        </w:rPr>
-        <w:t>|   |   .htaccess</w:t>
-      </w:r>
-    </w:p>
-    <w:p>
-      <w:pPr>
-        <w:pStyle w:val="NormalWeb"/>
-        <w:rPr>
-          <w:rStyle w:val="CdigoHTML"/>
-        </w:rPr>
-      </w:pPr>
-      <w:r>
-        <w:rPr>
-          <w:rStyle w:val="CdigoHTML"/>
-        </w:rPr>
-        <w:t>|   |   dashboard.php</w:t>
-      </w:r>
-    </w:p>
-    <w:p>
-      <w:pPr>
-        <w:pStyle w:val="NormalWeb"/>
-        <w:rPr>
-          <w:rStyle w:val="CdigoHTML"/>
-        </w:rPr>
-      </w:pPr>
-      <w:r>
-        <w:rPr>
-          <w:rStyle w:val="CdigoHTML"/>
-        </w:rPr>
-        <w:t>|   |   index.php</w:t>
-      </w:r>
-    </w:p>
-    <w:p>
-      <w:pPr>
-        <w:pStyle w:val="NormalWeb"/>
-        <w:rPr>
-          <w:rStyle w:val="CdigoHTML"/>
-        </w:rPr>
-      </w:pPr>
-      <w:r>
-        <w:rPr>
-          <w:rStyle w:val="CdigoHTML"/>
-        </w:rPr>
-        <w:t>|   |   logout.php</w:t>
-      </w:r>
-    </w:p>
-    <w:p>
-      <w:pPr>
-        <w:pStyle w:val="NormalWeb"/>
-        <w:rPr>
-          <w:rStyle w:val="CdigoHTML"/>
-        </w:rPr>
-      </w:pPr>
-      <w:r>
-        <w:rPr>
-          <w:rStyle w:val="CdigoHTML"/>
-        </w:rPr>
-        <w:t>|   |   users.php</w:t>
-      </w:r>
-    </w:p>
-    <w:p>
-      <w:pPr>
-        <w:pStyle w:val="NormalWeb"/>
-        <w:rPr>
-          <w:rStyle w:val="CdigoHTML"/>
-        </w:rPr>
-      </w:pPr>
-      <w:r>
-        <w:rPr>
-          <w:rStyle w:val="CdigoHTML"/>
-        </w:rPr>
-        <w:t xml:space="preserve">|   |   </w:t>
-      </w:r>
-    </w:p>
-    <w:p>
-      <w:pPr>
-        <w:pStyle w:val="NormalWeb"/>
-        <w:rPr>
-          <w:rStyle w:val="CdigoHTML"/>
-        </w:rPr>
-      </w:pPr>
-      <w:r>
-        <w:rPr>
-          <w:rStyle w:val="CdigoHTML"/>
-        </w:rPr>
-        <w:t>|   +---css</w:t>
-      </w:r>
-    </w:p>
-    <w:p>
-      <w:pPr>
-        <w:pStyle w:val="NormalWeb"/>
-        <w:rPr>
-          <w:rStyle w:val="CdigoHTML"/>
-        </w:rPr>
-      </w:pPr>
-      <w:r>
-        <w:rPr>
-          <w:rStyle w:val="CdigoHTML"/>
-        </w:rPr>
-        <w:t>|   |       bootstrap.min.css</w:t>
-      </w:r>
-    </w:p>
-    <w:p>
-      <w:pPr>
-        <w:pStyle w:val="NormalWeb"/>
-        <w:rPr>
-          <w:rStyle w:val="CdigoHTML"/>
-        </w:rPr>
-      </w:pPr>
-      <w:r>
-        <w:rPr>
-          <w:rStyle w:val="CdigoHTML"/>
-        </w:rPr>
-        <w:t>|   |       style.css</w:t>
-      </w:r>
-    </w:p>
-    <w:p>
-      <w:pPr>
-        <w:pStyle w:val="NormalWeb"/>
-        <w:rPr>
-          <w:rStyle w:val="CdigoHTML"/>
-        </w:rPr>
-      </w:pPr>
-      <w:r>
-        <w:rPr>
-          <w:rStyle w:val="CdigoHTML"/>
-        </w:rPr>
-        <w:t xml:space="preserve">|   |       </w:t>
-      </w:r>
-    </w:p>
-    <w:p>
-      <w:pPr>
-        <w:pStyle w:val="NormalWeb"/>
-        <w:rPr>
-          <w:rStyle w:val="CdigoHTML"/>
-        </w:rPr>
-      </w:pPr>
-      <w:r>
-        <w:rPr>
-          <w:rStyle w:val="CdigoHTML"/>
-        </w:rPr>
-        <w:t>|   +---img</w:t>
-      </w:r>
-    </w:p>
-    <w:p>
-      <w:pPr>
-        <w:pStyle w:val="NormalWeb"/>
-        <w:rPr>
-          <w:rStyle w:val="CdigoHTML"/>
-        </w:rPr>
-      </w:pPr>
-      <w:r>
-        <w:rPr>
-          <w:rStyle w:val="CdigoHTML"/>
-        </w:rPr>
-        <w:t>|   |       img-veterinaria.jpg</w:t>
-      </w:r>
-    </w:p>
-    <w:p>
-      <w:pPr>
-        <w:pStyle w:val="NormalWeb"/>
-        <w:rPr>
-          <w:rStyle w:val="CdigoHTML"/>
-        </w:rPr>
-      </w:pPr>
-      <w:r>
-        <w:rPr>
-          <w:rStyle w:val="CdigoHTML"/>
-        </w:rPr>
-        <w:t>|   |       login-bg-my-pets.png</w:t>
-      </w:r>
-    </w:p>
-    <w:p>
-      <w:pPr>
-        <w:pStyle w:val="NormalWeb"/>
-        <w:rPr>
-          <w:rStyle w:val="CdigoHTML"/>
-        </w:rPr>
-      </w:pPr>
-      <w:r>
-        <w:rPr>
-          <w:rStyle w:val="CdigoHTML"/>
-        </w:rPr>
-        <w:t>|   |       login-bg.jpg</w:t>
-      </w:r>
-    </w:p>
-    <w:p>
-      <w:pPr>
-        <w:pStyle w:val="NormalWeb"/>
-        <w:rPr>
-          <w:rStyle w:val="CdigoHTML"/>
-        </w:rPr>
-      </w:pPr>
-      <w:r>
-        <w:rPr>
-          <w:rStyle w:val="CdigoHTML"/>
-        </w:rPr>
-        <w:t xml:space="preserve">|   |       </w:t>
-      </w:r>
-    </w:p>
-    <w:p>
-      <w:pPr>
-        <w:pStyle w:val="NormalWeb"/>
-        <w:rPr>
-          <w:rStyle w:val="CdigoHTML"/>
-        </w:rPr>
-      </w:pPr>
-      <w:r>
-        <w:rPr>
-          <w:rStyle w:val="CdigoHTML"/>
-        </w:rPr>
-        <w:t>|   \---</w:t>
-      </w:r>
-      <w:proofErr w:type="spellStart"/>
-      <w:r>
-        <w:rPr>
-          <w:rStyle w:val="CdigoHTML"/>
-        </w:rPr>
-        <w:t>js</w:t>
-      </w:r>
-      <w:proofErr w:type="spellEnd"/>
-    </w:p>
-    <w:p>
-      <w:pPr>
-        <w:pStyle w:val="NormalWeb"/>
-        <w:rPr>
-          <w:rStyle w:val="CdigoHTML"/>
-        </w:rPr>
-      </w:pPr>
-      <w:r>
-        <w:rPr>
-          <w:rStyle w:val="CdigoHTML"/>
-        </w:rPr>
-        <w:t>|           bootstrap.bundle.min.js</w:t>
-      </w:r>
-    </w:p>
-    <w:p>
-      <w:pPr>
-        <w:pStyle w:val="NormalWeb"/>
-        <w:rPr>
-          <w:rStyle w:val="CdigoHTML"/>
-        </w:rPr>
-      </w:pPr>
-      <w:r>
-        <w:rPr>
-          <w:rStyle w:val="CdigoHTML"/>
-        </w:rPr>
-        <w:t xml:space="preserve">|           </w:t>
-      </w:r>
-    </w:p>
-    <w:p>
-      <w:pPr>
-        <w:pStyle w:val="NormalWeb"/>
-        <w:rPr>
-          <w:rStyle w:val="CdigoHTML"/>
-          <w:lang w:val="es-MX"/>
-        </w:rPr>
-      </w:pPr>
-      <w:r>
-        <w:rPr>
-          <w:rStyle w:val="CdigoHTML"/>
-          <w:lang w:val="es-MX"/>
-        </w:rPr>
-        <w:t>\---</w:t>
-      </w:r>
-      <w:proofErr w:type="spellStart"/>
-      <w:r>
-        <w:rPr>
-          <w:rStyle w:val="CdigoHTML"/>
-          <w:lang w:val="es-MX"/>
-        </w:rPr>
-        <w:t>storage</w:t>
-      </w:r>
-      <w:proofErr w:type="spellEnd"/>
-    </w:p>
-    <w:p>
-      <w:pPr>
-        <w:pStyle w:val="NormalWeb"/>
-        <w:rPr>
-          <w:rStyle w:val="CdigoHTML"/>
-          <w:lang w:val="es-MX"/>
-        </w:rPr>
-      </w:pPr>
-      <w:r>
-        <w:rPr>
-          <w:rStyle w:val="CdigoHTML"/>
-          <w:lang w:val="es-MX"/>
-        </w:rPr>
-        <w:t xml:space="preserve">    +---</w:t>
-      </w:r>
-      <w:proofErr w:type="spellStart"/>
-      <w:r>
-        <w:rPr>
-          <w:rStyle w:val="CdigoHTML"/>
-          <w:lang w:val="es-MX"/>
-        </w:rPr>
-        <w:t>logs</w:t>
-      </w:r>
-      <w:proofErr w:type="spellEnd"/>
-    </w:p>
-    <w:p>
-      <w:pPr>
-        <w:pStyle w:val="NormalWeb"/>
-        <w:rPr>
-          <w:rStyle w:val="CdigoHTML"/>
-          <w:lang w:val="es-MX"/>
-        </w:rPr>
-      </w:pPr>
-      <w:r>
-        <w:rPr>
-          <w:rStyle w:val="CdigoHTML"/>
-          <w:lang w:val="es-MX"/>
-        </w:rPr>
-        <w:t xml:space="preserve">    \---</w:t>
-      </w:r>
-      <w:proofErr w:type="spellStart"/>
-      <w:r>
-        <w:rPr>
-          <w:rStyle w:val="CdigoHTML"/>
-          <w:lang w:val="es-MX"/>
-        </w:rPr>
-        <w:t>uploads</w:t>
-      </w:r>
-      <w:proofErr w:type="spellEnd"/>
-    </w:p>
-    <w:p>
+        <w:rPr>
+          <w:rStyle w:val="CdigoHTML"/>
+          <w:rFonts w:eastAsiaTheme="minorHAnsi"/>
+        </w:rPr>
+      </w:pPr>
+      <w:r>
+        <w:rPr>
+          <w:rStyle w:val="CdigoHTML"/>
+          <w:rFonts w:eastAsiaTheme="minorHAnsi"/>
+        </w:rPr>
+        <w:t>\---storage</w:t>
+      </w:r>
+    </w:p>
+    <w:p>
+      <w:pPr>
+        <w:rPr>
+          <w:rStyle w:val="CdigoHTML"/>
+          <w:rFonts w:eastAsiaTheme="minorHAnsi"/>
+        </w:rPr>
+      </w:pPr>
+      <w:r>
+        <w:rPr>
+          <w:rStyle w:val="CdigoHTML"/>
+          <w:rFonts w:eastAsiaTheme="minorHAnsi"/>
+        </w:rPr>
+        <w:t xml:space="preserve">    +---logs</w:t>
+      </w:r>
+    </w:p>
+    <w:p>
+      <w:r>
+        <w:rPr>
+          <w:rStyle w:val="CdigoHTML"/>
+          <w:rFonts w:eastAsiaTheme="minorHAnsi"/>
+        </w:rPr>
+        <w:t xml:space="preserve">    \---uploads</w:t>
+      </w:r>
       <w:r>
         <w:pict>
           <v:rect id="_x0000_i1025" style="width:0;height:1.5pt" o:hralign="center" o:hrstd="t" o:hr="t" fillcolor="#a0a0a0" stroked="f"/>
@@ -1645,14 +3701,6 @@
       <w:pPr>
         <w:pStyle w:val="Ttulo1"/>
         <w:rPr>
-          <w:rStyle w:val="bzpyqfadein"/>
-        </w:rPr>
-      </w:pPr>
-    </w:p>
-    <w:p>
-      <w:pPr>
-        <w:pStyle w:val="Ttulo1"/>
-        <w:rPr>
           <w:lang w:val="en-US"/>
         </w:rPr>
       </w:pPr>
@@ -1661,7 +3709,39 @@
           <w:rStyle w:val="bzpyqfadein"/>
           <w:lang w:val="en-US"/>
         </w:rPr>
-        <w:t>Roadmap REAL VetApp (actualizado)</w:t>
+        <w:t xml:space="preserve">Roadmap REAL </w:t>
+      </w:r>
+      <w:proofErr w:type="spellStart"/>
+      <w:r>
+        <w:rPr>
+          <w:rStyle w:val="bzpyqfadein"/>
+          <w:lang w:val="en-US"/>
+        </w:rPr>
+        <w:t>VetApp</w:t>
+      </w:r>
+      <w:proofErr w:type="spellEnd"/>
+      <w:r>
+        <w:rPr>
+          <w:rStyle w:val="bzpyqfadein"/>
+          <w:lang w:val="en-US"/>
+        </w:rPr>
+        <w:t xml:space="preserve"> (</w:t>
+      </w:r>
+      <w:proofErr w:type="spellStart"/>
+      <w:r>
+        <w:rPr>
+          <w:rStyle w:val="bzpyqfadein"/>
+          <w:lang w:val="en-US"/>
+        </w:rPr>
+        <w:t>actualizado</w:t>
+      </w:r>
+      <w:proofErr w:type="spellEnd"/>
+      <w:r>
+        <w:rPr>
+          <w:rStyle w:val="bzpyqfadein"/>
+          <w:lang w:val="en-US"/>
+        </w:rPr>
+        <w:t>)</w:t>
       </w:r>
     </w:p>
     <w:p>
@@ -2194,6 +4274,7 @@
             </w:pPr>
             <w:proofErr w:type="spellStart"/>
             <w:r>
+              <w:lastRenderedPageBreak/>
               <w:t>Consultas</w:t>
             </w:r>
             <w:proofErr w:type="spellEnd"/>
@@ -2245,7 +4326,6 @@
             </w:pPr>
             <w:proofErr w:type="spellStart"/>
             <w:r>
-              <w:lastRenderedPageBreak/>
               <w:t>Uso</w:t>
             </w:r>
             <w:proofErr w:type="spellEnd"/>
@@ -2803,6 +4883,7 @@
               </w:numPr>
             </w:pPr>
             <w:r>
+              <w:lastRenderedPageBreak/>
               <w:t>consultations → pets, users</w:t>
             </w:r>
           </w:p>
@@ -2839,7 +4920,6 @@
               <w:rPr>
                 <w:rFonts w:ascii="Segoe UI Symbol" w:hAnsi="Segoe UI Symbol" w:cs="Segoe UI Symbol"/>
               </w:rPr>
-              <w:lastRenderedPageBreak/>
               <w:t>🎯</w:t>
             </w:r>
             <w:r>
@@ -3338,6 +5418,7 @@
             </w:pPr>
             <w:proofErr w:type="spellStart"/>
             <w:r>
+              <w:lastRenderedPageBreak/>
               <w:t>index.php</w:t>
             </w:r>
             <w:proofErr w:type="spellEnd"/>
@@ -3389,7 +5470,6 @@
               <w:pStyle w:val="NormalWeb"/>
             </w:pPr>
             <w:r>
-              <w:lastRenderedPageBreak/>
               <w:t>Controller:</w:t>
             </w:r>
           </w:p>
@@ -3794,6 +5874,7 @@
           <w:rStyle w:val="bzpyqfadein"/>
           <w:rFonts w:eastAsiaTheme="majorEastAsia"/>
         </w:rPr>
+        <w:lastRenderedPageBreak/>
         <w:t>CRUD:</w:t>
       </w:r>
     </w:p>
@@ -3856,7 +5937,6 @@
         <w:rPr>
           <w:rStyle w:val="CdigoHTML"/>
         </w:rPr>
-        <w:lastRenderedPageBreak/>
         <w:t>Deactivate client</w:t>
       </w:r>
     </w:p>
@@ -4366,6 +6446,7 @@
         <w:rPr>
           <w:rStyle w:val="CdigoHTML"/>
         </w:rPr>
+        <w:lastRenderedPageBreak/>
         <w:t>Historial</w:t>
       </w:r>
       <w:proofErr w:type="spellEnd"/>
@@ -4424,7 +6505,6 @@
           <w:rFonts w:eastAsiaTheme="majorEastAsia"/>
           <w:lang w:val="es-MX"/>
         </w:rPr>
-        <w:lastRenderedPageBreak/>
         <w:t>TERMINADO</w:t>
       </w:r>
     </w:p>
@@ -4435,8 +6515,6 @@
           <w:rStyle w:val="CdigoHTML"/>
         </w:rPr>
       </w:pPr>
-      <w:bookmarkStart w:id="0" w:name="_GoBack"/>
-      <w:bookmarkEnd w:id="0"/>
     </w:p>
     <w:p>
       <w:r>
@@ -4597,14 +6675,42 @@
       <w:pPr>
         <w:pStyle w:val="HTMLconformatoprevio"/>
         <w:rPr>
-          <w:rStyle w:val="CdigoHTML"/>
-        </w:rPr>
-      </w:pPr>
-      <w:r>
-        <w:rPr>
           <w:rStyle w:val="hljs-attribute"/>
         </w:rPr>
-        <w:t>medications</w:t>
+      </w:pPr>
+      <w:r>
+        <w:rPr>
+          <w:rStyle w:val="hljs-attribute"/>
+        </w:rPr>
+        <w:t>M</w:t>
+      </w:r>
+      <w:r>
+        <w:rPr>
+          <w:rStyle w:val="hljs-attribute"/>
+        </w:rPr>
+        <w:t>edications</w:t>
+      </w:r>
+    </w:p>
+    <w:p>
+      <w:pPr>
+        <w:pStyle w:val="HTMLconformatoprevio"/>
+        <w:rPr>
+          <w:rStyle w:val="hljs-attribute"/>
+        </w:rPr>
+      </w:pPr>
+    </w:p>
+    <w:p>
+      <w:pPr>
+        <w:pStyle w:val="HTMLconformatoprevio"/>
+        <w:rPr>
+          <w:rStyle w:val="CdigoHTML"/>
+        </w:rPr>
+      </w:pPr>
+      <w:r>
+        <w:rPr>
+          <w:rStyle w:val="hljs-attribute"/>
+        </w:rPr>
+        <w:t>TERMINADO</w:t>
       </w:r>
     </w:p>
     <w:p>
@@ -4883,6 +6989,7 @@
           <w:rStyle w:val="hljs-attribute"/>
           <w:lang w:val="es-MX"/>
         </w:rPr>
+        <w:lastRenderedPageBreak/>
         <w:t>CSRF</w:t>
       </w:r>
       <w:proofErr w:type="spellEnd"/>
@@ -4960,7 +7067,6 @@
           <w:rStyle w:val="bzpyqfadein"/>
           <w:rFonts w:ascii="Segoe UI Symbol" w:hAnsi="Segoe UI Symbol" w:cs="Segoe UI Symbol"/>
         </w:rPr>
-        <w:lastRenderedPageBreak/>
         <w:t>🔵</w:t>
       </w:r>
       <w:r>
@@ -5024,6 +7130,8 @@
         </w:rPr>
         <w:t>validators/</w:t>
       </w:r>
+      <w:bookmarkStart w:id="0" w:name="_GoBack"/>
+      <w:bookmarkEnd w:id="0"/>
     </w:p>
     <w:p>
       <w:pPr>
@@ -5179,782 +7287,6 @@
         <w:pict>
           <v:rect id="_x0000_i1044" style="width:0;height:1.5pt" o:hralign="center" o:hrstd="t" o:hr="t" fillcolor="#a0a0a0" stroked="f"/>
         </w:pict>
-      </w:r>
-    </w:p>
-    <w:p>
-      <w:pPr>
-        <w:pStyle w:val="Ttulo1"/>
-      </w:pPr>
-      <w:r>
-        <w:rPr>
-          <w:rStyle w:val="bzpyqfadein"/>
-        </w:rPr>
-        <w:t>6. Mañana qué deberías hacer</w:t>
-      </w:r>
-    </w:p>
-    <w:p>
-      <w:pPr>
-        <w:pStyle w:val="NormalWeb"/>
-        <w:rPr>
-          <w:lang w:val="es-MX"/>
-        </w:rPr>
-      </w:pPr>
-      <w:r>
-        <w:rPr>
-          <w:rStyle w:val="bzpyqfadein"/>
-          <w:rFonts w:eastAsiaTheme="majorEastAsia"/>
-          <w:lang w:val="es-MX"/>
-        </w:rPr>
-        <w:t>Te recomiendo esto:</w:t>
-      </w:r>
-    </w:p>
-    <w:p>
-      <w:pPr>
-        <w:pStyle w:val="Ttulo3"/>
-      </w:pPr>
-      <w:r>
-        <w:rPr>
-          <w:rStyle w:val="bzpyqfadein"/>
-        </w:rPr>
-        <w:t>Terminar completamente USERS</w:t>
-      </w:r>
-    </w:p>
-    <w:p>
-      <w:pPr>
-        <w:pStyle w:val="NormalWeb"/>
-      </w:pPr>
-      <w:proofErr w:type="spellStart"/>
-      <w:r>
-        <w:rPr>
-          <w:rStyle w:val="bzpyqfadein"/>
-          <w:rFonts w:eastAsiaTheme="majorEastAsia"/>
-        </w:rPr>
-        <w:t>Falta</w:t>
-      </w:r>
-      <w:proofErr w:type="spellEnd"/>
-      <w:r>
-        <w:rPr>
-          <w:rStyle w:val="bzpyqfadein"/>
-          <w:rFonts w:eastAsiaTheme="majorEastAsia"/>
-        </w:rPr>
-        <w:t xml:space="preserve"> </w:t>
-      </w:r>
-      <w:proofErr w:type="spellStart"/>
-      <w:r>
-        <w:rPr>
-          <w:rStyle w:val="bzpyqfadein"/>
-          <w:rFonts w:eastAsiaTheme="majorEastAsia"/>
-        </w:rPr>
-        <w:t>revisar</w:t>
-      </w:r>
-      <w:proofErr w:type="spellEnd"/>
-      <w:r>
-        <w:rPr>
-          <w:rStyle w:val="bzpyqfadein"/>
-          <w:rFonts w:eastAsiaTheme="majorEastAsia"/>
-        </w:rPr>
-        <w:t>:</w:t>
-      </w:r>
-    </w:p>
-    <w:p>
-      <w:pPr>
-        <w:pStyle w:val="HTMLconformatoprevio"/>
-        <w:rPr>
-          <w:rStyle w:val="CdigoHTML"/>
-        </w:rPr>
-      </w:pPr>
-      <w:r>
-        <w:rPr>
-          <w:rStyle w:val="hljs-keyword"/>
-        </w:rPr>
-        <w:t>create</w:t>
-      </w:r>
-    </w:p>
-    <w:p>
-      <w:pPr>
-        <w:pStyle w:val="HTMLconformatoprevio"/>
-        <w:rPr>
-          <w:rStyle w:val="CdigoHTML"/>
-        </w:rPr>
-      </w:pPr>
-      <w:r>
-        <w:rPr>
-          <w:rStyle w:val="CdigoHTML"/>
-        </w:rPr>
-        <w:t>edit</w:t>
-      </w:r>
-    </w:p>
-    <w:p>
-      <w:pPr>
-        <w:pStyle w:val="HTMLconformatoprevio"/>
-        <w:rPr>
-          <w:rStyle w:val="CdigoHTML"/>
-        </w:rPr>
-      </w:pPr>
-      <w:r>
-        <w:rPr>
-          <w:rStyle w:val="hljs-keyword"/>
-        </w:rPr>
-        <w:t>update</w:t>
-      </w:r>
-    </w:p>
-    <w:p>
-      <w:pPr>
-        <w:pStyle w:val="HTMLconformatoprevio"/>
-        <w:rPr>
-          <w:rStyle w:val="CdigoHTML"/>
-        </w:rPr>
-      </w:pPr>
-      <w:proofErr w:type="spellStart"/>
-      <w:r>
-        <w:rPr>
-          <w:rStyle w:val="CdigoHTML"/>
-        </w:rPr>
-        <w:t>validaciones</w:t>
-      </w:r>
-      <w:proofErr w:type="spellEnd"/>
-    </w:p>
-    <w:p>
-      <w:pPr>
-        <w:pStyle w:val="NormalWeb"/>
-      </w:pPr>
-      <w:r>
-        <w:rPr>
-          <w:rStyle w:val="bzpyqfadein"/>
-          <w:rFonts w:eastAsiaTheme="majorEastAsia"/>
-        </w:rPr>
-        <w:t xml:space="preserve">y </w:t>
-      </w:r>
-      <w:proofErr w:type="spellStart"/>
-      <w:r>
-        <w:rPr>
-          <w:rStyle w:val="bzpyqfadein"/>
-          <w:rFonts w:eastAsiaTheme="majorEastAsia"/>
-        </w:rPr>
-        <w:t>dejar</w:t>
-      </w:r>
-      <w:proofErr w:type="spellEnd"/>
-      <w:r>
-        <w:rPr>
-          <w:rStyle w:val="bzpyqfadein"/>
-          <w:rFonts w:eastAsiaTheme="majorEastAsia"/>
-        </w:rPr>
-        <w:t xml:space="preserve"> </w:t>
-      </w:r>
-      <w:proofErr w:type="spellStart"/>
-      <w:r>
-        <w:rPr>
-          <w:rStyle w:val="bzpyqfadein"/>
-          <w:rFonts w:eastAsiaTheme="majorEastAsia"/>
-        </w:rPr>
-        <w:t>funcionando</w:t>
-      </w:r>
-      <w:proofErr w:type="spellEnd"/>
-      <w:r>
-        <w:rPr>
-          <w:rStyle w:val="bzpyqfadein"/>
-          <w:rFonts w:eastAsiaTheme="majorEastAsia"/>
-        </w:rPr>
-        <w:t xml:space="preserve"> perfecto:</w:t>
-      </w:r>
-    </w:p>
-    <w:p>
-      <w:pPr>
-        <w:pStyle w:val="HTMLconformatoprevio"/>
-        <w:rPr>
-          <w:rStyle w:val="CdigoHTML"/>
-        </w:rPr>
-      </w:pPr>
-      <w:proofErr w:type="spellStart"/>
-      <w:r>
-        <w:rPr>
-          <w:rStyle w:val="CdigoHTML"/>
-        </w:rPr>
-        <w:t>UserController</w:t>
-      </w:r>
-      <w:proofErr w:type="spellEnd"/>
-    </w:p>
-    <w:p>
-      <w:pPr>
-        <w:pStyle w:val="HTMLconformatoprevio"/>
-        <w:rPr>
-          <w:rStyle w:val="CdigoHTML"/>
-        </w:rPr>
-      </w:pPr>
-      <w:proofErr w:type="spellStart"/>
-      <w:r>
-        <w:rPr>
-          <w:rStyle w:val="CdigoHTML"/>
-        </w:rPr>
-        <w:t>UserRepository</w:t>
-      </w:r>
-      <w:proofErr w:type="spellEnd"/>
-    </w:p>
-    <w:p>
-      <w:pPr>
-        <w:pStyle w:val="HTMLconformatoprevio"/>
-        <w:rPr>
-          <w:rStyle w:val="CdigoHTML"/>
-        </w:rPr>
-      </w:pPr>
-      <w:r>
-        <w:rPr>
-          <w:rStyle w:val="CdigoHTML"/>
-        </w:rPr>
-        <w:t>views/users</w:t>
-      </w:r>
-    </w:p>
-    <w:p>
-      <w:r>
-        <w:pict>
-          <v:rect id="_x0000_i1045" style="width:0;height:1.5pt" o:hralign="center" o:hrstd="t" o:hr="t" fillcolor="#a0a0a0" stroked="f"/>
-        </w:pict>
-      </w:r>
-    </w:p>
-    <w:p>
-      <w:pPr>
-        <w:pStyle w:val="Ttulo1"/>
-      </w:pPr>
-      <w:r>
-        <w:rPr>
-          <w:rStyle w:val="bzpyqfadein"/>
-        </w:rPr>
-        <w:t>7. Una sugerencia MUY importante</w:t>
-      </w:r>
-    </w:p>
-    <w:p>
-      <w:pPr>
-        <w:pStyle w:val="NormalWeb"/>
-        <w:rPr>
-          <w:lang w:val="es-MX"/>
-        </w:rPr>
-      </w:pPr>
-      <w:r>
-        <w:rPr>
-          <w:rStyle w:val="bzpyqfadein"/>
-          <w:rFonts w:eastAsiaTheme="majorEastAsia"/>
-          <w:lang w:val="es-MX"/>
-        </w:rPr>
-        <w:t>Mañana también podríamos crear algo que te evitará muchos errores:</w:t>
-      </w:r>
-    </w:p>
-    <w:p>
-      <w:pPr>
-        <w:pStyle w:val="HTMLconformatoprevio"/>
-        <w:rPr>
-          <w:rStyle w:val="CdigoHTML"/>
-          <w:lang w:val="es-MX"/>
-        </w:rPr>
-      </w:pPr>
-      <w:proofErr w:type="spellStart"/>
-      <w:r>
-        <w:rPr>
-          <w:rStyle w:val="CdigoHTML"/>
-          <w:lang w:val="es-MX"/>
-        </w:rPr>
-        <w:t>BaseController.php</w:t>
-      </w:r>
-      <w:proofErr w:type="spellEnd"/>
-    </w:p>
-    <w:p>
-      <w:pPr>
-        <w:pStyle w:val="NormalWeb"/>
-        <w:rPr>
-          <w:lang w:val="es-MX"/>
-        </w:rPr>
-      </w:pPr>
-      <w:r>
-        <w:rPr>
-          <w:rStyle w:val="bzpyqfadein"/>
-          <w:rFonts w:eastAsiaTheme="majorEastAsia"/>
-          <w:lang w:val="es-MX"/>
-        </w:rPr>
-        <w:t xml:space="preserve">y todos los </w:t>
-      </w:r>
-      <w:proofErr w:type="spellStart"/>
-      <w:r>
-        <w:rPr>
-          <w:rStyle w:val="bzpyqfadein"/>
-          <w:rFonts w:eastAsiaTheme="majorEastAsia"/>
-          <w:lang w:val="es-MX"/>
-        </w:rPr>
-        <w:t>controllers</w:t>
-      </w:r>
-      <w:proofErr w:type="spellEnd"/>
-      <w:r>
-        <w:rPr>
-          <w:rStyle w:val="bzpyqfadein"/>
-          <w:rFonts w:eastAsiaTheme="majorEastAsia"/>
-          <w:lang w:val="es-MX"/>
-        </w:rPr>
-        <w:t xml:space="preserve"> heredan de ahí.</w:t>
-      </w:r>
-    </w:p>
-    <w:p>
-      <w:pPr>
-        <w:pStyle w:val="NormalWeb"/>
-      </w:pPr>
-      <w:proofErr w:type="spellStart"/>
-      <w:r>
-        <w:rPr>
-          <w:rStyle w:val="bzpyqfadein"/>
-          <w:rFonts w:eastAsiaTheme="majorEastAsia"/>
-        </w:rPr>
-        <w:t>Eso</w:t>
-      </w:r>
-      <w:proofErr w:type="spellEnd"/>
-      <w:r>
-        <w:rPr>
-          <w:rStyle w:val="bzpyqfadein"/>
-          <w:rFonts w:eastAsiaTheme="majorEastAsia"/>
-        </w:rPr>
-        <w:t xml:space="preserve"> </w:t>
-      </w:r>
-      <w:proofErr w:type="spellStart"/>
-      <w:r>
-        <w:rPr>
-          <w:rStyle w:val="bzpyqfadein"/>
-          <w:rFonts w:eastAsiaTheme="majorEastAsia"/>
-        </w:rPr>
-        <w:t>te</w:t>
-      </w:r>
-      <w:proofErr w:type="spellEnd"/>
-      <w:r>
-        <w:rPr>
-          <w:rStyle w:val="bzpyqfadein"/>
-          <w:rFonts w:eastAsiaTheme="majorEastAsia"/>
-        </w:rPr>
-        <w:t xml:space="preserve"> </w:t>
-      </w:r>
-      <w:proofErr w:type="spellStart"/>
-      <w:r>
-        <w:rPr>
-          <w:rStyle w:val="bzpyqfadein"/>
-          <w:rFonts w:eastAsiaTheme="majorEastAsia"/>
-        </w:rPr>
-        <w:t>permite</w:t>
-      </w:r>
-      <w:proofErr w:type="spellEnd"/>
-      <w:r>
-        <w:rPr>
-          <w:rStyle w:val="bzpyqfadein"/>
-          <w:rFonts w:eastAsiaTheme="majorEastAsia"/>
-        </w:rPr>
-        <w:t xml:space="preserve"> </w:t>
-      </w:r>
-      <w:proofErr w:type="spellStart"/>
-      <w:r>
-        <w:rPr>
-          <w:rStyle w:val="bzpyqfadein"/>
-          <w:rFonts w:eastAsiaTheme="majorEastAsia"/>
-        </w:rPr>
-        <w:t>centralizar</w:t>
-      </w:r>
-      <w:proofErr w:type="spellEnd"/>
-      <w:r>
-        <w:rPr>
-          <w:rStyle w:val="bzpyqfadein"/>
-          <w:rFonts w:eastAsiaTheme="majorEastAsia"/>
-        </w:rPr>
-        <w:t>:</w:t>
-      </w:r>
-    </w:p>
-    <w:p>
-      <w:pPr>
-        <w:pStyle w:val="HTMLconformatoprevio"/>
-        <w:rPr>
-          <w:rStyle w:val="CdigoHTML"/>
-        </w:rPr>
-      </w:pPr>
-      <w:proofErr w:type="spellStart"/>
-      <w:r>
-        <w:rPr>
-          <w:rStyle w:val="hljs-attribute"/>
-        </w:rPr>
-        <w:t>AuthMiddleware</w:t>
-      </w:r>
-      <w:proofErr w:type="spellEnd"/>
-    </w:p>
-    <w:p>
-      <w:pPr>
-        <w:pStyle w:val="HTMLconformatoprevio"/>
-        <w:rPr>
-          <w:rStyle w:val="CdigoHTML"/>
-        </w:rPr>
-      </w:pPr>
-      <w:proofErr w:type="spellStart"/>
-      <w:r>
-        <w:rPr>
-          <w:rStyle w:val="CdigoHTML"/>
-        </w:rPr>
-        <w:t>RoleMiddleware</w:t>
-      </w:r>
-      <w:proofErr w:type="spellEnd"/>
-    </w:p>
-    <w:p>
-      <w:pPr>
-        <w:pStyle w:val="HTMLconformatoprevio"/>
-        <w:rPr>
-          <w:rStyle w:val="CdigoHTML"/>
-        </w:rPr>
-      </w:pPr>
-      <w:r>
-        <w:rPr>
-          <w:rStyle w:val="CdigoHTML"/>
-        </w:rPr>
-        <w:t>helpers</w:t>
-      </w:r>
-    </w:p>
-    <w:p>
-      <w:pPr>
-        <w:pStyle w:val="NormalWeb"/>
-        <w:rPr>
-          <w:lang w:val="es-MX"/>
-        </w:rPr>
-      </w:pPr>
-      <w:r>
-        <w:rPr>
-          <w:rStyle w:val="bzpyqfadein"/>
-          <w:rFonts w:eastAsiaTheme="majorEastAsia"/>
-          <w:lang w:val="es-MX"/>
-        </w:rPr>
-        <w:lastRenderedPageBreak/>
-        <w:t>y te simplifica mucho el código.</w:t>
-      </w:r>
-    </w:p>
-    <w:p>
-      <w:r>
-        <w:pict>
-          <v:rect id="_x0000_i1046" style="width:0;height:1.5pt" o:hralign="center" o:hrstd="t" o:hr="t" fillcolor="#a0a0a0" stroked="f"/>
-        </w:pict>
-      </w:r>
-    </w:p>
-    <w:p>
-      <w:pPr>
-        <w:pStyle w:val="Ttulo1"/>
-      </w:pPr>
-      <w:r>
-        <w:rPr>
-          <w:rStyle w:val="bzpyqfadein"/>
-        </w:rPr>
-        <w:t>Te digo algo con sinceridad</w:t>
-      </w:r>
-    </w:p>
-    <w:p>
-      <w:pPr>
-        <w:pStyle w:val="NormalWeb"/>
-        <w:rPr>
-          <w:lang w:val="es-MX"/>
-        </w:rPr>
-      </w:pPr>
-      <w:r>
-        <w:rPr>
-          <w:rStyle w:val="bzpyqfadein"/>
-          <w:rFonts w:eastAsiaTheme="majorEastAsia"/>
-          <w:lang w:val="es-MX"/>
-        </w:rPr>
-        <w:t>Si terminas:</w:t>
-      </w:r>
-    </w:p>
-    <w:p>
-      <w:pPr>
-        <w:pStyle w:val="HTMLconformatoprevio"/>
-        <w:rPr>
-          <w:rStyle w:val="CdigoHTML"/>
-          <w:lang w:val="es-MX"/>
-        </w:rPr>
-      </w:pPr>
-      <w:r>
-        <w:rPr>
-          <w:rStyle w:val="hljs-attribute"/>
-          <w:lang w:val="es-MX"/>
-        </w:rPr>
-        <w:t>Usuarios</w:t>
-      </w:r>
-    </w:p>
-    <w:p>
-      <w:pPr>
-        <w:pStyle w:val="HTMLconformatoprevio"/>
-        <w:rPr>
-          <w:rStyle w:val="CdigoHTML"/>
-          <w:lang w:val="es-MX"/>
-        </w:rPr>
-      </w:pPr>
-      <w:r>
-        <w:rPr>
-          <w:rStyle w:val="CdigoHTML"/>
-          <w:lang w:val="es-MX"/>
-        </w:rPr>
-        <w:t>Clientes</w:t>
-      </w:r>
-    </w:p>
-    <w:p>
-      <w:pPr>
-        <w:pStyle w:val="HTMLconformatoprevio"/>
-        <w:rPr>
-          <w:rStyle w:val="CdigoHTML"/>
-          <w:lang w:val="es-MX"/>
-        </w:rPr>
-      </w:pPr>
-      <w:r>
-        <w:rPr>
-          <w:rStyle w:val="CdigoHTML"/>
-          <w:lang w:val="es-MX"/>
-        </w:rPr>
-        <w:t>Mascotas</w:t>
-      </w:r>
-    </w:p>
-    <w:p>
-      <w:pPr>
-        <w:pStyle w:val="HTMLconformatoprevio"/>
-        <w:rPr>
-          <w:rStyle w:val="CdigoHTML"/>
-          <w:lang w:val="es-MX"/>
-        </w:rPr>
-      </w:pPr>
-      <w:r>
-        <w:rPr>
-          <w:rStyle w:val="CdigoHTML"/>
-          <w:lang w:val="es-MX"/>
-        </w:rPr>
-        <w:t>Consultas</w:t>
-      </w:r>
-    </w:p>
-    <w:p>
-      <w:pPr>
-        <w:pStyle w:val="HTMLconformatoprevio"/>
-        <w:rPr>
-          <w:rStyle w:val="CdigoHTML"/>
-          <w:lang w:val="es-MX"/>
-        </w:rPr>
-      </w:pPr>
-      <w:r>
-        <w:rPr>
-          <w:rStyle w:val="CdigoHTML"/>
-          <w:lang w:val="es-MX"/>
-        </w:rPr>
-        <w:t>Ventas</w:t>
-      </w:r>
-    </w:p>
-    <w:p>
-      <w:pPr>
-        <w:pStyle w:val="NormalWeb"/>
-        <w:rPr>
-          <w:lang w:val="es-MX"/>
-        </w:rPr>
-      </w:pPr>
-      <w:r>
-        <w:rPr>
-          <w:rStyle w:val="bzpyqfadein"/>
-          <w:rFonts w:eastAsiaTheme="majorEastAsia"/>
-          <w:lang w:val="es-MX"/>
-        </w:rPr>
-        <w:t xml:space="preserve">tu sistema </w:t>
-      </w:r>
-      <w:r>
-        <w:rPr>
-          <w:rStyle w:val="bzpyqfadein"/>
-          <w:rFonts w:eastAsiaTheme="majorEastAsia"/>
-          <w:b/>
-          <w:bCs/>
-          <w:lang w:val="es-MX"/>
-        </w:rPr>
-        <w:t>ya es un software veterinario real</w:t>
-      </w:r>
-      <w:r>
-        <w:rPr>
-          <w:rStyle w:val="bzpyqfadein"/>
-          <w:rFonts w:eastAsiaTheme="majorEastAsia"/>
-          <w:lang w:val="es-MX"/>
-        </w:rPr>
-        <w:t>.</w:t>
-      </w:r>
-    </w:p>
-    <w:p>
-      <w:pPr>
-        <w:pStyle w:val="NormalWeb"/>
-        <w:rPr>
-          <w:lang w:val="es-MX"/>
-        </w:rPr>
-      </w:pPr>
-      <w:r>
-        <w:rPr>
-          <w:rStyle w:val="bzpyqfadein"/>
-          <w:rFonts w:eastAsiaTheme="majorEastAsia"/>
-          <w:lang w:val="es-MX"/>
-        </w:rPr>
-        <w:t xml:space="preserve">Muchos sistemas comerciales </w:t>
-      </w:r>
-      <w:r>
-        <w:rPr>
-          <w:rStyle w:val="bzpyqfadein"/>
-          <w:rFonts w:eastAsiaTheme="majorEastAsia"/>
-          <w:b/>
-          <w:bCs/>
-          <w:lang w:val="es-MX"/>
-        </w:rPr>
-        <w:t>no están mejor estructurados que esto</w:t>
-      </w:r>
-      <w:r>
-        <w:rPr>
-          <w:rStyle w:val="bzpyqfadein"/>
-          <w:rFonts w:eastAsiaTheme="majorEastAsia"/>
-          <w:lang w:val="es-MX"/>
-        </w:rPr>
-        <w:t>.</w:t>
-      </w:r>
-    </w:p>
-    <w:p>
-      <w:r>
-        <w:pict>
-          <v:rect id="_x0000_i1047" style="width:0;height:1.5pt" o:hralign="center" o:hrstd="t" o:hr="t" fillcolor="#a0a0a0" stroked="f"/>
-        </w:pict>
-      </w:r>
-    </w:p>
-    <w:p>
-      <w:pPr>
-        <w:pStyle w:val="NormalWeb"/>
-        <w:rPr>
-          <w:lang w:val="es-MX"/>
-        </w:rPr>
-      </w:pPr>
-      <w:r>
-        <w:rPr>
-          <w:rStyle w:val="bzpyqfadein"/>
-          <w:rFonts w:eastAsiaTheme="majorEastAsia"/>
-          <w:lang w:val="es-MX"/>
-        </w:rPr>
-        <w:t xml:space="preserve">Si quieres, mañana también puedo mostrarte algo </w:t>
-      </w:r>
-      <w:r>
-        <w:rPr>
-          <w:rStyle w:val="bzpyqfadein"/>
-          <w:rFonts w:eastAsiaTheme="majorEastAsia"/>
-          <w:b/>
-          <w:bCs/>
-          <w:lang w:val="es-MX"/>
-        </w:rPr>
-        <w:t>muy potente</w:t>
-      </w:r>
-      <w:r>
-        <w:rPr>
-          <w:rStyle w:val="bzpyqfadein"/>
-          <w:rFonts w:eastAsiaTheme="majorEastAsia"/>
-          <w:lang w:val="es-MX"/>
-        </w:rPr>
-        <w:t>:</w:t>
-      </w:r>
-    </w:p>
-    <w:p>
-      <w:pPr>
-        <w:pStyle w:val="NormalWeb"/>
-        <w:rPr>
-          <w:lang w:val="es-MX"/>
-        </w:rPr>
-      </w:pPr>
-      <w:r>
-        <w:rPr>
-          <w:rStyle w:val="bzpyqfadein"/>
-          <w:rFonts w:eastAsiaTheme="majorEastAsia"/>
-          <w:b/>
-          <w:bCs/>
-          <w:lang w:val="es-MX"/>
-        </w:rPr>
-        <w:t xml:space="preserve">3 mejoras arquitectónicas que convertirán tu </w:t>
-      </w:r>
-      <w:proofErr w:type="spellStart"/>
-      <w:r>
-        <w:rPr>
-          <w:rStyle w:val="bzpyqfadein"/>
-          <w:rFonts w:eastAsiaTheme="majorEastAsia"/>
-          <w:b/>
-          <w:bCs/>
-          <w:lang w:val="es-MX"/>
-        </w:rPr>
-        <w:t>VetApp</w:t>
-      </w:r>
-      <w:proofErr w:type="spellEnd"/>
-      <w:r>
-        <w:rPr>
-          <w:rStyle w:val="bzpyqfadein"/>
-          <w:rFonts w:eastAsiaTheme="majorEastAsia"/>
-          <w:b/>
-          <w:bCs/>
-          <w:lang w:val="es-MX"/>
-        </w:rPr>
-        <w:t xml:space="preserve"> en un mini-</w:t>
-      </w:r>
-      <w:proofErr w:type="spellStart"/>
-      <w:r>
-        <w:rPr>
-          <w:rStyle w:val="bzpyqfadein"/>
-          <w:rFonts w:eastAsiaTheme="majorEastAsia"/>
-          <w:b/>
-          <w:bCs/>
-          <w:lang w:val="es-MX"/>
-        </w:rPr>
-        <w:t>framework</w:t>
-      </w:r>
-      <w:proofErr w:type="spellEnd"/>
-      <w:r>
-        <w:rPr>
-          <w:rStyle w:val="bzpyqfadein"/>
-          <w:rFonts w:eastAsiaTheme="majorEastAsia"/>
-          <w:b/>
-          <w:bCs/>
-          <w:lang w:val="es-MX"/>
-        </w:rPr>
-        <w:t xml:space="preserve"> PHP.</w:t>
-      </w:r>
-    </w:p>
-    <w:p>
-      <w:pPr>
-        <w:pStyle w:val="NormalWeb"/>
-        <w:rPr>
-          <w:lang w:val="es-MX"/>
-        </w:rPr>
-      </w:pPr>
-      <w:r>
-        <w:rPr>
-          <w:rStyle w:val="bzpyqfadein"/>
-          <w:rFonts w:eastAsiaTheme="majorEastAsia"/>
-          <w:lang w:val="es-MX"/>
-        </w:rPr>
-        <w:t>Cuando las veas vas a decir:</w:t>
-      </w:r>
-    </w:p>
-    <w:p>
-      <w:pPr>
-        <w:pStyle w:val="NormalWeb"/>
-        <w:rPr>
-          <w:lang w:val="es-MX"/>
-        </w:rPr>
-      </w:pPr>
-      <w:r>
-        <w:rPr>
-          <w:rStyle w:val="bzpyqfadein"/>
-          <w:rFonts w:eastAsiaTheme="majorEastAsia"/>
-          <w:lang w:val="es-MX"/>
-        </w:rPr>
-        <w:t xml:space="preserve">“Ah… ahora entiendo cómo funcionan los </w:t>
-      </w:r>
-      <w:proofErr w:type="spellStart"/>
-      <w:r>
-        <w:rPr>
-          <w:rStyle w:val="bzpyqfadein"/>
-          <w:rFonts w:eastAsiaTheme="majorEastAsia"/>
-          <w:lang w:val="es-MX"/>
-        </w:rPr>
-        <w:t>frameworks</w:t>
-      </w:r>
-      <w:proofErr w:type="spellEnd"/>
-      <w:r>
-        <w:rPr>
-          <w:rStyle w:val="bzpyqfadein"/>
-          <w:rFonts w:eastAsiaTheme="majorEastAsia"/>
-          <w:lang w:val="es-MX"/>
-        </w:rPr>
-        <w:t xml:space="preserve"> por dentro.”</w:t>
       </w:r>
     </w:p>
     <w:p>
